--- a/claude/claude1_basics_or_fundamentals.docx
+++ b/claude/claude1_basics_or_fundamentals.docx
@@ -6,16 +6,18 @@
       <w:pPr>
         <w:jc w:val="center"/>
         <w:rPr>
-          <w:sz w:val="36"/>
-          <w:szCs w:val="36"/>
-        </w:rPr>
-      </w:pPr>
-      <w:r>
-        <w:rPr>
+          <w:rFonts w:ascii="Carlito" w:hAnsi="Carlito" w:cs="Carlito"/>
+          <w:sz w:val="32"/>
+          <w:szCs w:val="32"/>
+        </w:rPr>
+      </w:pPr>
+      <w:r>
+        <w:rPr>
+          <w:rFonts w:ascii="Carlito" w:hAnsi="Carlito" w:cs="Carlito"/>
           <w:b/>
           <w:bCs/>
-          <w:sz w:val="44"/>
-          <w:szCs w:val="44"/>
+          <w:sz w:val="40"/>
+          <w:szCs w:val="40"/>
         </w:rPr>
         <w:t>INDEX</w:t>
       </w:r>
@@ -28,14 +30,16 @@
           <w:numId w:val="21"/>
         </w:numPr>
         <w:rPr>
-          <w:sz w:val="36"/>
-          <w:szCs w:val="36"/>
-        </w:rPr>
-      </w:pPr>
-      <w:r>
-        <w:rPr>
-          <w:sz w:val="36"/>
-          <w:szCs w:val="36"/>
+          <w:rFonts w:ascii="Carlito" w:hAnsi="Carlito" w:cs="Carlito"/>
+          <w:sz w:val="32"/>
+          <w:szCs w:val="32"/>
+        </w:rPr>
+      </w:pPr>
+      <w:r>
+        <w:rPr>
+          <w:rFonts w:ascii="Carlito" w:hAnsi="Carlito" w:cs="Carlito"/>
+          <w:sz w:val="32"/>
+          <w:szCs w:val="32"/>
         </w:rPr>
         <w:t>Claude Prompt Engineering…………………………………….2</w:t>
       </w:r>
@@ -48,23 +52,18 @@
           <w:numId w:val="21"/>
         </w:numPr>
         <w:rPr>
-          <w:sz w:val="36"/>
-          <w:szCs w:val="36"/>
-        </w:rPr>
-      </w:pPr>
-      <w:r>
-        <w:rPr>
-          <w:sz w:val="36"/>
-          <w:szCs w:val="36"/>
-        </w:rPr>
-        <w:t>Claude File Types Support</w:t>
-      </w:r>
-      <w:r>
-        <w:rPr>
-          <w:sz w:val="36"/>
-          <w:szCs w:val="36"/>
-        </w:rPr>
-        <w:t>………………………………………3</w:t>
+          <w:rFonts w:ascii="Carlito" w:hAnsi="Carlito" w:cs="Carlito"/>
+          <w:sz w:val="32"/>
+          <w:szCs w:val="32"/>
+        </w:rPr>
+      </w:pPr>
+      <w:r>
+        <w:rPr>
+          <w:rFonts w:ascii="Carlito" w:hAnsi="Carlito" w:cs="Carlito"/>
+          <w:sz w:val="32"/>
+          <w:szCs w:val="32"/>
+        </w:rPr>
+        <w:t>Claude File Types Support………………………………………3</w:t>
       </w:r>
     </w:p>
     <w:p>
@@ -75,23 +74,18 @@
           <w:numId w:val="21"/>
         </w:numPr>
         <w:rPr>
-          <w:sz w:val="36"/>
-          <w:szCs w:val="36"/>
-        </w:rPr>
-      </w:pPr>
-      <w:r>
-        <w:rPr>
-          <w:sz w:val="36"/>
-          <w:szCs w:val="36"/>
-        </w:rPr>
-        <w:t>Claude Desktop App Modes</w:t>
-      </w:r>
-      <w:r>
-        <w:rPr>
-          <w:sz w:val="36"/>
-          <w:szCs w:val="36"/>
-        </w:rPr>
-        <w:t>……………………………………3</w:t>
+          <w:rFonts w:ascii="Carlito" w:hAnsi="Carlito" w:cs="Carlito"/>
+          <w:sz w:val="32"/>
+          <w:szCs w:val="32"/>
+        </w:rPr>
+      </w:pPr>
+      <w:r>
+        <w:rPr>
+          <w:rFonts w:ascii="Carlito" w:hAnsi="Carlito" w:cs="Carlito"/>
+          <w:sz w:val="32"/>
+          <w:szCs w:val="32"/>
+        </w:rPr>
+        <w:t>Claude Desktop App Modes……………………………………3</w:t>
       </w:r>
     </w:p>
     <w:p>
@@ -102,23 +96,18 @@
           <w:numId w:val="21"/>
         </w:numPr>
         <w:rPr>
-          <w:sz w:val="36"/>
-          <w:szCs w:val="36"/>
-        </w:rPr>
-      </w:pPr>
-      <w:r>
-        <w:rPr>
-          <w:sz w:val="36"/>
-          <w:szCs w:val="36"/>
-        </w:rPr>
-        <w:t>Claude Projects</w:t>
-      </w:r>
-      <w:r>
-        <w:rPr>
-          <w:sz w:val="36"/>
-          <w:szCs w:val="36"/>
-        </w:rPr>
-        <w:t>…………………………………………………….5</w:t>
+          <w:rFonts w:ascii="Carlito" w:hAnsi="Carlito" w:cs="Carlito"/>
+          <w:sz w:val="32"/>
+          <w:szCs w:val="32"/>
+        </w:rPr>
+      </w:pPr>
+      <w:r>
+        <w:rPr>
+          <w:rFonts w:ascii="Carlito" w:hAnsi="Carlito" w:cs="Carlito"/>
+          <w:sz w:val="32"/>
+          <w:szCs w:val="32"/>
+        </w:rPr>
+        <w:t>Claude Projects…………………………………………………….5</w:t>
       </w:r>
     </w:p>
     <w:p>
@@ -129,14 +118,16 @@
           <w:numId w:val="21"/>
         </w:numPr>
         <w:rPr>
-          <w:sz w:val="36"/>
-          <w:szCs w:val="36"/>
-        </w:rPr>
-      </w:pPr>
-      <w:r>
-        <w:rPr>
-          <w:sz w:val="36"/>
-          <w:szCs w:val="36"/>
+          <w:rFonts w:ascii="Carlito" w:hAnsi="Carlito" w:cs="Carlito"/>
+          <w:sz w:val="32"/>
+          <w:szCs w:val="32"/>
+        </w:rPr>
+      </w:pPr>
+      <w:r>
+        <w:rPr>
+          <w:rFonts w:ascii="Carlito" w:hAnsi="Carlito" w:cs="Carlito"/>
+          <w:sz w:val="32"/>
+          <w:szCs w:val="32"/>
         </w:rPr>
         <w:t>Claude Artifacts……………………………………………………6</w:t>
       </w:r>
@@ -149,23 +140,18 @@
           <w:numId w:val="21"/>
         </w:numPr>
         <w:rPr>
-          <w:sz w:val="36"/>
-          <w:szCs w:val="36"/>
-        </w:rPr>
-      </w:pPr>
-      <w:r>
-        <w:rPr>
-          <w:sz w:val="36"/>
-          <w:szCs w:val="36"/>
-        </w:rPr>
-        <w:t>Claude Skills</w:t>
-      </w:r>
-      <w:r>
-        <w:rPr>
-          <w:sz w:val="36"/>
-          <w:szCs w:val="36"/>
-        </w:rPr>
-        <w:t>………………………………………………………..7</w:t>
+          <w:rFonts w:ascii="Carlito" w:hAnsi="Carlito" w:cs="Carlito"/>
+          <w:sz w:val="32"/>
+          <w:szCs w:val="32"/>
+        </w:rPr>
+      </w:pPr>
+      <w:r>
+        <w:rPr>
+          <w:rFonts w:ascii="Carlito" w:hAnsi="Carlito" w:cs="Carlito"/>
+          <w:sz w:val="32"/>
+          <w:szCs w:val="32"/>
+        </w:rPr>
+        <w:t>Claude Skills………………………………………………………..7</w:t>
       </w:r>
     </w:p>
     <w:p>
@@ -176,23 +162,18 @@
           <w:numId w:val="21"/>
         </w:numPr>
         <w:rPr>
-          <w:sz w:val="36"/>
-          <w:szCs w:val="36"/>
-        </w:rPr>
-      </w:pPr>
-      <w:r>
-        <w:rPr>
-          <w:sz w:val="36"/>
-          <w:szCs w:val="36"/>
-        </w:rPr>
-        <w:t>Claude Connectors</w:t>
-      </w:r>
-      <w:r>
-        <w:rPr>
-          <w:sz w:val="36"/>
-          <w:szCs w:val="36"/>
-        </w:rPr>
-        <w:t>……………………………………………..10</w:t>
+          <w:rFonts w:ascii="Carlito" w:hAnsi="Carlito" w:cs="Carlito"/>
+          <w:sz w:val="32"/>
+          <w:szCs w:val="32"/>
+        </w:rPr>
+      </w:pPr>
+      <w:r>
+        <w:rPr>
+          <w:rFonts w:ascii="Carlito" w:hAnsi="Carlito" w:cs="Carlito"/>
+          <w:sz w:val="32"/>
+          <w:szCs w:val="32"/>
+        </w:rPr>
+        <w:t>Claude Connectors……………………………………………..10</w:t>
       </w:r>
     </w:p>
     <w:p>
@@ -203,36 +184,33 @@
           <w:numId w:val="21"/>
         </w:numPr>
         <w:rPr>
-          <w:sz w:val="36"/>
-          <w:szCs w:val="36"/>
-        </w:rPr>
-      </w:pPr>
-      <w:r>
-        <w:rPr>
-          <w:sz w:val="36"/>
-          <w:szCs w:val="36"/>
-        </w:rPr>
-        <w:t>Claude Enterprise Search</w:t>
-      </w:r>
-      <w:r>
-        <w:rPr>
-          <w:sz w:val="36"/>
-          <w:szCs w:val="36"/>
-        </w:rPr>
-        <w:t>…………………………………….13</w:t>
-      </w:r>
-    </w:p>
-    <w:p>
-      <w:pPr>
-        <w:rPr>
-          <w:sz w:val="36"/>
-          <w:szCs w:val="36"/>
-        </w:rPr>
-      </w:pPr>
-      <w:r>
-        <w:rPr>
-          <w:sz w:val="36"/>
-          <w:szCs w:val="36"/>
+          <w:rFonts w:ascii="Carlito" w:hAnsi="Carlito" w:cs="Carlito"/>
+          <w:sz w:val="32"/>
+          <w:szCs w:val="32"/>
+        </w:rPr>
+      </w:pPr>
+      <w:r>
+        <w:rPr>
+          <w:rFonts w:ascii="Carlito" w:hAnsi="Carlito" w:cs="Carlito"/>
+          <w:sz w:val="32"/>
+          <w:szCs w:val="32"/>
+        </w:rPr>
+        <w:t>Claude Enterprise Search…………………………………….13</w:t>
+      </w:r>
+    </w:p>
+    <w:p>
+      <w:pPr>
+        <w:rPr>
+          <w:rFonts w:ascii="Carlito" w:hAnsi="Carlito" w:cs="Carlito"/>
+          <w:sz w:val="32"/>
+          <w:szCs w:val="32"/>
+        </w:rPr>
+      </w:pPr>
+      <w:r>
+        <w:rPr>
+          <w:rFonts w:ascii="Carlito" w:hAnsi="Carlito" w:cs="Carlito"/>
+          <w:sz w:val="32"/>
+          <w:szCs w:val="32"/>
         </w:rPr>
         <w:br w:type="page"/>
       </w:r>
@@ -241,18 +219,20 @@
       <w:pPr>
         <w:jc w:val="both"/>
         <w:rPr>
+          <w:rFonts w:ascii="Carlito" w:hAnsi="Carlito" w:cs="Carlito"/>
           <w:b/>
           <w:bCs/>
-          <w:sz w:val="36"/>
-          <w:szCs w:val="36"/>
-        </w:rPr>
-      </w:pPr>
-      <w:r>
-        <w:rPr>
+          <w:sz w:val="32"/>
+          <w:szCs w:val="32"/>
+        </w:rPr>
+      </w:pPr>
+      <w:r>
+        <w:rPr>
+          <w:rFonts w:ascii="Carlito" w:hAnsi="Carlito" w:cs="Carlito"/>
           <w:b/>
           <w:bCs/>
-          <w:sz w:val="36"/>
-          <w:szCs w:val="36"/>
+          <w:sz w:val="32"/>
+          <w:szCs w:val="32"/>
         </w:rPr>
         <w:lastRenderedPageBreak/>
         <w:t>Claude Prompt Engineering:</w:t>
@@ -262,21 +242,24 @@
       <w:pPr>
         <w:jc w:val="both"/>
         <w:rPr>
-          <w:sz w:val="36"/>
-          <w:szCs w:val="36"/>
-        </w:rPr>
-      </w:pPr>
-      <w:r>
-        <w:rPr>
-          <w:sz w:val="36"/>
-          <w:szCs w:val="36"/>
+          <w:rFonts w:ascii="Carlito" w:hAnsi="Carlito" w:cs="Carlito"/>
+          <w:sz w:val="32"/>
+          <w:szCs w:val="32"/>
+        </w:rPr>
+      </w:pPr>
+      <w:r>
+        <w:rPr>
+          <w:rFonts w:ascii="Carlito" w:hAnsi="Carlito" w:cs="Carlito"/>
+          <w:sz w:val="32"/>
+          <w:szCs w:val="32"/>
         </w:rPr>
         <w:t># We can use the RTCRSOQ</w:t>
       </w:r>
       <w:r>
         <w:rPr>
-          <w:sz w:val="36"/>
-          <w:szCs w:val="36"/>
+          <w:rFonts w:ascii="Carlito" w:hAnsi="Carlito" w:cs="Carlito"/>
+          <w:sz w:val="32"/>
+          <w:szCs w:val="32"/>
         </w:rPr>
         <w:t xml:space="preserve"> format or use Claude’s official prompt template. Which is:</w:t>
       </w:r>
@@ -285,14 +268,16 @@
       <w:pPr>
         <w:jc w:val="both"/>
         <w:rPr>
-          <w:sz w:val="36"/>
-          <w:szCs w:val="36"/>
-        </w:rPr>
-      </w:pPr>
-      <w:r>
-        <w:rPr>
-          <w:sz w:val="36"/>
-          <w:szCs w:val="36"/>
+          <w:rFonts w:ascii="Carlito" w:hAnsi="Carlito" w:cs="Carlito"/>
+          <w:sz w:val="32"/>
+          <w:szCs w:val="32"/>
+        </w:rPr>
+      </w:pPr>
+      <w:r>
+        <w:rPr>
+          <w:rFonts w:ascii="Carlito" w:hAnsi="Carlito" w:cs="Carlito"/>
+          <w:sz w:val="32"/>
+          <w:szCs w:val="32"/>
         </w:rPr>
         <w:t>Set Stage:</w:t>
       </w:r>
@@ -301,14 +286,16 @@
       <w:pPr>
         <w:jc w:val="both"/>
         <w:rPr>
-          <w:sz w:val="36"/>
-          <w:szCs w:val="36"/>
-        </w:rPr>
-      </w:pPr>
-      <w:r>
-        <w:rPr>
-          <w:sz w:val="36"/>
-          <w:szCs w:val="36"/>
+          <w:rFonts w:ascii="Carlito" w:hAnsi="Carlito" w:cs="Carlito"/>
+          <w:sz w:val="32"/>
+          <w:szCs w:val="32"/>
+        </w:rPr>
+      </w:pPr>
+      <w:r>
+        <w:rPr>
+          <w:rFonts w:ascii="Carlito" w:hAnsi="Carlito" w:cs="Carlito"/>
+          <w:sz w:val="32"/>
+          <w:szCs w:val="32"/>
         </w:rPr>
         <w:t>Define Task:</w:t>
       </w:r>
@@ -317,14 +304,16 @@
       <w:pPr>
         <w:jc w:val="both"/>
         <w:rPr>
-          <w:sz w:val="36"/>
-          <w:szCs w:val="36"/>
-        </w:rPr>
-      </w:pPr>
-      <w:r>
-        <w:rPr>
-          <w:sz w:val="36"/>
-          <w:szCs w:val="36"/>
+          <w:rFonts w:ascii="Carlito" w:hAnsi="Carlito" w:cs="Carlito"/>
+          <w:sz w:val="32"/>
+          <w:szCs w:val="32"/>
+        </w:rPr>
+      </w:pPr>
+      <w:r>
+        <w:rPr>
+          <w:rFonts w:ascii="Carlito" w:hAnsi="Carlito" w:cs="Carlito"/>
+          <w:sz w:val="32"/>
+          <w:szCs w:val="32"/>
         </w:rPr>
         <w:t>Specify Rules:</w:t>
       </w:r>
@@ -333,14 +322,16 @@
       <w:pPr>
         <w:jc w:val="both"/>
         <w:rPr>
-          <w:sz w:val="36"/>
-          <w:szCs w:val="36"/>
-        </w:rPr>
-      </w:pPr>
-      <w:r>
-        <w:rPr>
-          <w:sz w:val="36"/>
-          <w:szCs w:val="36"/>
+          <w:rFonts w:ascii="Carlito" w:hAnsi="Carlito" w:cs="Carlito"/>
+          <w:sz w:val="32"/>
+          <w:szCs w:val="32"/>
+        </w:rPr>
+      </w:pPr>
+      <w:r>
+        <w:rPr>
+          <w:rFonts w:ascii="Carlito" w:hAnsi="Carlito" w:cs="Carlito"/>
+          <w:sz w:val="32"/>
+          <w:szCs w:val="32"/>
         </w:rPr>
         <w:t># Explanation:</w:t>
       </w:r>
@@ -354,23 +345,26 @@
         </w:numPr>
         <w:jc w:val="both"/>
         <w:rPr>
-          <w:sz w:val="36"/>
-          <w:szCs w:val="36"/>
-        </w:rPr>
-      </w:pPr>
-      <w:r>
-        <w:rPr>
+          <w:rFonts w:ascii="Carlito" w:hAnsi="Carlito" w:cs="Carlito"/>
+          <w:sz w:val="32"/>
+          <w:szCs w:val="32"/>
+        </w:rPr>
+      </w:pPr>
+      <w:r>
+        <w:rPr>
+          <w:rFonts w:ascii="Carlito" w:hAnsi="Carlito" w:cs="Carlito"/>
           <w:b/>
           <w:bCs/>
-          <w:sz w:val="36"/>
-          <w:szCs w:val="36"/>
+          <w:sz w:val="32"/>
+          <w:szCs w:val="32"/>
         </w:rPr>
         <w:t>Setting the stage:</w:t>
       </w:r>
       <w:r>
         <w:rPr>
-          <w:sz w:val="36"/>
-          <w:szCs w:val="36"/>
+          <w:rFonts w:ascii="Carlito" w:hAnsi="Carlito" w:cs="Carlito"/>
+          <w:sz w:val="32"/>
+          <w:szCs w:val="32"/>
         </w:rPr>
         <w:t xml:space="preserve"> What is our role and what are our objectives? Is there context about our work that Claude should know about?</w:t>
       </w:r>
@@ -384,23 +378,26 @@
         </w:numPr>
         <w:jc w:val="both"/>
         <w:rPr>
-          <w:sz w:val="36"/>
-          <w:szCs w:val="36"/>
-        </w:rPr>
-      </w:pPr>
-      <w:r>
-        <w:rPr>
+          <w:rFonts w:ascii="Carlito" w:hAnsi="Carlito" w:cs="Carlito"/>
+          <w:sz w:val="32"/>
+          <w:szCs w:val="32"/>
+        </w:rPr>
+      </w:pPr>
+      <w:r>
+        <w:rPr>
+          <w:rFonts w:ascii="Carlito" w:hAnsi="Carlito" w:cs="Carlito"/>
           <w:b/>
           <w:bCs/>
-          <w:sz w:val="36"/>
-          <w:szCs w:val="36"/>
+          <w:sz w:val="32"/>
+          <w:szCs w:val="32"/>
         </w:rPr>
         <w:t>Defining the task:</w:t>
       </w:r>
       <w:r>
         <w:rPr>
-          <w:sz w:val="36"/>
-          <w:szCs w:val="36"/>
+          <w:rFonts w:ascii="Carlito" w:hAnsi="Carlito" w:cs="Carlito"/>
+          <w:sz w:val="32"/>
+          <w:szCs w:val="32"/>
         </w:rPr>
         <w:t xml:space="preserve"> What action do we want Claude to take? Do we want Claude to write, analyze, build, or something else?</w:t>
       </w:r>
@@ -414,23 +411,26 @@
         </w:numPr>
         <w:jc w:val="both"/>
         <w:rPr>
-          <w:sz w:val="36"/>
-          <w:szCs w:val="36"/>
-        </w:rPr>
-      </w:pPr>
-      <w:r>
-        <w:rPr>
+          <w:rFonts w:ascii="Carlito" w:hAnsi="Carlito" w:cs="Carlito"/>
+          <w:sz w:val="32"/>
+          <w:szCs w:val="32"/>
+        </w:rPr>
+      </w:pPr>
+      <w:r>
+        <w:rPr>
+          <w:rFonts w:ascii="Carlito" w:hAnsi="Carlito" w:cs="Carlito"/>
           <w:b/>
           <w:bCs/>
-          <w:sz w:val="36"/>
-          <w:szCs w:val="36"/>
+          <w:sz w:val="32"/>
+          <w:szCs w:val="32"/>
         </w:rPr>
         <w:t>Specifying rules:</w:t>
       </w:r>
       <w:r>
         <w:rPr>
-          <w:sz w:val="36"/>
-          <w:szCs w:val="36"/>
+          <w:rFonts w:ascii="Carlito" w:hAnsi="Carlito" w:cs="Carlito"/>
+          <w:sz w:val="32"/>
+          <w:szCs w:val="32"/>
         </w:rPr>
         <w:t xml:space="preserve"> What's the style or tone we want Claude to use? Are there examples that we can attach to show Claude what we're looking for?</w:t>
       </w:r>
@@ -439,14 +439,16 @@
       <w:pPr>
         <w:jc w:val="both"/>
         <w:rPr>
-          <w:sz w:val="36"/>
-          <w:szCs w:val="36"/>
-        </w:rPr>
-      </w:pPr>
-      <w:r>
-        <w:rPr>
-          <w:sz w:val="36"/>
-          <w:szCs w:val="36"/>
+          <w:rFonts w:ascii="Carlito" w:hAnsi="Carlito" w:cs="Carlito"/>
+          <w:sz w:val="32"/>
+          <w:szCs w:val="32"/>
+        </w:rPr>
+      </w:pPr>
+      <w:r>
+        <w:rPr>
+          <w:rFonts w:ascii="Carlito" w:hAnsi="Carlito" w:cs="Carlito"/>
+          <w:sz w:val="32"/>
+          <w:szCs w:val="32"/>
         </w:rPr>
         <w:t># Example Prompt:</w:t>
       </w:r>
@@ -455,14 +457,16 @@
       <w:pPr>
         <w:jc w:val="both"/>
         <w:rPr>
-          <w:sz w:val="36"/>
-          <w:szCs w:val="36"/>
-        </w:rPr>
-      </w:pPr>
-      <w:r>
-        <w:rPr>
-          <w:sz w:val="36"/>
-          <w:szCs w:val="36"/>
+          <w:rFonts w:ascii="Carlito" w:hAnsi="Carlito" w:cs="Carlito"/>
+          <w:sz w:val="32"/>
+          <w:szCs w:val="32"/>
+        </w:rPr>
+      </w:pPr>
+      <w:r>
+        <w:rPr>
+          <w:rFonts w:ascii="Carlito" w:hAnsi="Carlito" w:cs="Carlito"/>
+          <w:sz w:val="32"/>
+          <w:szCs w:val="32"/>
         </w:rPr>
         <w:t>"I'm the marketing lead at an indie streaming startup, and we're preparing an investor pitch deck for Series A investors.</w:t>
       </w:r>
@@ -471,14 +475,16 @@
       <w:pPr>
         <w:jc w:val="both"/>
         <w:rPr>
-          <w:sz w:val="36"/>
-          <w:szCs w:val="36"/>
-        </w:rPr>
-      </w:pPr>
-      <w:r>
-        <w:rPr>
-          <w:sz w:val="36"/>
-          <w:szCs w:val="36"/>
+          <w:rFonts w:ascii="Carlito" w:hAnsi="Carlito" w:cs="Carlito"/>
+          <w:sz w:val="32"/>
+          <w:szCs w:val="32"/>
+        </w:rPr>
+      </w:pPr>
+      <w:r>
+        <w:rPr>
+          <w:rFonts w:ascii="Carlito" w:hAnsi="Carlito" w:cs="Carlito"/>
+          <w:sz w:val="32"/>
+          <w:szCs w:val="32"/>
         </w:rPr>
         <w:t>Can you research the current state of the independent film streaming market and identify key trends, competitor positioning, and growth opportunities?</w:t>
       </w:r>
@@ -487,16 +493,17 @@
       <w:pPr>
         <w:jc w:val="both"/>
         <w:rPr>
-          <w:sz w:val="36"/>
-          <w:szCs w:val="36"/>
-        </w:rPr>
-      </w:pPr>
-      <w:r>
-        <w:rPr>
-          <w:sz w:val="36"/>
-          <w:szCs w:val="36"/>
-        </w:rPr>
-        <w:lastRenderedPageBreak/>
+          <w:rFonts w:ascii="Carlito" w:hAnsi="Carlito" w:cs="Carlito"/>
+          <w:sz w:val="32"/>
+          <w:szCs w:val="32"/>
+        </w:rPr>
+      </w:pPr>
+      <w:r>
+        <w:rPr>
+          <w:rFonts w:ascii="Carlito" w:hAnsi="Carlito" w:cs="Carlito"/>
+          <w:sz w:val="32"/>
+          <w:szCs w:val="32"/>
+        </w:rPr>
         <w:t>Use current web research with citations and structure it as a professional report of up to 5 pages, with an executive summary, market analysis, competitive landscape, and growth opportunities."</w:t>
       </w:r>
     </w:p>
@@ -504,27 +511,30 @@
       <w:pPr>
         <w:jc w:val="both"/>
         <w:rPr>
-          <w:sz w:val="36"/>
-          <w:szCs w:val="36"/>
-        </w:rPr>
-      </w:pPr>
-    </w:p>
-    <w:p>
-      <w:pPr>
-        <w:jc w:val="both"/>
-        <w:rPr>
+          <w:rFonts w:ascii="Carlito" w:hAnsi="Carlito" w:cs="Carlito"/>
+          <w:sz w:val="32"/>
+          <w:szCs w:val="32"/>
+        </w:rPr>
+      </w:pPr>
+    </w:p>
+    <w:p>
+      <w:pPr>
+        <w:jc w:val="both"/>
+        <w:rPr>
+          <w:rFonts w:ascii="Carlito" w:hAnsi="Carlito" w:cs="Carlito"/>
           <w:b/>
           <w:bCs/>
-          <w:sz w:val="36"/>
-          <w:szCs w:val="36"/>
-        </w:rPr>
-      </w:pPr>
-      <w:r>
-        <w:rPr>
+          <w:sz w:val="32"/>
+          <w:szCs w:val="32"/>
+        </w:rPr>
+      </w:pPr>
+      <w:r>
+        <w:rPr>
+          <w:rFonts w:ascii="Carlito" w:hAnsi="Carlito" w:cs="Carlito"/>
           <w:b/>
           <w:bCs/>
-          <w:sz w:val="36"/>
-          <w:szCs w:val="36"/>
+          <w:sz w:val="32"/>
+          <w:szCs w:val="32"/>
         </w:rPr>
         <w:t>Claude File Types Support:</w:t>
       </w:r>
@@ -533,14 +543,16 @@
       <w:pPr>
         <w:jc w:val="both"/>
         <w:rPr>
-          <w:sz w:val="36"/>
-          <w:szCs w:val="36"/>
-        </w:rPr>
-      </w:pPr>
-      <w:r>
-        <w:rPr>
-          <w:sz w:val="36"/>
-          <w:szCs w:val="36"/>
+          <w:rFonts w:ascii="Carlito" w:hAnsi="Carlito" w:cs="Carlito"/>
+          <w:sz w:val="32"/>
+          <w:szCs w:val="32"/>
+        </w:rPr>
+      </w:pPr>
+      <w:r>
+        <w:rPr>
+          <w:rFonts w:ascii="Carlito" w:hAnsi="Carlito" w:cs="Carlito"/>
+          <w:sz w:val="32"/>
+          <w:szCs w:val="32"/>
         </w:rPr>
         <w:t># It can support a lot of file types, read and write them too:</w:t>
       </w:r>
@@ -554,15 +566,18 @@
         </w:numPr>
         <w:jc w:val="both"/>
         <w:rPr>
-          <w:sz w:val="36"/>
-          <w:szCs w:val="36"/>
-        </w:rPr>
-      </w:pPr>
-      <w:r>
-        <w:rPr>
-          <w:sz w:val="36"/>
-          <w:szCs w:val="36"/>
-        </w:rPr>
+          <w:rFonts w:ascii="Carlito" w:hAnsi="Carlito" w:cs="Carlito"/>
+          <w:sz w:val="32"/>
+          <w:szCs w:val="32"/>
+        </w:rPr>
+      </w:pPr>
+      <w:r>
+        <w:rPr>
+          <w:rFonts w:ascii="Carlito" w:hAnsi="Carlito" w:cs="Carlito"/>
+          <w:sz w:val="32"/>
+          <w:szCs w:val="32"/>
+        </w:rPr>
+        <w:lastRenderedPageBreak/>
         <w:t>PDF</w:t>
       </w:r>
     </w:p>
@@ -575,14 +590,16 @@
         </w:numPr>
         <w:jc w:val="both"/>
         <w:rPr>
-          <w:sz w:val="36"/>
-          <w:szCs w:val="36"/>
-        </w:rPr>
-      </w:pPr>
-      <w:r>
-        <w:rPr>
-          <w:sz w:val="36"/>
-          <w:szCs w:val="36"/>
+          <w:rFonts w:ascii="Carlito" w:hAnsi="Carlito" w:cs="Carlito"/>
+          <w:sz w:val="32"/>
+          <w:szCs w:val="32"/>
+        </w:rPr>
+      </w:pPr>
+      <w:r>
+        <w:rPr>
+          <w:rFonts w:ascii="Carlito" w:hAnsi="Carlito" w:cs="Carlito"/>
+          <w:sz w:val="32"/>
+          <w:szCs w:val="32"/>
         </w:rPr>
         <w:t>CSV</w:t>
       </w:r>
@@ -596,14 +613,16 @@
         </w:numPr>
         <w:jc w:val="both"/>
         <w:rPr>
-          <w:sz w:val="36"/>
-          <w:szCs w:val="36"/>
-        </w:rPr>
-      </w:pPr>
-      <w:r>
-        <w:rPr>
-          <w:sz w:val="36"/>
-          <w:szCs w:val="36"/>
+          <w:rFonts w:ascii="Carlito" w:hAnsi="Carlito" w:cs="Carlito"/>
+          <w:sz w:val="32"/>
+          <w:szCs w:val="32"/>
+        </w:rPr>
+      </w:pPr>
+      <w:r>
+        <w:rPr>
+          <w:rFonts w:ascii="Carlito" w:hAnsi="Carlito" w:cs="Carlito"/>
+          <w:sz w:val="32"/>
+          <w:szCs w:val="32"/>
         </w:rPr>
         <w:t>DOCX</w:t>
       </w:r>
@@ -617,14 +636,16 @@
         </w:numPr>
         <w:jc w:val="both"/>
         <w:rPr>
-          <w:sz w:val="36"/>
-          <w:szCs w:val="36"/>
-        </w:rPr>
-      </w:pPr>
-      <w:r>
-        <w:rPr>
-          <w:sz w:val="36"/>
-          <w:szCs w:val="36"/>
+          <w:rFonts w:ascii="Carlito" w:hAnsi="Carlito" w:cs="Carlito"/>
+          <w:sz w:val="32"/>
+          <w:szCs w:val="32"/>
+        </w:rPr>
+      </w:pPr>
+      <w:r>
+        <w:rPr>
+          <w:rFonts w:ascii="Carlito" w:hAnsi="Carlito" w:cs="Carlito"/>
+          <w:sz w:val="32"/>
+          <w:szCs w:val="32"/>
         </w:rPr>
         <w:t>TXT</w:t>
       </w:r>
@@ -638,14 +659,16 @@
         </w:numPr>
         <w:jc w:val="both"/>
         <w:rPr>
-          <w:sz w:val="36"/>
-          <w:szCs w:val="36"/>
-        </w:rPr>
-      </w:pPr>
-      <w:r>
-        <w:rPr>
-          <w:sz w:val="36"/>
-          <w:szCs w:val="36"/>
+          <w:rFonts w:ascii="Carlito" w:hAnsi="Carlito" w:cs="Carlito"/>
+          <w:sz w:val="32"/>
+          <w:szCs w:val="32"/>
+        </w:rPr>
+      </w:pPr>
+      <w:r>
+        <w:rPr>
+          <w:rFonts w:ascii="Carlito" w:hAnsi="Carlito" w:cs="Carlito"/>
+          <w:sz w:val="32"/>
+          <w:szCs w:val="32"/>
         </w:rPr>
         <w:t>HTML</w:t>
       </w:r>
@@ -659,14 +682,16 @@
         </w:numPr>
         <w:jc w:val="both"/>
         <w:rPr>
-          <w:sz w:val="36"/>
-          <w:szCs w:val="36"/>
-        </w:rPr>
-      </w:pPr>
-      <w:r>
-        <w:rPr>
-          <w:sz w:val="36"/>
-          <w:szCs w:val="36"/>
+          <w:rFonts w:ascii="Carlito" w:hAnsi="Carlito" w:cs="Carlito"/>
+          <w:sz w:val="32"/>
+          <w:szCs w:val="32"/>
+        </w:rPr>
+      </w:pPr>
+      <w:r>
+        <w:rPr>
+          <w:rFonts w:ascii="Carlito" w:hAnsi="Carlito" w:cs="Carlito"/>
+          <w:sz w:val="32"/>
+          <w:szCs w:val="32"/>
         </w:rPr>
         <w:t>ODT</w:t>
       </w:r>
@@ -680,14 +705,16 @@
         </w:numPr>
         <w:jc w:val="both"/>
         <w:rPr>
-          <w:sz w:val="36"/>
-          <w:szCs w:val="36"/>
-        </w:rPr>
-      </w:pPr>
-      <w:r>
-        <w:rPr>
-          <w:sz w:val="36"/>
-          <w:szCs w:val="36"/>
+          <w:rFonts w:ascii="Carlito" w:hAnsi="Carlito" w:cs="Carlito"/>
+          <w:sz w:val="32"/>
+          <w:szCs w:val="32"/>
+        </w:rPr>
+      </w:pPr>
+      <w:r>
+        <w:rPr>
+          <w:rFonts w:ascii="Carlito" w:hAnsi="Carlito" w:cs="Carlito"/>
+          <w:sz w:val="32"/>
+          <w:szCs w:val="32"/>
         </w:rPr>
         <w:t>RTF</w:t>
       </w:r>
@@ -701,14 +728,16 @@
         </w:numPr>
         <w:jc w:val="both"/>
         <w:rPr>
-          <w:sz w:val="36"/>
-          <w:szCs w:val="36"/>
-        </w:rPr>
-      </w:pPr>
-      <w:r>
-        <w:rPr>
-          <w:sz w:val="36"/>
-          <w:szCs w:val="36"/>
+          <w:rFonts w:ascii="Carlito" w:hAnsi="Carlito" w:cs="Carlito"/>
+          <w:sz w:val="32"/>
+          <w:szCs w:val="32"/>
+        </w:rPr>
+      </w:pPr>
+      <w:r>
+        <w:rPr>
+          <w:rFonts w:ascii="Carlito" w:hAnsi="Carlito" w:cs="Carlito"/>
+          <w:sz w:val="32"/>
+          <w:szCs w:val="32"/>
         </w:rPr>
         <w:t>EPUB</w:t>
       </w:r>
@@ -722,14 +751,16 @@
         </w:numPr>
         <w:jc w:val="both"/>
         <w:rPr>
-          <w:sz w:val="36"/>
-          <w:szCs w:val="36"/>
-        </w:rPr>
-      </w:pPr>
-      <w:r>
-        <w:rPr>
-          <w:sz w:val="36"/>
-          <w:szCs w:val="36"/>
+          <w:rFonts w:ascii="Carlito" w:hAnsi="Carlito" w:cs="Carlito"/>
+          <w:sz w:val="32"/>
+          <w:szCs w:val="32"/>
+        </w:rPr>
+      </w:pPr>
+      <w:r>
+        <w:rPr>
+          <w:rFonts w:ascii="Carlito" w:hAnsi="Carlito" w:cs="Carlito"/>
+          <w:sz w:val="32"/>
+          <w:szCs w:val="32"/>
         </w:rPr>
         <w:t>JSON</w:t>
       </w:r>
@@ -743,14 +774,16 @@
         </w:numPr>
         <w:jc w:val="both"/>
         <w:rPr>
-          <w:sz w:val="36"/>
-          <w:szCs w:val="36"/>
-        </w:rPr>
-      </w:pPr>
-      <w:r>
-        <w:rPr>
-          <w:sz w:val="36"/>
-          <w:szCs w:val="36"/>
+          <w:rFonts w:ascii="Carlito" w:hAnsi="Carlito" w:cs="Carlito"/>
+          <w:sz w:val="32"/>
+          <w:szCs w:val="32"/>
+        </w:rPr>
+      </w:pPr>
+      <w:r>
+        <w:rPr>
+          <w:rFonts w:ascii="Carlito" w:hAnsi="Carlito" w:cs="Carlito"/>
+          <w:sz w:val="32"/>
+          <w:szCs w:val="32"/>
         </w:rPr>
         <w:t>XLSX</w:t>
       </w:r>
@@ -759,27 +792,30 @@
       <w:pPr>
         <w:jc w:val="both"/>
         <w:rPr>
-          <w:sz w:val="36"/>
-          <w:szCs w:val="36"/>
-        </w:rPr>
-      </w:pPr>
-    </w:p>
-    <w:p>
-      <w:pPr>
-        <w:jc w:val="both"/>
-        <w:rPr>
+          <w:rFonts w:ascii="Carlito" w:hAnsi="Carlito" w:cs="Carlito"/>
+          <w:sz w:val="32"/>
+          <w:szCs w:val="32"/>
+        </w:rPr>
+      </w:pPr>
+    </w:p>
+    <w:p>
+      <w:pPr>
+        <w:jc w:val="both"/>
+        <w:rPr>
+          <w:rFonts w:ascii="Carlito" w:hAnsi="Carlito" w:cs="Carlito"/>
           <w:b/>
           <w:bCs/>
-          <w:sz w:val="36"/>
-          <w:szCs w:val="36"/>
-        </w:rPr>
-      </w:pPr>
-      <w:r>
-        <w:rPr>
+          <w:sz w:val="32"/>
+          <w:szCs w:val="32"/>
+        </w:rPr>
+      </w:pPr>
+      <w:r>
+        <w:rPr>
+          <w:rFonts w:ascii="Carlito" w:hAnsi="Carlito" w:cs="Carlito"/>
           <w:b/>
           <w:bCs/>
-          <w:sz w:val="36"/>
-          <w:szCs w:val="36"/>
+          <w:sz w:val="32"/>
+          <w:szCs w:val="32"/>
         </w:rPr>
         <w:t>Claude Desktop App Modes:</w:t>
       </w:r>
@@ -788,14 +824,16 @@
       <w:pPr>
         <w:jc w:val="both"/>
         <w:rPr>
-          <w:sz w:val="36"/>
-          <w:szCs w:val="36"/>
-        </w:rPr>
-      </w:pPr>
-      <w:r>
-        <w:rPr>
-          <w:sz w:val="36"/>
-          <w:szCs w:val="36"/>
+          <w:rFonts w:ascii="Carlito" w:hAnsi="Carlito" w:cs="Carlito"/>
+          <w:sz w:val="32"/>
+          <w:szCs w:val="32"/>
+        </w:rPr>
+      </w:pPr>
+      <w:r>
+        <w:rPr>
+          <w:rFonts w:ascii="Carlito" w:hAnsi="Carlito" w:cs="Carlito"/>
+          <w:sz w:val="32"/>
+          <w:szCs w:val="32"/>
         </w:rPr>
         <w:t># There are three modes of Claude:</w:t>
       </w:r>
@@ -825,14 +863,16 @@
             <w:pPr>
               <w:jc w:val="both"/>
               <w:rPr>
-                <w:sz w:val="36"/>
-                <w:szCs w:val="36"/>
+                <w:rFonts w:ascii="Carlito" w:hAnsi="Carlito" w:cs="Carlito"/>
+                <w:sz w:val="32"/>
+                <w:szCs w:val="32"/>
               </w:rPr>
             </w:pPr>
             <w:r>
               <w:rPr>
-                <w:sz w:val="36"/>
-                <w:szCs w:val="36"/>
+                <w:rFonts w:ascii="Carlito" w:hAnsi="Carlito" w:cs="Carlito"/>
+                <w:sz w:val="32"/>
+                <w:szCs w:val="32"/>
               </w:rPr>
               <w:t xml:space="preserve"> </w:t>
             </w:r>
@@ -847,14 +887,16 @@
               <w:jc w:val="both"/>
               <w:cnfStyle w:val="100000000000" w:firstRow="1" w:lastRow="0" w:firstColumn="0" w:lastColumn="0" w:oddVBand="0" w:evenVBand="0" w:oddHBand="0" w:evenHBand="0" w:firstRowFirstColumn="0" w:firstRowLastColumn="0" w:lastRowFirstColumn="0" w:lastRowLastColumn="0"/>
               <w:rPr>
-                <w:sz w:val="36"/>
-                <w:szCs w:val="36"/>
+                <w:rFonts w:ascii="Carlito" w:hAnsi="Carlito" w:cs="Carlito"/>
+                <w:sz w:val="32"/>
+                <w:szCs w:val="32"/>
               </w:rPr>
             </w:pPr>
             <w:r>
               <w:rPr>
-                <w:sz w:val="36"/>
-                <w:szCs w:val="36"/>
+                <w:rFonts w:ascii="Carlito" w:hAnsi="Carlito" w:cs="Carlito"/>
+                <w:sz w:val="32"/>
+                <w:szCs w:val="32"/>
               </w:rPr>
               <w:t xml:space="preserve">Chat </w:t>
             </w:r>
@@ -869,14 +911,16 @@
               <w:jc w:val="both"/>
               <w:cnfStyle w:val="100000000000" w:firstRow="1" w:lastRow="0" w:firstColumn="0" w:lastColumn="0" w:oddVBand="0" w:evenVBand="0" w:oddHBand="0" w:evenHBand="0" w:firstRowFirstColumn="0" w:firstRowLastColumn="0" w:lastRowFirstColumn="0" w:lastRowLastColumn="0"/>
               <w:rPr>
-                <w:sz w:val="36"/>
-                <w:szCs w:val="36"/>
+                <w:rFonts w:ascii="Carlito" w:hAnsi="Carlito" w:cs="Carlito"/>
+                <w:sz w:val="32"/>
+                <w:szCs w:val="32"/>
               </w:rPr>
             </w:pPr>
             <w:r>
               <w:rPr>
-                <w:sz w:val="36"/>
-                <w:szCs w:val="36"/>
+                <w:rFonts w:ascii="Carlito" w:hAnsi="Carlito" w:cs="Carlito"/>
+                <w:sz w:val="32"/>
+                <w:szCs w:val="32"/>
               </w:rPr>
               <w:t>Cowork</w:t>
             </w:r>
@@ -891,14 +935,16 @@
               <w:jc w:val="both"/>
               <w:cnfStyle w:val="100000000000" w:firstRow="1" w:lastRow="0" w:firstColumn="0" w:lastColumn="0" w:oddVBand="0" w:evenVBand="0" w:oddHBand="0" w:evenHBand="0" w:firstRowFirstColumn="0" w:firstRowLastColumn="0" w:lastRowFirstColumn="0" w:lastRowLastColumn="0"/>
               <w:rPr>
-                <w:sz w:val="36"/>
-                <w:szCs w:val="36"/>
+                <w:rFonts w:ascii="Carlito" w:hAnsi="Carlito" w:cs="Carlito"/>
+                <w:sz w:val="32"/>
+                <w:szCs w:val="32"/>
               </w:rPr>
             </w:pPr>
             <w:r>
               <w:rPr>
-                <w:sz w:val="36"/>
-                <w:szCs w:val="36"/>
+                <w:rFonts w:ascii="Carlito" w:hAnsi="Carlito" w:cs="Carlito"/>
+                <w:sz w:val="32"/>
+                <w:szCs w:val="32"/>
               </w:rPr>
               <w:t>Code</w:t>
             </w:r>
@@ -918,14 +964,16 @@
             <w:pPr>
               <w:jc w:val="both"/>
               <w:rPr>
-                <w:sz w:val="36"/>
-                <w:szCs w:val="36"/>
+                <w:rFonts w:ascii="Carlito" w:hAnsi="Carlito" w:cs="Carlito"/>
+                <w:sz w:val="32"/>
+                <w:szCs w:val="32"/>
               </w:rPr>
             </w:pPr>
             <w:r>
               <w:rPr>
-                <w:sz w:val="36"/>
-                <w:szCs w:val="36"/>
+                <w:rFonts w:ascii="Carlito" w:hAnsi="Carlito" w:cs="Carlito"/>
+                <w:sz w:val="32"/>
+                <w:szCs w:val="32"/>
               </w:rPr>
               <w:t>Optimized For</w:t>
             </w:r>
@@ -940,24 +988,16 @@
               <w:jc w:val="both"/>
               <w:cnfStyle w:val="000000100000" w:firstRow="0" w:lastRow="0" w:firstColumn="0" w:lastColumn="0" w:oddVBand="0" w:evenVBand="0" w:oddHBand="1" w:evenHBand="0" w:firstRowFirstColumn="0" w:firstRowLastColumn="0" w:lastRowFirstColumn="0" w:lastRowLastColumn="0"/>
               <w:rPr>
-                <w:sz w:val="36"/>
-                <w:szCs w:val="36"/>
+                <w:rFonts w:ascii="Carlito" w:hAnsi="Carlito" w:cs="Carlito"/>
+                <w:sz w:val="32"/>
+                <w:szCs w:val="32"/>
               </w:rPr>
             </w:pPr>
             <w:r>
               <w:rPr>
-                <w:sz w:val="28"/>
-                <w:szCs w:val="28"/>
+                <w:rFonts w:ascii="Carlito" w:hAnsi="Carlito" w:cs="Carlito"/>
               </w:rPr>
-              <w:t xml:space="preserve">Quicker exchanges: exploring ideas, iterative drafting, quick answers, </w:t>
-            </w:r>
-            <w:r>
-              <w:rPr>
-                <w:sz w:val="28"/>
-                <w:szCs w:val="28"/>
-              </w:rPr>
-              <w:lastRenderedPageBreak/>
-              <w:t>learning through dialogue</w:t>
+              <w:t>Quicker exchanges: exploring ideas, iterative drafting, quick answers, learning through dialogue</w:t>
             </w:r>
           </w:p>
         </w:tc>
@@ -970,25 +1010,14 @@
               <w:jc w:val="both"/>
               <w:cnfStyle w:val="000000100000" w:firstRow="0" w:lastRow="0" w:firstColumn="0" w:lastColumn="0" w:oddVBand="0" w:evenVBand="0" w:oddHBand="1" w:evenHBand="0" w:firstRowFirstColumn="0" w:firstRowLastColumn="0" w:lastRowFirstColumn="0" w:lastRowLastColumn="0"/>
               <w:rPr>
-                <w:sz w:val="28"/>
-                <w:szCs w:val="28"/>
+                <w:rFonts w:ascii="Carlito" w:hAnsi="Carlito" w:cs="Carlito"/>
               </w:rPr>
             </w:pPr>
             <w:r>
               <w:rPr>
-                <w:sz w:val="28"/>
-                <w:szCs w:val="28"/>
+                <w:rFonts w:ascii="Carlito" w:hAnsi="Carlito" w:cs="Carlito"/>
               </w:rPr>
-              <w:lastRenderedPageBreak/>
-              <w:t xml:space="preserve">Complex or sustained work: research, analysis, file organization, </w:t>
-            </w:r>
-            <w:r>
-              <w:rPr>
-                <w:sz w:val="28"/>
-                <w:szCs w:val="28"/>
-              </w:rPr>
-              <w:lastRenderedPageBreak/>
-              <w:t>producing finished documents and deliverables</w:t>
+              <w:t>Complex or sustained work: research, analysis, file organization, producing finished documents and deliverables</w:t>
             </w:r>
           </w:p>
         </w:tc>
@@ -1001,16 +1030,13 @@
               <w:jc w:val="both"/>
               <w:cnfStyle w:val="000000100000" w:firstRow="0" w:lastRow="0" w:firstColumn="0" w:lastColumn="0" w:oddVBand="0" w:evenVBand="0" w:oddHBand="1" w:evenHBand="0" w:firstRowFirstColumn="0" w:firstRowLastColumn="0" w:lastRowFirstColumn="0" w:lastRowLastColumn="0"/>
               <w:rPr>
-                <w:sz w:val="28"/>
-                <w:szCs w:val="28"/>
+                <w:rFonts w:ascii="Carlito" w:hAnsi="Carlito" w:cs="Carlito"/>
               </w:rPr>
             </w:pPr>
             <w:r>
               <w:rPr>
-                <w:sz w:val="28"/>
-                <w:szCs w:val="28"/>
+                <w:rFonts w:ascii="Carlito" w:hAnsi="Carlito" w:cs="Carlito"/>
               </w:rPr>
-              <w:lastRenderedPageBreak/>
               <w:t>Building software: writing, testing, running and deploying code</w:t>
             </w:r>
           </w:p>
@@ -1026,14 +1052,16 @@
             <w:pPr>
               <w:jc w:val="both"/>
               <w:rPr>
-                <w:sz w:val="36"/>
-                <w:szCs w:val="36"/>
+                <w:rFonts w:ascii="Carlito" w:hAnsi="Carlito" w:cs="Carlito"/>
+                <w:sz w:val="32"/>
+                <w:szCs w:val="32"/>
               </w:rPr>
             </w:pPr>
             <w:r>
               <w:rPr>
-                <w:sz w:val="36"/>
-                <w:szCs w:val="36"/>
+                <w:rFonts w:ascii="Carlito" w:hAnsi="Carlito" w:cs="Carlito"/>
+                <w:sz w:val="32"/>
+                <w:szCs w:val="32"/>
               </w:rPr>
               <w:t>Key Features</w:t>
             </w:r>
@@ -1048,14 +1076,12 @@
               <w:jc w:val="both"/>
               <w:cnfStyle w:val="000000000000" w:firstRow="0" w:lastRow="0" w:firstColumn="0" w:lastColumn="0" w:oddVBand="0" w:evenVBand="0" w:oddHBand="0" w:evenHBand="0" w:firstRowFirstColumn="0" w:firstRowLastColumn="0" w:lastRowFirstColumn="0" w:lastRowLastColumn="0"/>
               <w:rPr>
-                <w:sz w:val="28"/>
-                <w:szCs w:val="28"/>
+                <w:rFonts w:ascii="Carlito" w:hAnsi="Carlito" w:cs="Carlito"/>
               </w:rPr>
             </w:pPr>
             <w:r>
               <w:rPr>
-                <w:sz w:val="28"/>
-                <w:szCs w:val="28"/>
+                <w:rFonts w:ascii="Carlito" w:hAnsi="Carlito" w:cs="Carlito"/>
               </w:rPr>
               <w:t>Quick entry, dictation</w:t>
             </w:r>
@@ -1070,14 +1096,12 @@
               <w:jc w:val="both"/>
               <w:cnfStyle w:val="000000000000" w:firstRow="0" w:lastRow="0" w:firstColumn="0" w:lastColumn="0" w:oddVBand="0" w:evenVBand="0" w:oddHBand="0" w:evenHBand="0" w:firstRowFirstColumn="0" w:firstRowLastColumn="0" w:lastRowFirstColumn="0" w:lastRowLastColumn="0"/>
               <w:rPr>
-                <w:sz w:val="28"/>
-                <w:szCs w:val="28"/>
+                <w:rFonts w:ascii="Carlito" w:hAnsi="Carlito" w:cs="Carlito"/>
               </w:rPr>
             </w:pPr>
             <w:r>
               <w:rPr>
-                <w:sz w:val="28"/>
-                <w:szCs w:val="28"/>
+                <w:rFonts w:ascii="Carlito" w:hAnsi="Carlito" w:cs="Carlito"/>
               </w:rPr>
               <w:t>Work from local folders, plugins, subagents, scheduled tasks</w:t>
             </w:r>
@@ -1092,21 +1116,18 @@
               <w:jc w:val="both"/>
               <w:cnfStyle w:val="000000000000" w:firstRow="0" w:lastRow="0" w:firstColumn="0" w:lastColumn="0" w:oddVBand="0" w:evenVBand="0" w:oddHBand="0" w:evenHBand="0" w:firstRowFirstColumn="0" w:firstRowLastColumn="0" w:lastRowFirstColumn="0" w:lastRowLastColumn="0"/>
               <w:rPr>
-                <w:sz w:val="28"/>
-                <w:szCs w:val="28"/>
+                <w:rFonts w:ascii="Carlito" w:hAnsi="Carlito" w:cs="Carlito"/>
               </w:rPr>
             </w:pPr>
             <w:r>
               <w:rPr>
-                <w:sz w:val="28"/>
-                <w:szCs w:val="28"/>
+                <w:rFonts w:ascii="Carlito" w:hAnsi="Carlito" w:cs="Carlito"/>
               </w:rPr>
               <w:t>Ask/Code/Plan modes, visual diffs, git integration, local and remote environments</w:t>
             </w:r>
             <w:r>
               <w:rPr>
-                <w:sz w:val="28"/>
-                <w:szCs w:val="28"/>
+                <w:rFonts w:ascii="Carlito" w:hAnsi="Carlito" w:cs="Carlito"/>
               </w:rPr>
               <w:t xml:space="preserve"> (directly in GitHub Repo)</w:t>
             </w:r>
@@ -1126,14 +1147,16 @@
             <w:pPr>
               <w:jc w:val="both"/>
               <w:rPr>
-                <w:sz w:val="36"/>
-                <w:szCs w:val="36"/>
+                <w:rFonts w:ascii="Carlito" w:hAnsi="Carlito" w:cs="Carlito"/>
+                <w:sz w:val="32"/>
+                <w:szCs w:val="32"/>
               </w:rPr>
             </w:pPr>
             <w:r>
               <w:rPr>
-                <w:sz w:val="36"/>
-                <w:szCs w:val="36"/>
+                <w:rFonts w:ascii="Carlito" w:hAnsi="Carlito" w:cs="Carlito"/>
+                <w:sz w:val="32"/>
+                <w:szCs w:val="32"/>
               </w:rPr>
               <w:t>Tools and extensions</w:t>
             </w:r>
@@ -1148,14 +1171,12 @@
               <w:jc w:val="both"/>
               <w:cnfStyle w:val="000000100000" w:firstRow="0" w:lastRow="0" w:firstColumn="0" w:lastColumn="0" w:oddVBand="0" w:evenVBand="0" w:oddHBand="1" w:evenHBand="0" w:firstRowFirstColumn="0" w:firstRowLastColumn="0" w:lastRowFirstColumn="0" w:lastRowLastColumn="0"/>
               <w:rPr>
-                <w:sz w:val="28"/>
-                <w:szCs w:val="28"/>
+                <w:rFonts w:ascii="Carlito" w:hAnsi="Carlito" w:cs="Carlito"/>
               </w:rPr>
             </w:pPr>
             <w:r>
               <w:rPr>
-                <w:sz w:val="28"/>
-                <w:szCs w:val="28"/>
+                <w:rFonts w:ascii="Carlito" w:hAnsi="Carlito" w:cs="Carlito"/>
               </w:rPr>
               <w:t>Connectors, Skills, Claude in Chrome</w:t>
             </w:r>
@@ -1170,14 +1191,12 @@
               <w:jc w:val="both"/>
               <w:cnfStyle w:val="000000100000" w:firstRow="0" w:lastRow="0" w:firstColumn="0" w:lastColumn="0" w:oddVBand="0" w:evenVBand="0" w:oddHBand="1" w:evenHBand="0" w:firstRowFirstColumn="0" w:firstRowLastColumn="0" w:lastRowFirstColumn="0" w:lastRowLastColumn="0"/>
               <w:rPr>
-                <w:sz w:val="28"/>
-                <w:szCs w:val="28"/>
+                <w:rFonts w:ascii="Carlito" w:hAnsi="Carlito" w:cs="Carlito"/>
               </w:rPr>
             </w:pPr>
             <w:r>
               <w:rPr>
-                <w:sz w:val="28"/>
-                <w:szCs w:val="28"/>
+                <w:rFonts w:ascii="Carlito" w:hAnsi="Carlito" w:cs="Carlito"/>
               </w:rPr>
               <w:t>Connectors (local and remote), Skills, Claude in Chrome, Plugins, Computer Use</w:t>
             </w:r>
@@ -1192,14 +1211,12 @@
               <w:jc w:val="both"/>
               <w:cnfStyle w:val="000000100000" w:firstRow="0" w:lastRow="0" w:firstColumn="0" w:lastColumn="0" w:oddVBand="0" w:evenVBand="0" w:oddHBand="1" w:evenHBand="0" w:firstRowFirstColumn="0" w:firstRowLastColumn="0" w:lastRowFirstColumn="0" w:lastRowLastColumn="0"/>
               <w:rPr>
-                <w:sz w:val="28"/>
-                <w:szCs w:val="28"/>
+                <w:rFonts w:ascii="Carlito" w:hAnsi="Carlito" w:cs="Carlito"/>
               </w:rPr>
             </w:pPr>
             <w:r>
               <w:rPr>
-                <w:sz w:val="28"/>
-                <w:szCs w:val="28"/>
+                <w:rFonts w:ascii="Carlito" w:hAnsi="Carlito" w:cs="Carlito"/>
               </w:rPr>
               <w:t>Connectors, Skills, Claude in Chrome, Plugins, Hooks</w:t>
             </w:r>
@@ -1211,46 +1228,52 @@
       <w:pPr>
         <w:jc w:val="both"/>
         <w:rPr>
-          <w:sz w:val="36"/>
-          <w:szCs w:val="36"/>
-        </w:rPr>
-      </w:pPr>
-    </w:p>
-    <w:p>
-      <w:pPr>
-        <w:jc w:val="both"/>
-        <w:rPr>
-          <w:sz w:val="36"/>
-          <w:szCs w:val="36"/>
-        </w:rPr>
-      </w:pPr>
-      <w:r>
-        <w:rPr>
-          <w:sz w:val="36"/>
-          <w:szCs w:val="36"/>
+          <w:rFonts w:ascii="Carlito" w:hAnsi="Carlito" w:cs="Carlito"/>
+          <w:sz w:val="32"/>
+          <w:szCs w:val="32"/>
+        </w:rPr>
+      </w:pPr>
+    </w:p>
+    <w:p>
+      <w:pPr>
+        <w:jc w:val="both"/>
+        <w:rPr>
+          <w:rFonts w:ascii="Carlito" w:hAnsi="Carlito" w:cs="Carlito"/>
+          <w:sz w:val="32"/>
+          <w:szCs w:val="32"/>
+        </w:rPr>
+      </w:pPr>
+      <w:r>
+        <w:rPr>
+          <w:rFonts w:ascii="Carlito" w:hAnsi="Carlito" w:cs="Carlito"/>
+          <w:sz w:val="32"/>
+          <w:szCs w:val="32"/>
         </w:rPr>
         <w:t xml:space="preserve"># In </w:t>
       </w:r>
       <w:r>
         <w:rPr>
+          <w:rFonts w:ascii="Carlito" w:hAnsi="Carlito" w:cs="Carlito"/>
           <w:b/>
           <w:bCs/>
-          <w:sz w:val="36"/>
-          <w:szCs w:val="36"/>
+          <w:sz w:val="32"/>
+          <w:szCs w:val="32"/>
         </w:rPr>
         <w:t>code</w:t>
       </w:r>
       <w:r>
         <w:rPr>
-          <w:sz w:val="36"/>
-          <w:szCs w:val="36"/>
+          <w:rFonts w:ascii="Carlito" w:hAnsi="Carlito" w:cs="Carlito"/>
+          <w:sz w:val="32"/>
+          <w:szCs w:val="32"/>
         </w:rPr>
         <w:t xml:space="preserve"> mode we can choose where work happens</w:t>
       </w:r>
       <w:r>
         <w:rPr>
-          <w:sz w:val="36"/>
-          <w:szCs w:val="36"/>
+          <w:rFonts w:ascii="Carlito" w:hAnsi="Carlito" w:cs="Carlito"/>
+          <w:sz w:val="32"/>
+          <w:szCs w:val="32"/>
         </w:rPr>
         <w:t>:</w:t>
       </w:r>
@@ -1264,23 +1287,27 @@
         </w:numPr>
         <w:jc w:val="both"/>
         <w:rPr>
-          <w:sz w:val="36"/>
-          <w:szCs w:val="36"/>
-        </w:rPr>
-      </w:pPr>
-      <w:r>
-        <w:rPr>
+          <w:rFonts w:ascii="Carlito" w:hAnsi="Carlito" w:cs="Carlito"/>
+          <w:sz w:val="32"/>
+          <w:szCs w:val="32"/>
+        </w:rPr>
+      </w:pPr>
+      <w:r>
+        <w:rPr>
+          <w:rFonts w:ascii="Carlito" w:hAnsi="Carlito" w:cs="Carlito"/>
           <w:b/>
           <w:bCs/>
-          <w:sz w:val="36"/>
-          <w:szCs w:val="36"/>
-        </w:rPr>
+          <w:sz w:val="32"/>
+          <w:szCs w:val="32"/>
+        </w:rPr>
+        <w:lastRenderedPageBreak/>
         <w:t>Local:</w:t>
       </w:r>
       <w:r>
         <w:rPr>
-          <w:sz w:val="36"/>
-          <w:szCs w:val="36"/>
+          <w:rFonts w:ascii="Carlito" w:hAnsi="Carlito" w:cs="Carlito"/>
+          <w:sz w:val="32"/>
+          <w:szCs w:val="32"/>
         </w:rPr>
         <w:t xml:space="preserve"> Select a folder on our computer and Claude works directly with those files. Because it runs on our machine, Claude can read our project, access local tools, and run a development server we can preview in our browser.</w:t>
       </w:r>
@@ -1294,23 +1321,26 @@
         </w:numPr>
         <w:jc w:val="both"/>
         <w:rPr>
-          <w:sz w:val="36"/>
-          <w:szCs w:val="36"/>
-        </w:rPr>
-      </w:pPr>
-      <w:r>
-        <w:rPr>
+          <w:rFonts w:ascii="Carlito" w:hAnsi="Carlito" w:cs="Carlito"/>
+          <w:sz w:val="32"/>
+          <w:szCs w:val="32"/>
+        </w:rPr>
+      </w:pPr>
+      <w:r>
+        <w:rPr>
+          <w:rFonts w:ascii="Carlito" w:hAnsi="Carlito" w:cs="Carlito"/>
           <w:b/>
           <w:bCs/>
-          <w:sz w:val="36"/>
-          <w:szCs w:val="36"/>
+          <w:sz w:val="32"/>
+          <w:szCs w:val="32"/>
         </w:rPr>
         <w:t>Remote:</w:t>
       </w:r>
       <w:r>
         <w:rPr>
-          <w:sz w:val="36"/>
-          <w:szCs w:val="36"/>
+          <w:rFonts w:ascii="Carlito" w:hAnsi="Carlito" w:cs="Carlito"/>
+          <w:sz w:val="32"/>
+          <w:szCs w:val="32"/>
         </w:rPr>
         <w:t xml:space="preserve"> We connect a GitHub repository and Claude works in a cloud environment. Sessions continue even if we close the app, so we can start a big refactor and check back later. Good for larger codebases or when we want to keep development off our local machine.</w:t>
       </w:r>
@@ -1319,38 +1349,41 @@
       <w:pPr>
         <w:jc w:val="both"/>
         <w:rPr>
-          <w:sz w:val="36"/>
-          <w:szCs w:val="36"/>
-        </w:rPr>
-      </w:pPr>
-    </w:p>
-    <w:p>
-      <w:pPr>
-        <w:jc w:val="both"/>
-        <w:rPr>
-          <w:sz w:val="36"/>
-          <w:szCs w:val="36"/>
-        </w:rPr>
-      </w:pPr>
-    </w:p>
-    <w:p>
-      <w:pPr>
-        <w:jc w:val="both"/>
-        <w:rPr>
+          <w:rFonts w:ascii="Carlito" w:hAnsi="Carlito" w:cs="Carlito"/>
+          <w:sz w:val="32"/>
+          <w:szCs w:val="32"/>
+        </w:rPr>
+      </w:pPr>
+    </w:p>
+    <w:p>
+      <w:pPr>
+        <w:jc w:val="both"/>
+        <w:rPr>
+          <w:rFonts w:ascii="Carlito" w:hAnsi="Carlito" w:cs="Carlito"/>
+          <w:sz w:val="32"/>
+          <w:szCs w:val="32"/>
+        </w:rPr>
+      </w:pPr>
+    </w:p>
+    <w:p>
+      <w:pPr>
+        <w:jc w:val="both"/>
+        <w:rPr>
+          <w:rFonts w:ascii="Carlito" w:hAnsi="Carlito" w:cs="Carlito"/>
           <w:b/>
           <w:bCs/>
-          <w:sz w:val="36"/>
-          <w:szCs w:val="36"/>
-        </w:rPr>
-      </w:pPr>
-      <w:r>
-        <w:rPr>
+          <w:sz w:val="32"/>
+          <w:szCs w:val="32"/>
+        </w:rPr>
+      </w:pPr>
+      <w:r>
+        <w:rPr>
+          <w:rFonts w:ascii="Carlito" w:hAnsi="Carlito" w:cs="Carlito"/>
           <w:b/>
           <w:bCs/>
-          <w:sz w:val="36"/>
-          <w:szCs w:val="36"/>
-        </w:rPr>
-        <w:lastRenderedPageBreak/>
+          <w:sz w:val="32"/>
+          <w:szCs w:val="32"/>
+        </w:rPr>
         <w:t>Claude Projects:</w:t>
       </w:r>
     </w:p>
@@ -1358,106 +1391,64 @@
       <w:pPr>
         <w:jc w:val="both"/>
         <w:rPr>
-          <w:sz w:val="36"/>
-          <w:szCs w:val="36"/>
-        </w:rPr>
-      </w:pPr>
-      <w:r>
-        <w:rPr>
-          <w:sz w:val="36"/>
-          <w:szCs w:val="36"/>
-        </w:rPr>
-        <w:t xml:space="preserve"># </w:t>
-      </w:r>
-      <w:r>
-        <w:rPr>
-          <w:sz w:val="36"/>
-          <w:szCs w:val="36"/>
-        </w:rPr>
-        <w:t>Projects are ideal for storing knowledge Claude should reference, organizing related chats around a specific topic or work area, and collaborating with team members who need access to the same shared context.</w:t>
-      </w:r>
-    </w:p>
-    <w:p>
-      <w:pPr>
-        <w:jc w:val="both"/>
-        <w:rPr>
-          <w:sz w:val="36"/>
-          <w:szCs w:val="36"/>
-        </w:rPr>
-      </w:pPr>
-    </w:p>
-    <w:p>
-      <w:pPr>
-        <w:jc w:val="both"/>
-        <w:rPr>
-          <w:sz w:val="36"/>
-          <w:szCs w:val="36"/>
-        </w:rPr>
-      </w:pPr>
-      <w:r>
-        <w:rPr>
-          <w:sz w:val="36"/>
-          <w:szCs w:val="36"/>
-        </w:rPr>
-        <w:t>When to use Projects</w:t>
-      </w:r>
-      <w:r>
-        <w:rPr>
-          <w:sz w:val="36"/>
-          <w:szCs w:val="36"/>
-        </w:rPr>
-        <w:t>:</w:t>
-      </w:r>
-    </w:p>
-    <w:p>
-      <w:pPr>
-        <w:jc w:val="both"/>
-        <w:rPr>
-          <w:sz w:val="36"/>
-          <w:szCs w:val="36"/>
-        </w:rPr>
-      </w:pPr>
-      <w:r>
-        <w:rPr>
-          <w:sz w:val="36"/>
-          <w:szCs w:val="36"/>
-        </w:rPr>
-        <w:t xml:space="preserve"># </w:t>
-      </w:r>
-      <w:r>
-        <w:rPr>
-          <w:sz w:val="36"/>
-          <w:szCs w:val="36"/>
-        </w:rPr>
-        <w:t xml:space="preserve">Projects are </w:t>
-      </w:r>
-      <w:r>
-        <w:rPr>
-          <w:sz w:val="36"/>
-          <w:szCs w:val="36"/>
-        </w:rPr>
-        <w:t>n</w:t>
-      </w:r>
-      <w:r>
-        <w:rPr>
-          <w:sz w:val="36"/>
-          <w:szCs w:val="36"/>
-        </w:rPr>
-        <w:t xml:space="preserve">ot just a one-off question. Consider creating a project when </w:t>
-      </w:r>
-      <w:r>
-        <w:rPr>
-          <w:sz w:val="36"/>
-          <w:szCs w:val="36"/>
-        </w:rPr>
-        <w:t>we</w:t>
-      </w:r>
-      <w:r>
-        <w:rPr>
-          <w:sz w:val="36"/>
-          <w:szCs w:val="36"/>
-        </w:rPr>
-        <w:t xml:space="preserve"> have a workflow with:</w:t>
+          <w:rFonts w:ascii="Carlito" w:hAnsi="Carlito" w:cs="Carlito"/>
+          <w:sz w:val="32"/>
+          <w:szCs w:val="32"/>
+        </w:rPr>
+      </w:pPr>
+      <w:r>
+        <w:rPr>
+          <w:rFonts w:ascii="Carlito" w:hAnsi="Carlito" w:cs="Carlito"/>
+          <w:sz w:val="32"/>
+          <w:szCs w:val="32"/>
+        </w:rPr>
+        <w:t># Projects are ideal for storing knowledge Claude should reference, organizing related chats around a specific topic or work area, and collaborating with team members who need access to the same shared context.</w:t>
+      </w:r>
+    </w:p>
+    <w:p>
+      <w:pPr>
+        <w:jc w:val="both"/>
+        <w:rPr>
+          <w:rFonts w:ascii="Carlito" w:hAnsi="Carlito" w:cs="Carlito"/>
+          <w:sz w:val="32"/>
+          <w:szCs w:val="32"/>
+        </w:rPr>
+      </w:pPr>
+    </w:p>
+    <w:p>
+      <w:pPr>
+        <w:jc w:val="both"/>
+        <w:rPr>
+          <w:rFonts w:ascii="Carlito" w:hAnsi="Carlito" w:cs="Carlito"/>
+          <w:sz w:val="32"/>
+          <w:szCs w:val="32"/>
+        </w:rPr>
+      </w:pPr>
+      <w:r>
+        <w:rPr>
+          <w:rFonts w:ascii="Carlito" w:hAnsi="Carlito" w:cs="Carlito"/>
+          <w:sz w:val="32"/>
+          <w:szCs w:val="32"/>
+        </w:rPr>
+        <w:t>When to use Projects:</w:t>
+      </w:r>
+    </w:p>
+    <w:p>
+      <w:pPr>
+        <w:jc w:val="both"/>
+        <w:rPr>
+          <w:rFonts w:ascii="Carlito" w:hAnsi="Carlito" w:cs="Carlito"/>
+          <w:sz w:val="32"/>
+          <w:szCs w:val="32"/>
+        </w:rPr>
+      </w:pPr>
+      <w:r>
+        <w:rPr>
+          <w:rFonts w:ascii="Carlito" w:hAnsi="Carlito" w:cs="Carlito"/>
+          <w:sz w:val="32"/>
+          <w:szCs w:val="32"/>
+        </w:rPr>
+        <w:t># Projects are not just a one-off question. Consider creating a project when we have a workflow with:</w:t>
       </w:r>
     </w:p>
     <w:p>
@@ -1469,14 +1460,16 @@
         </w:numPr>
         <w:jc w:val="both"/>
         <w:rPr>
-          <w:sz w:val="36"/>
-          <w:szCs w:val="36"/>
-        </w:rPr>
-      </w:pPr>
-      <w:r>
-        <w:rPr>
-          <w:sz w:val="36"/>
-          <w:szCs w:val="36"/>
+          <w:rFonts w:ascii="Carlito" w:hAnsi="Carlito" w:cs="Carlito"/>
+          <w:sz w:val="32"/>
+          <w:szCs w:val="32"/>
+        </w:rPr>
+      </w:pPr>
+      <w:r>
+        <w:rPr>
+          <w:rFonts w:ascii="Carlito" w:hAnsi="Carlito" w:cs="Carlito"/>
+          <w:sz w:val="32"/>
+          <w:szCs w:val="32"/>
         </w:rPr>
         <w:t>Reference materials we'll use repeatedly (meeting notes, survey results, reports, historical data, etc.)</w:t>
       </w:r>
@@ -1490,14 +1483,16 @@
         </w:numPr>
         <w:jc w:val="both"/>
         <w:rPr>
-          <w:sz w:val="36"/>
-          <w:szCs w:val="36"/>
-        </w:rPr>
-      </w:pPr>
-      <w:r>
-        <w:rPr>
-          <w:sz w:val="36"/>
-          <w:szCs w:val="36"/>
+          <w:rFonts w:ascii="Carlito" w:hAnsi="Carlito" w:cs="Carlito"/>
+          <w:sz w:val="32"/>
+          <w:szCs w:val="32"/>
+        </w:rPr>
+      </w:pPr>
+      <w:r>
+        <w:rPr>
+          <w:rFonts w:ascii="Carlito" w:hAnsi="Carlito" w:cs="Carlito"/>
+          <w:sz w:val="32"/>
+          <w:szCs w:val="32"/>
         </w:rPr>
         <w:t>Consistent requirements for how Claude should respond (always use formal language, always cite sources, always follow our template)</w:t>
       </w:r>
@@ -1511,14 +1506,16 @@
         </w:numPr>
         <w:jc w:val="both"/>
         <w:rPr>
-          <w:sz w:val="36"/>
-          <w:szCs w:val="36"/>
-        </w:rPr>
-      </w:pPr>
-      <w:r>
-        <w:rPr>
-          <w:sz w:val="36"/>
-          <w:szCs w:val="36"/>
+          <w:rFonts w:ascii="Carlito" w:hAnsi="Carlito" w:cs="Carlito"/>
+          <w:sz w:val="32"/>
+          <w:szCs w:val="32"/>
+        </w:rPr>
+      </w:pPr>
+      <w:r>
+        <w:rPr>
+          <w:rFonts w:ascii="Carlito" w:hAnsi="Carlito" w:cs="Carlito"/>
+          <w:sz w:val="32"/>
+          <w:szCs w:val="32"/>
         </w:rPr>
         <w:t>Team collaboration needs where multiple people should work from the same foundation</w:t>
       </w:r>
@@ -1527,23 +1524,26 @@
       <w:pPr>
         <w:jc w:val="both"/>
         <w:rPr>
-          <w:sz w:val="36"/>
-          <w:szCs w:val="36"/>
-        </w:rPr>
-      </w:pPr>
-    </w:p>
-    <w:p>
-      <w:pPr>
-        <w:jc w:val="both"/>
-        <w:rPr>
-          <w:sz w:val="36"/>
-          <w:szCs w:val="36"/>
-        </w:rPr>
-      </w:pPr>
-      <w:r>
-        <w:rPr>
-          <w:sz w:val="36"/>
-          <w:szCs w:val="36"/>
+          <w:rFonts w:ascii="Carlito" w:hAnsi="Carlito" w:cs="Carlito"/>
+          <w:sz w:val="32"/>
+          <w:szCs w:val="32"/>
+        </w:rPr>
+      </w:pPr>
+    </w:p>
+    <w:p>
+      <w:pPr>
+        <w:jc w:val="both"/>
+        <w:rPr>
+          <w:rFonts w:ascii="Carlito" w:hAnsi="Carlito" w:cs="Carlito"/>
+          <w:sz w:val="32"/>
+          <w:szCs w:val="32"/>
+        </w:rPr>
+      </w:pPr>
+      <w:r>
+        <w:rPr>
+          <w:rFonts w:ascii="Carlito" w:hAnsi="Carlito" w:cs="Carlito"/>
+          <w:sz w:val="32"/>
+          <w:szCs w:val="32"/>
         </w:rPr>
         <w:t>Features of Projects:</w:t>
       </w:r>
@@ -1552,14 +1552,16 @@
       <w:pPr>
         <w:jc w:val="both"/>
         <w:rPr>
-          <w:sz w:val="36"/>
-          <w:szCs w:val="36"/>
-        </w:rPr>
-      </w:pPr>
-      <w:r>
-        <w:rPr>
-          <w:sz w:val="36"/>
-          <w:szCs w:val="36"/>
+          <w:rFonts w:ascii="Carlito" w:hAnsi="Carlito" w:cs="Carlito"/>
+          <w:sz w:val="32"/>
+          <w:szCs w:val="32"/>
+        </w:rPr>
+      </w:pPr>
+      <w:r>
+        <w:rPr>
+          <w:rFonts w:ascii="Carlito" w:hAnsi="Carlito" w:cs="Carlito"/>
+          <w:sz w:val="32"/>
+          <w:szCs w:val="32"/>
         </w:rPr>
         <w:t># There are three features:</w:t>
       </w:r>
@@ -1573,23 +1575,26 @@
         </w:numPr>
         <w:jc w:val="both"/>
         <w:rPr>
-          <w:sz w:val="36"/>
-          <w:szCs w:val="36"/>
-        </w:rPr>
-      </w:pPr>
-      <w:r>
-        <w:rPr>
+          <w:rFonts w:ascii="Carlito" w:hAnsi="Carlito" w:cs="Carlito"/>
+          <w:sz w:val="32"/>
+          <w:szCs w:val="32"/>
+        </w:rPr>
+      </w:pPr>
+      <w:r>
+        <w:rPr>
+          <w:rFonts w:ascii="Carlito" w:hAnsi="Carlito" w:cs="Carlito"/>
           <w:b/>
           <w:bCs/>
-          <w:sz w:val="36"/>
-          <w:szCs w:val="36"/>
+          <w:sz w:val="32"/>
+          <w:szCs w:val="32"/>
         </w:rPr>
         <w:t xml:space="preserve">Memory: </w:t>
       </w:r>
       <w:r>
         <w:rPr>
-          <w:sz w:val="36"/>
-          <w:szCs w:val="36"/>
+          <w:rFonts w:ascii="Carlito" w:hAnsi="Carlito" w:cs="Carlito"/>
+          <w:sz w:val="32"/>
+          <w:szCs w:val="32"/>
         </w:rPr>
         <w:t>Auto generated after a few chats and can be edited</w:t>
       </w:r>
@@ -1603,23 +1608,26 @@
         </w:numPr>
         <w:jc w:val="both"/>
         <w:rPr>
-          <w:sz w:val="36"/>
-          <w:szCs w:val="36"/>
-        </w:rPr>
-      </w:pPr>
-      <w:r>
-        <w:rPr>
+          <w:rFonts w:ascii="Carlito" w:hAnsi="Carlito" w:cs="Carlito"/>
+          <w:sz w:val="32"/>
+          <w:szCs w:val="32"/>
+        </w:rPr>
+      </w:pPr>
+      <w:r>
+        <w:rPr>
+          <w:rFonts w:ascii="Carlito" w:hAnsi="Carlito" w:cs="Carlito"/>
           <w:b/>
           <w:bCs/>
-          <w:sz w:val="36"/>
-          <w:szCs w:val="36"/>
+          <w:sz w:val="32"/>
+          <w:szCs w:val="32"/>
         </w:rPr>
         <w:t xml:space="preserve">Instructions: </w:t>
       </w:r>
       <w:r>
         <w:rPr>
-          <w:sz w:val="36"/>
-          <w:szCs w:val="36"/>
+          <w:rFonts w:ascii="Carlito" w:hAnsi="Carlito" w:cs="Carlito"/>
+          <w:sz w:val="32"/>
+          <w:szCs w:val="32"/>
         </w:rPr>
         <w:t>Here we can provide Claude with:</w:t>
       </w:r>
@@ -1633,14 +1641,16 @@
         </w:numPr>
         <w:jc w:val="both"/>
         <w:rPr>
-          <w:sz w:val="36"/>
-          <w:szCs w:val="36"/>
-        </w:rPr>
-      </w:pPr>
-      <w:r>
-        <w:rPr>
-          <w:sz w:val="36"/>
-          <w:szCs w:val="36"/>
+          <w:rFonts w:ascii="Carlito" w:hAnsi="Carlito" w:cs="Carlito"/>
+          <w:sz w:val="32"/>
+          <w:szCs w:val="32"/>
+        </w:rPr>
+      </w:pPr>
+      <w:r>
+        <w:rPr>
+          <w:rFonts w:ascii="Carlito" w:hAnsi="Carlito" w:cs="Carlito"/>
+          <w:sz w:val="32"/>
+          <w:szCs w:val="32"/>
         </w:rPr>
         <w:t>Relevant instructions, preferences (like how we need Claude to respond), information.</w:t>
       </w:r>
@@ -1654,16 +1664,17 @@
         </w:numPr>
         <w:jc w:val="both"/>
         <w:rPr>
-          <w:sz w:val="36"/>
-          <w:szCs w:val="36"/>
-        </w:rPr>
-      </w:pPr>
-      <w:r>
-        <w:rPr>
-          <w:sz w:val="36"/>
-          <w:szCs w:val="36"/>
-        </w:rPr>
-        <w:lastRenderedPageBreak/>
+          <w:rFonts w:ascii="Carlito" w:hAnsi="Carlito" w:cs="Carlito"/>
+          <w:sz w:val="32"/>
+          <w:szCs w:val="32"/>
+        </w:rPr>
+      </w:pPr>
+      <w:r>
+        <w:rPr>
+          <w:rFonts w:ascii="Carlito" w:hAnsi="Carlito" w:cs="Carlito"/>
+          <w:sz w:val="32"/>
+          <w:szCs w:val="32"/>
+        </w:rPr>
         <w:t>Set tones and behaviors of Claude (like be more formal)</w:t>
       </w:r>
     </w:p>
@@ -1676,14 +1687,16 @@
         </w:numPr>
         <w:jc w:val="both"/>
         <w:rPr>
-          <w:sz w:val="36"/>
-          <w:szCs w:val="36"/>
-        </w:rPr>
-      </w:pPr>
-      <w:r>
-        <w:rPr>
-          <w:sz w:val="36"/>
-          <w:szCs w:val="36"/>
+          <w:rFonts w:ascii="Carlito" w:hAnsi="Carlito" w:cs="Carlito"/>
+          <w:sz w:val="32"/>
+          <w:szCs w:val="32"/>
+        </w:rPr>
+      </w:pPr>
+      <w:r>
+        <w:rPr>
+          <w:rFonts w:ascii="Carlito" w:hAnsi="Carlito" w:cs="Carlito"/>
+          <w:sz w:val="32"/>
+          <w:szCs w:val="32"/>
         </w:rPr>
         <w:t>Or simply give more context for what we want to achieve in this Project. These will be persisted/available across chats in the Project (So we don’t have to start from scratch every time)</w:t>
       </w:r>
@@ -1697,55 +1710,54 @@
         </w:numPr>
         <w:jc w:val="both"/>
         <w:rPr>
-          <w:sz w:val="36"/>
-          <w:szCs w:val="36"/>
-        </w:rPr>
-      </w:pPr>
-      <w:r>
-        <w:rPr>
+          <w:rFonts w:ascii="Carlito" w:hAnsi="Carlito" w:cs="Carlito"/>
+          <w:sz w:val="32"/>
+          <w:szCs w:val="32"/>
+        </w:rPr>
+      </w:pPr>
+      <w:r>
+        <w:rPr>
+          <w:rFonts w:ascii="Carlito" w:hAnsi="Carlito" w:cs="Carlito"/>
           <w:b/>
           <w:bCs/>
-          <w:sz w:val="36"/>
-          <w:szCs w:val="36"/>
+          <w:sz w:val="32"/>
+          <w:szCs w:val="32"/>
         </w:rPr>
         <w:t>Files:</w:t>
       </w:r>
       <w:r>
         <w:rPr>
-          <w:sz w:val="36"/>
-          <w:szCs w:val="36"/>
-        </w:rPr>
-        <w:t xml:space="preserve"> For adding knowledge base in our Project</w:t>
-      </w:r>
-      <w:r>
-        <w:rPr>
-          <w:sz w:val="36"/>
-          <w:szCs w:val="36"/>
-        </w:rPr>
-        <w:t>. Anything uploaded in this space will be used across all of our chats within this Project. We can upload files, add text content, add GitHub links and Google Drive. Claude will reference these and analyze for context</w:t>
-      </w:r>
-    </w:p>
-    <w:p>
-      <w:pPr>
-        <w:jc w:val="both"/>
-        <w:rPr>
-          <w:sz w:val="36"/>
-          <w:szCs w:val="36"/>
-        </w:rPr>
-      </w:pPr>
-    </w:p>
-    <w:p>
-      <w:pPr>
-        <w:jc w:val="both"/>
-        <w:rPr>
-          <w:sz w:val="36"/>
-          <w:szCs w:val="36"/>
-        </w:rPr>
-      </w:pPr>
-      <w:r>
-        <w:rPr>
-          <w:sz w:val="36"/>
-          <w:szCs w:val="36"/>
+          <w:rFonts w:ascii="Carlito" w:hAnsi="Carlito" w:cs="Carlito"/>
+          <w:sz w:val="32"/>
+          <w:szCs w:val="32"/>
+        </w:rPr>
+        <w:t xml:space="preserve"> For adding knowledge base in our Project. Anything uploaded in this space will be used across all of our chats within this Project. We can upload files, add text content, add GitHub links and Google Drive. Claude will reference these and analyze for context</w:t>
+      </w:r>
+    </w:p>
+    <w:p>
+      <w:pPr>
+        <w:jc w:val="both"/>
+        <w:rPr>
+          <w:rFonts w:ascii="Carlito" w:hAnsi="Carlito" w:cs="Carlito"/>
+          <w:sz w:val="32"/>
+          <w:szCs w:val="32"/>
+        </w:rPr>
+      </w:pPr>
+    </w:p>
+    <w:p>
+      <w:pPr>
+        <w:jc w:val="both"/>
+        <w:rPr>
+          <w:rFonts w:ascii="Carlito" w:hAnsi="Carlito" w:cs="Carlito"/>
+          <w:sz w:val="32"/>
+          <w:szCs w:val="32"/>
+        </w:rPr>
+      </w:pPr>
+      <w:r>
+        <w:rPr>
+          <w:rFonts w:ascii="Carlito" w:hAnsi="Carlito" w:cs="Carlito"/>
+          <w:sz w:val="32"/>
+          <w:szCs w:val="32"/>
         </w:rPr>
         <w:t>Visibility of Project:</w:t>
       </w:r>
@@ -1754,14 +1766,16 @@
       <w:pPr>
         <w:jc w:val="both"/>
         <w:rPr>
-          <w:sz w:val="36"/>
-          <w:szCs w:val="36"/>
-        </w:rPr>
-      </w:pPr>
-      <w:r>
-        <w:rPr>
-          <w:sz w:val="36"/>
-          <w:szCs w:val="36"/>
+          <w:rFonts w:ascii="Carlito" w:hAnsi="Carlito" w:cs="Carlito"/>
+          <w:sz w:val="32"/>
+          <w:szCs w:val="32"/>
+        </w:rPr>
+      </w:pPr>
+      <w:r>
+        <w:rPr>
+          <w:rFonts w:ascii="Carlito" w:hAnsi="Carlito" w:cs="Carlito"/>
+          <w:sz w:val="32"/>
+          <w:szCs w:val="32"/>
         </w:rPr>
         <w:t># We can control the visibility of the Project. Share it between team members and manage who can only view or edit it</w:t>
       </w:r>
@@ -1770,23 +1784,26 @@
       <w:pPr>
         <w:jc w:val="both"/>
         <w:rPr>
-          <w:sz w:val="36"/>
-          <w:szCs w:val="36"/>
-        </w:rPr>
-      </w:pPr>
-    </w:p>
-    <w:p>
-      <w:pPr>
-        <w:jc w:val="both"/>
-        <w:rPr>
-          <w:sz w:val="36"/>
-          <w:szCs w:val="36"/>
-        </w:rPr>
-      </w:pPr>
-      <w:r>
-        <w:rPr>
-          <w:sz w:val="36"/>
-          <w:szCs w:val="36"/>
+          <w:rFonts w:ascii="Carlito" w:hAnsi="Carlito" w:cs="Carlito"/>
+          <w:sz w:val="32"/>
+          <w:szCs w:val="32"/>
+        </w:rPr>
+      </w:pPr>
+    </w:p>
+    <w:p>
+      <w:pPr>
+        <w:jc w:val="both"/>
+        <w:rPr>
+          <w:rFonts w:ascii="Carlito" w:hAnsi="Carlito" w:cs="Carlito"/>
+          <w:sz w:val="32"/>
+          <w:szCs w:val="32"/>
+        </w:rPr>
+      </w:pPr>
+      <w:r>
+        <w:rPr>
+          <w:rFonts w:ascii="Carlito" w:hAnsi="Carlito" w:cs="Carlito"/>
+          <w:sz w:val="32"/>
+          <w:szCs w:val="32"/>
         </w:rPr>
         <w:t>Context Limits in Project:</w:t>
       </w:r>
@@ -1795,14 +1812,16 @@
       <w:pPr>
         <w:jc w:val="both"/>
         <w:rPr>
-          <w:sz w:val="36"/>
-          <w:szCs w:val="36"/>
-        </w:rPr>
-      </w:pPr>
-      <w:r>
-        <w:rPr>
-          <w:sz w:val="36"/>
-          <w:szCs w:val="36"/>
+          <w:rFonts w:ascii="Carlito" w:hAnsi="Carlito" w:cs="Carlito"/>
+          <w:sz w:val="32"/>
+          <w:szCs w:val="32"/>
+        </w:rPr>
+      </w:pPr>
+      <w:r>
+        <w:rPr>
+          <w:rFonts w:ascii="Carlito" w:hAnsi="Carlito" w:cs="Carlito"/>
+          <w:sz w:val="32"/>
+          <w:szCs w:val="32"/>
         </w:rPr>
         <w:t># When Project knowledge base approaches context limits, Claude seamlessly enables RAG (Retrieval Augmented Generation) mode to expand capacity by up to 10x</w:t>
       </w:r>
@@ -1811,37 +1830,42 @@
       <w:pPr>
         <w:jc w:val="both"/>
         <w:rPr>
-          <w:sz w:val="36"/>
-          <w:szCs w:val="36"/>
-        </w:rPr>
-      </w:pPr>
-    </w:p>
-    <w:p>
-      <w:pPr>
-        <w:jc w:val="both"/>
-        <w:rPr>
-          <w:sz w:val="36"/>
-          <w:szCs w:val="36"/>
-        </w:rPr>
-      </w:pPr>
-    </w:p>
-    <w:p>
-      <w:pPr>
-        <w:jc w:val="both"/>
-        <w:rPr>
+          <w:rFonts w:ascii="Carlito" w:hAnsi="Carlito" w:cs="Carlito"/>
+          <w:sz w:val="32"/>
+          <w:szCs w:val="32"/>
+        </w:rPr>
+      </w:pPr>
+    </w:p>
+    <w:p>
+      <w:pPr>
+        <w:jc w:val="both"/>
+        <w:rPr>
+          <w:rFonts w:ascii="Carlito" w:hAnsi="Carlito" w:cs="Carlito"/>
+          <w:sz w:val="32"/>
+          <w:szCs w:val="32"/>
+        </w:rPr>
+      </w:pPr>
+    </w:p>
+    <w:p>
+      <w:pPr>
+        <w:jc w:val="both"/>
+        <w:rPr>
+          <w:rFonts w:ascii="Carlito" w:hAnsi="Carlito" w:cs="Carlito"/>
           <w:b/>
           <w:bCs/>
-          <w:sz w:val="36"/>
-          <w:szCs w:val="36"/>
-        </w:rPr>
-      </w:pPr>
-      <w:r>
-        <w:rPr>
+          <w:sz w:val="32"/>
+          <w:szCs w:val="32"/>
+        </w:rPr>
+      </w:pPr>
+      <w:r>
+        <w:rPr>
+          <w:rFonts w:ascii="Carlito" w:hAnsi="Carlito" w:cs="Carlito"/>
           <w:b/>
           <w:bCs/>
-          <w:sz w:val="36"/>
-          <w:szCs w:val="36"/>
-        </w:rPr>
+          <w:sz w:val="32"/>
+          <w:szCs w:val="32"/>
+        </w:rPr>
+        <w:lastRenderedPageBreak/>
         <w:t>Claude Artifacts:</w:t>
       </w:r>
     </w:p>
@@ -1849,14 +1873,16 @@
       <w:pPr>
         <w:jc w:val="both"/>
         <w:rPr>
-          <w:sz w:val="36"/>
-          <w:szCs w:val="36"/>
-        </w:rPr>
-      </w:pPr>
-      <w:r>
-        <w:rPr>
-          <w:sz w:val="36"/>
-          <w:szCs w:val="36"/>
+          <w:rFonts w:ascii="Carlito" w:hAnsi="Carlito" w:cs="Carlito"/>
+          <w:sz w:val="32"/>
+          <w:szCs w:val="32"/>
+        </w:rPr>
+      </w:pPr>
+      <w:r>
+        <w:rPr>
+          <w:rFonts w:ascii="Carlito" w:hAnsi="Carlito" w:cs="Carlito"/>
+          <w:sz w:val="32"/>
+          <w:szCs w:val="32"/>
         </w:rPr>
         <w:t># An Artifact is a live output like:</w:t>
       </w:r>
@@ -1870,16 +1896,17 @@
         </w:numPr>
         <w:jc w:val="both"/>
         <w:rPr>
-          <w:sz w:val="36"/>
-          <w:szCs w:val="36"/>
-        </w:rPr>
-      </w:pPr>
-      <w:r>
-        <w:rPr>
-          <w:sz w:val="36"/>
-          <w:szCs w:val="36"/>
-        </w:rPr>
-        <w:lastRenderedPageBreak/>
+          <w:rFonts w:ascii="Carlito" w:hAnsi="Carlito" w:cs="Carlito"/>
+          <w:sz w:val="32"/>
+          <w:szCs w:val="32"/>
+        </w:rPr>
+      </w:pPr>
+      <w:r>
+        <w:rPr>
+          <w:rFonts w:ascii="Carlito" w:hAnsi="Carlito" w:cs="Carlito"/>
+          <w:sz w:val="32"/>
+          <w:szCs w:val="32"/>
+        </w:rPr>
         <w:t>A code we can run</w:t>
       </w:r>
     </w:p>
@@ -1892,14 +1919,16 @@
         </w:numPr>
         <w:jc w:val="both"/>
         <w:rPr>
-          <w:sz w:val="36"/>
-          <w:szCs w:val="36"/>
-        </w:rPr>
-      </w:pPr>
-      <w:r>
-        <w:rPr>
-          <w:sz w:val="36"/>
-          <w:szCs w:val="36"/>
+          <w:rFonts w:ascii="Carlito" w:hAnsi="Carlito" w:cs="Carlito"/>
+          <w:sz w:val="32"/>
+          <w:szCs w:val="32"/>
+        </w:rPr>
+      </w:pPr>
+      <w:r>
+        <w:rPr>
+          <w:rFonts w:ascii="Carlito" w:hAnsi="Carlito" w:cs="Carlito"/>
+          <w:sz w:val="32"/>
+          <w:szCs w:val="32"/>
         </w:rPr>
         <w:t>A document we can edit</w:t>
       </w:r>
@@ -1913,14 +1942,16 @@
         </w:numPr>
         <w:jc w:val="both"/>
         <w:rPr>
-          <w:sz w:val="36"/>
-          <w:szCs w:val="36"/>
-        </w:rPr>
-      </w:pPr>
-      <w:r>
-        <w:rPr>
-          <w:sz w:val="36"/>
-          <w:szCs w:val="36"/>
+          <w:rFonts w:ascii="Carlito" w:hAnsi="Carlito" w:cs="Carlito"/>
+          <w:sz w:val="32"/>
+          <w:szCs w:val="32"/>
+        </w:rPr>
+      </w:pPr>
+      <w:r>
+        <w:rPr>
+          <w:rFonts w:ascii="Carlito" w:hAnsi="Carlito" w:cs="Carlito"/>
+          <w:sz w:val="32"/>
+          <w:szCs w:val="32"/>
         </w:rPr>
         <w:t xml:space="preserve">A diagram that renders right inside our conversation </w:t>
       </w:r>
@@ -1929,30 +1960,34 @@
       <w:pPr>
         <w:jc w:val="both"/>
         <w:rPr>
-          <w:sz w:val="36"/>
-          <w:szCs w:val="36"/>
-        </w:rPr>
-      </w:pPr>
-      <w:r>
-        <w:rPr>
-          <w:sz w:val="36"/>
-          <w:szCs w:val="36"/>
+          <w:rFonts w:ascii="Carlito" w:hAnsi="Carlito" w:cs="Carlito"/>
+          <w:sz w:val="32"/>
+          <w:szCs w:val="32"/>
+        </w:rPr>
+      </w:pPr>
+      <w:r>
+        <w:rPr>
+          <w:rFonts w:ascii="Carlito" w:hAnsi="Carlito" w:cs="Carlito"/>
+          <w:sz w:val="32"/>
+          <w:szCs w:val="32"/>
         </w:rPr>
         <w:t xml:space="preserve"># Like need a report or proposal, Claude writes it as a clean formatted document (not buried in a chat) which can be downloaded. Also, Claude can build a working micro-app with UI, inputs and logic (like the </w:t>
       </w:r>
       <w:r>
         <w:rPr>
+          <w:rFonts w:ascii="Carlito" w:hAnsi="Carlito" w:cs="Carlito"/>
           <w:b/>
           <w:bCs/>
-          <w:sz w:val="36"/>
-          <w:szCs w:val="36"/>
+          <w:sz w:val="32"/>
+          <w:szCs w:val="32"/>
         </w:rPr>
         <w:t xml:space="preserve">AnimatedSize </w:t>
       </w:r>
       <w:r>
         <w:rPr>
-          <w:sz w:val="36"/>
-          <w:szCs w:val="36"/>
+          <w:rFonts w:ascii="Carlito" w:hAnsi="Carlito" w:cs="Carlito"/>
+          <w:sz w:val="32"/>
+          <w:szCs w:val="32"/>
         </w:rPr>
         <w:t>chats conversation)</w:t>
       </w:r>
@@ -1961,23 +1996,18 @@
       <w:pPr>
         <w:jc w:val="both"/>
         <w:rPr>
-          <w:sz w:val="36"/>
-          <w:szCs w:val="36"/>
-        </w:rPr>
-      </w:pPr>
-      <w:r>
-        <w:rPr>
-          <w:sz w:val="36"/>
-          <w:szCs w:val="36"/>
-        </w:rPr>
-        <w:t xml:space="preserve"># These are Claude Artifacts. </w:t>
-      </w:r>
-      <w:r>
-        <w:rPr>
-          <w:sz w:val="36"/>
-          <w:szCs w:val="36"/>
-        </w:rPr>
-        <w:t>Common examples of artifact content include:</w:t>
+          <w:rFonts w:ascii="Carlito" w:hAnsi="Carlito" w:cs="Carlito"/>
+          <w:sz w:val="32"/>
+          <w:szCs w:val="32"/>
+        </w:rPr>
+      </w:pPr>
+      <w:r>
+        <w:rPr>
+          <w:rFonts w:ascii="Carlito" w:hAnsi="Carlito" w:cs="Carlito"/>
+          <w:sz w:val="32"/>
+          <w:szCs w:val="32"/>
+        </w:rPr>
+        <w:t># These are Claude Artifacts. Common examples of artifact content include:</w:t>
       </w:r>
     </w:p>
     <w:p>
@@ -1989,14 +2019,16 @@
         </w:numPr>
         <w:jc w:val="both"/>
         <w:rPr>
-          <w:sz w:val="36"/>
-          <w:szCs w:val="36"/>
-        </w:rPr>
-      </w:pPr>
-      <w:r>
-        <w:rPr>
-          <w:sz w:val="36"/>
-          <w:szCs w:val="36"/>
+          <w:rFonts w:ascii="Carlito" w:hAnsi="Carlito" w:cs="Carlito"/>
+          <w:sz w:val="32"/>
+          <w:szCs w:val="32"/>
+        </w:rPr>
+      </w:pPr>
+      <w:r>
+        <w:rPr>
+          <w:rFonts w:ascii="Carlito" w:hAnsi="Carlito" w:cs="Carlito"/>
+          <w:sz w:val="32"/>
+          <w:szCs w:val="32"/>
         </w:rPr>
         <w:t>Documents (Markdown or plain text)</w:t>
       </w:r>
@@ -2010,14 +2042,16 @@
         </w:numPr>
         <w:jc w:val="both"/>
         <w:rPr>
-          <w:sz w:val="36"/>
-          <w:szCs w:val="36"/>
-        </w:rPr>
-      </w:pPr>
-      <w:r>
-        <w:rPr>
-          <w:sz w:val="36"/>
-          <w:szCs w:val="36"/>
+          <w:rFonts w:ascii="Carlito" w:hAnsi="Carlito" w:cs="Carlito"/>
+          <w:sz w:val="32"/>
+          <w:szCs w:val="32"/>
+        </w:rPr>
+      </w:pPr>
+      <w:r>
+        <w:rPr>
+          <w:rFonts w:ascii="Carlito" w:hAnsi="Carlito" w:cs="Carlito"/>
+          <w:sz w:val="32"/>
+          <w:szCs w:val="32"/>
         </w:rPr>
         <w:t>Code snippets</w:t>
       </w:r>
@@ -2031,14 +2065,16 @@
         </w:numPr>
         <w:jc w:val="both"/>
         <w:rPr>
-          <w:sz w:val="36"/>
-          <w:szCs w:val="36"/>
-        </w:rPr>
-      </w:pPr>
-      <w:r>
-        <w:rPr>
-          <w:sz w:val="36"/>
-          <w:szCs w:val="36"/>
+          <w:rFonts w:ascii="Carlito" w:hAnsi="Carlito" w:cs="Carlito"/>
+          <w:sz w:val="32"/>
+          <w:szCs w:val="32"/>
+        </w:rPr>
+      </w:pPr>
+      <w:r>
+        <w:rPr>
+          <w:rFonts w:ascii="Carlito" w:hAnsi="Carlito" w:cs="Carlito"/>
+          <w:sz w:val="32"/>
+          <w:szCs w:val="32"/>
         </w:rPr>
         <w:t>Single-page HTML websites</w:t>
       </w:r>
@@ -2052,14 +2088,16 @@
         </w:numPr>
         <w:jc w:val="both"/>
         <w:rPr>
-          <w:sz w:val="36"/>
-          <w:szCs w:val="36"/>
-        </w:rPr>
-      </w:pPr>
-      <w:r>
-        <w:rPr>
-          <w:sz w:val="36"/>
-          <w:szCs w:val="36"/>
+          <w:rFonts w:ascii="Carlito" w:hAnsi="Carlito" w:cs="Carlito"/>
+          <w:sz w:val="32"/>
+          <w:szCs w:val="32"/>
+        </w:rPr>
+      </w:pPr>
+      <w:r>
+        <w:rPr>
+          <w:rFonts w:ascii="Carlito" w:hAnsi="Carlito" w:cs="Carlito"/>
+          <w:sz w:val="32"/>
+          <w:szCs w:val="32"/>
         </w:rPr>
         <w:t>SVG images</w:t>
       </w:r>
@@ -2073,14 +2111,16 @@
         </w:numPr>
         <w:jc w:val="both"/>
         <w:rPr>
-          <w:sz w:val="36"/>
-          <w:szCs w:val="36"/>
-        </w:rPr>
-      </w:pPr>
-      <w:r>
-        <w:rPr>
-          <w:sz w:val="36"/>
-          <w:szCs w:val="36"/>
+          <w:rFonts w:ascii="Carlito" w:hAnsi="Carlito" w:cs="Carlito"/>
+          <w:sz w:val="32"/>
+          <w:szCs w:val="32"/>
+        </w:rPr>
+      </w:pPr>
+      <w:r>
+        <w:rPr>
+          <w:rFonts w:ascii="Carlito" w:hAnsi="Carlito" w:cs="Carlito"/>
+          <w:sz w:val="32"/>
+          <w:szCs w:val="32"/>
         </w:rPr>
         <w:t>Diagrams and flowcharts</w:t>
       </w:r>
@@ -2094,30 +2134,34 @@
         </w:numPr>
         <w:jc w:val="both"/>
         <w:rPr>
-          <w:sz w:val="36"/>
-          <w:szCs w:val="36"/>
-        </w:rPr>
-      </w:pPr>
-      <w:r>
-        <w:rPr>
-          <w:sz w:val="36"/>
-          <w:szCs w:val="36"/>
+          <w:rFonts w:ascii="Carlito" w:hAnsi="Carlito" w:cs="Carlito"/>
+          <w:sz w:val="32"/>
+          <w:szCs w:val="32"/>
+        </w:rPr>
+      </w:pPr>
+      <w:r>
+        <w:rPr>
+          <w:rFonts w:ascii="Carlito" w:hAnsi="Carlito" w:cs="Carlito"/>
+          <w:sz w:val="32"/>
+          <w:szCs w:val="32"/>
         </w:rPr>
         <w:t xml:space="preserve">Interactive React components (Saw during </w:t>
       </w:r>
       <w:r>
         <w:rPr>
+          <w:rFonts w:ascii="Carlito" w:hAnsi="Carlito" w:cs="Carlito"/>
           <w:b/>
           <w:bCs/>
-          <w:sz w:val="36"/>
-          <w:szCs w:val="36"/>
+          <w:sz w:val="32"/>
+          <w:szCs w:val="32"/>
         </w:rPr>
         <w:t>AnimatedSize</w:t>
       </w:r>
       <w:r>
         <w:rPr>
-          <w:sz w:val="36"/>
-          <w:szCs w:val="36"/>
+          <w:rFonts w:ascii="Carlito" w:hAnsi="Carlito" w:cs="Carlito"/>
+          <w:sz w:val="32"/>
+          <w:szCs w:val="32"/>
         </w:rPr>
         <w:t>)</w:t>
       </w:r>
@@ -2126,78 +2170,48 @@
       <w:pPr>
         <w:jc w:val="both"/>
         <w:rPr>
-          <w:sz w:val="36"/>
-          <w:szCs w:val="36"/>
-        </w:rPr>
-      </w:pPr>
-      <w:r>
-        <w:rPr>
-          <w:sz w:val="36"/>
-          <w:szCs w:val="36"/>
-        </w:rPr>
-        <w:t xml:space="preserve"># </w:t>
-      </w:r>
-      <w:r>
-        <w:rPr>
-          <w:sz w:val="36"/>
-          <w:szCs w:val="36"/>
-        </w:rPr>
-        <w:t xml:space="preserve">If Claude doesn't automatically create an artifact when </w:t>
-      </w:r>
-      <w:r>
-        <w:rPr>
-          <w:sz w:val="36"/>
-          <w:szCs w:val="36"/>
-        </w:rPr>
-        <w:t>we</w:t>
-      </w:r>
-      <w:r>
-        <w:rPr>
-          <w:sz w:val="36"/>
-          <w:szCs w:val="36"/>
-        </w:rPr>
-        <w:t xml:space="preserve"> expect one, </w:t>
-      </w:r>
-      <w:r>
-        <w:rPr>
-          <w:sz w:val="36"/>
-          <w:szCs w:val="36"/>
-        </w:rPr>
-        <w:t>we</w:t>
-      </w:r>
-      <w:r>
-        <w:rPr>
-          <w:sz w:val="36"/>
-          <w:szCs w:val="36"/>
-        </w:rPr>
-        <w:t xml:space="preserve"> can explicitly ask: "Create this as an artifact" or "Show me this in an artifact."</w:t>
-      </w:r>
-    </w:p>
-    <w:p>
-      <w:pPr>
-        <w:jc w:val="both"/>
-        <w:rPr>
-          <w:sz w:val="36"/>
-          <w:szCs w:val="36"/>
-        </w:rPr>
-      </w:pPr>
-    </w:p>
-    <w:p>
-      <w:pPr>
-        <w:jc w:val="both"/>
-        <w:rPr>
+          <w:rFonts w:ascii="Carlito" w:hAnsi="Carlito" w:cs="Carlito"/>
+          <w:sz w:val="32"/>
+          <w:szCs w:val="32"/>
+        </w:rPr>
+      </w:pPr>
+      <w:r>
+        <w:rPr>
+          <w:rFonts w:ascii="Carlito" w:hAnsi="Carlito" w:cs="Carlito"/>
+          <w:sz w:val="32"/>
+          <w:szCs w:val="32"/>
+        </w:rPr>
+        <w:t># If Claude doesn't automatically create an artifact when we expect one, we can explicitly ask: "Create this as an artifact" or "Show me this in an artifact."</w:t>
+      </w:r>
+    </w:p>
+    <w:p>
+      <w:pPr>
+        <w:jc w:val="both"/>
+        <w:rPr>
+          <w:rFonts w:ascii="Carlito" w:hAnsi="Carlito" w:cs="Carlito"/>
+          <w:sz w:val="32"/>
+          <w:szCs w:val="32"/>
+        </w:rPr>
+      </w:pPr>
+    </w:p>
+    <w:p>
+      <w:pPr>
+        <w:jc w:val="both"/>
+        <w:rPr>
+          <w:rFonts w:ascii="Carlito" w:hAnsi="Carlito" w:cs="Carlito"/>
           <w:b/>
           <w:bCs/>
-          <w:sz w:val="36"/>
-          <w:szCs w:val="36"/>
-        </w:rPr>
-      </w:pPr>
-      <w:r>
-        <w:rPr>
+          <w:sz w:val="32"/>
+          <w:szCs w:val="32"/>
+        </w:rPr>
+      </w:pPr>
+      <w:r>
+        <w:rPr>
+          <w:rFonts w:ascii="Carlito" w:hAnsi="Carlito" w:cs="Carlito"/>
           <w:b/>
           <w:bCs/>
-          <w:sz w:val="36"/>
-          <w:szCs w:val="36"/>
+          <w:sz w:val="32"/>
+          <w:szCs w:val="32"/>
         </w:rPr>
         <w:t>Claude Skills:</w:t>
       </w:r>
@@ -2206,21 +2220,24 @@
       <w:pPr>
         <w:jc w:val="both"/>
         <w:rPr>
-          <w:sz w:val="36"/>
-          <w:szCs w:val="36"/>
-        </w:rPr>
-      </w:pPr>
-      <w:r>
-        <w:rPr>
-          <w:sz w:val="36"/>
-          <w:szCs w:val="36"/>
+          <w:rFonts w:ascii="Carlito" w:hAnsi="Carlito" w:cs="Carlito"/>
+          <w:sz w:val="32"/>
+          <w:szCs w:val="32"/>
+        </w:rPr>
+      </w:pPr>
+      <w:r>
+        <w:rPr>
+          <w:rFonts w:ascii="Carlito" w:hAnsi="Carlito" w:cs="Carlito"/>
+          <w:sz w:val="32"/>
+          <w:szCs w:val="32"/>
         </w:rPr>
         <w:t xml:space="preserve"># </w:t>
       </w:r>
       <w:r>
         <w:rPr>
-          <w:sz w:val="36"/>
-          <w:szCs w:val="36"/>
+          <w:rFonts w:ascii="Carlito" w:hAnsi="Carlito" w:cs="Carlito"/>
+          <w:sz w:val="32"/>
+          <w:szCs w:val="32"/>
         </w:rPr>
         <w:t>Custom Skills is only for Pro and Enterprise plans (NOT included in Free)</w:t>
       </w:r>
@@ -2229,110 +2246,85 @@
       <w:pPr>
         <w:jc w:val="both"/>
         <w:rPr>
-          <w:sz w:val="36"/>
-          <w:szCs w:val="36"/>
-        </w:rPr>
-      </w:pPr>
-      <w:r>
-        <w:rPr>
-          <w:sz w:val="36"/>
-          <w:szCs w:val="36"/>
+          <w:rFonts w:ascii="Carlito" w:hAnsi="Carlito" w:cs="Carlito"/>
+          <w:sz w:val="32"/>
+          <w:szCs w:val="32"/>
+        </w:rPr>
+      </w:pPr>
+      <w:r>
+        <w:rPr>
+          <w:rFonts w:ascii="Carlito" w:hAnsi="Carlito" w:cs="Carlito"/>
+          <w:sz w:val="32"/>
+          <w:szCs w:val="32"/>
+        </w:rPr>
+        <w:t xml:space="preserve"># Skills are folders of instructions, scripts, and resources that Claude loads to improve performance on specialized tasks. Think of them as </w:t>
+      </w:r>
+      <w:r>
+        <w:rPr>
+          <w:rFonts w:ascii="Carlito" w:hAnsi="Carlito" w:cs="Carlito"/>
+          <w:sz w:val="32"/>
+          <w:szCs w:val="32"/>
         </w:rPr>
         <w:lastRenderedPageBreak/>
+        <w:t>expertise packages, they teach Claude how to complete specific tasks in a repeatable way.</w:t>
+      </w:r>
+    </w:p>
+    <w:p>
+      <w:pPr>
+        <w:jc w:val="both"/>
+        <w:rPr>
+          <w:rFonts w:ascii="Carlito" w:hAnsi="Carlito" w:cs="Carlito"/>
+          <w:sz w:val="32"/>
+          <w:szCs w:val="32"/>
+        </w:rPr>
+      </w:pPr>
+      <w:r>
+        <w:rPr>
+          <w:rFonts w:ascii="Carlito" w:hAnsi="Carlito" w:cs="Carlito"/>
+          <w:sz w:val="32"/>
+          <w:szCs w:val="32"/>
+        </w:rPr>
+        <w:t># Claude creates Excel spreadsheets, MS word DOCX using Skills (ANTHROPIC’s). But Skills go far beyond document creation. Custom Skills can codify entire repeatable workflows like a compliance checklist so Claude follows the same rigorous steps every time.</w:t>
+      </w:r>
+    </w:p>
+    <w:p>
+      <w:pPr>
+        <w:jc w:val="both"/>
+        <w:rPr>
+          <w:rFonts w:ascii="Carlito" w:hAnsi="Carlito" w:cs="Carlito"/>
+          <w:sz w:val="32"/>
+          <w:szCs w:val="32"/>
+        </w:rPr>
+      </w:pPr>
+      <w:r>
+        <w:rPr>
+          <w:rFonts w:ascii="Carlito" w:hAnsi="Carlito" w:cs="Carlito"/>
+          <w:sz w:val="32"/>
+          <w:szCs w:val="32"/>
+        </w:rPr>
         <w:t xml:space="preserve"># </w:t>
       </w:r>
       <w:r>
         <w:rPr>
-          <w:sz w:val="36"/>
-          <w:szCs w:val="36"/>
-        </w:rPr>
-        <w:t>Skills are folders of instructions, scripts, and resources that Claude loads to improve performance on specialized tasks. Think of them as expertise packages</w:t>
-      </w:r>
-      <w:r>
-        <w:rPr>
-          <w:sz w:val="36"/>
-          <w:szCs w:val="36"/>
-        </w:rPr>
-        <w:t xml:space="preserve">, </w:t>
-      </w:r>
-      <w:r>
-        <w:rPr>
-          <w:sz w:val="36"/>
-          <w:szCs w:val="36"/>
-        </w:rPr>
-        <w:t>they teach Claude how to complete specific tasks in a repeatable way.</w:t>
-      </w:r>
-    </w:p>
-    <w:p>
-      <w:pPr>
-        <w:jc w:val="both"/>
-        <w:rPr>
-          <w:sz w:val="36"/>
-          <w:szCs w:val="36"/>
-        </w:rPr>
-      </w:pPr>
-      <w:r>
-        <w:rPr>
-          <w:sz w:val="36"/>
-          <w:szCs w:val="36"/>
-        </w:rPr>
-        <w:t># Claude creates Excel spreadsheets, MS word DOCX using Skills (ANTHROPIC’s).</w:t>
-      </w:r>
-      <w:r>
-        <w:rPr>
-          <w:sz w:val="36"/>
-          <w:szCs w:val="36"/>
-        </w:rPr>
-        <w:t xml:space="preserve"> But Skills go far beyond document creation. Custom Skills can codify entire repeatable workflows </w:t>
-      </w:r>
-      <w:r>
-        <w:rPr>
-          <w:sz w:val="36"/>
-          <w:szCs w:val="36"/>
-        </w:rPr>
-        <w:t>like</w:t>
-      </w:r>
-      <w:r>
-        <w:rPr>
-          <w:sz w:val="36"/>
-          <w:szCs w:val="36"/>
-        </w:rPr>
-        <w:t xml:space="preserve"> a compliance checklist so Claude follows the same rigorous steps every time.</w:t>
-      </w:r>
-    </w:p>
-    <w:p>
-      <w:pPr>
-        <w:jc w:val="both"/>
-        <w:rPr>
-          <w:sz w:val="36"/>
-          <w:szCs w:val="36"/>
-        </w:rPr>
-      </w:pPr>
-      <w:r>
-        <w:rPr>
-          <w:sz w:val="36"/>
-          <w:szCs w:val="36"/>
-        </w:rPr>
-        <w:t xml:space="preserve"># </w:t>
-      </w:r>
-      <w:r>
-        <w:rPr>
-          <w:sz w:val="36"/>
-          <w:szCs w:val="36"/>
+          <w:rFonts w:ascii="Carlito" w:hAnsi="Carlito" w:cs="Carlito"/>
+          <w:sz w:val="32"/>
+          <w:szCs w:val="32"/>
         </w:rPr>
         <w:t>Basically,</w:t>
       </w:r>
       <w:r>
         <w:rPr>
-          <w:sz w:val="36"/>
-          <w:szCs w:val="36"/>
+          <w:rFonts w:ascii="Carlito" w:hAnsi="Carlito" w:cs="Carlito"/>
+          <w:sz w:val="32"/>
+          <w:szCs w:val="32"/>
         </w:rPr>
         <w:t xml:space="preserve"> we specify steps or rules or procedures for Claude to do a Task which can be repeatedly used instead of </w:t>
       </w:r>
       <w:r>
         <w:rPr>
-          <w:sz w:val="36"/>
-          <w:szCs w:val="36"/>
+          <w:rFonts w:ascii="Carlito" w:hAnsi="Carlito" w:cs="Carlito"/>
+          <w:sz w:val="32"/>
+          <w:szCs w:val="32"/>
         </w:rPr>
         <w:t>specifying it to Claude again and again</w:t>
       </w:r>
@@ -2341,23 +2333,26 @@
       <w:pPr>
         <w:jc w:val="both"/>
         <w:rPr>
-          <w:sz w:val="36"/>
-          <w:szCs w:val="36"/>
-        </w:rPr>
-      </w:pPr>
-    </w:p>
-    <w:p>
-      <w:pPr>
-        <w:jc w:val="both"/>
-        <w:rPr>
-          <w:sz w:val="36"/>
-          <w:szCs w:val="36"/>
-        </w:rPr>
-      </w:pPr>
-      <w:r>
-        <w:rPr>
-          <w:sz w:val="36"/>
-          <w:szCs w:val="36"/>
+          <w:rFonts w:ascii="Carlito" w:hAnsi="Carlito" w:cs="Carlito"/>
+          <w:sz w:val="32"/>
+          <w:szCs w:val="32"/>
+        </w:rPr>
+      </w:pPr>
+    </w:p>
+    <w:p>
+      <w:pPr>
+        <w:jc w:val="both"/>
+        <w:rPr>
+          <w:rFonts w:ascii="Carlito" w:hAnsi="Carlito" w:cs="Carlito"/>
+          <w:sz w:val="32"/>
+          <w:szCs w:val="32"/>
+        </w:rPr>
+      </w:pPr>
+      <w:r>
+        <w:rPr>
+          <w:rFonts w:ascii="Carlito" w:hAnsi="Carlito" w:cs="Carlito"/>
+          <w:sz w:val="32"/>
+          <w:szCs w:val="32"/>
         </w:rPr>
         <w:t>Types of Skills:</w:t>
       </w:r>
@@ -2366,23 +2361,18 @@
       <w:pPr>
         <w:jc w:val="both"/>
         <w:rPr>
-          <w:sz w:val="36"/>
-          <w:szCs w:val="36"/>
-        </w:rPr>
-      </w:pPr>
-      <w:r>
-        <w:rPr>
-          <w:sz w:val="36"/>
-          <w:szCs w:val="36"/>
-        </w:rPr>
-        <w:t xml:space="preserve"># </w:t>
-      </w:r>
-      <w:r>
-        <w:rPr>
-          <w:sz w:val="36"/>
-          <w:szCs w:val="36"/>
-        </w:rPr>
-        <w:t>There are two categories of Skills:</w:t>
+          <w:rFonts w:ascii="Carlito" w:hAnsi="Carlito" w:cs="Carlito"/>
+          <w:sz w:val="32"/>
+          <w:szCs w:val="32"/>
+        </w:rPr>
+      </w:pPr>
+      <w:r>
+        <w:rPr>
+          <w:rFonts w:ascii="Carlito" w:hAnsi="Carlito" w:cs="Carlito"/>
+          <w:sz w:val="32"/>
+          <w:szCs w:val="32"/>
+        </w:rPr>
+        <w:t># There are two categories of Skills:</w:t>
       </w:r>
     </w:p>
     <w:p>
@@ -2394,83 +2384,28 @@
         </w:numPr>
         <w:jc w:val="both"/>
         <w:rPr>
-          <w:sz w:val="36"/>
-          <w:szCs w:val="36"/>
-        </w:rPr>
-      </w:pPr>
-      <w:r>
-        <w:rPr>
+          <w:rFonts w:ascii="Carlito" w:hAnsi="Carlito" w:cs="Carlito"/>
+          <w:sz w:val="32"/>
+          <w:szCs w:val="32"/>
+        </w:rPr>
+      </w:pPr>
+      <w:r>
+        <w:rPr>
+          <w:rFonts w:ascii="Carlito" w:hAnsi="Carlito" w:cs="Carlito"/>
           <w:b/>
           <w:bCs/>
-          <w:sz w:val="36"/>
-          <w:szCs w:val="36"/>
-        </w:rPr>
-        <w:t>Anthropic Skills</w:t>
-      </w:r>
-      <w:r>
-        <w:rPr>
-          <w:b/>
-          <w:bCs/>
-          <w:sz w:val="36"/>
-          <w:szCs w:val="36"/>
-        </w:rPr>
-        <w:t>:</w:t>
-      </w:r>
-      <w:r>
-        <w:rPr>
-          <w:sz w:val="36"/>
-          <w:szCs w:val="36"/>
-        </w:rPr>
-        <w:t xml:space="preserve"> </w:t>
-      </w:r>
-      <w:r>
-        <w:rPr>
-          <w:sz w:val="36"/>
-          <w:szCs w:val="36"/>
-        </w:rPr>
-        <w:t xml:space="preserve"> </w:t>
-      </w:r>
-      <w:r>
-        <w:rPr>
-          <w:sz w:val="36"/>
-          <w:szCs w:val="36"/>
-        </w:rPr>
-        <w:t>They’re</w:t>
-      </w:r>
-      <w:r>
-        <w:rPr>
-          <w:sz w:val="36"/>
-          <w:szCs w:val="36"/>
-        </w:rPr>
-        <w:t xml:space="preserve"> created and maintained by Anthropic. These include enhanced document creation capabilities for Excel, Word, PowerPoint, and PDF files. Anthropic Skills are available to all paid</w:t>
-      </w:r>
-      <w:r>
-        <w:rPr>
-          <w:sz w:val="36"/>
-          <w:szCs w:val="36"/>
-        </w:rPr>
-        <w:t xml:space="preserve"> (and free)</w:t>
-      </w:r>
-      <w:r>
-        <w:rPr>
-          <w:sz w:val="36"/>
-          <w:szCs w:val="36"/>
-        </w:rPr>
-        <w:t xml:space="preserve"> users and Claude invokes them automatically when relevan</w:t>
-      </w:r>
-      <w:r>
-        <w:rPr>
-          <w:sz w:val="36"/>
-          <w:szCs w:val="36"/>
-        </w:rPr>
-        <w:t>t,</w:t>
-      </w:r>
-      <w:r>
-        <w:rPr>
-          <w:sz w:val="36"/>
-          <w:szCs w:val="36"/>
-        </w:rPr>
-        <w:t xml:space="preserve"> don't need to do anything special to use them.</w:t>
+          <w:sz w:val="32"/>
+          <w:szCs w:val="32"/>
+        </w:rPr>
+        <w:t>Anthropic Skills:</w:t>
+      </w:r>
+      <w:r>
+        <w:rPr>
+          <w:rFonts w:ascii="Carlito" w:hAnsi="Carlito" w:cs="Carlito"/>
+          <w:sz w:val="32"/>
+          <w:szCs w:val="32"/>
+        </w:rPr>
+        <w:t xml:space="preserve">  They’re created and maintained by Anthropic. These include enhanced document creation capabilities for Excel, Word, PowerPoint, and PDF files. Anthropic Skills are available to all paid (and free) users and Claude invokes them automatically when relevant, don't need to do anything special to use them.</w:t>
       </w:r>
     </w:p>
     <w:p>
@@ -2482,536 +2417,372 @@
         </w:numPr>
         <w:jc w:val="both"/>
         <w:rPr>
-          <w:sz w:val="36"/>
-          <w:szCs w:val="36"/>
-        </w:rPr>
-      </w:pPr>
-      <w:r>
-        <w:rPr>
+          <w:rFonts w:ascii="Carlito" w:hAnsi="Carlito" w:cs="Carlito"/>
+          <w:sz w:val="32"/>
+          <w:szCs w:val="32"/>
+        </w:rPr>
+      </w:pPr>
+      <w:r>
+        <w:rPr>
+          <w:rFonts w:ascii="Carlito" w:hAnsi="Carlito" w:cs="Carlito"/>
           <w:b/>
           <w:bCs/>
-          <w:sz w:val="36"/>
-          <w:szCs w:val="36"/>
-        </w:rPr>
-        <w:t>Custom Skills</w:t>
-      </w:r>
-      <w:r>
-        <w:rPr>
+          <w:sz w:val="32"/>
+          <w:szCs w:val="32"/>
+        </w:rPr>
+        <w:t>Custom Skills:</w:t>
+      </w:r>
+      <w:r>
+        <w:rPr>
+          <w:rFonts w:ascii="Carlito" w:hAnsi="Carlito" w:cs="Carlito"/>
+          <w:sz w:val="32"/>
+          <w:szCs w:val="32"/>
+        </w:rPr>
+        <w:t xml:space="preserve"> They’re ones created for specialized workflows and domain-specific tasks. For example, create a skill that applies our company's brand guidelines to presentations, structures meeting notes in a specific format, or executes our organization's data analysis workflows.</w:t>
+      </w:r>
+    </w:p>
+    <w:p>
+      <w:pPr>
+        <w:jc w:val="both"/>
+        <w:rPr>
+          <w:rFonts w:ascii="Carlito" w:hAnsi="Carlito" w:cs="Carlito"/>
+          <w:sz w:val="32"/>
+          <w:szCs w:val="32"/>
+        </w:rPr>
+      </w:pPr>
+    </w:p>
+    <w:p>
+      <w:pPr>
+        <w:jc w:val="both"/>
+        <w:rPr>
+          <w:rFonts w:ascii="Carlito" w:hAnsi="Carlito" w:cs="Carlito"/>
+          <w:sz w:val="32"/>
+          <w:szCs w:val="32"/>
+        </w:rPr>
+      </w:pPr>
+      <w:r>
+        <w:rPr>
+          <w:rFonts w:ascii="Carlito" w:hAnsi="Carlito" w:cs="Carlito"/>
+          <w:sz w:val="32"/>
+          <w:szCs w:val="32"/>
+        </w:rPr>
+        <w:t>Enabling Skills:</w:t>
+      </w:r>
+    </w:p>
+    <w:p>
+      <w:pPr>
+        <w:jc w:val="both"/>
+        <w:rPr>
+          <w:rFonts w:ascii="Carlito" w:hAnsi="Carlito" w:cs="Carlito"/>
+          <w:sz w:val="32"/>
+          <w:szCs w:val="32"/>
+        </w:rPr>
+      </w:pPr>
+      <w:r>
+        <w:rPr>
+          <w:rFonts w:ascii="Carlito" w:hAnsi="Carlito" w:cs="Carlito"/>
+          <w:sz w:val="32"/>
+          <w:szCs w:val="32"/>
+        </w:rPr>
+        <w:t xml:space="preserve"># Skills are currently available as a feature preview for users on Pro, Max, Team, and Enterprise plans. To use Skills, we'll need to have Code </w:t>
+      </w:r>
+      <w:r>
+        <w:rPr>
+          <w:rFonts w:ascii="Carlito" w:hAnsi="Carlito" w:cs="Carlito"/>
+          <w:sz w:val="32"/>
+          <w:szCs w:val="32"/>
+        </w:rPr>
+        <w:lastRenderedPageBreak/>
+        <w:t>execution and file creation enabled, since Skills require Claude's secure sandboxed computing environment to function.</w:t>
+      </w:r>
+    </w:p>
+    <w:p>
+      <w:pPr>
+        <w:jc w:val="both"/>
+        <w:rPr>
+          <w:rFonts w:ascii="Carlito" w:hAnsi="Carlito" w:cs="Carlito"/>
+          <w:sz w:val="32"/>
+          <w:szCs w:val="32"/>
+        </w:rPr>
+      </w:pPr>
+      <w:r>
+        <w:rPr>
+          <w:rFonts w:ascii="Carlito" w:hAnsi="Carlito" w:cs="Carlito"/>
+          <w:sz w:val="32"/>
+          <w:szCs w:val="32"/>
+        </w:rPr>
+        <w:t xml:space="preserve"># Go to Settings </w:t>
+      </w:r>
+      <w:r>
+        <w:rPr>
+          <w:rFonts w:ascii="Carlito" w:hAnsi="Carlito" w:cs="Carlito"/>
+          <w:sz w:val="32"/>
+          <w:szCs w:val="32"/>
+        </w:rPr>
+        <w:sym w:font="Wingdings" w:char="F0E0"/>
+      </w:r>
+      <w:r>
+        <w:rPr>
+          <w:rFonts w:ascii="Carlito" w:hAnsi="Carlito" w:cs="Carlito"/>
+          <w:sz w:val="32"/>
+          <w:szCs w:val="32"/>
+        </w:rPr>
+        <w:t xml:space="preserve"> Capabilities </w:t>
+      </w:r>
+      <w:r>
+        <w:rPr>
+          <w:rFonts w:ascii="Carlito" w:hAnsi="Carlito" w:cs="Carlito"/>
+          <w:sz w:val="32"/>
+          <w:szCs w:val="32"/>
+        </w:rPr>
+        <w:sym w:font="Wingdings" w:char="F0E0"/>
+      </w:r>
+      <w:r>
+        <w:rPr>
+          <w:rFonts w:ascii="Carlito" w:hAnsi="Carlito" w:cs="Carlito"/>
+          <w:sz w:val="32"/>
+          <w:szCs w:val="32"/>
+        </w:rPr>
+        <w:t xml:space="preserve"> Code execution and file creation (toggled on). Go to customize then Skills</w:t>
+      </w:r>
+    </w:p>
+    <w:p>
+      <w:pPr>
+        <w:jc w:val="both"/>
+        <w:rPr>
+          <w:rFonts w:ascii="Carlito" w:hAnsi="Carlito" w:cs="Carlito"/>
+          <w:sz w:val="32"/>
+          <w:szCs w:val="32"/>
+        </w:rPr>
+      </w:pPr>
+    </w:p>
+    <w:p>
+      <w:pPr>
+        <w:jc w:val="both"/>
+        <w:rPr>
+          <w:rFonts w:ascii="Carlito" w:hAnsi="Carlito" w:cs="Carlito"/>
+          <w:sz w:val="32"/>
+          <w:szCs w:val="32"/>
+        </w:rPr>
+      </w:pPr>
+      <w:r>
+        <w:rPr>
+          <w:rFonts w:ascii="Carlito" w:hAnsi="Carlito" w:cs="Carlito"/>
+          <w:sz w:val="32"/>
+          <w:szCs w:val="32"/>
+        </w:rPr>
+        <w:t>Skills vs Projects:</w:t>
+      </w:r>
+    </w:p>
+    <w:p>
+      <w:pPr>
+        <w:jc w:val="both"/>
+        <w:rPr>
+          <w:rFonts w:ascii="Carlito" w:hAnsi="Carlito" w:cs="Carlito"/>
+          <w:sz w:val="32"/>
+          <w:szCs w:val="32"/>
+        </w:rPr>
+      </w:pPr>
+      <w:r>
+        <w:rPr>
+          <w:rFonts w:ascii="Carlito" w:hAnsi="Carlito" w:cs="Carlito"/>
+          <w:sz w:val="32"/>
+          <w:szCs w:val="32"/>
+        </w:rPr>
+        <w:t># Projects store knowledge while Skills perform tasks.</w:t>
+      </w:r>
+    </w:p>
+    <w:p>
+      <w:pPr>
+        <w:jc w:val="both"/>
+        <w:rPr>
+          <w:rFonts w:ascii="Carlito" w:hAnsi="Carlito" w:cs="Carlito"/>
+          <w:sz w:val="32"/>
+          <w:szCs w:val="32"/>
+        </w:rPr>
+      </w:pPr>
+      <w:r>
+        <w:rPr>
+          <w:rFonts w:ascii="Carlito" w:hAnsi="Carlito" w:cs="Carlito"/>
+          <w:sz w:val="32"/>
+          <w:szCs w:val="32"/>
+        </w:rPr>
+        <w:t># Projects are knowledge hubs. They hold the reference materials Claude needs to understand our work. When a file is uploaded to a Project, Claude draws on that information across every conversation within that project</w:t>
+      </w:r>
+    </w:p>
+    <w:p>
+      <w:pPr>
+        <w:jc w:val="both"/>
+        <w:rPr>
+          <w:rFonts w:ascii="Carlito" w:hAnsi="Carlito" w:cs="Carlito"/>
+          <w:sz w:val="32"/>
+          <w:szCs w:val="32"/>
+        </w:rPr>
+      </w:pPr>
+      <w:r>
+        <w:rPr>
+          <w:rFonts w:ascii="Carlito" w:hAnsi="Carlito" w:cs="Carlito"/>
+          <w:sz w:val="32"/>
+          <w:szCs w:val="32"/>
+        </w:rPr>
+        <w:t xml:space="preserve"># Skills are procedural machines (Step-by-step). They encode how Claude should execute a task. The specific steps, order of operations, and methodology we want followed every time. Skills shine when we have repeatable </w:t>
+      </w:r>
+      <w:r>
+        <w:rPr>
+          <w:rFonts w:ascii="Carlito" w:hAnsi="Carlito" w:cs="Carlito"/>
+          <w:sz w:val="32"/>
+          <w:szCs w:val="32"/>
+        </w:rPr>
+        <w:t>workflows,</w:t>
+      </w:r>
+      <w:r>
+        <w:rPr>
+          <w:rFonts w:ascii="Carlito" w:hAnsi="Carlito" w:cs="Carlito"/>
+          <w:sz w:val="32"/>
+          <w:szCs w:val="32"/>
+        </w:rPr>
+        <w:t xml:space="preserve"> we want Claude to run consistently.</w:t>
+      </w:r>
+    </w:p>
+    <w:p>
+      <w:pPr>
+        <w:jc w:val="both"/>
+        <w:rPr>
+          <w:rFonts w:ascii="Carlito" w:hAnsi="Carlito" w:cs="Carlito"/>
+          <w:sz w:val="32"/>
+          <w:szCs w:val="32"/>
+        </w:rPr>
+      </w:pPr>
+    </w:p>
+    <w:p>
+      <w:pPr>
+        <w:jc w:val="both"/>
+        <w:rPr>
+          <w:rFonts w:ascii="Carlito" w:hAnsi="Carlito" w:cs="Carlito"/>
           <w:b/>
           <w:bCs/>
-          <w:sz w:val="36"/>
-          <w:szCs w:val="36"/>
-        </w:rPr>
-        <w:t>:</w:t>
-      </w:r>
-      <w:r>
-        <w:rPr>
-          <w:sz w:val="36"/>
-          <w:szCs w:val="36"/>
-        </w:rPr>
-        <w:t xml:space="preserve"> They’re</w:t>
-      </w:r>
-      <w:r>
-        <w:rPr>
-          <w:sz w:val="36"/>
-          <w:szCs w:val="36"/>
-        </w:rPr>
-        <w:t xml:space="preserve"> ones</w:t>
-      </w:r>
-      <w:r>
-        <w:rPr>
-          <w:sz w:val="36"/>
-          <w:szCs w:val="36"/>
-        </w:rPr>
-        <w:t xml:space="preserve"> </w:t>
-      </w:r>
-      <w:r>
-        <w:rPr>
-          <w:sz w:val="36"/>
-          <w:szCs w:val="36"/>
-        </w:rPr>
-        <w:t>create</w:t>
-      </w:r>
-      <w:r>
-        <w:rPr>
-          <w:sz w:val="36"/>
-          <w:szCs w:val="36"/>
-        </w:rPr>
-        <w:t>d</w:t>
-      </w:r>
-      <w:r>
-        <w:rPr>
-          <w:sz w:val="36"/>
-          <w:szCs w:val="36"/>
-        </w:rPr>
-        <w:t xml:space="preserve"> for specialized workflows and domain-specific tasks. For example, creat</w:t>
-      </w:r>
-      <w:r>
-        <w:rPr>
-          <w:sz w:val="36"/>
-          <w:szCs w:val="36"/>
-        </w:rPr>
-        <w:t>e</w:t>
-      </w:r>
-      <w:r>
-        <w:rPr>
-          <w:sz w:val="36"/>
-          <w:szCs w:val="36"/>
-        </w:rPr>
-        <w:t xml:space="preserve"> a skill that applies our company's brand guidelines to presentations, structures meeting notes in </w:t>
-      </w:r>
-      <w:r>
-        <w:rPr>
-          <w:sz w:val="36"/>
-          <w:szCs w:val="36"/>
-        </w:rPr>
-        <w:lastRenderedPageBreak/>
-        <w:t>a specific format, or executes our organization's data analysis workflows.</w:t>
-      </w:r>
-    </w:p>
-    <w:p>
-      <w:pPr>
-        <w:jc w:val="both"/>
-        <w:rPr>
-          <w:sz w:val="36"/>
-          <w:szCs w:val="36"/>
-        </w:rPr>
-      </w:pPr>
-    </w:p>
-    <w:p>
-      <w:pPr>
-        <w:jc w:val="both"/>
-        <w:rPr>
-          <w:sz w:val="36"/>
-          <w:szCs w:val="36"/>
-        </w:rPr>
-      </w:pPr>
-      <w:r>
-        <w:rPr>
-          <w:sz w:val="36"/>
-          <w:szCs w:val="36"/>
-        </w:rPr>
-        <w:t>Enabling Skills:</w:t>
-      </w:r>
-    </w:p>
-    <w:p>
-      <w:pPr>
-        <w:jc w:val="both"/>
-        <w:rPr>
-          <w:sz w:val="36"/>
-          <w:szCs w:val="36"/>
-        </w:rPr>
-      </w:pPr>
-      <w:r>
-        <w:rPr>
-          <w:sz w:val="36"/>
-          <w:szCs w:val="36"/>
-        </w:rPr>
-        <w:t xml:space="preserve"># </w:t>
-      </w:r>
-      <w:r>
-        <w:rPr>
-          <w:sz w:val="36"/>
-          <w:szCs w:val="36"/>
-        </w:rPr>
-        <w:t xml:space="preserve">Skills are currently available as a feature preview for users on Pro, Max, Team, and Enterprise plans. To use Skills, </w:t>
-      </w:r>
-      <w:r>
-        <w:rPr>
-          <w:sz w:val="36"/>
-          <w:szCs w:val="36"/>
-        </w:rPr>
-        <w:t>we</w:t>
-      </w:r>
-      <w:r>
-        <w:rPr>
-          <w:sz w:val="36"/>
-          <w:szCs w:val="36"/>
-        </w:rPr>
-        <w:t>'ll need to have Code execution and file creation enabled, since Skills require Claude's secure sandboxed computing environment to function.</w:t>
-      </w:r>
-    </w:p>
-    <w:p>
-      <w:pPr>
-        <w:jc w:val="both"/>
-        <w:rPr>
-          <w:sz w:val="36"/>
-          <w:szCs w:val="36"/>
-        </w:rPr>
-      </w:pPr>
-      <w:r>
-        <w:rPr>
-          <w:sz w:val="36"/>
-          <w:szCs w:val="36"/>
-        </w:rPr>
-        <w:t xml:space="preserve"># Go to Settings </w:t>
-      </w:r>
-      <w:r>
-        <w:rPr>
-          <w:sz w:val="36"/>
-          <w:szCs w:val="36"/>
-        </w:rPr>
-        <w:sym w:font="Wingdings" w:char="F0E0"/>
-      </w:r>
-      <w:r>
-        <w:rPr>
-          <w:sz w:val="36"/>
-          <w:szCs w:val="36"/>
-        </w:rPr>
-        <w:t xml:space="preserve"> Capabilities </w:t>
-      </w:r>
-      <w:r>
-        <w:rPr>
-          <w:sz w:val="36"/>
-          <w:szCs w:val="36"/>
-        </w:rPr>
-        <w:sym w:font="Wingdings" w:char="F0E0"/>
-      </w:r>
-      <w:r>
-        <w:rPr>
-          <w:sz w:val="36"/>
-          <w:szCs w:val="36"/>
-        </w:rPr>
-        <w:t xml:space="preserve"> Code execution and file creation (toggled on). Go to customize then Skills</w:t>
-      </w:r>
-    </w:p>
-    <w:p>
-      <w:pPr>
-        <w:jc w:val="both"/>
-        <w:rPr>
-          <w:sz w:val="36"/>
-          <w:szCs w:val="36"/>
-        </w:rPr>
-      </w:pPr>
-    </w:p>
-    <w:p>
-      <w:pPr>
-        <w:jc w:val="both"/>
-        <w:rPr>
-          <w:sz w:val="36"/>
-          <w:szCs w:val="36"/>
-        </w:rPr>
-      </w:pPr>
-      <w:r>
-        <w:rPr>
-          <w:sz w:val="36"/>
-          <w:szCs w:val="36"/>
-        </w:rPr>
-        <w:t>Skills vs Projects:</w:t>
-      </w:r>
-    </w:p>
-    <w:p>
-      <w:pPr>
-        <w:jc w:val="both"/>
-        <w:rPr>
-          <w:sz w:val="36"/>
-          <w:szCs w:val="36"/>
-        </w:rPr>
-      </w:pPr>
-      <w:r>
-        <w:rPr>
-          <w:sz w:val="36"/>
-          <w:szCs w:val="36"/>
-        </w:rPr>
-        <w:t># Projects store knowledge while Skills perform tasks.</w:t>
-      </w:r>
-    </w:p>
-    <w:p>
-      <w:pPr>
-        <w:jc w:val="both"/>
-        <w:rPr>
-          <w:sz w:val="36"/>
-          <w:szCs w:val="36"/>
-        </w:rPr>
-      </w:pPr>
-      <w:r>
-        <w:rPr>
-          <w:sz w:val="36"/>
-          <w:szCs w:val="36"/>
-        </w:rPr>
-        <w:t># Projects are knowledge hubs. They hold the reference materials Claude needs to understand our work. When a file is uploaded to a Project, Claude draws on that information across every conversation within that project</w:t>
-      </w:r>
-    </w:p>
-    <w:p>
-      <w:pPr>
-        <w:jc w:val="both"/>
-        <w:rPr>
-          <w:sz w:val="36"/>
-          <w:szCs w:val="36"/>
-        </w:rPr>
-      </w:pPr>
-      <w:r>
-        <w:rPr>
-          <w:sz w:val="36"/>
-          <w:szCs w:val="36"/>
-        </w:rPr>
-        <w:t xml:space="preserve"># Skills are procedural machines (Step-by-step). </w:t>
-      </w:r>
-      <w:r>
-        <w:rPr>
-          <w:sz w:val="36"/>
-          <w:szCs w:val="36"/>
-        </w:rPr>
-        <w:t>They encode how Claude should execute a task</w:t>
-      </w:r>
-      <w:r>
-        <w:rPr>
-          <w:sz w:val="36"/>
-          <w:szCs w:val="36"/>
-        </w:rPr>
-        <w:t>. T</w:t>
-      </w:r>
-      <w:r>
-        <w:rPr>
-          <w:sz w:val="36"/>
-          <w:szCs w:val="36"/>
-        </w:rPr>
-        <w:t xml:space="preserve">he specific steps, order of operations, and methodology </w:t>
-      </w:r>
-      <w:r>
-        <w:rPr>
-          <w:sz w:val="36"/>
-          <w:szCs w:val="36"/>
-        </w:rPr>
-        <w:t>we</w:t>
-      </w:r>
-      <w:r>
-        <w:rPr>
-          <w:sz w:val="36"/>
-          <w:szCs w:val="36"/>
-        </w:rPr>
-        <w:t xml:space="preserve"> want followed every time. Skills shine when </w:t>
-      </w:r>
-      <w:r>
-        <w:rPr>
-          <w:sz w:val="36"/>
-          <w:szCs w:val="36"/>
-        </w:rPr>
-        <w:t>we</w:t>
-      </w:r>
-      <w:r>
-        <w:rPr>
-          <w:sz w:val="36"/>
-          <w:szCs w:val="36"/>
-        </w:rPr>
-        <w:t xml:space="preserve"> have repeatable </w:t>
-      </w:r>
-      <w:r>
-        <w:rPr>
-          <w:sz w:val="36"/>
-          <w:szCs w:val="36"/>
-        </w:rPr>
-        <w:t>workflows,</w:t>
-      </w:r>
-      <w:r>
-        <w:rPr>
-          <w:sz w:val="36"/>
-          <w:szCs w:val="36"/>
-        </w:rPr>
-        <w:t xml:space="preserve"> </w:t>
-      </w:r>
-      <w:r>
-        <w:rPr>
-          <w:sz w:val="36"/>
-          <w:szCs w:val="36"/>
-        </w:rPr>
-        <w:t>we</w:t>
-      </w:r>
-      <w:r>
-        <w:rPr>
-          <w:sz w:val="36"/>
-          <w:szCs w:val="36"/>
-        </w:rPr>
-        <w:t xml:space="preserve"> want Claude to run consistently.</w:t>
-      </w:r>
-    </w:p>
-    <w:p>
-      <w:pPr>
-        <w:jc w:val="both"/>
-        <w:rPr>
-          <w:sz w:val="36"/>
-          <w:szCs w:val="36"/>
-        </w:rPr>
-      </w:pPr>
-    </w:p>
-    <w:p>
-      <w:pPr>
-        <w:jc w:val="both"/>
-        <w:rPr>
+          <w:sz w:val="32"/>
+          <w:szCs w:val="32"/>
+        </w:rPr>
+      </w:pPr>
+      <w:r>
+        <w:rPr>
+          <w:rFonts w:ascii="Carlito" w:hAnsi="Carlito" w:cs="Carlito"/>
           <w:b/>
           <w:bCs/>
-          <w:sz w:val="36"/>
-          <w:szCs w:val="36"/>
-        </w:rPr>
-      </w:pPr>
-      <w:r>
-        <w:rPr>
-          <w:b/>
-          <w:bCs/>
-          <w:sz w:val="36"/>
-          <w:szCs w:val="36"/>
+          <w:sz w:val="32"/>
+          <w:szCs w:val="32"/>
+        </w:rPr>
+        <w:t>Claude Connectors:</w:t>
+      </w:r>
+    </w:p>
+    <w:p>
+      <w:pPr>
+        <w:jc w:val="both"/>
+        <w:rPr>
+          <w:rFonts w:ascii="Carlito" w:hAnsi="Carlito" w:cs="Carlito"/>
+          <w:sz w:val="32"/>
+          <w:szCs w:val="32"/>
+        </w:rPr>
+      </w:pPr>
+      <w:r>
+        <w:rPr>
+          <w:rFonts w:ascii="Carlito" w:hAnsi="Carlito" w:cs="Carlito"/>
+          <w:sz w:val="32"/>
+          <w:szCs w:val="32"/>
+        </w:rPr>
+        <w:t># Connectors gives Claude access to the same tools, data and context that we use every day. Instead of starting every conversation from scratch, Claude can work directly with our actual information.</w:t>
+      </w:r>
+    </w:p>
+    <w:p>
+      <w:pPr>
+        <w:jc w:val="both"/>
+        <w:rPr>
+          <w:rFonts w:ascii="Carlito" w:hAnsi="Carlito" w:cs="Carlito"/>
+          <w:sz w:val="32"/>
+          <w:szCs w:val="32"/>
+        </w:rPr>
+      </w:pPr>
+      <w:r>
+        <w:rPr>
+          <w:rFonts w:ascii="Carlito" w:hAnsi="Carlito" w:cs="Carlito"/>
+          <w:sz w:val="32"/>
+          <w:szCs w:val="32"/>
+        </w:rPr>
+        <w:t># Depending on the connector and permissions we grant, Claude can search our files, retrieve documents, analyze data, create new content, update records, and execute tasks across our connected applications, all from within our conversation.</w:t>
+      </w:r>
+    </w:p>
+    <w:p>
+      <w:pPr>
+        <w:jc w:val="both"/>
+        <w:rPr>
+          <w:rFonts w:ascii="Carlito" w:hAnsi="Carlito" w:cs="Carlito"/>
+          <w:sz w:val="32"/>
+          <w:szCs w:val="32"/>
+        </w:rPr>
+      </w:pPr>
+    </w:p>
+    <w:p>
+      <w:pPr>
+        <w:jc w:val="both"/>
+        <w:rPr>
+          <w:rFonts w:ascii="Carlito" w:hAnsi="Carlito" w:cs="Carlito"/>
+          <w:sz w:val="32"/>
+          <w:szCs w:val="32"/>
+        </w:rPr>
+      </w:pPr>
+      <w:r>
+        <w:rPr>
+          <w:rFonts w:ascii="Carlito" w:hAnsi="Carlito" w:cs="Carlito"/>
+          <w:sz w:val="32"/>
+          <w:szCs w:val="32"/>
+        </w:rPr>
+        <w:t>MCP (Model Context Protocol) in Connectors:</w:t>
+      </w:r>
+    </w:p>
+    <w:p>
+      <w:pPr>
+        <w:jc w:val="both"/>
+        <w:rPr>
+          <w:rFonts w:ascii="Carlito" w:hAnsi="Carlito" w:cs="Carlito"/>
+          <w:sz w:val="32"/>
+          <w:szCs w:val="32"/>
+        </w:rPr>
+      </w:pPr>
+      <w:r>
+        <w:rPr>
+          <w:rFonts w:ascii="Carlito" w:hAnsi="Carlito" w:cs="Carlito"/>
+          <w:sz w:val="32"/>
+          <w:szCs w:val="32"/>
         </w:rPr>
         <w:lastRenderedPageBreak/>
-        <w:t>Claude Connectors:</w:t>
-      </w:r>
-    </w:p>
-    <w:p>
-      <w:pPr>
-        <w:jc w:val="both"/>
-        <w:rPr>
-          <w:sz w:val="36"/>
-          <w:szCs w:val="36"/>
-        </w:rPr>
-      </w:pPr>
-      <w:r>
-        <w:rPr>
-          <w:sz w:val="36"/>
-          <w:szCs w:val="36"/>
-        </w:rPr>
-        <w:t xml:space="preserve"># Connectors gives Claude access to the same tools, data and context that we use every day. </w:t>
-      </w:r>
-      <w:r>
-        <w:rPr>
-          <w:sz w:val="36"/>
-          <w:szCs w:val="36"/>
-        </w:rPr>
-        <w:t>Instead of starting every conversation from scratch, Claude can work directly with our actual information.</w:t>
-      </w:r>
-    </w:p>
-    <w:p>
-      <w:pPr>
-        <w:jc w:val="both"/>
-        <w:rPr>
-          <w:sz w:val="36"/>
-          <w:szCs w:val="36"/>
-        </w:rPr>
-      </w:pPr>
-      <w:r>
-        <w:rPr>
-          <w:sz w:val="36"/>
-          <w:szCs w:val="36"/>
-        </w:rPr>
-        <w:t xml:space="preserve"># </w:t>
-      </w:r>
-      <w:r>
-        <w:rPr>
-          <w:sz w:val="36"/>
-          <w:szCs w:val="36"/>
-        </w:rPr>
-        <w:t xml:space="preserve">Depending on the connector and permissions </w:t>
-      </w:r>
-      <w:r>
-        <w:rPr>
-          <w:sz w:val="36"/>
-          <w:szCs w:val="36"/>
-        </w:rPr>
-        <w:t>we</w:t>
-      </w:r>
-      <w:r>
-        <w:rPr>
-          <w:sz w:val="36"/>
-          <w:szCs w:val="36"/>
-        </w:rPr>
-        <w:t xml:space="preserve"> grant, Claude can search our files, retrieve documents, analyze data, create new content, update records, and execute tasks across our connected applications</w:t>
-      </w:r>
-      <w:r>
-        <w:rPr>
-          <w:sz w:val="36"/>
-          <w:szCs w:val="36"/>
-        </w:rPr>
-        <w:t xml:space="preserve">, </w:t>
-      </w:r>
-      <w:r>
-        <w:rPr>
-          <w:sz w:val="36"/>
-          <w:szCs w:val="36"/>
-        </w:rPr>
-        <w:t>all from within our conversation.</w:t>
-      </w:r>
-    </w:p>
-    <w:p>
-      <w:pPr>
-        <w:jc w:val="both"/>
-        <w:rPr>
-          <w:sz w:val="36"/>
-          <w:szCs w:val="36"/>
-        </w:rPr>
-      </w:pPr>
-    </w:p>
-    <w:p>
-      <w:pPr>
-        <w:jc w:val="both"/>
-        <w:rPr>
-          <w:sz w:val="36"/>
-          <w:szCs w:val="36"/>
-        </w:rPr>
-      </w:pPr>
-      <w:r>
-        <w:rPr>
-          <w:sz w:val="36"/>
-          <w:szCs w:val="36"/>
-        </w:rPr>
-        <w:t>MCP (Model Context Protocol) in Connectors:</w:t>
-      </w:r>
-    </w:p>
-    <w:p>
-      <w:pPr>
-        <w:jc w:val="both"/>
-        <w:rPr>
-          <w:sz w:val="36"/>
-          <w:szCs w:val="36"/>
-        </w:rPr>
-      </w:pPr>
-      <w:r>
-        <w:rPr>
-          <w:sz w:val="36"/>
-          <w:szCs w:val="36"/>
-        </w:rPr>
-        <w:t xml:space="preserve"># </w:t>
-      </w:r>
-      <w:r>
-        <w:rPr>
-          <w:sz w:val="36"/>
-          <w:szCs w:val="36"/>
-        </w:rPr>
-        <w:t>The Model Context Protocol (MCP) powers connectors. Think of MCP like USB-C for AI</w:t>
-      </w:r>
-      <w:r>
-        <w:rPr>
-          <w:sz w:val="36"/>
-          <w:szCs w:val="36"/>
-        </w:rPr>
-        <w:t xml:space="preserve">, </w:t>
-      </w:r>
-      <w:r>
-        <w:rPr>
-          <w:sz w:val="36"/>
-          <w:szCs w:val="36"/>
-        </w:rPr>
-        <w:t>a universal standard that allows Claude to connect to many different applications through a single, consistent interface. This open standard means developers can build connectors for any tool, and those connectors work seamlessly with Claude.</w:t>
-      </w:r>
-    </w:p>
-    <w:p>
-      <w:pPr>
-        <w:jc w:val="both"/>
-        <w:rPr>
-          <w:sz w:val="36"/>
-          <w:szCs w:val="36"/>
-        </w:rPr>
-      </w:pPr>
-    </w:p>
-    <w:p>
-      <w:pPr>
-        <w:jc w:val="both"/>
-        <w:rPr>
-          <w:sz w:val="36"/>
-          <w:szCs w:val="36"/>
-        </w:rPr>
-      </w:pPr>
-      <w:r>
-        <w:rPr>
-          <w:sz w:val="36"/>
-          <w:szCs w:val="36"/>
+        <w:t># The Model Context Protocol (MCP) powers connectors. Think of MCP like USB-C for AI, a universal standard that allows Claude to connect to many different applications through a single, consistent interface. This open standard means developers can build connectors for any tool, and those connectors work seamlessly with Claude.</w:t>
+      </w:r>
+    </w:p>
+    <w:p>
+      <w:pPr>
+        <w:jc w:val="both"/>
+        <w:rPr>
+          <w:rFonts w:ascii="Carlito" w:hAnsi="Carlito" w:cs="Carlito"/>
+          <w:sz w:val="32"/>
+          <w:szCs w:val="32"/>
+        </w:rPr>
+      </w:pPr>
+    </w:p>
+    <w:p>
+      <w:pPr>
+        <w:jc w:val="both"/>
+        <w:rPr>
+          <w:rFonts w:ascii="Carlito" w:hAnsi="Carlito" w:cs="Carlito"/>
+          <w:sz w:val="32"/>
+          <w:szCs w:val="32"/>
+        </w:rPr>
+      </w:pPr>
+      <w:r>
+        <w:rPr>
+          <w:rFonts w:ascii="Carlito" w:hAnsi="Carlito" w:cs="Carlito"/>
+          <w:sz w:val="32"/>
+          <w:szCs w:val="32"/>
         </w:rPr>
         <w:t>Types of Connectors:</w:t>
       </w:r>
@@ -3020,30 +2791,18 @@
       <w:pPr>
         <w:jc w:val="both"/>
         <w:rPr>
-          <w:sz w:val="36"/>
-          <w:szCs w:val="36"/>
-        </w:rPr>
-      </w:pPr>
-      <w:r>
-        <w:rPr>
-          <w:sz w:val="36"/>
-          <w:szCs w:val="36"/>
-        </w:rPr>
-        <w:t xml:space="preserve"># </w:t>
-      </w:r>
-      <w:r>
-        <w:rPr>
-          <w:sz w:val="36"/>
-          <w:szCs w:val="36"/>
-        </w:rPr>
-        <w:t>There are two types of connectors</w:t>
-      </w:r>
-      <w:r>
-        <w:rPr>
-          <w:sz w:val="36"/>
-          <w:szCs w:val="36"/>
-        </w:rPr>
-        <w:t>:</w:t>
+          <w:rFonts w:ascii="Carlito" w:hAnsi="Carlito" w:cs="Carlito"/>
+          <w:sz w:val="32"/>
+          <w:szCs w:val="32"/>
+        </w:rPr>
+      </w:pPr>
+      <w:r>
+        <w:rPr>
+          <w:rFonts w:ascii="Carlito" w:hAnsi="Carlito" w:cs="Carlito"/>
+          <w:sz w:val="32"/>
+          <w:szCs w:val="32"/>
+        </w:rPr>
+        <w:t># There are two types of connectors:</w:t>
       </w:r>
     </w:p>
     <w:p>
@@ -3055,23 +2814,26 @@
         </w:numPr>
         <w:jc w:val="both"/>
         <w:rPr>
-          <w:sz w:val="36"/>
-          <w:szCs w:val="36"/>
-        </w:rPr>
-      </w:pPr>
-      <w:r>
-        <w:rPr>
+          <w:rFonts w:ascii="Carlito" w:hAnsi="Carlito" w:cs="Carlito"/>
+          <w:sz w:val="32"/>
+          <w:szCs w:val="32"/>
+        </w:rPr>
+      </w:pPr>
+      <w:r>
+        <w:rPr>
+          <w:rFonts w:ascii="Carlito" w:hAnsi="Carlito" w:cs="Carlito"/>
           <w:b/>
           <w:bCs/>
-          <w:sz w:val="36"/>
-          <w:szCs w:val="36"/>
+          <w:sz w:val="32"/>
+          <w:szCs w:val="32"/>
         </w:rPr>
         <w:t xml:space="preserve">Web Connectors: </w:t>
       </w:r>
       <w:r>
         <w:rPr>
-          <w:sz w:val="36"/>
-          <w:szCs w:val="36"/>
+          <w:rFonts w:ascii="Carlito" w:hAnsi="Carlito" w:cs="Carlito"/>
+          <w:sz w:val="32"/>
+          <w:szCs w:val="32"/>
         </w:rPr>
         <w:t>Cloud services and applications (Gmail, Notion, Slack, Asana, Linear, Stripe and many more)</w:t>
       </w:r>
@@ -3085,24 +2847,26 @@
         </w:numPr>
         <w:jc w:val="both"/>
         <w:rPr>
-          <w:sz w:val="36"/>
-          <w:szCs w:val="36"/>
-        </w:rPr>
-      </w:pPr>
-      <w:r>
-        <w:rPr>
+          <w:rFonts w:ascii="Carlito" w:hAnsi="Carlito" w:cs="Carlito"/>
+          <w:sz w:val="32"/>
+          <w:szCs w:val="32"/>
+        </w:rPr>
+      </w:pPr>
+      <w:r>
+        <w:rPr>
+          <w:rFonts w:ascii="Carlito" w:hAnsi="Carlito" w:cs="Carlito"/>
           <w:b/>
           <w:bCs/>
-          <w:sz w:val="36"/>
-          <w:szCs w:val="36"/>
-        </w:rPr>
-        <w:lastRenderedPageBreak/>
+          <w:sz w:val="32"/>
+          <w:szCs w:val="32"/>
+        </w:rPr>
         <w:t>Desktop extensions:</w:t>
       </w:r>
       <w:r>
         <w:rPr>
-          <w:sz w:val="36"/>
-          <w:szCs w:val="36"/>
+          <w:rFonts w:ascii="Carlito" w:hAnsi="Carlito" w:cs="Carlito"/>
+          <w:sz w:val="32"/>
+          <w:szCs w:val="32"/>
         </w:rPr>
         <w:t xml:space="preserve"> Local tools that run on our computer through the Claude Desktop app</w:t>
       </w:r>
@@ -3111,23 +2875,26 @@
       <w:pPr>
         <w:jc w:val="both"/>
         <w:rPr>
-          <w:sz w:val="36"/>
-          <w:szCs w:val="36"/>
-        </w:rPr>
-      </w:pPr>
-    </w:p>
-    <w:p>
-      <w:pPr>
-        <w:jc w:val="both"/>
-        <w:rPr>
-          <w:sz w:val="36"/>
-          <w:szCs w:val="36"/>
-        </w:rPr>
-      </w:pPr>
-      <w:r>
-        <w:rPr>
-          <w:sz w:val="36"/>
-          <w:szCs w:val="36"/>
+          <w:rFonts w:ascii="Carlito" w:hAnsi="Carlito" w:cs="Carlito"/>
+          <w:sz w:val="32"/>
+          <w:szCs w:val="32"/>
+        </w:rPr>
+      </w:pPr>
+    </w:p>
+    <w:p>
+      <w:pPr>
+        <w:jc w:val="both"/>
+        <w:rPr>
+          <w:rFonts w:ascii="Carlito" w:hAnsi="Carlito" w:cs="Carlito"/>
+          <w:sz w:val="32"/>
+          <w:szCs w:val="32"/>
+        </w:rPr>
+      </w:pPr>
+      <w:r>
+        <w:rPr>
+          <w:rFonts w:ascii="Carlito" w:hAnsi="Carlito" w:cs="Carlito"/>
+          <w:sz w:val="32"/>
+          <w:szCs w:val="32"/>
         </w:rPr>
         <w:t>Setting up a Web Connector:</w:t>
       </w:r>
@@ -3136,23 +2903,18 @@
       <w:pPr>
         <w:jc w:val="both"/>
         <w:rPr>
-          <w:sz w:val="36"/>
-          <w:szCs w:val="36"/>
-        </w:rPr>
-      </w:pPr>
-      <w:r>
-        <w:rPr>
-          <w:sz w:val="36"/>
-          <w:szCs w:val="36"/>
-        </w:rPr>
-        <w:t xml:space="preserve"># </w:t>
-      </w:r>
-      <w:r>
-        <w:rPr>
-          <w:sz w:val="36"/>
-          <w:szCs w:val="36"/>
-        </w:rPr>
-        <w:t>Here's how to connect a cloud service:</w:t>
+          <w:rFonts w:ascii="Carlito" w:hAnsi="Carlito" w:cs="Carlito"/>
+          <w:sz w:val="32"/>
+          <w:szCs w:val="32"/>
+        </w:rPr>
+      </w:pPr>
+      <w:r>
+        <w:rPr>
+          <w:rFonts w:ascii="Carlito" w:hAnsi="Carlito" w:cs="Carlito"/>
+          <w:sz w:val="32"/>
+          <w:szCs w:val="32"/>
+        </w:rPr>
+        <w:t># Here's how to connect a cloud service:</w:t>
       </w:r>
     </w:p>
     <w:p>
@@ -3164,39 +2926,28 @@
         </w:numPr>
         <w:jc w:val="both"/>
         <w:rPr>
-          <w:sz w:val="36"/>
-          <w:szCs w:val="36"/>
-        </w:rPr>
-      </w:pPr>
-      <w:r>
-        <w:rPr>
+          <w:rFonts w:ascii="Carlito" w:hAnsi="Carlito" w:cs="Carlito"/>
+          <w:sz w:val="32"/>
+          <w:szCs w:val="32"/>
+        </w:rPr>
+      </w:pPr>
+      <w:r>
+        <w:rPr>
+          <w:rFonts w:ascii="Carlito" w:hAnsi="Carlito" w:cs="Carlito"/>
           <w:b/>
           <w:bCs/>
-          <w:sz w:val="36"/>
-          <w:szCs w:val="36"/>
+          <w:sz w:val="32"/>
+          <w:szCs w:val="32"/>
         </w:rPr>
         <w:t>Find the connector:</w:t>
       </w:r>
       <w:r>
         <w:rPr>
-          <w:sz w:val="36"/>
-          <w:szCs w:val="36"/>
-        </w:rPr>
-        <w:t xml:space="preserve"> Navigate to claude.ai/</w:t>
-      </w:r>
-      <w:r>
-        <w:rPr>
-          <w:sz w:val="36"/>
-          <w:szCs w:val="36"/>
-        </w:rPr>
-        <w:t>customize</w:t>
-      </w:r>
-      <w:r>
-        <w:rPr>
-          <w:sz w:val="36"/>
-          <w:szCs w:val="36"/>
-        </w:rPr>
-        <w:t>, or click + &gt; Connectors in any chat</w:t>
+          <w:rFonts w:ascii="Carlito" w:hAnsi="Carlito" w:cs="Carlito"/>
+          <w:sz w:val="32"/>
+          <w:szCs w:val="32"/>
+        </w:rPr>
+        <w:t xml:space="preserve"> Navigate to claude.ai/customize, or click + &gt; Connectors in any chat</w:t>
       </w:r>
     </w:p>
     <w:p>
@@ -3208,39 +2959,28 @@
         </w:numPr>
         <w:jc w:val="both"/>
         <w:rPr>
-          <w:sz w:val="36"/>
-          <w:szCs w:val="36"/>
-        </w:rPr>
-      </w:pPr>
-      <w:r>
-        <w:rPr>
+          <w:rFonts w:ascii="Carlito" w:hAnsi="Carlito" w:cs="Carlito"/>
+          <w:sz w:val="32"/>
+          <w:szCs w:val="32"/>
+        </w:rPr>
+      </w:pPr>
+      <w:r>
+        <w:rPr>
+          <w:rFonts w:ascii="Carlito" w:hAnsi="Carlito" w:cs="Carlito"/>
           <w:b/>
           <w:bCs/>
-          <w:sz w:val="36"/>
-          <w:szCs w:val="36"/>
+          <w:sz w:val="32"/>
+          <w:szCs w:val="32"/>
         </w:rPr>
         <w:t>Click Connect:</w:t>
       </w:r>
       <w:r>
         <w:rPr>
-          <w:sz w:val="36"/>
-          <w:szCs w:val="36"/>
-        </w:rPr>
-        <w:t xml:space="preserve"> Select the connector </w:t>
-      </w:r>
-      <w:r>
-        <w:rPr>
-          <w:sz w:val="36"/>
-          <w:szCs w:val="36"/>
-        </w:rPr>
-        <w:t>we</w:t>
-      </w:r>
-      <w:r>
-        <w:rPr>
-          <w:sz w:val="36"/>
-          <w:szCs w:val="36"/>
-        </w:rPr>
-        <w:t xml:space="preserve"> want to add</w:t>
+          <w:rFonts w:ascii="Carlito" w:hAnsi="Carlito" w:cs="Carlito"/>
+          <w:sz w:val="32"/>
+          <w:szCs w:val="32"/>
+        </w:rPr>
+        <w:t xml:space="preserve"> Select the connector we want to add</w:t>
       </w:r>
     </w:p>
     <w:p>
@@ -3252,32 +2992,28 @@
         </w:numPr>
         <w:jc w:val="both"/>
         <w:rPr>
-          <w:sz w:val="36"/>
-          <w:szCs w:val="36"/>
-        </w:rPr>
-      </w:pPr>
-      <w:r>
-        <w:rPr>
+          <w:rFonts w:ascii="Carlito" w:hAnsi="Carlito" w:cs="Carlito"/>
+          <w:sz w:val="32"/>
+          <w:szCs w:val="32"/>
+        </w:rPr>
+      </w:pPr>
+      <w:r>
+        <w:rPr>
+          <w:rFonts w:ascii="Carlito" w:hAnsi="Carlito" w:cs="Carlito"/>
           <w:b/>
           <w:bCs/>
-          <w:sz w:val="36"/>
-          <w:szCs w:val="36"/>
+          <w:sz w:val="32"/>
+          <w:szCs w:val="32"/>
         </w:rPr>
         <w:t xml:space="preserve">Authenticate: </w:t>
       </w:r>
       <w:r>
         <w:rPr>
-          <w:sz w:val="36"/>
-          <w:szCs w:val="36"/>
-        </w:rPr>
-        <w:t>We</w:t>
-      </w:r>
-      <w:r>
-        <w:rPr>
-          <w:sz w:val="36"/>
-          <w:szCs w:val="36"/>
-        </w:rPr>
-        <w:t>'ll be redirected to the service's login page. Sign in with our existing credentials</w:t>
+          <w:rFonts w:ascii="Carlito" w:hAnsi="Carlito" w:cs="Carlito"/>
+          <w:sz w:val="32"/>
+          <w:szCs w:val="32"/>
+        </w:rPr>
+        <w:t>We'll be redirected to the service's login page. Sign in with our existing credentials</w:t>
       </w:r>
     </w:p>
     <w:p>
@@ -3289,23 +3025,26 @@
         </w:numPr>
         <w:jc w:val="both"/>
         <w:rPr>
-          <w:sz w:val="36"/>
-          <w:szCs w:val="36"/>
-        </w:rPr>
-      </w:pPr>
-      <w:r>
-        <w:rPr>
+          <w:rFonts w:ascii="Carlito" w:hAnsi="Carlito" w:cs="Carlito"/>
+          <w:sz w:val="32"/>
+          <w:szCs w:val="32"/>
+        </w:rPr>
+      </w:pPr>
+      <w:r>
+        <w:rPr>
+          <w:rFonts w:ascii="Carlito" w:hAnsi="Carlito" w:cs="Carlito"/>
           <w:b/>
           <w:bCs/>
-          <w:sz w:val="36"/>
-          <w:szCs w:val="36"/>
+          <w:sz w:val="32"/>
+          <w:szCs w:val="32"/>
         </w:rPr>
         <w:t>Grant permissions:</w:t>
       </w:r>
       <w:r>
         <w:rPr>
-          <w:sz w:val="36"/>
-          <w:szCs w:val="36"/>
+          <w:rFonts w:ascii="Carlito" w:hAnsi="Carlito" w:cs="Carlito"/>
+          <w:sz w:val="32"/>
+          <w:szCs w:val="32"/>
         </w:rPr>
         <w:t xml:space="preserve"> Review the specific permissions Claude is requesting, then authorize access</w:t>
       </w:r>
@@ -3319,23 +3058,26 @@
         </w:numPr>
         <w:jc w:val="both"/>
         <w:rPr>
-          <w:sz w:val="36"/>
-          <w:szCs w:val="36"/>
-        </w:rPr>
-      </w:pPr>
-      <w:r>
-        <w:rPr>
+          <w:rFonts w:ascii="Carlito" w:hAnsi="Carlito" w:cs="Carlito"/>
+          <w:sz w:val="32"/>
+          <w:szCs w:val="32"/>
+        </w:rPr>
+      </w:pPr>
+      <w:r>
+        <w:rPr>
+          <w:rFonts w:ascii="Carlito" w:hAnsi="Carlito" w:cs="Carlito"/>
           <w:b/>
           <w:bCs/>
-          <w:sz w:val="36"/>
-          <w:szCs w:val="36"/>
+          <w:sz w:val="32"/>
+          <w:szCs w:val="32"/>
         </w:rPr>
         <w:t>Test the connection:</w:t>
       </w:r>
       <w:r>
         <w:rPr>
-          <w:sz w:val="36"/>
-          <w:szCs w:val="36"/>
+          <w:rFonts w:ascii="Carlito" w:hAnsi="Carlito" w:cs="Carlito"/>
+          <w:sz w:val="32"/>
+          <w:szCs w:val="32"/>
         </w:rPr>
         <w:t xml:space="preserve"> Return to Claude and try a simple request, like "Can you access my [tool name]?"</w:t>
       </w:r>
@@ -3344,74 +3086,44 @@
       <w:pPr>
         <w:jc w:val="both"/>
         <w:rPr>
-          <w:sz w:val="36"/>
-          <w:szCs w:val="36"/>
-        </w:rPr>
-      </w:pPr>
-      <w:r>
-        <w:rPr>
-          <w:sz w:val="36"/>
-          <w:szCs w:val="36"/>
-        </w:rPr>
-        <w:t xml:space="preserve"># </w:t>
-      </w:r>
-      <w:r>
-        <w:rPr>
-          <w:sz w:val="36"/>
-          <w:szCs w:val="36"/>
-        </w:rPr>
-        <w:t>Once connected, Claude can search, read, and in some cases take actions within that service</w:t>
-      </w:r>
-      <w:r>
-        <w:rPr>
-          <w:sz w:val="36"/>
-          <w:szCs w:val="36"/>
-        </w:rPr>
-        <w:t xml:space="preserve">, </w:t>
-      </w:r>
-      <w:r>
-        <w:rPr>
-          <w:sz w:val="36"/>
-          <w:szCs w:val="36"/>
-        </w:rPr>
-        <w:t xml:space="preserve">depending on the permissions </w:t>
-      </w:r>
-      <w:r>
-        <w:rPr>
-          <w:sz w:val="36"/>
-          <w:szCs w:val="36"/>
-        </w:rPr>
-        <w:t>we</w:t>
-      </w:r>
-      <w:r>
-        <w:rPr>
-          <w:sz w:val="36"/>
-          <w:szCs w:val="36"/>
-        </w:rPr>
-        <w:t>'ve granted.</w:t>
-      </w:r>
-    </w:p>
-    <w:p>
-      <w:pPr>
-        <w:jc w:val="both"/>
-        <w:rPr>
-          <w:sz w:val="36"/>
-          <w:szCs w:val="36"/>
-        </w:rPr>
-      </w:pPr>
-    </w:p>
-    <w:p>
-      <w:pPr>
-        <w:jc w:val="both"/>
-        <w:rPr>
-          <w:sz w:val="36"/>
-          <w:szCs w:val="36"/>
-        </w:rPr>
-      </w:pPr>
-      <w:r>
-        <w:rPr>
-          <w:sz w:val="36"/>
-          <w:szCs w:val="36"/>
+          <w:rFonts w:ascii="Carlito" w:hAnsi="Carlito" w:cs="Carlito"/>
+          <w:sz w:val="32"/>
+          <w:szCs w:val="32"/>
+        </w:rPr>
+      </w:pPr>
+      <w:r>
+        <w:rPr>
+          <w:rFonts w:ascii="Carlito" w:hAnsi="Carlito" w:cs="Carlito"/>
+          <w:sz w:val="32"/>
+          <w:szCs w:val="32"/>
+        </w:rPr>
+        <w:t># Once connected, Claude can search, read, and in some cases take actions within that service, depending on the permissions we've granted.</w:t>
+      </w:r>
+    </w:p>
+    <w:p>
+      <w:pPr>
+        <w:jc w:val="both"/>
+        <w:rPr>
+          <w:rFonts w:ascii="Carlito" w:hAnsi="Carlito" w:cs="Carlito"/>
+          <w:sz w:val="32"/>
+          <w:szCs w:val="32"/>
+        </w:rPr>
+      </w:pPr>
+    </w:p>
+    <w:p>
+      <w:pPr>
+        <w:jc w:val="both"/>
+        <w:rPr>
+          <w:rFonts w:ascii="Carlito" w:hAnsi="Carlito" w:cs="Carlito"/>
+          <w:sz w:val="32"/>
+          <w:szCs w:val="32"/>
+        </w:rPr>
+      </w:pPr>
+      <w:r>
+        <w:rPr>
+          <w:rFonts w:ascii="Carlito" w:hAnsi="Carlito" w:cs="Carlito"/>
+          <w:sz w:val="32"/>
+          <w:szCs w:val="32"/>
         </w:rPr>
         <w:t>Desktop Extensions:</w:t>
       </w:r>
@@ -3420,37 +3132,18 @@
       <w:pPr>
         <w:jc w:val="both"/>
         <w:rPr>
-          <w:sz w:val="36"/>
-          <w:szCs w:val="36"/>
-        </w:rPr>
-      </w:pPr>
-      <w:r>
-        <w:rPr>
-          <w:sz w:val="36"/>
-          <w:szCs w:val="36"/>
-        </w:rPr>
-        <w:t xml:space="preserve"># </w:t>
-      </w:r>
-      <w:r>
-        <w:rPr>
-          <w:sz w:val="36"/>
-          <w:szCs w:val="36"/>
-        </w:rPr>
-        <w:t>Desktop extensions require the Claude Desktop app. These extensions let Claude interact with local applications, our file system, and native features on macOS or Windows.</w:t>
-      </w:r>
-      <w:r>
-        <w:rPr>
-          <w:sz w:val="36"/>
-          <w:szCs w:val="36"/>
-        </w:rPr>
-        <w:t xml:space="preserve"> </w:t>
-      </w:r>
-      <w:r>
-        <w:rPr>
-          <w:sz w:val="36"/>
-          <w:szCs w:val="36"/>
-        </w:rPr>
-        <w:t>Some desktop extensions include:</w:t>
+          <w:rFonts w:ascii="Carlito" w:hAnsi="Carlito" w:cs="Carlito"/>
+          <w:sz w:val="32"/>
+          <w:szCs w:val="32"/>
+        </w:rPr>
+      </w:pPr>
+      <w:r>
+        <w:rPr>
+          <w:rFonts w:ascii="Carlito" w:hAnsi="Carlito" w:cs="Carlito"/>
+          <w:sz w:val="32"/>
+          <w:szCs w:val="32"/>
+        </w:rPr>
+        <w:t># Desktop extensions require the Claude Desktop app. These extensions let Claude interact with local applications, our file system, and native features on macOS or Windows. Some desktop extensions include:</w:t>
       </w:r>
     </w:p>
     <w:p>
@@ -3462,14 +3155,16 @@
         </w:numPr>
         <w:jc w:val="both"/>
         <w:rPr>
-          <w:sz w:val="36"/>
-          <w:szCs w:val="36"/>
-        </w:rPr>
-      </w:pPr>
-      <w:r>
-        <w:rPr>
-          <w:sz w:val="36"/>
-          <w:szCs w:val="36"/>
+          <w:rFonts w:ascii="Carlito" w:hAnsi="Carlito" w:cs="Carlito"/>
+          <w:sz w:val="32"/>
+          <w:szCs w:val="32"/>
+        </w:rPr>
+      </w:pPr>
+      <w:r>
+        <w:rPr>
+          <w:rFonts w:ascii="Carlito" w:hAnsi="Carlito" w:cs="Carlito"/>
+          <w:sz w:val="32"/>
+          <w:szCs w:val="32"/>
         </w:rPr>
         <w:t>Local file access for reading and organizing documents</w:t>
       </w:r>
@@ -3483,16 +3178,17 @@
         </w:numPr>
         <w:jc w:val="both"/>
         <w:rPr>
-          <w:sz w:val="36"/>
-          <w:szCs w:val="36"/>
-        </w:rPr>
-      </w:pPr>
-      <w:r>
-        <w:rPr>
-          <w:sz w:val="36"/>
-          <w:szCs w:val="36"/>
-        </w:rPr>
-        <w:lastRenderedPageBreak/>
+          <w:rFonts w:ascii="Carlito" w:hAnsi="Carlito" w:cs="Carlito"/>
+          <w:sz w:val="32"/>
+          <w:szCs w:val="32"/>
+        </w:rPr>
+      </w:pPr>
+      <w:r>
+        <w:rPr>
+          <w:rFonts w:ascii="Carlito" w:hAnsi="Carlito" w:cs="Carlito"/>
+          <w:sz w:val="32"/>
+          <w:szCs w:val="32"/>
+        </w:rPr>
         <w:t>Browser control for automated web tasks</w:t>
       </w:r>
     </w:p>
@@ -3505,14 +3201,16 @@
         </w:numPr>
         <w:jc w:val="both"/>
         <w:rPr>
-          <w:sz w:val="36"/>
-          <w:szCs w:val="36"/>
-        </w:rPr>
-      </w:pPr>
-      <w:r>
-        <w:rPr>
-          <w:sz w:val="36"/>
-          <w:szCs w:val="36"/>
+          <w:rFonts w:ascii="Carlito" w:hAnsi="Carlito" w:cs="Carlito"/>
+          <w:sz w:val="32"/>
+          <w:szCs w:val="32"/>
+        </w:rPr>
+      </w:pPr>
+      <w:r>
+        <w:rPr>
+          <w:rFonts w:ascii="Carlito" w:hAnsi="Carlito" w:cs="Carlito"/>
+          <w:sz w:val="32"/>
+          <w:szCs w:val="32"/>
         </w:rPr>
         <w:t>Native application integration (like Figma for design work)</w:t>
       </w:r>
@@ -3521,23 +3219,18 @@
       <w:pPr>
         <w:jc w:val="both"/>
         <w:rPr>
-          <w:sz w:val="36"/>
-          <w:szCs w:val="36"/>
-        </w:rPr>
-      </w:pPr>
-      <w:r>
-        <w:rPr>
-          <w:sz w:val="36"/>
-          <w:szCs w:val="36"/>
-        </w:rPr>
-        <w:t xml:space="preserve"># </w:t>
-      </w:r>
-      <w:r>
-        <w:rPr>
-          <w:sz w:val="36"/>
-          <w:szCs w:val="36"/>
-        </w:rPr>
-        <w:t>To install a desktop extension:</w:t>
+          <w:rFonts w:ascii="Carlito" w:hAnsi="Carlito" w:cs="Carlito"/>
+          <w:sz w:val="32"/>
+          <w:szCs w:val="32"/>
+        </w:rPr>
+      </w:pPr>
+      <w:r>
+        <w:rPr>
+          <w:rFonts w:ascii="Carlito" w:hAnsi="Carlito" w:cs="Carlito"/>
+          <w:sz w:val="32"/>
+          <w:szCs w:val="32"/>
+        </w:rPr>
+        <w:t># To install a desktop extension:</w:t>
       </w:r>
     </w:p>
     <w:p>
@@ -3549,14 +3242,16 @@
         </w:numPr>
         <w:jc w:val="both"/>
         <w:rPr>
-          <w:sz w:val="36"/>
-          <w:szCs w:val="36"/>
-        </w:rPr>
-      </w:pPr>
-      <w:r>
-        <w:rPr>
-          <w:sz w:val="36"/>
-          <w:szCs w:val="36"/>
+          <w:rFonts w:ascii="Carlito" w:hAnsi="Carlito" w:cs="Carlito"/>
+          <w:sz w:val="32"/>
+          <w:szCs w:val="32"/>
+        </w:rPr>
+      </w:pPr>
+      <w:r>
+        <w:rPr>
+          <w:rFonts w:ascii="Carlito" w:hAnsi="Carlito" w:cs="Carlito"/>
+          <w:sz w:val="32"/>
+          <w:szCs w:val="32"/>
         </w:rPr>
         <w:t>Download and install the Claude Desktop app</w:t>
       </w:r>
@@ -3570,14 +3265,16 @@
         </w:numPr>
         <w:jc w:val="both"/>
         <w:rPr>
-          <w:sz w:val="36"/>
-          <w:szCs w:val="36"/>
-        </w:rPr>
-      </w:pPr>
-      <w:r>
-        <w:rPr>
-          <w:sz w:val="36"/>
-          <w:szCs w:val="36"/>
+          <w:rFonts w:ascii="Carlito" w:hAnsi="Carlito" w:cs="Carlito"/>
+          <w:sz w:val="32"/>
+          <w:szCs w:val="32"/>
+        </w:rPr>
+      </w:pPr>
+      <w:r>
+        <w:rPr>
+          <w:rFonts w:ascii="Carlito" w:hAnsi="Carlito" w:cs="Carlito"/>
+          <w:sz w:val="32"/>
+          <w:szCs w:val="32"/>
         </w:rPr>
         <w:t>Open the app and navigate to Settings &gt; Extensions</w:t>
       </w:r>
@@ -3591,14 +3288,16 @@
         </w:numPr>
         <w:jc w:val="both"/>
         <w:rPr>
-          <w:sz w:val="36"/>
-          <w:szCs w:val="36"/>
-        </w:rPr>
-      </w:pPr>
-      <w:r>
-        <w:rPr>
-          <w:sz w:val="36"/>
-          <w:szCs w:val="36"/>
+          <w:rFonts w:ascii="Carlito" w:hAnsi="Carlito" w:cs="Carlito"/>
+          <w:sz w:val="32"/>
+          <w:szCs w:val="32"/>
+        </w:rPr>
+      </w:pPr>
+      <w:r>
+        <w:rPr>
+          <w:rFonts w:ascii="Carlito" w:hAnsi="Carlito" w:cs="Carlito"/>
+          <w:sz w:val="32"/>
+          <w:szCs w:val="32"/>
         </w:rPr>
         <w:t>Browse available extensions and click Install</w:t>
       </w:r>
@@ -3612,14 +3311,16 @@
         </w:numPr>
         <w:jc w:val="both"/>
         <w:rPr>
-          <w:sz w:val="36"/>
-          <w:szCs w:val="36"/>
-        </w:rPr>
-      </w:pPr>
-      <w:r>
-        <w:rPr>
-          <w:sz w:val="36"/>
-          <w:szCs w:val="36"/>
+          <w:rFonts w:ascii="Carlito" w:hAnsi="Carlito" w:cs="Carlito"/>
+          <w:sz w:val="32"/>
+          <w:szCs w:val="32"/>
+        </w:rPr>
+      </w:pPr>
+      <w:r>
+        <w:rPr>
+          <w:rFonts w:ascii="Carlito" w:hAnsi="Carlito" w:cs="Carlito"/>
+          <w:sz w:val="32"/>
+          <w:szCs w:val="32"/>
         </w:rPr>
         <w:t>Follow any additional setup steps specific to that extension</w:t>
       </w:r>
@@ -3628,23 +3329,26 @@
       <w:pPr>
         <w:jc w:val="both"/>
         <w:rPr>
-          <w:sz w:val="36"/>
-          <w:szCs w:val="36"/>
-        </w:rPr>
-      </w:pPr>
-    </w:p>
-    <w:p>
-      <w:pPr>
-        <w:jc w:val="both"/>
-        <w:rPr>
-          <w:sz w:val="36"/>
-          <w:szCs w:val="36"/>
-        </w:rPr>
-      </w:pPr>
-      <w:r>
-        <w:rPr>
-          <w:sz w:val="36"/>
-          <w:szCs w:val="36"/>
+          <w:rFonts w:ascii="Carlito" w:hAnsi="Carlito" w:cs="Carlito"/>
+          <w:sz w:val="32"/>
+          <w:szCs w:val="32"/>
+        </w:rPr>
+      </w:pPr>
+    </w:p>
+    <w:p>
+      <w:pPr>
+        <w:jc w:val="both"/>
+        <w:rPr>
+          <w:rFonts w:ascii="Carlito" w:hAnsi="Carlito" w:cs="Carlito"/>
+          <w:sz w:val="32"/>
+          <w:szCs w:val="32"/>
+        </w:rPr>
+      </w:pPr>
+      <w:r>
+        <w:rPr>
+          <w:rFonts w:ascii="Carlito" w:hAnsi="Carlito" w:cs="Carlito"/>
+          <w:sz w:val="32"/>
+          <w:szCs w:val="32"/>
         </w:rPr>
         <w:t>Usage Examples:</w:t>
       </w:r>
@@ -3653,30 +3357,18 @@
       <w:pPr>
         <w:jc w:val="both"/>
         <w:rPr>
-          <w:sz w:val="36"/>
-          <w:szCs w:val="36"/>
-        </w:rPr>
-      </w:pPr>
-      <w:r>
-        <w:rPr>
-          <w:sz w:val="36"/>
-          <w:szCs w:val="36"/>
-        </w:rPr>
-        <w:t xml:space="preserve"># </w:t>
-      </w:r>
-      <w:r>
-        <w:rPr>
-          <w:sz w:val="36"/>
-          <w:szCs w:val="36"/>
-        </w:rPr>
-        <w:t>Project management (Asana, Linear, Jira)</w:t>
-      </w:r>
-      <w:r>
-        <w:rPr>
-          <w:sz w:val="36"/>
-          <w:szCs w:val="36"/>
-        </w:rPr>
-        <w:t>:</w:t>
+          <w:rFonts w:ascii="Carlito" w:hAnsi="Carlito" w:cs="Carlito"/>
+          <w:sz w:val="32"/>
+          <w:szCs w:val="32"/>
+        </w:rPr>
+      </w:pPr>
+      <w:r>
+        <w:rPr>
+          <w:rFonts w:ascii="Carlito" w:hAnsi="Carlito" w:cs="Carlito"/>
+          <w:sz w:val="32"/>
+          <w:szCs w:val="32"/>
+        </w:rPr>
+        <w:t># Project management (Asana, Linear, Jira):</w:t>
       </w:r>
     </w:p>
     <w:p>
@@ -3688,14 +3380,16 @@
         </w:numPr>
         <w:jc w:val="both"/>
         <w:rPr>
-          <w:sz w:val="36"/>
-          <w:szCs w:val="36"/>
-        </w:rPr>
-      </w:pPr>
-      <w:r>
-        <w:rPr>
-          <w:sz w:val="36"/>
-          <w:szCs w:val="36"/>
+          <w:rFonts w:ascii="Carlito" w:hAnsi="Carlito" w:cs="Carlito"/>
+          <w:sz w:val="32"/>
+          <w:szCs w:val="32"/>
+        </w:rPr>
+      </w:pPr>
+      <w:r>
+        <w:rPr>
+          <w:rFonts w:ascii="Carlito" w:hAnsi="Carlito" w:cs="Carlito"/>
+          <w:sz w:val="32"/>
+          <w:szCs w:val="32"/>
         </w:rPr>
         <w:t>"What are my highest priority tasks due this week?"</w:t>
       </w:r>
@@ -3709,14 +3403,16 @@
         </w:numPr>
         <w:jc w:val="both"/>
         <w:rPr>
-          <w:sz w:val="36"/>
-          <w:szCs w:val="36"/>
-        </w:rPr>
-      </w:pPr>
-      <w:r>
-        <w:rPr>
-          <w:sz w:val="36"/>
-          <w:szCs w:val="36"/>
+          <w:rFonts w:ascii="Carlito" w:hAnsi="Carlito" w:cs="Carlito"/>
+          <w:sz w:val="32"/>
+          <w:szCs w:val="32"/>
+        </w:rPr>
+      </w:pPr>
+      <w:r>
+        <w:rPr>
+          <w:rFonts w:ascii="Carlito" w:hAnsi="Carlito" w:cs="Carlito"/>
+          <w:sz w:val="32"/>
+          <w:szCs w:val="32"/>
         </w:rPr>
         <w:t>"Create a new task for reviewing the Q4 budget proposal"</w:t>
       </w:r>
@@ -3725,30 +3421,18 @@
       <w:pPr>
         <w:jc w:val="both"/>
         <w:rPr>
-          <w:sz w:val="36"/>
-          <w:szCs w:val="36"/>
-        </w:rPr>
-      </w:pPr>
-      <w:r>
-        <w:rPr>
-          <w:sz w:val="36"/>
-          <w:szCs w:val="36"/>
-        </w:rPr>
-        <w:t xml:space="preserve"># </w:t>
-      </w:r>
-      <w:r>
-        <w:rPr>
-          <w:sz w:val="36"/>
-          <w:szCs w:val="36"/>
-        </w:rPr>
-        <w:t>Communication (Slack, Gmail)</w:t>
-      </w:r>
-      <w:r>
-        <w:rPr>
-          <w:sz w:val="36"/>
-          <w:szCs w:val="36"/>
-        </w:rPr>
-        <w:t>:</w:t>
+          <w:rFonts w:ascii="Carlito" w:hAnsi="Carlito" w:cs="Carlito"/>
+          <w:sz w:val="32"/>
+          <w:szCs w:val="32"/>
+        </w:rPr>
+      </w:pPr>
+      <w:r>
+        <w:rPr>
+          <w:rFonts w:ascii="Carlito" w:hAnsi="Carlito" w:cs="Carlito"/>
+          <w:sz w:val="32"/>
+          <w:szCs w:val="32"/>
+        </w:rPr>
+        <w:t># Communication (Slack, Gmail):</w:t>
       </w:r>
     </w:p>
     <w:p>
@@ -3760,14 +3444,16 @@
         </w:numPr>
         <w:jc w:val="both"/>
         <w:rPr>
-          <w:sz w:val="36"/>
-          <w:szCs w:val="36"/>
-        </w:rPr>
-      </w:pPr>
-      <w:r>
-        <w:rPr>
-          <w:sz w:val="36"/>
-          <w:szCs w:val="36"/>
+          <w:rFonts w:ascii="Carlito" w:hAnsi="Carlito" w:cs="Carlito"/>
+          <w:sz w:val="32"/>
+          <w:szCs w:val="32"/>
+        </w:rPr>
+      </w:pPr>
+      <w:r>
+        <w:rPr>
+          <w:rFonts w:ascii="Carlito" w:hAnsi="Carlito" w:cs="Carlito"/>
+          <w:sz w:val="32"/>
+          <w:szCs w:val="32"/>
         </w:rPr>
         <w:t>"Find the email thread where we discussed the vendor contract"</w:t>
       </w:r>
@@ -3781,14 +3467,16 @@
         </w:numPr>
         <w:jc w:val="both"/>
         <w:rPr>
-          <w:sz w:val="36"/>
-          <w:szCs w:val="36"/>
-        </w:rPr>
-      </w:pPr>
-      <w:r>
-        <w:rPr>
-          <w:sz w:val="36"/>
-          <w:szCs w:val="36"/>
+          <w:rFonts w:ascii="Carlito" w:hAnsi="Carlito" w:cs="Carlito"/>
+          <w:sz w:val="32"/>
+          <w:szCs w:val="32"/>
+        </w:rPr>
+      </w:pPr>
+      <w:r>
+        <w:rPr>
+          <w:rFonts w:ascii="Carlito" w:hAnsi="Carlito" w:cs="Carlito"/>
+          <w:sz w:val="32"/>
+          <w:szCs w:val="32"/>
         </w:rPr>
         <w:t>"Draft a reply to the latest message in the #marketing channel"</w:t>
       </w:r>
@@ -3797,23 +3485,18 @@
       <w:pPr>
         <w:jc w:val="both"/>
         <w:rPr>
-          <w:sz w:val="36"/>
-          <w:szCs w:val="36"/>
-        </w:rPr>
-      </w:pPr>
-      <w:r>
-        <w:rPr>
-          <w:sz w:val="36"/>
-          <w:szCs w:val="36"/>
-        </w:rPr>
-        <w:t xml:space="preserve"># </w:t>
-      </w:r>
-      <w:r>
-        <w:rPr>
-          <w:sz w:val="36"/>
-          <w:szCs w:val="36"/>
-        </w:rPr>
-        <w:t>Documentation (Notion, Google Drive, Confluence)</w:t>
+          <w:rFonts w:ascii="Carlito" w:hAnsi="Carlito" w:cs="Carlito"/>
+          <w:sz w:val="32"/>
+          <w:szCs w:val="32"/>
+        </w:rPr>
+      </w:pPr>
+      <w:r>
+        <w:rPr>
+          <w:rFonts w:ascii="Carlito" w:hAnsi="Carlito" w:cs="Carlito"/>
+          <w:sz w:val="32"/>
+          <w:szCs w:val="32"/>
+        </w:rPr>
+        <w:t># Documentation (Notion, Google Drive, Confluence)</w:t>
       </w:r>
     </w:p>
     <w:p>
@@ -3825,14 +3508,16 @@
         </w:numPr>
         <w:jc w:val="both"/>
         <w:rPr>
-          <w:sz w:val="36"/>
-          <w:szCs w:val="36"/>
-        </w:rPr>
-      </w:pPr>
-      <w:r>
-        <w:rPr>
-          <w:sz w:val="36"/>
-          <w:szCs w:val="36"/>
+          <w:rFonts w:ascii="Carlito" w:hAnsi="Carlito" w:cs="Carlito"/>
+          <w:sz w:val="32"/>
+          <w:szCs w:val="32"/>
+        </w:rPr>
+      </w:pPr>
+      <w:r>
+        <w:rPr>
+          <w:rFonts w:ascii="Carlito" w:hAnsi="Carlito" w:cs="Carlito"/>
+          <w:sz w:val="32"/>
+          <w:szCs w:val="32"/>
         </w:rPr>
         <w:t>"Search our documentation for our brand voice guidelines"</w:t>
       </w:r>
@@ -3846,47 +3531,37 @@
         </w:numPr>
         <w:jc w:val="both"/>
         <w:rPr>
-          <w:sz w:val="36"/>
-          <w:szCs w:val="36"/>
-        </w:rPr>
-      </w:pPr>
-      <w:r>
-        <w:rPr>
-          <w:sz w:val="36"/>
-          <w:szCs w:val="36"/>
+          <w:rFonts w:ascii="Carlito" w:hAnsi="Carlito" w:cs="Carlito"/>
+          <w:sz w:val="32"/>
+          <w:szCs w:val="32"/>
+        </w:rPr>
+      </w:pPr>
+      <w:r>
+        <w:rPr>
+          <w:rFonts w:ascii="Carlito" w:hAnsi="Carlito" w:cs="Carlito"/>
+          <w:sz w:val="32"/>
+          <w:szCs w:val="32"/>
+        </w:rPr>
+        <w:t>"Summarize the meeting notes from last week's product review"</w:t>
+      </w:r>
+    </w:p>
+    <w:p>
+      <w:pPr>
+        <w:jc w:val="both"/>
+        <w:rPr>
+          <w:rFonts w:ascii="Carlito" w:hAnsi="Carlito" w:cs="Carlito"/>
+          <w:sz w:val="32"/>
+          <w:szCs w:val="32"/>
+        </w:rPr>
+      </w:pPr>
+      <w:r>
+        <w:rPr>
+          <w:rFonts w:ascii="Carlito" w:hAnsi="Carlito" w:cs="Carlito"/>
+          <w:sz w:val="32"/>
+          <w:szCs w:val="32"/>
         </w:rPr>
         <w:lastRenderedPageBreak/>
-        <w:t>"Summarize the meeting notes from last week's product review"</w:t>
-      </w:r>
-    </w:p>
-    <w:p>
-      <w:pPr>
-        <w:jc w:val="both"/>
-        <w:rPr>
-          <w:sz w:val="36"/>
-          <w:szCs w:val="36"/>
-        </w:rPr>
-      </w:pPr>
-      <w:r>
-        <w:rPr>
-          <w:sz w:val="36"/>
-          <w:szCs w:val="36"/>
-        </w:rPr>
-        <w:t xml:space="preserve"># </w:t>
-      </w:r>
-      <w:r>
-        <w:rPr>
-          <w:sz w:val="36"/>
-          <w:szCs w:val="36"/>
-        </w:rPr>
-        <w:t>Business tools (Stripe, PayPal, Salesforce)</w:t>
-      </w:r>
-      <w:r>
-        <w:rPr>
-          <w:sz w:val="36"/>
-          <w:szCs w:val="36"/>
-        </w:rPr>
-        <w:t>:</w:t>
+        <w:t># Business tools (Stripe, PayPal, Salesforce):</w:t>
       </w:r>
     </w:p>
     <w:p>
@@ -3898,14 +3573,16 @@
         </w:numPr>
         <w:jc w:val="both"/>
         <w:rPr>
-          <w:sz w:val="36"/>
-          <w:szCs w:val="36"/>
-        </w:rPr>
-      </w:pPr>
-      <w:r>
-        <w:rPr>
-          <w:sz w:val="36"/>
-          <w:szCs w:val="36"/>
+          <w:rFonts w:ascii="Carlito" w:hAnsi="Carlito" w:cs="Carlito"/>
+          <w:sz w:val="32"/>
+          <w:szCs w:val="32"/>
+        </w:rPr>
+      </w:pPr>
+      <w:r>
+        <w:rPr>
+          <w:rFonts w:ascii="Carlito" w:hAnsi="Carlito" w:cs="Carlito"/>
+          <w:sz w:val="32"/>
+          <w:szCs w:val="32"/>
         </w:rPr>
         <w:t>"Show me revenue trends for the past quarter"</w:t>
       </w:r>
@@ -3919,14 +3596,16 @@
         </w:numPr>
         <w:jc w:val="both"/>
         <w:rPr>
-          <w:sz w:val="36"/>
-          <w:szCs w:val="36"/>
-        </w:rPr>
-      </w:pPr>
-      <w:r>
-        <w:rPr>
-          <w:sz w:val="36"/>
-          <w:szCs w:val="36"/>
+          <w:rFonts w:ascii="Carlito" w:hAnsi="Carlito" w:cs="Carlito"/>
+          <w:sz w:val="32"/>
+          <w:szCs w:val="32"/>
+        </w:rPr>
+      </w:pPr>
+      <w:r>
+        <w:rPr>
+          <w:rFonts w:ascii="Carlito" w:hAnsi="Carlito" w:cs="Carlito"/>
+          <w:sz w:val="32"/>
+          <w:szCs w:val="32"/>
         </w:rPr>
         <w:t>"List recent transactions over $1,000"</w:t>
       </w:r>
@@ -3935,27 +3614,30 @@
       <w:pPr>
         <w:jc w:val="both"/>
         <w:rPr>
-          <w:sz w:val="36"/>
-          <w:szCs w:val="36"/>
-        </w:rPr>
-      </w:pPr>
-    </w:p>
-    <w:p>
-      <w:pPr>
-        <w:jc w:val="both"/>
-        <w:rPr>
+          <w:rFonts w:ascii="Carlito" w:hAnsi="Carlito" w:cs="Carlito"/>
+          <w:sz w:val="32"/>
+          <w:szCs w:val="32"/>
+        </w:rPr>
+      </w:pPr>
+    </w:p>
+    <w:p>
+      <w:pPr>
+        <w:jc w:val="both"/>
+        <w:rPr>
+          <w:rFonts w:ascii="Carlito" w:hAnsi="Carlito" w:cs="Carlito"/>
           <w:b/>
           <w:bCs/>
-          <w:sz w:val="36"/>
-          <w:szCs w:val="36"/>
-        </w:rPr>
-      </w:pPr>
-      <w:r>
-        <w:rPr>
+          <w:sz w:val="32"/>
+          <w:szCs w:val="32"/>
+        </w:rPr>
+      </w:pPr>
+      <w:r>
+        <w:rPr>
+          <w:rFonts w:ascii="Carlito" w:hAnsi="Carlito" w:cs="Carlito"/>
           <w:b/>
           <w:bCs/>
-          <w:sz w:val="36"/>
-          <w:szCs w:val="36"/>
+          <w:sz w:val="32"/>
+          <w:szCs w:val="32"/>
         </w:rPr>
         <w:t>Claude Enterprise Search:</w:t>
       </w:r>
@@ -3964,55 +3646,34 @@
       <w:pPr>
         <w:jc w:val="both"/>
         <w:rPr>
-          <w:sz w:val="36"/>
-          <w:szCs w:val="36"/>
-        </w:rPr>
-      </w:pPr>
-      <w:r>
-        <w:rPr>
-          <w:sz w:val="36"/>
-          <w:szCs w:val="36"/>
-        </w:rPr>
-        <w:t xml:space="preserve"># </w:t>
-      </w:r>
-      <w:r>
-        <w:rPr>
-          <w:sz w:val="36"/>
-          <w:szCs w:val="36"/>
-        </w:rPr>
-        <w:t xml:space="preserve">Enterprise Search adds a dedicated </w:t>
-      </w:r>
-      <w:r>
-        <w:rPr>
+          <w:rFonts w:ascii="Carlito" w:hAnsi="Carlito" w:cs="Carlito"/>
+          <w:sz w:val="32"/>
+          <w:szCs w:val="32"/>
+        </w:rPr>
+      </w:pPr>
+      <w:r>
+        <w:rPr>
+          <w:rFonts w:ascii="Carlito" w:hAnsi="Carlito" w:cs="Carlito"/>
+          <w:sz w:val="32"/>
+          <w:szCs w:val="32"/>
+        </w:rPr>
+        <w:t xml:space="preserve"># Enterprise Search adds a dedicated </w:t>
+      </w:r>
+      <w:r>
+        <w:rPr>
+          <w:rFonts w:ascii="Carlito" w:hAnsi="Carlito" w:cs="Carlito"/>
           <w:b/>
           <w:bCs/>
-          <w:sz w:val="36"/>
-          <w:szCs w:val="36"/>
-        </w:rPr>
-        <w:t>"Ask {</w:t>
-      </w:r>
-      <w:r>
-        <w:rPr>
-          <w:b/>
-          <w:bCs/>
-          <w:sz w:val="36"/>
-          <w:szCs w:val="36"/>
-        </w:rPr>
-        <w:t>O</w:t>
-      </w:r>
-      <w:r>
-        <w:rPr>
-          <w:b/>
-          <w:bCs/>
-          <w:sz w:val="36"/>
-          <w:szCs w:val="36"/>
-        </w:rPr>
-        <w:t xml:space="preserve">ur Org Name}" </w:t>
-      </w:r>
-      <w:r>
-        <w:rPr>
-          <w:sz w:val="36"/>
-          <w:szCs w:val="36"/>
+          <w:sz w:val="32"/>
+          <w:szCs w:val="32"/>
+        </w:rPr>
+        <w:t xml:space="preserve">"Ask {Our Org Name}" </w:t>
+      </w:r>
+      <w:r>
+        <w:rPr>
+          <w:rFonts w:ascii="Carlito" w:hAnsi="Carlito" w:cs="Carlito"/>
+          <w:sz w:val="32"/>
+          <w:szCs w:val="32"/>
         </w:rPr>
         <w:t>option to our sidebar. This is designed specifically for finding and synthesizing knowledge buried across our company's tools and data sources.</w:t>
       </w:r>
@@ -4021,111 +3682,62 @@
       <w:pPr>
         <w:jc w:val="both"/>
         <w:rPr>
-          <w:sz w:val="36"/>
-          <w:szCs w:val="36"/>
-        </w:rPr>
-      </w:pPr>
-      <w:r>
-        <w:rPr>
-          <w:sz w:val="36"/>
-          <w:szCs w:val="36"/>
-        </w:rPr>
-        <w:t xml:space="preserve"># </w:t>
-      </w:r>
-      <w:r>
-        <w:rPr>
-          <w:sz w:val="36"/>
-          <w:szCs w:val="36"/>
-        </w:rPr>
-        <w:t xml:space="preserve">Enterprise Search </w:t>
-      </w:r>
-      <w:r>
-        <w:rPr>
-          <w:sz w:val="36"/>
-          <w:szCs w:val="36"/>
-        </w:rPr>
-        <w:t>is</w:t>
-      </w:r>
-      <w:r>
-        <w:rPr>
-          <w:sz w:val="36"/>
-          <w:szCs w:val="36"/>
-        </w:rPr>
-        <w:t xml:space="preserve"> a pre-built Project for our entire organization</w:t>
-      </w:r>
-      <w:r>
-        <w:rPr>
-          <w:sz w:val="36"/>
-          <w:szCs w:val="36"/>
-        </w:rPr>
-        <w:t>. O</w:t>
-      </w:r>
-      <w:r>
-        <w:rPr>
-          <w:sz w:val="36"/>
-          <w:szCs w:val="36"/>
-        </w:rPr>
-        <w:t xml:space="preserve">ur company's knowledge base is already loaded, so </w:t>
-      </w:r>
-      <w:r>
-        <w:rPr>
-          <w:sz w:val="36"/>
-          <w:szCs w:val="36"/>
-        </w:rPr>
-        <w:t>we</w:t>
-      </w:r>
-      <w:r>
-        <w:rPr>
-          <w:sz w:val="36"/>
-          <w:szCs w:val="36"/>
-        </w:rPr>
-        <w:t xml:space="preserve"> can jump right in to get context-aware responses to our questions.</w:t>
-      </w:r>
-    </w:p>
-    <w:p>
-      <w:pPr>
-        <w:jc w:val="both"/>
-        <w:rPr>
-          <w:sz w:val="36"/>
-          <w:szCs w:val="36"/>
-        </w:rPr>
-      </w:pPr>
-      <w:r>
-        <w:rPr>
-          <w:sz w:val="36"/>
-          <w:szCs w:val="36"/>
-        </w:rPr>
-        <w:t xml:space="preserve"># </w:t>
-      </w:r>
-      <w:r>
-        <w:rPr>
-          <w:sz w:val="36"/>
-          <w:szCs w:val="36"/>
-        </w:rPr>
-        <w:t>Unlike regular chats with connectors enabled, Enterprise Search is specifically designed for information gathering, using custom instructions configured by the Anthropic team.</w:t>
-      </w:r>
-    </w:p>
-    <w:p>
-      <w:pPr>
-        <w:jc w:val="both"/>
-        <w:rPr>
-          <w:sz w:val="36"/>
-          <w:szCs w:val="36"/>
-        </w:rPr>
-      </w:pPr>
-    </w:p>
-    <w:p>
-      <w:pPr>
-        <w:jc w:val="both"/>
-        <w:rPr>
-          <w:sz w:val="36"/>
-          <w:szCs w:val="36"/>
-        </w:rPr>
-      </w:pPr>
-      <w:r>
-        <w:rPr>
-          <w:sz w:val="36"/>
-          <w:szCs w:val="36"/>
+          <w:rFonts w:ascii="Carlito" w:hAnsi="Carlito" w:cs="Carlito"/>
+          <w:sz w:val="32"/>
+          <w:szCs w:val="32"/>
+        </w:rPr>
+      </w:pPr>
+      <w:r>
+        <w:rPr>
+          <w:rFonts w:ascii="Carlito" w:hAnsi="Carlito" w:cs="Carlito"/>
+          <w:sz w:val="32"/>
+          <w:szCs w:val="32"/>
+        </w:rPr>
+        <w:t># Enterprise Search is a pre-built Project for our entire organization. Our company's knowledge base is already loaded, so we can jump right in to get context-aware responses to our questions.</w:t>
+      </w:r>
+    </w:p>
+    <w:p>
+      <w:pPr>
+        <w:jc w:val="both"/>
+        <w:rPr>
+          <w:rFonts w:ascii="Carlito" w:hAnsi="Carlito" w:cs="Carlito"/>
+          <w:sz w:val="32"/>
+          <w:szCs w:val="32"/>
+        </w:rPr>
+      </w:pPr>
+      <w:r>
+        <w:rPr>
+          <w:rFonts w:ascii="Carlito" w:hAnsi="Carlito" w:cs="Carlito"/>
+          <w:sz w:val="32"/>
+          <w:szCs w:val="32"/>
+        </w:rPr>
+        <w:t># Unlike regular chats with connectors enabled, Enterprise Search is specifically designed for information gathering, using custom instructions configured by the Anthropic team.</w:t>
+      </w:r>
+    </w:p>
+    <w:p>
+      <w:pPr>
+        <w:jc w:val="both"/>
+        <w:rPr>
+          <w:rFonts w:ascii="Carlito" w:hAnsi="Carlito" w:cs="Carlito"/>
+          <w:sz w:val="32"/>
+          <w:szCs w:val="32"/>
+        </w:rPr>
+      </w:pPr>
+    </w:p>
+    <w:p>
+      <w:pPr>
+        <w:jc w:val="both"/>
+        <w:rPr>
+          <w:rFonts w:ascii="Carlito" w:hAnsi="Carlito" w:cs="Carlito"/>
+          <w:sz w:val="32"/>
+          <w:szCs w:val="32"/>
+        </w:rPr>
+      </w:pPr>
+      <w:r>
+        <w:rPr>
+          <w:rFonts w:ascii="Carlito" w:hAnsi="Carlito" w:cs="Carlito"/>
+          <w:sz w:val="32"/>
+          <w:szCs w:val="32"/>
         </w:rPr>
         <w:t>Usage Examples:</w:t>
       </w:r>
@@ -4134,14 +3746,16 @@
       <w:pPr>
         <w:jc w:val="both"/>
         <w:rPr>
-          <w:sz w:val="36"/>
-          <w:szCs w:val="36"/>
-        </w:rPr>
-      </w:pPr>
-      <w:r>
-        <w:rPr>
-          <w:sz w:val="36"/>
-          <w:szCs w:val="36"/>
+          <w:rFonts w:ascii="Carlito" w:hAnsi="Carlito" w:cs="Carlito"/>
+          <w:sz w:val="32"/>
+          <w:szCs w:val="32"/>
+        </w:rPr>
+      </w:pPr>
+      <w:r>
+        <w:rPr>
+          <w:rFonts w:ascii="Carlito" w:hAnsi="Carlito" w:cs="Carlito"/>
+          <w:sz w:val="32"/>
+          <w:szCs w:val="32"/>
         </w:rPr>
         <w:t># Getting up to speed:</w:t>
       </w:r>
@@ -4155,14 +3769,16 @@
         </w:numPr>
         <w:jc w:val="both"/>
         <w:rPr>
-          <w:sz w:val="36"/>
-          <w:szCs w:val="36"/>
-        </w:rPr>
-      </w:pPr>
-      <w:r>
-        <w:rPr>
-          <w:sz w:val="36"/>
-          <w:szCs w:val="36"/>
+          <w:rFonts w:ascii="Carlito" w:hAnsi="Carlito" w:cs="Carlito"/>
+          <w:sz w:val="32"/>
+          <w:szCs w:val="32"/>
+        </w:rPr>
+      </w:pPr>
+      <w:r>
+        <w:rPr>
+          <w:rFonts w:ascii="Carlito" w:hAnsi="Carlito" w:cs="Carlito"/>
+          <w:sz w:val="32"/>
+          <w:szCs w:val="32"/>
         </w:rPr>
         <w:t>"What happened yesterday while I was out?"</w:t>
       </w:r>
@@ -4176,16 +3792,17 @@
         </w:numPr>
         <w:jc w:val="both"/>
         <w:rPr>
-          <w:sz w:val="36"/>
-          <w:szCs w:val="36"/>
-        </w:rPr>
-      </w:pPr>
-      <w:r>
-        <w:rPr>
-          <w:sz w:val="36"/>
-          <w:szCs w:val="36"/>
-        </w:rPr>
-        <w:lastRenderedPageBreak/>
+          <w:rFonts w:ascii="Carlito" w:hAnsi="Carlito" w:cs="Carlito"/>
+          <w:sz w:val="32"/>
+          <w:szCs w:val="32"/>
+        </w:rPr>
+      </w:pPr>
+      <w:r>
+        <w:rPr>
+          <w:rFonts w:ascii="Carlito" w:hAnsi="Carlito" w:cs="Carlito"/>
+          <w:sz w:val="32"/>
+          <w:szCs w:val="32"/>
+        </w:rPr>
         <w:t>"Summarize key updates across the business from the last week"</w:t>
       </w:r>
     </w:p>
@@ -4193,23 +3810,18 @@
       <w:pPr>
         <w:jc w:val="both"/>
         <w:rPr>
-          <w:sz w:val="36"/>
-          <w:szCs w:val="36"/>
-        </w:rPr>
-      </w:pPr>
-      <w:r>
-        <w:rPr>
-          <w:sz w:val="36"/>
-          <w:szCs w:val="36"/>
-        </w:rPr>
-        <w:t xml:space="preserve"># </w:t>
-      </w:r>
-      <w:r>
-        <w:rPr>
-          <w:sz w:val="36"/>
-          <w:szCs w:val="36"/>
-        </w:rPr>
-        <w:t>Policy and process questions</w:t>
+          <w:rFonts w:ascii="Carlito" w:hAnsi="Carlito" w:cs="Carlito"/>
+          <w:sz w:val="32"/>
+          <w:szCs w:val="32"/>
+        </w:rPr>
+      </w:pPr>
+      <w:r>
+        <w:rPr>
+          <w:rFonts w:ascii="Carlito" w:hAnsi="Carlito" w:cs="Carlito"/>
+          <w:sz w:val="32"/>
+          <w:szCs w:val="32"/>
+        </w:rPr>
+        <w:t># Policy and process questions</w:t>
       </w:r>
     </w:p>
     <w:p>
@@ -4221,14 +3833,16 @@
         </w:numPr>
         <w:jc w:val="both"/>
         <w:rPr>
-          <w:sz w:val="36"/>
-          <w:szCs w:val="36"/>
-        </w:rPr>
-      </w:pPr>
-      <w:r>
-        <w:rPr>
-          <w:sz w:val="36"/>
-          <w:szCs w:val="36"/>
+          <w:rFonts w:ascii="Carlito" w:hAnsi="Carlito" w:cs="Carlito"/>
+          <w:sz w:val="32"/>
+          <w:szCs w:val="32"/>
+        </w:rPr>
+      </w:pPr>
+      <w:r>
+        <w:rPr>
+          <w:rFonts w:ascii="Carlito" w:hAnsi="Carlito" w:cs="Carlito"/>
+          <w:sz w:val="32"/>
+          <w:szCs w:val="32"/>
         </w:rPr>
         <w:t>"What is our company's remote work policy?"</w:t>
       </w:r>
@@ -4242,14 +3856,16 @@
         </w:numPr>
         <w:jc w:val="both"/>
         <w:rPr>
-          <w:sz w:val="36"/>
-          <w:szCs w:val="36"/>
-        </w:rPr>
-      </w:pPr>
-      <w:r>
-        <w:rPr>
-          <w:sz w:val="36"/>
-          <w:szCs w:val="36"/>
+          <w:rFonts w:ascii="Carlito" w:hAnsi="Carlito" w:cs="Carlito"/>
+          <w:sz w:val="32"/>
+          <w:szCs w:val="32"/>
+        </w:rPr>
+      </w:pPr>
+      <w:r>
+        <w:rPr>
+          <w:rFonts w:ascii="Carlito" w:hAnsi="Carlito" w:cs="Carlito"/>
+          <w:sz w:val="32"/>
+          <w:szCs w:val="32"/>
         </w:rPr>
         <w:t>"How do I submit an expense report?"</w:t>
       </w:r>
@@ -4258,23 +3874,18 @@
       <w:pPr>
         <w:jc w:val="both"/>
         <w:rPr>
-          <w:sz w:val="36"/>
-          <w:szCs w:val="36"/>
-        </w:rPr>
-      </w:pPr>
-      <w:r>
-        <w:rPr>
-          <w:sz w:val="36"/>
-          <w:szCs w:val="36"/>
-        </w:rPr>
-        <w:t xml:space="preserve"># </w:t>
-      </w:r>
-      <w:r>
-        <w:rPr>
-          <w:sz w:val="36"/>
-          <w:szCs w:val="36"/>
-        </w:rPr>
-        <w:t>Performance and project tracking</w:t>
+          <w:rFonts w:ascii="Carlito" w:hAnsi="Carlito" w:cs="Carlito"/>
+          <w:sz w:val="32"/>
+          <w:szCs w:val="32"/>
+        </w:rPr>
+      </w:pPr>
+      <w:r>
+        <w:rPr>
+          <w:rFonts w:ascii="Carlito" w:hAnsi="Carlito" w:cs="Carlito"/>
+          <w:sz w:val="32"/>
+          <w:szCs w:val="32"/>
+        </w:rPr>
+        <w:t># Performance and project tracking</w:t>
       </w:r>
     </w:p>
     <w:p>
@@ -4286,14 +3897,16 @@
         </w:numPr>
         <w:jc w:val="both"/>
         <w:rPr>
-          <w:sz w:val="36"/>
-          <w:szCs w:val="36"/>
-        </w:rPr>
-      </w:pPr>
-      <w:r>
-        <w:rPr>
-          <w:sz w:val="36"/>
-          <w:szCs w:val="36"/>
+          <w:rFonts w:ascii="Carlito" w:hAnsi="Carlito" w:cs="Carlito"/>
+          <w:sz w:val="32"/>
+          <w:szCs w:val="32"/>
+        </w:rPr>
+      </w:pPr>
+      <w:r>
+        <w:rPr>
+          <w:rFonts w:ascii="Carlito" w:hAnsi="Carlito" w:cs="Carlito"/>
+          <w:sz w:val="32"/>
+          <w:szCs w:val="32"/>
         </w:rPr>
         <w:t>"Find discussions and documents related to the marketing campaign"</w:t>
       </w:r>
@@ -4307,15 +3920,18 @@
         </w:numPr>
         <w:jc w:val="both"/>
         <w:rPr>
-          <w:sz w:val="36"/>
-          <w:szCs w:val="36"/>
-        </w:rPr>
-      </w:pPr>
-      <w:r>
-        <w:rPr>
-          <w:sz w:val="36"/>
-          <w:szCs w:val="36"/>
-        </w:rPr>
+          <w:rFonts w:ascii="Carlito" w:hAnsi="Carlito" w:cs="Carlito"/>
+          <w:sz w:val="32"/>
+          <w:szCs w:val="32"/>
+        </w:rPr>
+      </w:pPr>
+      <w:r>
+        <w:rPr>
+          <w:rFonts w:ascii="Carlito" w:hAnsi="Carlito" w:cs="Carlito"/>
+          <w:sz w:val="32"/>
+          <w:szCs w:val="32"/>
+        </w:rPr>
+        <w:lastRenderedPageBreak/>
         <w:t>"What were the key decisions from last week's leadership meetings?"</w:t>
       </w:r>
     </w:p>
@@ -4323,80 +3939,89 @@
       <w:pPr>
         <w:jc w:val="both"/>
         <w:rPr>
-          <w:sz w:val="36"/>
-          <w:szCs w:val="36"/>
-        </w:rPr>
-      </w:pPr>
-    </w:p>
-    <w:p>
-      <w:pPr>
-        <w:jc w:val="both"/>
-        <w:rPr>
-          <w:sz w:val="36"/>
-          <w:szCs w:val="36"/>
-        </w:rPr>
-      </w:pPr>
-    </w:p>
-    <w:p>
-      <w:pPr>
-        <w:jc w:val="both"/>
-        <w:rPr>
-          <w:sz w:val="36"/>
-          <w:szCs w:val="36"/>
-        </w:rPr>
-      </w:pPr>
-    </w:p>
-    <w:p>
-      <w:pPr>
-        <w:jc w:val="both"/>
-        <w:rPr>
-          <w:sz w:val="36"/>
-          <w:szCs w:val="36"/>
-        </w:rPr>
-      </w:pPr>
-    </w:p>
-    <w:p>
-      <w:pPr>
-        <w:jc w:val="both"/>
-        <w:rPr>
-          <w:sz w:val="36"/>
-          <w:szCs w:val="36"/>
-        </w:rPr>
-      </w:pPr>
-    </w:p>
-    <w:p>
-      <w:pPr>
-        <w:jc w:val="both"/>
-        <w:rPr>
-          <w:sz w:val="36"/>
-          <w:szCs w:val="36"/>
-        </w:rPr>
-      </w:pPr>
-    </w:p>
-    <w:p>
-      <w:pPr>
-        <w:jc w:val="both"/>
-        <w:rPr>
-          <w:sz w:val="36"/>
-          <w:szCs w:val="36"/>
-        </w:rPr>
-      </w:pPr>
-    </w:p>
-    <w:p>
-      <w:pPr>
-        <w:jc w:val="both"/>
-        <w:rPr>
-          <w:sz w:val="36"/>
-          <w:szCs w:val="36"/>
-        </w:rPr>
-      </w:pPr>
-    </w:p>
-    <w:p>
-      <w:pPr>
-        <w:jc w:val="both"/>
-        <w:rPr>
-          <w:sz w:val="36"/>
-          <w:szCs w:val="36"/>
+          <w:rFonts w:ascii="Carlito" w:hAnsi="Carlito" w:cs="Carlito"/>
+          <w:sz w:val="32"/>
+          <w:szCs w:val="32"/>
+        </w:rPr>
+      </w:pPr>
+    </w:p>
+    <w:p>
+      <w:pPr>
+        <w:jc w:val="both"/>
+        <w:rPr>
+          <w:rFonts w:ascii="Carlito" w:hAnsi="Carlito" w:cs="Carlito"/>
+          <w:sz w:val="32"/>
+          <w:szCs w:val="32"/>
+        </w:rPr>
+      </w:pPr>
+    </w:p>
+    <w:p>
+      <w:pPr>
+        <w:jc w:val="both"/>
+        <w:rPr>
+          <w:rFonts w:ascii="Carlito" w:hAnsi="Carlito" w:cs="Carlito"/>
+          <w:sz w:val="32"/>
+          <w:szCs w:val="32"/>
+        </w:rPr>
+      </w:pPr>
+    </w:p>
+    <w:p>
+      <w:pPr>
+        <w:jc w:val="both"/>
+        <w:rPr>
+          <w:rFonts w:ascii="Carlito" w:hAnsi="Carlito" w:cs="Carlito"/>
+          <w:sz w:val="32"/>
+          <w:szCs w:val="32"/>
+        </w:rPr>
+      </w:pPr>
+    </w:p>
+    <w:p>
+      <w:pPr>
+        <w:jc w:val="both"/>
+        <w:rPr>
+          <w:rFonts w:ascii="Carlito" w:hAnsi="Carlito" w:cs="Carlito"/>
+          <w:sz w:val="32"/>
+          <w:szCs w:val="32"/>
+        </w:rPr>
+      </w:pPr>
+    </w:p>
+    <w:p>
+      <w:pPr>
+        <w:jc w:val="both"/>
+        <w:rPr>
+          <w:rFonts w:ascii="Carlito" w:hAnsi="Carlito" w:cs="Carlito"/>
+          <w:sz w:val="32"/>
+          <w:szCs w:val="32"/>
+        </w:rPr>
+      </w:pPr>
+    </w:p>
+    <w:p>
+      <w:pPr>
+        <w:jc w:val="both"/>
+        <w:rPr>
+          <w:rFonts w:ascii="Carlito" w:hAnsi="Carlito" w:cs="Carlito"/>
+          <w:sz w:val="32"/>
+          <w:szCs w:val="32"/>
+        </w:rPr>
+      </w:pPr>
+    </w:p>
+    <w:p>
+      <w:pPr>
+        <w:jc w:val="both"/>
+        <w:rPr>
+          <w:rFonts w:ascii="Carlito" w:hAnsi="Carlito" w:cs="Carlito"/>
+          <w:sz w:val="32"/>
+          <w:szCs w:val="32"/>
+        </w:rPr>
+      </w:pPr>
+    </w:p>
+    <w:p>
+      <w:pPr>
+        <w:jc w:val="both"/>
+        <w:rPr>
+          <w:rFonts w:ascii="Carlito" w:hAnsi="Carlito" w:cs="Carlito"/>
+          <w:sz w:val="32"/>
+          <w:szCs w:val="32"/>
         </w:rPr>
       </w:pPr>
     </w:p>
@@ -7536,6 +7161,7 @@
   <w:style w:type="character" w:default="1" w:styleId="DefaultParagraphFont">
     <w:name w:val="Default Paragraph Font"/>
     <w:uiPriority w:val="1"/>
+    <w:semiHidden/>
     <w:unhideWhenUsed/>
   </w:style>
   <w:style w:type="table" w:default="1" w:styleId="TableNormal">

--- a/claude/claude1_basics_or_fundamentals.docx
+++ b/claude/claude1_basics_or_fundamentals.docx
@@ -6,18 +6,18 @@
       <w:pPr>
         <w:jc w:val="center"/>
         <w:rPr>
-          <w:rFonts w:ascii="Carlito" w:hAnsi="Carlito" w:cs="Carlito"/>
-          <w:sz w:val="32"/>
-          <w:szCs w:val="32"/>
-        </w:rPr>
-      </w:pPr>
-      <w:r>
-        <w:rPr>
-          <w:rFonts w:ascii="Carlito" w:hAnsi="Carlito" w:cs="Carlito"/>
+          <w:rFonts w:ascii="Calibri" w:hAnsi="Calibri" w:cs="Calibri"/>
+          <w:sz w:val="36"/>
+          <w:szCs w:val="36"/>
+        </w:rPr>
+      </w:pPr>
+      <w:r>
+        <w:rPr>
+          <w:rFonts w:ascii="Calibri" w:hAnsi="Calibri" w:cs="Calibri"/>
           <w:b/>
           <w:bCs/>
-          <w:sz w:val="40"/>
-          <w:szCs w:val="40"/>
+          <w:sz w:val="44"/>
+          <w:szCs w:val="44"/>
         </w:rPr>
         <w:t>INDEX</w:t>
       </w:r>
@@ -30,18 +30,34 @@
           <w:numId w:val="21"/>
         </w:numPr>
         <w:rPr>
-          <w:rFonts w:ascii="Carlito" w:hAnsi="Carlito" w:cs="Carlito"/>
+          <w:rFonts w:ascii="Calibri" w:hAnsi="Calibri" w:cs="Calibri"/>
           <w:sz w:val="32"/>
           <w:szCs w:val="32"/>
         </w:rPr>
       </w:pPr>
       <w:r>
         <w:rPr>
-          <w:rFonts w:ascii="Carlito" w:hAnsi="Carlito" w:cs="Carlito"/>
+          <w:rFonts w:ascii="Calibri" w:hAnsi="Calibri" w:cs="Calibri"/>
           <w:sz w:val="32"/>
           <w:szCs w:val="32"/>
         </w:rPr>
-        <w:t>Claude Prompt Engineering…………………………………….2</w:t>
+        <w:t>Claude Prompt Engineering…………………………</w:t>
+      </w:r>
+      <w:r>
+        <w:rPr>
+          <w:rFonts w:ascii="Calibri" w:hAnsi="Calibri" w:cs="Calibri"/>
+          <w:sz w:val="32"/>
+          <w:szCs w:val="32"/>
+        </w:rPr>
+        <w:t>……………………</w:t>
+      </w:r>
+      <w:r>
+        <w:rPr>
+          <w:rFonts w:ascii="Calibri" w:hAnsi="Calibri" w:cs="Calibri"/>
+          <w:sz w:val="32"/>
+          <w:szCs w:val="32"/>
+        </w:rPr>
+        <w:t>………….2</w:t>
       </w:r>
     </w:p>
     <w:p>
@@ -52,18 +68,34 @@
           <w:numId w:val="21"/>
         </w:numPr>
         <w:rPr>
-          <w:rFonts w:ascii="Carlito" w:hAnsi="Carlito" w:cs="Carlito"/>
+          <w:rFonts w:ascii="Calibri" w:hAnsi="Calibri" w:cs="Calibri"/>
           <w:sz w:val="32"/>
           <w:szCs w:val="32"/>
         </w:rPr>
       </w:pPr>
       <w:r>
         <w:rPr>
-          <w:rFonts w:ascii="Carlito" w:hAnsi="Carlito" w:cs="Carlito"/>
+          <w:rFonts w:ascii="Calibri" w:hAnsi="Calibri" w:cs="Calibri"/>
           <w:sz w:val="32"/>
           <w:szCs w:val="32"/>
         </w:rPr>
-        <w:t>Claude File Types Support………………………………………3</w:t>
+        <w:t>Claude File Types Support……………………………………</w:t>
+      </w:r>
+      <w:r>
+        <w:rPr>
+          <w:rFonts w:ascii="Calibri" w:hAnsi="Calibri" w:cs="Calibri"/>
+          <w:sz w:val="32"/>
+          <w:szCs w:val="32"/>
+        </w:rPr>
+        <w:t>…………………….</w:t>
+      </w:r>
+      <w:r>
+        <w:rPr>
+          <w:rFonts w:ascii="Calibri" w:hAnsi="Calibri" w:cs="Calibri"/>
+          <w:sz w:val="32"/>
+          <w:szCs w:val="32"/>
+        </w:rPr>
+        <w:t>…3</w:t>
       </w:r>
     </w:p>
     <w:p>
@@ -74,18 +106,34 @@
           <w:numId w:val="21"/>
         </w:numPr>
         <w:rPr>
-          <w:rFonts w:ascii="Carlito" w:hAnsi="Carlito" w:cs="Carlito"/>
+          <w:rFonts w:ascii="Calibri" w:hAnsi="Calibri" w:cs="Calibri"/>
           <w:sz w:val="32"/>
           <w:szCs w:val="32"/>
         </w:rPr>
       </w:pPr>
       <w:r>
         <w:rPr>
-          <w:rFonts w:ascii="Carlito" w:hAnsi="Carlito" w:cs="Carlito"/>
+          <w:rFonts w:ascii="Calibri" w:hAnsi="Calibri" w:cs="Calibri"/>
           <w:sz w:val="32"/>
           <w:szCs w:val="32"/>
         </w:rPr>
-        <w:t>Claude Desktop App Modes……………………………………3</w:t>
+        <w:t>Claude Desktop App Modes……………………………………</w:t>
+      </w:r>
+      <w:r>
+        <w:rPr>
+          <w:rFonts w:ascii="Calibri" w:hAnsi="Calibri" w:cs="Calibri"/>
+          <w:sz w:val="32"/>
+          <w:szCs w:val="32"/>
+        </w:rPr>
+        <w:t>……………………</w:t>
+      </w:r>
+      <w:r>
+        <w:rPr>
+          <w:rFonts w:ascii="Calibri" w:hAnsi="Calibri" w:cs="Calibri"/>
+          <w:sz w:val="32"/>
+          <w:szCs w:val="32"/>
+        </w:rPr>
+        <w:t>3</w:t>
       </w:r>
     </w:p>
     <w:p>
@@ -96,18 +144,34 @@
           <w:numId w:val="21"/>
         </w:numPr>
         <w:rPr>
-          <w:rFonts w:ascii="Carlito" w:hAnsi="Carlito" w:cs="Carlito"/>
+          <w:rFonts w:ascii="Calibri" w:hAnsi="Calibri" w:cs="Calibri"/>
           <w:sz w:val="32"/>
           <w:szCs w:val="32"/>
         </w:rPr>
       </w:pPr>
       <w:r>
         <w:rPr>
-          <w:rFonts w:ascii="Carlito" w:hAnsi="Carlito" w:cs="Carlito"/>
+          <w:rFonts w:ascii="Calibri" w:hAnsi="Calibri" w:cs="Calibri"/>
           <w:sz w:val="32"/>
           <w:szCs w:val="32"/>
         </w:rPr>
-        <w:t>Claude Projects…………………………………………………….5</w:t>
+        <w:t>Claude Projects……………………………………………………</w:t>
+      </w:r>
+      <w:r>
+        <w:rPr>
+          <w:rFonts w:ascii="Calibri" w:hAnsi="Calibri" w:cs="Calibri"/>
+          <w:sz w:val="32"/>
+          <w:szCs w:val="32"/>
+        </w:rPr>
+        <w:t>……………………….</w:t>
+      </w:r>
+      <w:r>
+        <w:rPr>
+          <w:rFonts w:ascii="Calibri" w:hAnsi="Calibri" w:cs="Calibri"/>
+          <w:sz w:val="32"/>
+          <w:szCs w:val="32"/>
+        </w:rPr>
+        <w:t>5</w:t>
       </w:r>
     </w:p>
     <w:p>
@@ -118,18 +182,26 @@
           <w:numId w:val="21"/>
         </w:numPr>
         <w:rPr>
-          <w:rFonts w:ascii="Carlito" w:hAnsi="Carlito" w:cs="Carlito"/>
+          <w:rFonts w:ascii="Calibri" w:hAnsi="Calibri" w:cs="Calibri"/>
           <w:sz w:val="32"/>
           <w:szCs w:val="32"/>
         </w:rPr>
       </w:pPr>
       <w:r>
         <w:rPr>
-          <w:rFonts w:ascii="Carlito" w:hAnsi="Carlito" w:cs="Carlito"/>
+          <w:rFonts w:ascii="Calibri" w:hAnsi="Calibri" w:cs="Calibri"/>
           <w:sz w:val="32"/>
           <w:szCs w:val="32"/>
         </w:rPr>
-        <w:t>Claude Artifacts……………………………………………………6</w:t>
+        <w:t>Claude Artifacts……………………………………………………</w:t>
+      </w:r>
+      <w:r>
+        <w:rPr>
+          <w:rFonts w:ascii="Calibri" w:hAnsi="Calibri" w:cs="Calibri"/>
+          <w:sz w:val="32"/>
+          <w:szCs w:val="32"/>
+        </w:rPr>
+        <w:t>………………………7</w:t>
       </w:r>
     </w:p>
     <w:p>
@@ -140,18 +212,26 @@
           <w:numId w:val="21"/>
         </w:numPr>
         <w:rPr>
-          <w:rFonts w:ascii="Carlito" w:hAnsi="Carlito" w:cs="Carlito"/>
+          <w:rFonts w:ascii="Calibri" w:hAnsi="Calibri" w:cs="Calibri"/>
           <w:sz w:val="32"/>
           <w:szCs w:val="32"/>
         </w:rPr>
       </w:pPr>
       <w:r>
         <w:rPr>
-          <w:rFonts w:ascii="Carlito" w:hAnsi="Carlito" w:cs="Carlito"/>
+          <w:rFonts w:ascii="Calibri" w:hAnsi="Calibri" w:cs="Calibri"/>
           <w:sz w:val="32"/>
           <w:szCs w:val="32"/>
         </w:rPr>
-        <w:t>Claude Skills………………………………………………………..7</w:t>
+        <w:t>Claude Skills………………………………………………………</w:t>
+      </w:r>
+      <w:r>
+        <w:rPr>
+          <w:rFonts w:ascii="Calibri" w:hAnsi="Calibri" w:cs="Calibri"/>
+          <w:sz w:val="32"/>
+          <w:szCs w:val="32"/>
+        </w:rPr>
+        <w:t>…………………………8</w:t>
       </w:r>
     </w:p>
     <w:p>
@@ -162,18 +242,34 @@
           <w:numId w:val="21"/>
         </w:numPr>
         <w:rPr>
-          <w:rFonts w:ascii="Carlito" w:hAnsi="Carlito" w:cs="Carlito"/>
+          <w:rFonts w:ascii="Calibri" w:hAnsi="Calibri" w:cs="Calibri"/>
           <w:sz w:val="32"/>
           <w:szCs w:val="32"/>
         </w:rPr>
       </w:pPr>
       <w:r>
         <w:rPr>
-          <w:rFonts w:ascii="Carlito" w:hAnsi="Carlito" w:cs="Carlito"/>
+          <w:rFonts w:ascii="Calibri" w:hAnsi="Calibri" w:cs="Calibri"/>
           <w:sz w:val="32"/>
           <w:szCs w:val="32"/>
         </w:rPr>
-        <w:t>Claude Connectors……………………………………………..10</w:t>
+        <w:t>Claude Connectors……………………………………………</w:t>
+      </w:r>
+      <w:r>
+        <w:rPr>
+          <w:rFonts w:ascii="Calibri" w:hAnsi="Calibri" w:cs="Calibri"/>
+          <w:sz w:val="32"/>
+          <w:szCs w:val="32"/>
+        </w:rPr>
+        <w:t>……………………….</w:t>
+      </w:r>
+      <w:r>
+        <w:rPr>
+          <w:rFonts w:ascii="Calibri" w:hAnsi="Calibri" w:cs="Calibri"/>
+          <w:sz w:val="32"/>
+          <w:szCs w:val="32"/>
+        </w:rPr>
+        <w:t>10</w:t>
       </w:r>
     </w:p>
     <w:p>
@@ -184,34 +280,50 @@
           <w:numId w:val="21"/>
         </w:numPr>
         <w:rPr>
-          <w:rFonts w:ascii="Carlito" w:hAnsi="Carlito" w:cs="Carlito"/>
+          <w:rFonts w:ascii="Calibri" w:hAnsi="Calibri" w:cs="Calibri"/>
           <w:sz w:val="32"/>
           <w:szCs w:val="32"/>
         </w:rPr>
       </w:pPr>
       <w:r>
         <w:rPr>
-          <w:rFonts w:ascii="Carlito" w:hAnsi="Carlito" w:cs="Carlito"/>
+          <w:rFonts w:ascii="Calibri" w:hAnsi="Calibri" w:cs="Calibri"/>
           <w:sz w:val="32"/>
           <w:szCs w:val="32"/>
         </w:rPr>
-        <w:t>Claude Enterprise Search…………………………………….13</w:t>
-      </w:r>
-    </w:p>
-    <w:p>
-      <w:pPr>
-        <w:rPr>
-          <w:rFonts w:ascii="Carlito" w:hAnsi="Carlito" w:cs="Carlito"/>
+        <w:t>Claude Enterprise Search……………………………………</w:t>
+      </w:r>
+      <w:r>
+        <w:rPr>
+          <w:rFonts w:ascii="Calibri" w:hAnsi="Calibri" w:cs="Calibri"/>
           <w:sz w:val="32"/>
           <w:szCs w:val="32"/>
         </w:rPr>
-      </w:pPr>
-      <w:r>
-        <w:rPr>
-          <w:rFonts w:ascii="Carlito" w:hAnsi="Carlito" w:cs="Carlito"/>
+        <w:t>………………………</w:t>
+      </w:r>
+      <w:r>
+        <w:rPr>
+          <w:rFonts w:ascii="Calibri" w:hAnsi="Calibri" w:cs="Calibri"/>
           <w:sz w:val="32"/>
           <w:szCs w:val="32"/>
         </w:rPr>
+        <w:t>13</w:t>
+      </w:r>
+    </w:p>
+    <w:p>
+      <w:pPr>
+        <w:rPr>
+          <w:rFonts w:ascii="Calibri" w:hAnsi="Calibri" w:cs="Calibri"/>
+          <w:sz w:val="36"/>
+          <w:szCs w:val="36"/>
+        </w:rPr>
+      </w:pPr>
+      <w:r>
+        <w:rPr>
+          <w:rFonts w:ascii="Calibri" w:hAnsi="Calibri" w:cs="Calibri"/>
+          <w:sz w:val="36"/>
+          <w:szCs w:val="36"/>
+        </w:rPr>
         <w:br w:type="page"/>
       </w:r>
     </w:p>
@@ -219,20 +331,20 @@
       <w:pPr>
         <w:jc w:val="both"/>
         <w:rPr>
-          <w:rFonts w:ascii="Carlito" w:hAnsi="Carlito" w:cs="Carlito"/>
+          <w:rFonts w:ascii="Calibri" w:hAnsi="Calibri" w:cs="Calibri"/>
           <w:b/>
           <w:bCs/>
-          <w:sz w:val="32"/>
-          <w:szCs w:val="32"/>
-        </w:rPr>
-      </w:pPr>
-      <w:r>
-        <w:rPr>
-          <w:rFonts w:ascii="Carlito" w:hAnsi="Carlito" w:cs="Carlito"/>
+          <w:sz w:val="36"/>
+          <w:szCs w:val="36"/>
+        </w:rPr>
+      </w:pPr>
+      <w:r>
+        <w:rPr>
+          <w:rFonts w:ascii="Calibri" w:hAnsi="Calibri" w:cs="Calibri"/>
           <w:b/>
           <w:bCs/>
-          <w:sz w:val="32"/>
-          <w:szCs w:val="32"/>
+          <w:sz w:val="36"/>
+          <w:szCs w:val="36"/>
         </w:rPr>
         <w:lastRenderedPageBreak/>
         <w:t>Claude Prompt Engineering:</w:t>
@@ -242,24 +354,24 @@
       <w:pPr>
         <w:jc w:val="both"/>
         <w:rPr>
-          <w:rFonts w:ascii="Carlito" w:hAnsi="Carlito" w:cs="Carlito"/>
-          <w:sz w:val="32"/>
-          <w:szCs w:val="32"/>
-        </w:rPr>
-      </w:pPr>
-      <w:r>
-        <w:rPr>
-          <w:rFonts w:ascii="Carlito" w:hAnsi="Carlito" w:cs="Carlito"/>
-          <w:sz w:val="32"/>
-          <w:szCs w:val="32"/>
+          <w:rFonts w:ascii="Calibri" w:hAnsi="Calibri" w:cs="Calibri"/>
+          <w:sz w:val="36"/>
+          <w:szCs w:val="36"/>
+        </w:rPr>
+      </w:pPr>
+      <w:r>
+        <w:rPr>
+          <w:rFonts w:ascii="Calibri" w:hAnsi="Calibri" w:cs="Calibri"/>
+          <w:sz w:val="36"/>
+          <w:szCs w:val="36"/>
         </w:rPr>
         <w:t># We can use the RTCRSOQ</w:t>
       </w:r>
       <w:r>
         <w:rPr>
-          <w:rFonts w:ascii="Carlito" w:hAnsi="Carlito" w:cs="Carlito"/>
-          <w:sz w:val="32"/>
-          <w:szCs w:val="32"/>
+          <w:rFonts w:ascii="Calibri" w:hAnsi="Calibri" w:cs="Calibri"/>
+          <w:sz w:val="36"/>
+          <w:szCs w:val="36"/>
         </w:rPr>
         <w:t xml:space="preserve"> format or use Claude’s official prompt template. Which is:</w:t>
       </w:r>
@@ -268,16 +380,16 @@
       <w:pPr>
         <w:jc w:val="both"/>
         <w:rPr>
-          <w:rFonts w:ascii="Carlito" w:hAnsi="Carlito" w:cs="Carlito"/>
-          <w:sz w:val="32"/>
-          <w:szCs w:val="32"/>
-        </w:rPr>
-      </w:pPr>
-      <w:r>
-        <w:rPr>
-          <w:rFonts w:ascii="Carlito" w:hAnsi="Carlito" w:cs="Carlito"/>
-          <w:sz w:val="32"/>
-          <w:szCs w:val="32"/>
+          <w:rFonts w:ascii="Calibri" w:hAnsi="Calibri" w:cs="Calibri"/>
+          <w:sz w:val="36"/>
+          <w:szCs w:val="36"/>
+        </w:rPr>
+      </w:pPr>
+      <w:r>
+        <w:rPr>
+          <w:rFonts w:ascii="Calibri" w:hAnsi="Calibri" w:cs="Calibri"/>
+          <w:sz w:val="36"/>
+          <w:szCs w:val="36"/>
         </w:rPr>
         <w:t>Set Stage:</w:t>
       </w:r>
@@ -286,16 +398,16 @@
       <w:pPr>
         <w:jc w:val="both"/>
         <w:rPr>
-          <w:rFonts w:ascii="Carlito" w:hAnsi="Carlito" w:cs="Carlito"/>
-          <w:sz w:val="32"/>
-          <w:szCs w:val="32"/>
-        </w:rPr>
-      </w:pPr>
-      <w:r>
-        <w:rPr>
-          <w:rFonts w:ascii="Carlito" w:hAnsi="Carlito" w:cs="Carlito"/>
-          <w:sz w:val="32"/>
-          <w:szCs w:val="32"/>
+          <w:rFonts w:ascii="Calibri" w:hAnsi="Calibri" w:cs="Calibri"/>
+          <w:sz w:val="36"/>
+          <w:szCs w:val="36"/>
+        </w:rPr>
+      </w:pPr>
+      <w:r>
+        <w:rPr>
+          <w:rFonts w:ascii="Calibri" w:hAnsi="Calibri" w:cs="Calibri"/>
+          <w:sz w:val="36"/>
+          <w:szCs w:val="36"/>
         </w:rPr>
         <w:t>Define Task:</w:t>
       </w:r>
@@ -304,16 +416,16 @@
       <w:pPr>
         <w:jc w:val="both"/>
         <w:rPr>
-          <w:rFonts w:ascii="Carlito" w:hAnsi="Carlito" w:cs="Carlito"/>
-          <w:sz w:val="32"/>
-          <w:szCs w:val="32"/>
-        </w:rPr>
-      </w:pPr>
-      <w:r>
-        <w:rPr>
-          <w:rFonts w:ascii="Carlito" w:hAnsi="Carlito" w:cs="Carlito"/>
-          <w:sz w:val="32"/>
-          <w:szCs w:val="32"/>
+          <w:rFonts w:ascii="Calibri" w:hAnsi="Calibri" w:cs="Calibri"/>
+          <w:sz w:val="36"/>
+          <w:szCs w:val="36"/>
+        </w:rPr>
+      </w:pPr>
+      <w:r>
+        <w:rPr>
+          <w:rFonts w:ascii="Calibri" w:hAnsi="Calibri" w:cs="Calibri"/>
+          <w:sz w:val="36"/>
+          <w:szCs w:val="36"/>
         </w:rPr>
         <w:t>Specify Rules:</w:t>
       </w:r>
@@ -322,16 +434,16 @@
       <w:pPr>
         <w:jc w:val="both"/>
         <w:rPr>
-          <w:rFonts w:ascii="Carlito" w:hAnsi="Carlito" w:cs="Carlito"/>
-          <w:sz w:val="32"/>
-          <w:szCs w:val="32"/>
-        </w:rPr>
-      </w:pPr>
-      <w:r>
-        <w:rPr>
-          <w:rFonts w:ascii="Carlito" w:hAnsi="Carlito" w:cs="Carlito"/>
-          <w:sz w:val="32"/>
-          <w:szCs w:val="32"/>
+          <w:rFonts w:ascii="Calibri" w:hAnsi="Calibri" w:cs="Calibri"/>
+          <w:sz w:val="36"/>
+          <w:szCs w:val="36"/>
+        </w:rPr>
+      </w:pPr>
+      <w:r>
+        <w:rPr>
+          <w:rFonts w:ascii="Calibri" w:hAnsi="Calibri" w:cs="Calibri"/>
+          <w:sz w:val="36"/>
+          <w:szCs w:val="36"/>
         </w:rPr>
         <w:t># Explanation:</w:t>
       </w:r>
@@ -345,26 +457,26 @@
         </w:numPr>
         <w:jc w:val="both"/>
         <w:rPr>
-          <w:rFonts w:ascii="Carlito" w:hAnsi="Carlito" w:cs="Carlito"/>
-          <w:sz w:val="32"/>
-          <w:szCs w:val="32"/>
-        </w:rPr>
-      </w:pPr>
-      <w:r>
-        <w:rPr>
-          <w:rFonts w:ascii="Carlito" w:hAnsi="Carlito" w:cs="Carlito"/>
+          <w:rFonts w:ascii="Calibri" w:hAnsi="Calibri" w:cs="Calibri"/>
+          <w:sz w:val="36"/>
+          <w:szCs w:val="36"/>
+        </w:rPr>
+      </w:pPr>
+      <w:r>
+        <w:rPr>
+          <w:rFonts w:ascii="Calibri" w:hAnsi="Calibri" w:cs="Calibri"/>
           <w:b/>
           <w:bCs/>
-          <w:sz w:val="32"/>
-          <w:szCs w:val="32"/>
+          <w:sz w:val="36"/>
+          <w:szCs w:val="36"/>
         </w:rPr>
         <w:t>Setting the stage:</w:t>
       </w:r>
       <w:r>
         <w:rPr>
-          <w:rFonts w:ascii="Carlito" w:hAnsi="Carlito" w:cs="Carlito"/>
-          <w:sz w:val="32"/>
-          <w:szCs w:val="32"/>
+          <w:rFonts w:ascii="Calibri" w:hAnsi="Calibri" w:cs="Calibri"/>
+          <w:sz w:val="36"/>
+          <w:szCs w:val="36"/>
         </w:rPr>
         <w:t xml:space="preserve"> What is our role and what are our objectives? Is there context about our work that Claude should know about?</w:t>
       </w:r>
@@ -378,26 +490,26 @@
         </w:numPr>
         <w:jc w:val="both"/>
         <w:rPr>
-          <w:rFonts w:ascii="Carlito" w:hAnsi="Carlito" w:cs="Carlito"/>
-          <w:sz w:val="32"/>
-          <w:szCs w:val="32"/>
-        </w:rPr>
-      </w:pPr>
-      <w:r>
-        <w:rPr>
-          <w:rFonts w:ascii="Carlito" w:hAnsi="Carlito" w:cs="Carlito"/>
+          <w:rFonts w:ascii="Calibri" w:hAnsi="Calibri" w:cs="Calibri"/>
+          <w:sz w:val="36"/>
+          <w:szCs w:val="36"/>
+        </w:rPr>
+      </w:pPr>
+      <w:r>
+        <w:rPr>
+          <w:rFonts w:ascii="Calibri" w:hAnsi="Calibri" w:cs="Calibri"/>
           <w:b/>
           <w:bCs/>
-          <w:sz w:val="32"/>
-          <w:szCs w:val="32"/>
+          <w:sz w:val="36"/>
+          <w:szCs w:val="36"/>
         </w:rPr>
         <w:t>Defining the task:</w:t>
       </w:r>
       <w:r>
         <w:rPr>
-          <w:rFonts w:ascii="Carlito" w:hAnsi="Carlito" w:cs="Carlito"/>
-          <w:sz w:val="32"/>
-          <w:szCs w:val="32"/>
+          <w:rFonts w:ascii="Calibri" w:hAnsi="Calibri" w:cs="Calibri"/>
+          <w:sz w:val="36"/>
+          <w:szCs w:val="36"/>
         </w:rPr>
         <w:t xml:space="preserve"> What action do we want Claude to take? Do we want Claude to write, analyze, build, or something else?</w:t>
       </w:r>
@@ -411,26 +523,26 @@
         </w:numPr>
         <w:jc w:val="both"/>
         <w:rPr>
-          <w:rFonts w:ascii="Carlito" w:hAnsi="Carlito" w:cs="Carlito"/>
-          <w:sz w:val="32"/>
-          <w:szCs w:val="32"/>
-        </w:rPr>
-      </w:pPr>
-      <w:r>
-        <w:rPr>
-          <w:rFonts w:ascii="Carlito" w:hAnsi="Carlito" w:cs="Carlito"/>
+          <w:rFonts w:ascii="Calibri" w:hAnsi="Calibri" w:cs="Calibri"/>
+          <w:sz w:val="36"/>
+          <w:szCs w:val="36"/>
+        </w:rPr>
+      </w:pPr>
+      <w:r>
+        <w:rPr>
+          <w:rFonts w:ascii="Calibri" w:hAnsi="Calibri" w:cs="Calibri"/>
           <w:b/>
           <w:bCs/>
-          <w:sz w:val="32"/>
-          <w:szCs w:val="32"/>
+          <w:sz w:val="36"/>
+          <w:szCs w:val="36"/>
         </w:rPr>
         <w:t>Specifying rules:</w:t>
       </w:r>
       <w:r>
         <w:rPr>
-          <w:rFonts w:ascii="Carlito" w:hAnsi="Carlito" w:cs="Carlito"/>
-          <w:sz w:val="32"/>
-          <w:szCs w:val="32"/>
+          <w:rFonts w:ascii="Calibri" w:hAnsi="Calibri" w:cs="Calibri"/>
+          <w:sz w:val="36"/>
+          <w:szCs w:val="36"/>
         </w:rPr>
         <w:t xml:space="preserve"> What's the style or tone we want Claude to use? Are there examples that we can attach to show Claude what we're looking for?</w:t>
       </w:r>
@@ -439,16 +551,16 @@
       <w:pPr>
         <w:jc w:val="both"/>
         <w:rPr>
-          <w:rFonts w:ascii="Carlito" w:hAnsi="Carlito" w:cs="Carlito"/>
-          <w:sz w:val="32"/>
-          <w:szCs w:val="32"/>
-        </w:rPr>
-      </w:pPr>
-      <w:r>
-        <w:rPr>
-          <w:rFonts w:ascii="Carlito" w:hAnsi="Carlito" w:cs="Carlito"/>
-          <w:sz w:val="32"/>
-          <w:szCs w:val="32"/>
+          <w:rFonts w:ascii="Calibri" w:hAnsi="Calibri" w:cs="Calibri"/>
+          <w:sz w:val="36"/>
+          <w:szCs w:val="36"/>
+        </w:rPr>
+      </w:pPr>
+      <w:r>
+        <w:rPr>
+          <w:rFonts w:ascii="Calibri" w:hAnsi="Calibri" w:cs="Calibri"/>
+          <w:sz w:val="36"/>
+          <w:szCs w:val="36"/>
         </w:rPr>
         <w:t># Example Prompt:</w:t>
       </w:r>
@@ -457,16 +569,16 @@
       <w:pPr>
         <w:jc w:val="both"/>
         <w:rPr>
-          <w:rFonts w:ascii="Carlito" w:hAnsi="Carlito" w:cs="Carlito"/>
-          <w:sz w:val="32"/>
-          <w:szCs w:val="32"/>
-        </w:rPr>
-      </w:pPr>
-      <w:r>
-        <w:rPr>
-          <w:rFonts w:ascii="Carlito" w:hAnsi="Carlito" w:cs="Carlito"/>
-          <w:sz w:val="32"/>
-          <w:szCs w:val="32"/>
+          <w:rFonts w:ascii="Calibri" w:hAnsi="Calibri" w:cs="Calibri"/>
+          <w:sz w:val="36"/>
+          <w:szCs w:val="36"/>
+        </w:rPr>
+      </w:pPr>
+      <w:r>
+        <w:rPr>
+          <w:rFonts w:ascii="Calibri" w:hAnsi="Calibri" w:cs="Calibri"/>
+          <w:sz w:val="36"/>
+          <w:szCs w:val="36"/>
         </w:rPr>
         <w:t>"I'm the marketing lead at an indie streaming startup, and we're preparing an investor pitch deck for Series A investors.</w:t>
       </w:r>
@@ -475,16 +587,16 @@
       <w:pPr>
         <w:jc w:val="both"/>
         <w:rPr>
-          <w:rFonts w:ascii="Carlito" w:hAnsi="Carlito" w:cs="Carlito"/>
-          <w:sz w:val="32"/>
-          <w:szCs w:val="32"/>
-        </w:rPr>
-      </w:pPr>
-      <w:r>
-        <w:rPr>
-          <w:rFonts w:ascii="Carlito" w:hAnsi="Carlito" w:cs="Carlito"/>
-          <w:sz w:val="32"/>
-          <w:szCs w:val="32"/>
+          <w:rFonts w:ascii="Calibri" w:hAnsi="Calibri" w:cs="Calibri"/>
+          <w:sz w:val="36"/>
+          <w:szCs w:val="36"/>
+        </w:rPr>
+      </w:pPr>
+      <w:r>
+        <w:rPr>
+          <w:rFonts w:ascii="Calibri" w:hAnsi="Calibri" w:cs="Calibri"/>
+          <w:sz w:val="36"/>
+          <w:szCs w:val="36"/>
         </w:rPr>
         <w:t>Can you research the current state of the independent film streaming market and identify key trends, competitor positioning, and growth opportunities?</w:t>
       </w:r>
@@ -493,48 +605,85 @@
       <w:pPr>
         <w:jc w:val="both"/>
         <w:rPr>
-          <w:rFonts w:ascii="Carlito" w:hAnsi="Carlito" w:cs="Carlito"/>
-          <w:sz w:val="32"/>
-          <w:szCs w:val="32"/>
-        </w:rPr>
-      </w:pPr>
-      <w:r>
-        <w:rPr>
-          <w:rFonts w:ascii="Carlito" w:hAnsi="Carlito" w:cs="Carlito"/>
-          <w:sz w:val="32"/>
-          <w:szCs w:val="32"/>
-        </w:rPr>
-        <w:t>Use current web research with citations and structure it as a professional report of up to 5 pages, with an executive summary, market analysis, competitive landscape, and growth opportunities."</w:t>
-      </w:r>
-    </w:p>
-    <w:p>
-      <w:pPr>
-        <w:jc w:val="both"/>
-        <w:rPr>
-          <w:rFonts w:ascii="Carlito" w:hAnsi="Carlito" w:cs="Carlito"/>
-          <w:sz w:val="32"/>
-          <w:szCs w:val="32"/>
-        </w:rPr>
-      </w:pPr>
-    </w:p>
-    <w:p>
-      <w:pPr>
-        <w:jc w:val="both"/>
-        <w:rPr>
-          <w:rFonts w:ascii="Carlito" w:hAnsi="Carlito" w:cs="Carlito"/>
+          <w:rFonts w:ascii="Calibri" w:hAnsi="Calibri" w:cs="Calibri"/>
+          <w:sz w:val="36"/>
+          <w:szCs w:val="36"/>
+        </w:rPr>
+      </w:pPr>
+      <w:r>
+        <w:rPr>
+          <w:rFonts w:ascii="Calibri" w:hAnsi="Calibri" w:cs="Calibri"/>
+          <w:sz w:val="36"/>
+          <w:szCs w:val="36"/>
+        </w:rPr>
+        <w:t xml:space="preserve">Use current web research with citations and structure it as a professional report of up to 5 pages, with an executive </w:t>
+      </w:r>
+      <w:r>
+        <w:rPr>
+          <w:rFonts w:ascii="Calibri" w:hAnsi="Calibri" w:cs="Calibri"/>
+          <w:sz w:val="36"/>
+          <w:szCs w:val="36"/>
+        </w:rPr>
+        <w:lastRenderedPageBreak/>
+        <w:t>summary, market analysis, competitive landscape, and growth opportunities."</w:t>
+      </w:r>
+    </w:p>
+    <w:p>
+      <w:pPr>
+        <w:jc w:val="both"/>
+        <w:rPr>
+          <w:rFonts w:ascii="Calibri" w:hAnsi="Calibri" w:cs="Calibri"/>
+          <w:sz w:val="36"/>
+          <w:szCs w:val="36"/>
+        </w:rPr>
+      </w:pPr>
+    </w:p>
+    <w:p>
+      <w:pPr>
+        <w:jc w:val="center"/>
+        <w:rPr>
+          <w:rFonts w:ascii="Calibri" w:hAnsi="Calibri" w:cs="Calibri"/>
+          <w:sz w:val="36"/>
+          <w:szCs w:val="36"/>
+        </w:rPr>
+      </w:pPr>
+      <w:r>
+        <w:rPr>
+          <w:rFonts w:ascii="Calibri" w:hAnsi="Calibri" w:cs="Calibri"/>
+          <w:sz w:val="36"/>
+          <w:szCs w:val="36"/>
+        </w:rPr>
+        <w:t>Break</w:t>
+      </w:r>
+    </w:p>
+    <w:p>
+      <w:pPr>
+        <w:jc w:val="both"/>
+        <w:rPr>
+          <w:rFonts w:ascii="Calibri" w:hAnsi="Calibri" w:cs="Calibri"/>
+          <w:sz w:val="36"/>
+          <w:szCs w:val="36"/>
+        </w:rPr>
+      </w:pPr>
+    </w:p>
+    <w:p>
+      <w:pPr>
+        <w:jc w:val="both"/>
+        <w:rPr>
+          <w:rFonts w:ascii="Calibri" w:hAnsi="Calibri" w:cs="Calibri"/>
           <w:b/>
           <w:bCs/>
-          <w:sz w:val="32"/>
-          <w:szCs w:val="32"/>
-        </w:rPr>
-      </w:pPr>
-      <w:r>
-        <w:rPr>
-          <w:rFonts w:ascii="Carlito" w:hAnsi="Carlito" w:cs="Carlito"/>
+          <w:sz w:val="36"/>
+          <w:szCs w:val="36"/>
+        </w:rPr>
+      </w:pPr>
+      <w:r>
+        <w:rPr>
+          <w:rFonts w:ascii="Calibri" w:hAnsi="Calibri" w:cs="Calibri"/>
           <w:b/>
           <w:bCs/>
-          <w:sz w:val="32"/>
-          <w:szCs w:val="32"/>
+          <w:sz w:val="36"/>
+          <w:szCs w:val="36"/>
         </w:rPr>
         <w:t>Claude File Types Support:</w:t>
       </w:r>
@@ -543,16 +692,16 @@
       <w:pPr>
         <w:jc w:val="both"/>
         <w:rPr>
-          <w:rFonts w:ascii="Carlito" w:hAnsi="Carlito" w:cs="Carlito"/>
-          <w:sz w:val="32"/>
-          <w:szCs w:val="32"/>
-        </w:rPr>
-      </w:pPr>
-      <w:r>
-        <w:rPr>
-          <w:rFonts w:ascii="Carlito" w:hAnsi="Carlito" w:cs="Carlito"/>
-          <w:sz w:val="32"/>
-          <w:szCs w:val="32"/>
+          <w:rFonts w:ascii="Calibri" w:hAnsi="Calibri" w:cs="Calibri"/>
+          <w:sz w:val="36"/>
+          <w:szCs w:val="36"/>
+        </w:rPr>
+      </w:pPr>
+      <w:r>
+        <w:rPr>
+          <w:rFonts w:ascii="Calibri" w:hAnsi="Calibri" w:cs="Calibri"/>
+          <w:sz w:val="36"/>
+          <w:szCs w:val="36"/>
         </w:rPr>
         <w:t># It can support a lot of file types, read and write them too:</w:t>
       </w:r>
@@ -566,18 +715,17 @@
         </w:numPr>
         <w:jc w:val="both"/>
         <w:rPr>
-          <w:rFonts w:ascii="Carlito" w:hAnsi="Carlito" w:cs="Carlito"/>
-          <w:sz w:val="32"/>
-          <w:szCs w:val="32"/>
-        </w:rPr>
-      </w:pPr>
-      <w:r>
-        <w:rPr>
-          <w:rFonts w:ascii="Carlito" w:hAnsi="Carlito" w:cs="Carlito"/>
-          <w:sz w:val="32"/>
-          <w:szCs w:val="32"/>
-        </w:rPr>
-        <w:lastRenderedPageBreak/>
+          <w:rFonts w:ascii="Calibri" w:hAnsi="Calibri" w:cs="Calibri"/>
+          <w:sz w:val="36"/>
+          <w:szCs w:val="36"/>
+        </w:rPr>
+      </w:pPr>
+      <w:r>
+        <w:rPr>
+          <w:rFonts w:ascii="Calibri" w:hAnsi="Calibri" w:cs="Calibri"/>
+          <w:sz w:val="36"/>
+          <w:szCs w:val="36"/>
+        </w:rPr>
         <w:t>PDF</w:t>
       </w:r>
     </w:p>
@@ -590,16 +738,16 @@
         </w:numPr>
         <w:jc w:val="both"/>
         <w:rPr>
-          <w:rFonts w:ascii="Carlito" w:hAnsi="Carlito" w:cs="Carlito"/>
-          <w:sz w:val="32"/>
-          <w:szCs w:val="32"/>
-        </w:rPr>
-      </w:pPr>
-      <w:r>
-        <w:rPr>
-          <w:rFonts w:ascii="Carlito" w:hAnsi="Carlito" w:cs="Carlito"/>
-          <w:sz w:val="32"/>
-          <w:szCs w:val="32"/>
+          <w:rFonts w:ascii="Calibri" w:hAnsi="Calibri" w:cs="Calibri"/>
+          <w:sz w:val="36"/>
+          <w:szCs w:val="36"/>
+        </w:rPr>
+      </w:pPr>
+      <w:r>
+        <w:rPr>
+          <w:rFonts w:ascii="Calibri" w:hAnsi="Calibri" w:cs="Calibri"/>
+          <w:sz w:val="36"/>
+          <w:szCs w:val="36"/>
         </w:rPr>
         <w:t>CSV</w:t>
       </w:r>
@@ -613,16 +761,16 @@
         </w:numPr>
         <w:jc w:val="both"/>
         <w:rPr>
-          <w:rFonts w:ascii="Carlito" w:hAnsi="Carlito" w:cs="Carlito"/>
-          <w:sz w:val="32"/>
-          <w:szCs w:val="32"/>
-        </w:rPr>
-      </w:pPr>
-      <w:r>
-        <w:rPr>
-          <w:rFonts w:ascii="Carlito" w:hAnsi="Carlito" w:cs="Carlito"/>
-          <w:sz w:val="32"/>
-          <w:szCs w:val="32"/>
+          <w:rFonts w:ascii="Calibri" w:hAnsi="Calibri" w:cs="Calibri"/>
+          <w:sz w:val="36"/>
+          <w:szCs w:val="36"/>
+        </w:rPr>
+      </w:pPr>
+      <w:r>
+        <w:rPr>
+          <w:rFonts w:ascii="Calibri" w:hAnsi="Calibri" w:cs="Calibri"/>
+          <w:sz w:val="36"/>
+          <w:szCs w:val="36"/>
         </w:rPr>
         <w:t>DOCX</w:t>
       </w:r>
@@ -636,16 +784,16 @@
         </w:numPr>
         <w:jc w:val="both"/>
         <w:rPr>
-          <w:rFonts w:ascii="Carlito" w:hAnsi="Carlito" w:cs="Carlito"/>
-          <w:sz w:val="32"/>
-          <w:szCs w:val="32"/>
-        </w:rPr>
-      </w:pPr>
-      <w:r>
-        <w:rPr>
-          <w:rFonts w:ascii="Carlito" w:hAnsi="Carlito" w:cs="Carlito"/>
-          <w:sz w:val="32"/>
-          <w:szCs w:val="32"/>
+          <w:rFonts w:ascii="Calibri" w:hAnsi="Calibri" w:cs="Calibri"/>
+          <w:sz w:val="36"/>
+          <w:szCs w:val="36"/>
+        </w:rPr>
+      </w:pPr>
+      <w:r>
+        <w:rPr>
+          <w:rFonts w:ascii="Calibri" w:hAnsi="Calibri" w:cs="Calibri"/>
+          <w:sz w:val="36"/>
+          <w:szCs w:val="36"/>
         </w:rPr>
         <w:t>TXT</w:t>
       </w:r>
@@ -659,16 +807,16 @@
         </w:numPr>
         <w:jc w:val="both"/>
         <w:rPr>
-          <w:rFonts w:ascii="Carlito" w:hAnsi="Carlito" w:cs="Carlito"/>
-          <w:sz w:val="32"/>
-          <w:szCs w:val="32"/>
-        </w:rPr>
-      </w:pPr>
-      <w:r>
-        <w:rPr>
-          <w:rFonts w:ascii="Carlito" w:hAnsi="Carlito" w:cs="Carlito"/>
-          <w:sz w:val="32"/>
-          <w:szCs w:val="32"/>
+          <w:rFonts w:ascii="Calibri" w:hAnsi="Calibri" w:cs="Calibri"/>
+          <w:sz w:val="36"/>
+          <w:szCs w:val="36"/>
+        </w:rPr>
+      </w:pPr>
+      <w:r>
+        <w:rPr>
+          <w:rFonts w:ascii="Calibri" w:hAnsi="Calibri" w:cs="Calibri"/>
+          <w:sz w:val="36"/>
+          <w:szCs w:val="36"/>
         </w:rPr>
         <w:t>HTML</w:t>
       </w:r>
@@ -682,16 +830,16 @@
         </w:numPr>
         <w:jc w:val="both"/>
         <w:rPr>
-          <w:rFonts w:ascii="Carlito" w:hAnsi="Carlito" w:cs="Carlito"/>
-          <w:sz w:val="32"/>
-          <w:szCs w:val="32"/>
-        </w:rPr>
-      </w:pPr>
-      <w:r>
-        <w:rPr>
-          <w:rFonts w:ascii="Carlito" w:hAnsi="Carlito" w:cs="Carlito"/>
-          <w:sz w:val="32"/>
-          <w:szCs w:val="32"/>
+          <w:rFonts w:ascii="Calibri" w:hAnsi="Calibri" w:cs="Calibri"/>
+          <w:sz w:val="36"/>
+          <w:szCs w:val="36"/>
+        </w:rPr>
+      </w:pPr>
+      <w:r>
+        <w:rPr>
+          <w:rFonts w:ascii="Calibri" w:hAnsi="Calibri" w:cs="Calibri"/>
+          <w:sz w:val="36"/>
+          <w:szCs w:val="36"/>
         </w:rPr>
         <w:t>ODT</w:t>
       </w:r>
@@ -705,16 +853,16 @@
         </w:numPr>
         <w:jc w:val="both"/>
         <w:rPr>
-          <w:rFonts w:ascii="Carlito" w:hAnsi="Carlito" w:cs="Carlito"/>
-          <w:sz w:val="32"/>
-          <w:szCs w:val="32"/>
-        </w:rPr>
-      </w:pPr>
-      <w:r>
-        <w:rPr>
-          <w:rFonts w:ascii="Carlito" w:hAnsi="Carlito" w:cs="Carlito"/>
-          <w:sz w:val="32"/>
-          <w:szCs w:val="32"/>
+          <w:rFonts w:ascii="Calibri" w:hAnsi="Calibri" w:cs="Calibri"/>
+          <w:sz w:val="36"/>
+          <w:szCs w:val="36"/>
+        </w:rPr>
+      </w:pPr>
+      <w:r>
+        <w:rPr>
+          <w:rFonts w:ascii="Calibri" w:hAnsi="Calibri" w:cs="Calibri"/>
+          <w:sz w:val="36"/>
+          <w:szCs w:val="36"/>
         </w:rPr>
         <w:t>RTF</w:t>
       </w:r>
@@ -728,16 +876,16 @@
         </w:numPr>
         <w:jc w:val="both"/>
         <w:rPr>
-          <w:rFonts w:ascii="Carlito" w:hAnsi="Carlito" w:cs="Carlito"/>
-          <w:sz w:val="32"/>
-          <w:szCs w:val="32"/>
-        </w:rPr>
-      </w:pPr>
-      <w:r>
-        <w:rPr>
-          <w:rFonts w:ascii="Carlito" w:hAnsi="Carlito" w:cs="Carlito"/>
-          <w:sz w:val="32"/>
-          <w:szCs w:val="32"/>
+          <w:rFonts w:ascii="Calibri" w:hAnsi="Calibri" w:cs="Calibri"/>
+          <w:sz w:val="36"/>
+          <w:szCs w:val="36"/>
+        </w:rPr>
+      </w:pPr>
+      <w:r>
+        <w:rPr>
+          <w:rFonts w:ascii="Calibri" w:hAnsi="Calibri" w:cs="Calibri"/>
+          <w:sz w:val="36"/>
+          <w:szCs w:val="36"/>
         </w:rPr>
         <w:t>EPUB</w:t>
       </w:r>
@@ -751,16 +899,16 @@
         </w:numPr>
         <w:jc w:val="both"/>
         <w:rPr>
-          <w:rFonts w:ascii="Carlito" w:hAnsi="Carlito" w:cs="Carlito"/>
-          <w:sz w:val="32"/>
-          <w:szCs w:val="32"/>
-        </w:rPr>
-      </w:pPr>
-      <w:r>
-        <w:rPr>
-          <w:rFonts w:ascii="Carlito" w:hAnsi="Carlito" w:cs="Carlito"/>
-          <w:sz w:val="32"/>
-          <w:szCs w:val="32"/>
+          <w:rFonts w:ascii="Calibri" w:hAnsi="Calibri" w:cs="Calibri"/>
+          <w:sz w:val="36"/>
+          <w:szCs w:val="36"/>
+        </w:rPr>
+      </w:pPr>
+      <w:r>
+        <w:rPr>
+          <w:rFonts w:ascii="Calibri" w:hAnsi="Calibri" w:cs="Calibri"/>
+          <w:sz w:val="36"/>
+          <w:szCs w:val="36"/>
         </w:rPr>
         <w:t>JSON</w:t>
       </w:r>
@@ -774,16 +922,16 @@
         </w:numPr>
         <w:jc w:val="both"/>
         <w:rPr>
-          <w:rFonts w:ascii="Carlito" w:hAnsi="Carlito" w:cs="Carlito"/>
-          <w:sz w:val="32"/>
-          <w:szCs w:val="32"/>
-        </w:rPr>
-      </w:pPr>
-      <w:r>
-        <w:rPr>
-          <w:rFonts w:ascii="Carlito" w:hAnsi="Carlito" w:cs="Carlito"/>
-          <w:sz w:val="32"/>
-          <w:szCs w:val="32"/>
+          <w:rFonts w:ascii="Calibri" w:hAnsi="Calibri" w:cs="Calibri"/>
+          <w:sz w:val="36"/>
+          <w:szCs w:val="36"/>
+        </w:rPr>
+      </w:pPr>
+      <w:r>
+        <w:rPr>
+          <w:rFonts w:ascii="Calibri" w:hAnsi="Calibri" w:cs="Calibri"/>
+          <w:sz w:val="36"/>
+          <w:szCs w:val="36"/>
         </w:rPr>
         <w:t>XLSX</w:t>
       </w:r>
@@ -792,30 +940,68 @@
       <w:pPr>
         <w:jc w:val="both"/>
         <w:rPr>
-          <w:rFonts w:ascii="Carlito" w:hAnsi="Carlito" w:cs="Carlito"/>
-          <w:sz w:val="32"/>
-          <w:szCs w:val="32"/>
-        </w:rPr>
-      </w:pPr>
-    </w:p>
-    <w:p>
-      <w:pPr>
-        <w:jc w:val="both"/>
-        <w:rPr>
-          <w:rFonts w:ascii="Carlito" w:hAnsi="Carlito" w:cs="Carlito"/>
+          <w:rFonts w:ascii="Calibri" w:hAnsi="Calibri" w:cs="Calibri"/>
+          <w:sz w:val="36"/>
+          <w:szCs w:val="36"/>
+        </w:rPr>
+      </w:pPr>
+    </w:p>
+    <w:p>
+      <w:pPr>
+        <w:jc w:val="center"/>
+        <w:rPr>
+          <w:rFonts w:ascii="Calibri" w:hAnsi="Calibri" w:cs="Calibri"/>
+          <w:sz w:val="36"/>
+          <w:szCs w:val="36"/>
+        </w:rPr>
+      </w:pPr>
+      <w:r>
+        <w:rPr>
+          <w:rFonts w:ascii="Calibri" w:hAnsi="Calibri" w:cs="Calibri"/>
+          <w:sz w:val="36"/>
+          <w:szCs w:val="36"/>
+        </w:rPr>
+        <w:t>Break</w:t>
+      </w:r>
+    </w:p>
+    <w:p>
+      <w:pPr>
+        <w:jc w:val="both"/>
+        <w:rPr>
+          <w:rFonts w:ascii="Calibri" w:hAnsi="Calibri" w:cs="Calibri"/>
+          <w:sz w:val="36"/>
+          <w:szCs w:val="36"/>
+        </w:rPr>
+      </w:pPr>
+    </w:p>
+    <w:p>
+      <w:pPr>
+        <w:jc w:val="both"/>
+        <w:rPr>
+          <w:rFonts w:ascii="Calibri" w:hAnsi="Calibri" w:cs="Calibri"/>
+          <w:sz w:val="36"/>
+          <w:szCs w:val="36"/>
+        </w:rPr>
+      </w:pPr>
+    </w:p>
+    <w:p>
+      <w:pPr>
+        <w:jc w:val="both"/>
+        <w:rPr>
+          <w:rFonts w:ascii="Calibri" w:hAnsi="Calibri" w:cs="Calibri"/>
           <w:b/>
           <w:bCs/>
-          <w:sz w:val="32"/>
-          <w:szCs w:val="32"/>
-        </w:rPr>
-      </w:pPr>
-      <w:r>
-        <w:rPr>
-          <w:rFonts w:ascii="Carlito" w:hAnsi="Carlito" w:cs="Carlito"/>
+          <w:sz w:val="36"/>
+          <w:szCs w:val="36"/>
+        </w:rPr>
+      </w:pPr>
+      <w:r>
+        <w:rPr>
+          <w:rFonts w:ascii="Calibri" w:hAnsi="Calibri" w:cs="Calibri"/>
           <w:b/>
           <w:bCs/>
-          <w:sz w:val="32"/>
-          <w:szCs w:val="32"/>
+          <w:sz w:val="36"/>
+          <w:szCs w:val="36"/>
         </w:rPr>
         <w:t>Claude Desktop App Modes:</w:t>
       </w:r>
@@ -824,16 +1010,16 @@
       <w:pPr>
         <w:jc w:val="both"/>
         <w:rPr>
-          <w:rFonts w:ascii="Carlito" w:hAnsi="Carlito" w:cs="Carlito"/>
-          <w:sz w:val="32"/>
-          <w:szCs w:val="32"/>
-        </w:rPr>
-      </w:pPr>
-      <w:r>
-        <w:rPr>
-          <w:rFonts w:ascii="Carlito" w:hAnsi="Carlito" w:cs="Carlito"/>
-          <w:sz w:val="32"/>
-          <w:szCs w:val="32"/>
+          <w:rFonts w:ascii="Calibri" w:hAnsi="Calibri" w:cs="Calibri"/>
+          <w:sz w:val="36"/>
+          <w:szCs w:val="36"/>
+        </w:rPr>
+      </w:pPr>
+      <w:r>
+        <w:rPr>
+          <w:rFonts w:ascii="Calibri" w:hAnsi="Calibri" w:cs="Calibri"/>
+          <w:sz w:val="36"/>
+          <w:szCs w:val="36"/>
         </w:rPr>
         <w:t># There are three modes of Claude:</w:t>
       </w:r>
@@ -863,17 +1049,18 @@
             <w:pPr>
               <w:jc w:val="both"/>
               <w:rPr>
-                <w:rFonts w:ascii="Carlito" w:hAnsi="Carlito" w:cs="Carlito"/>
-                <w:sz w:val="32"/>
-                <w:szCs w:val="32"/>
+                <w:rFonts w:ascii="Calibri" w:hAnsi="Calibri" w:cs="Calibri"/>
+                <w:sz w:val="36"/>
+                <w:szCs w:val="36"/>
               </w:rPr>
             </w:pPr>
             <w:r>
               <w:rPr>
-                <w:rFonts w:ascii="Carlito" w:hAnsi="Carlito" w:cs="Carlito"/>
-                <w:sz w:val="32"/>
-                <w:szCs w:val="32"/>
+                <w:rFonts w:ascii="Calibri" w:hAnsi="Calibri" w:cs="Calibri"/>
+                <w:sz w:val="36"/>
+                <w:szCs w:val="36"/>
               </w:rPr>
+              <w:lastRenderedPageBreak/>
               <w:t xml:space="preserve"> </w:t>
             </w:r>
           </w:p>
@@ -887,16 +1074,16 @@
               <w:jc w:val="both"/>
               <w:cnfStyle w:val="100000000000" w:firstRow="1" w:lastRow="0" w:firstColumn="0" w:lastColumn="0" w:oddVBand="0" w:evenVBand="0" w:oddHBand="0" w:evenHBand="0" w:firstRowFirstColumn="0" w:firstRowLastColumn="0" w:lastRowFirstColumn="0" w:lastRowLastColumn="0"/>
               <w:rPr>
-                <w:rFonts w:ascii="Carlito" w:hAnsi="Carlito" w:cs="Carlito"/>
-                <w:sz w:val="32"/>
-                <w:szCs w:val="32"/>
+                <w:rFonts w:ascii="Calibri" w:hAnsi="Calibri" w:cs="Calibri"/>
+                <w:sz w:val="36"/>
+                <w:szCs w:val="36"/>
               </w:rPr>
             </w:pPr>
             <w:r>
               <w:rPr>
-                <w:rFonts w:ascii="Carlito" w:hAnsi="Carlito" w:cs="Carlito"/>
-                <w:sz w:val="32"/>
-                <w:szCs w:val="32"/>
+                <w:rFonts w:ascii="Calibri" w:hAnsi="Calibri" w:cs="Calibri"/>
+                <w:sz w:val="36"/>
+                <w:szCs w:val="36"/>
               </w:rPr>
               <w:t xml:space="preserve">Chat </w:t>
             </w:r>
@@ -911,16 +1098,16 @@
               <w:jc w:val="both"/>
               <w:cnfStyle w:val="100000000000" w:firstRow="1" w:lastRow="0" w:firstColumn="0" w:lastColumn="0" w:oddVBand="0" w:evenVBand="0" w:oddHBand="0" w:evenHBand="0" w:firstRowFirstColumn="0" w:firstRowLastColumn="0" w:lastRowFirstColumn="0" w:lastRowLastColumn="0"/>
               <w:rPr>
-                <w:rFonts w:ascii="Carlito" w:hAnsi="Carlito" w:cs="Carlito"/>
-                <w:sz w:val="32"/>
-                <w:szCs w:val="32"/>
+                <w:rFonts w:ascii="Calibri" w:hAnsi="Calibri" w:cs="Calibri"/>
+                <w:sz w:val="36"/>
+                <w:szCs w:val="36"/>
               </w:rPr>
             </w:pPr>
             <w:r>
               <w:rPr>
-                <w:rFonts w:ascii="Carlito" w:hAnsi="Carlito" w:cs="Carlito"/>
-                <w:sz w:val="32"/>
-                <w:szCs w:val="32"/>
+                <w:rFonts w:ascii="Calibri" w:hAnsi="Calibri" w:cs="Calibri"/>
+                <w:sz w:val="36"/>
+                <w:szCs w:val="36"/>
               </w:rPr>
               <w:t>Cowork</w:t>
             </w:r>
@@ -935,16 +1122,16 @@
               <w:jc w:val="both"/>
               <w:cnfStyle w:val="100000000000" w:firstRow="1" w:lastRow="0" w:firstColumn="0" w:lastColumn="0" w:oddVBand="0" w:evenVBand="0" w:oddHBand="0" w:evenHBand="0" w:firstRowFirstColumn="0" w:firstRowLastColumn="0" w:lastRowFirstColumn="0" w:lastRowLastColumn="0"/>
               <w:rPr>
-                <w:rFonts w:ascii="Carlito" w:hAnsi="Carlito" w:cs="Carlito"/>
-                <w:sz w:val="32"/>
-                <w:szCs w:val="32"/>
+                <w:rFonts w:ascii="Calibri" w:hAnsi="Calibri" w:cs="Calibri"/>
+                <w:sz w:val="36"/>
+                <w:szCs w:val="36"/>
               </w:rPr>
             </w:pPr>
             <w:r>
               <w:rPr>
-                <w:rFonts w:ascii="Carlito" w:hAnsi="Carlito" w:cs="Carlito"/>
-                <w:sz w:val="32"/>
-                <w:szCs w:val="32"/>
+                <w:rFonts w:ascii="Calibri" w:hAnsi="Calibri" w:cs="Calibri"/>
+                <w:sz w:val="36"/>
+                <w:szCs w:val="36"/>
               </w:rPr>
               <w:t>Code</w:t>
             </w:r>
@@ -964,16 +1151,16 @@
             <w:pPr>
               <w:jc w:val="both"/>
               <w:rPr>
-                <w:rFonts w:ascii="Carlito" w:hAnsi="Carlito" w:cs="Carlito"/>
-                <w:sz w:val="32"/>
-                <w:szCs w:val="32"/>
+                <w:rFonts w:ascii="Calibri" w:hAnsi="Calibri" w:cs="Calibri"/>
+                <w:sz w:val="36"/>
+                <w:szCs w:val="36"/>
               </w:rPr>
             </w:pPr>
             <w:r>
               <w:rPr>
-                <w:rFonts w:ascii="Carlito" w:hAnsi="Carlito" w:cs="Carlito"/>
-                <w:sz w:val="32"/>
-                <w:szCs w:val="32"/>
+                <w:rFonts w:ascii="Calibri" w:hAnsi="Calibri" w:cs="Calibri"/>
+                <w:sz w:val="36"/>
+                <w:szCs w:val="36"/>
               </w:rPr>
               <w:t>Optimized For</w:t>
             </w:r>
@@ -988,14 +1175,16 @@
               <w:jc w:val="both"/>
               <w:cnfStyle w:val="000000100000" w:firstRow="0" w:lastRow="0" w:firstColumn="0" w:lastColumn="0" w:oddVBand="0" w:evenVBand="0" w:oddHBand="1" w:evenHBand="0" w:firstRowFirstColumn="0" w:firstRowLastColumn="0" w:lastRowFirstColumn="0" w:lastRowLastColumn="0"/>
               <w:rPr>
-                <w:rFonts w:ascii="Carlito" w:hAnsi="Carlito" w:cs="Carlito"/>
-                <w:sz w:val="32"/>
-                <w:szCs w:val="32"/>
+                <w:rFonts w:ascii="Calibri" w:hAnsi="Calibri" w:cs="Calibri"/>
+                <w:sz w:val="36"/>
+                <w:szCs w:val="36"/>
               </w:rPr>
             </w:pPr>
             <w:r>
               <w:rPr>
-                <w:rFonts w:ascii="Carlito" w:hAnsi="Carlito" w:cs="Carlito"/>
+                <w:rFonts w:ascii="Calibri" w:hAnsi="Calibri" w:cs="Calibri"/>
+                <w:sz w:val="28"/>
+                <w:szCs w:val="28"/>
               </w:rPr>
               <w:t>Quicker exchanges: exploring ideas, iterative drafting, quick answers, learning through dialogue</w:t>
             </w:r>
@@ -1010,12 +1199,16 @@
               <w:jc w:val="both"/>
               <w:cnfStyle w:val="000000100000" w:firstRow="0" w:lastRow="0" w:firstColumn="0" w:lastColumn="0" w:oddVBand="0" w:evenVBand="0" w:oddHBand="1" w:evenHBand="0" w:firstRowFirstColumn="0" w:firstRowLastColumn="0" w:lastRowFirstColumn="0" w:lastRowLastColumn="0"/>
               <w:rPr>
-                <w:rFonts w:ascii="Carlito" w:hAnsi="Carlito" w:cs="Carlito"/>
+                <w:rFonts w:ascii="Calibri" w:hAnsi="Calibri" w:cs="Calibri"/>
+                <w:sz w:val="28"/>
+                <w:szCs w:val="28"/>
               </w:rPr>
             </w:pPr>
             <w:r>
               <w:rPr>
-                <w:rFonts w:ascii="Carlito" w:hAnsi="Carlito" w:cs="Carlito"/>
+                <w:rFonts w:ascii="Calibri" w:hAnsi="Calibri" w:cs="Calibri"/>
+                <w:sz w:val="28"/>
+                <w:szCs w:val="28"/>
               </w:rPr>
               <w:t>Complex or sustained work: research, analysis, file organization, producing finished documents and deliverables</w:t>
             </w:r>
@@ -1030,12 +1223,16 @@
               <w:jc w:val="both"/>
               <w:cnfStyle w:val="000000100000" w:firstRow="0" w:lastRow="0" w:firstColumn="0" w:lastColumn="0" w:oddVBand="0" w:evenVBand="0" w:oddHBand="1" w:evenHBand="0" w:firstRowFirstColumn="0" w:firstRowLastColumn="0" w:lastRowFirstColumn="0" w:lastRowLastColumn="0"/>
               <w:rPr>
-                <w:rFonts w:ascii="Carlito" w:hAnsi="Carlito" w:cs="Carlito"/>
+                <w:rFonts w:ascii="Calibri" w:hAnsi="Calibri" w:cs="Calibri"/>
+                <w:sz w:val="28"/>
+                <w:szCs w:val="28"/>
               </w:rPr>
             </w:pPr>
             <w:r>
               <w:rPr>
-                <w:rFonts w:ascii="Carlito" w:hAnsi="Carlito" w:cs="Carlito"/>
+                <w:rFonts w:ascii="Calibri" w:hAnsi="Calibri" w:cs="Calibri"/>
+                <w:sz w:val="28"/>
+                <w:szCs w:val="28"/>
               </w:rPr>
               <w:t>Building software: writing, testing, running and deploying code</w:t>
             </w:r>
@@ -1052,16 +1249,16 @@
             <w:pPr>
               <w:jc w:val="both"/>
               <w:rPr>
-                <w:rFonts w:ascii="Carlito" w:hAnsi="Carlito" w:cs="Carlito"/>
-                <w:sz w:val="32"/>
-                <w:szCs w:val="32"/>
+                <w:rFonts w:ascii="Calibri" w:hAnsi="Calibri" w:cs="Calibri"/>
+                <w:sz w:val="36"/>
+                <w:szCs w:val="36"/>
               </w:rPr>
             </w:pPr>
             <w:r>
               <w:rPr>
-                <w:rFonts w:ascii="Carlito" w:hAnsi="Carlito" w:cs="Carlito"/>
-                <w:sz w:val="32"/>
-                <w:szCs w:val="32"/>
+                <w:rFonts w:ascii="Calibri" w:hAnsi="Calibri" w:cs="Calibri"/>
+                <w:sz w:val="36"/>
+                <w:szCs w:val="36"/>
               </w:rPr>
               <w:t>Key Features</w:t>
             </w:r>
@@ -1076,12 +1273,16 @@
               <w:jc w:val="both"/>
               <w:cnfStyle w:val="000000000000" w:firstRow="0" w:lastRow="0" w:firstColumn="0" w:lastColumn="0" w:oddVBand="0" w:evenVBand="0" w:oddHBand="0" w:evenHBand="0" w:firstRowFirstColumn="0" w:firstRowLastColumn="0" w:lastRowFirstColumn="0" w:lastRowLastColumn="0"/>
               <w:rPr>
-                <w:rFonts w:ascii="Carlito" w:hAnsi="Carlito" w:cs="Carlito"/>
+                <w:rFonts w:ascii="Calibri" w:hAnsi="Calibri" w:cs="Calibri"/>
+                <w:sz w:val="28"/>
+                <w:szCs w:val="28"/>
               </w:rPr>
             </w:pPr>
             <w:r>
               <w:rPr>
-                <w:rFonts w:ascii="Carlito" w:hAnsi="Carlito" w:cs="Carlito"/>
+                <w:rFonts w:ascii="Calibri" w:hAnsi="Calibri" w:cs="Calibri"/>
+                <w:sz w:val="28"/>
+                <w:szCs w:val="28"/>
               </w:rPr>
               <w:t>Quick entry, dictation</w:t>
             </w:r>
@@ -1096,12 +1297,16 @@
               <w:jc w:val="both"/>
               <w:cnfStyle w:val="000000000000" w:firstRow="0" w:lastRow="0" w:firstColumn="0" w:lastColumn="0" w:oddVBand="0" w:evenVBand="0" w:oddHBand="0" w:evenHBand="0" w:firstRowFirstColumn="0" w:firstRowLastColumn="0" w:lastRowFirstColumn="0" w:lastRowLastColumn="0"/>
               <w:rPr>
-                <w:rFonts w:ascii="Carlito" w:hAnsi="Carlito" w:cs="Carlito"/>
+                <w:rFonts w:ascii="Calibri" w:hAnsi="Calibri" w:cs="Calibri"/>
+                <w:sz w:val="28"/>
+                <w:szCs w:val="28"/>
               </w:rPr>
             </w:pPr>
             <w:r>
               <w:rPr>
-                <w:rFonts w:ascii="Carlito" w:hAnsi="Carlito" w:cs="Carlito"/>
+                <w:rFonts w:ascii="Calibri" w:hAnsi="Calibri" w:cs="Calibri"/>
+                <w:sz w:val="28"/>
+                <w:szCs w:val="28"/>
               </w:rPr>
               <w:t>Work from local folders, plugins, subagents, scheduled tasks</w:t>
             </w:r>
@@ -1116,18 +1321,24 @@
               <w:jc w:val="both"/>
               <w:cnfStyle w:val="000000000000" w:firstRow="0" w:lastRow="0" w:firstColumn="0" w:lastColumn="0" w:oddVBand="0" w:evenVBand="0" w:oddHBand="0" w:evenHBand="0" w:firstRowFirstColumn="0" w:firstRowLastColumn="0" w:lastRowFirstColumn="0" w:lastRowLastColumn="0"/>
               <w:rPr>
-                <w:rFonts w:ascii="Carlito" w:hAnsi="Carlito" w:cs="Carlito"/>
+                <w:rFonts w:ascii="Calibri" w:hAnsi="Calibri" w:cs="Calibri"/>
+                <w:sz w:val="28"/>
+                <w:szCs w:val="28"/>
               </w:rPr>
             </w:pPr>
             <w:r>
               <w:rPr>
-                <w:rFonts w:ascii="Carlito" w:hAnsi="Carlito" w:cs="Carlito"/>
+                <w:rFonts w:ascii="Calibri" w:hAnsi="Calibri" w:cs="Calibri"/>
+                <w:sz w:val="28"/>
+                <w:szCs w:val="28"/>
               </w:rPr>
               <w:t>Ask/Code/Plan modes, visual diffs, git integration, local and remote environments</w:t>
             </w:r>
             <w:r>
               <w:rPr>
-                <w:rFonts w:ascii="Carlito" w:hAnsi="Carlito" w:cs="Carlito"/>
+                <w:rFonts w:ascii="Calibri" w:hAnsi="Calibri" w:cs="Calibri"/>
+                <w:sz w:val="28"/>
+                <w:szCs w:val="28"/>
               </w:rPr>
               <w:t xml:space="preserve"> (directly in GitHub Repo)</w:t>
             </w:r>
@@ -1147,16 +1358,16 @@
             <w:pPr>
               <w:jc w:val="both"/>
               <w:rPr>
-                <w:rFonts w:ascii="Carlito" w:hAnsi="Carlito" w:cs="Carlito"/>
-                <w:sz w:val="32"/>
-                <w:szCs w:val="32"/>
+                <w:rFonts w:ascii="Calibri" w:hAnsi="Calibri" w:cs="Calibri"/>
+                <w:sz w:val="36"/>
+                <w:szCs w:val="36"/>
               </w:rPr>
             </w:pPr>
             <w:r>
               <w:rPr>
-                <w:rFonts w:ascii="Carlito" w:hAnsi="Carlito" w:cs="Carlito"/>
-                <w:sz w:val="32"/>
-                <w:szCs w:val="32"/>
+                <w:rFonts w:ascii="Calibri" w:hAnsi="Calibri" w:cs="Calibri"/>
+                <w:sz w:val="36"/>
+                <w:szCs w:val="36"/>
               </w:rPr>
               <w:t>Tools and extensions</w:t>
             </w:r>
@@ -1171,12 +1382,16 @@
               <w:jc w:val="both"/>
               <w:cnfStyle w:val="000000100000" w:firstRow="0" w:lastRow="0" w:firstColumn="0" w:lastColumn="0" w:oddVBand="0" w:evenVBand="0" w:oddHBand="1" w:evenHBand="0" w:firstRowFirstColumn="0" w:firstRowLastColumn="0" w:lastRowFirstColumn="0" w:lastRowLastColumn="0"/>
               <w:rPr>
-                <w:rFonts w:ascii="Carlito" w:hAnsi="Carlito" w:cs="Carlito"/>
+                <w:rFonts w:ascii="Calibri" w:hAnsi="Calibri" w:cs="Calibri"/>
+                <w:sz w:val="28"/>
+                <w:szCs w:val="28"/>
               </w:rPr>
             </w:pPr>
             <w:r>
               <w:rPr>
-                <w:rFonts w:ascii="Carlito" w:hAnsi="Carlito" w:cs="Carlito"/>
+                <w:rFonts w:ascii="Calibri" w:hAnsi="Calibri" w:cs="Calibri"/>
+                <w:sz w:val="28"/>
+                <w:szCs w:val="28"/>
               </w:rPr>
               <w:t>Connectors, Skills, Claude in Chrome</w:t>
             </w:r>
@@ -1191,12 +1406,16 @@
               <w:jc w:val="both"/>
               <w:cnfStyle w:val="000000100000" w:firstRow="0" w:lastRow="0" w:firstColumn="0" w:lastColumn="0" w:oddVBand="0" w:evenVBand="0" w:oddHBand="1" w:evenHBand="0" w:firstRowFirstColumn="0" w:firstRowLastColumn="0" w:lastRowFirstColumn="0" w:lastRowLastColumn="0"/>
               <w:rPr>
-                <w:rFonts w:ascii="Carlito" w:hAnsi="Carlito" w:cs="Carlito"/>
+                <w:rFonts w:ascii="Calibri" w:hAnsi="Calibri" w:cs="Calibri"/>
+                <w:sz w:val="28"/>
+                <w:szCs w:val="28"/>
               </w:rPr>
             </w:pPr>
             <w:r>
               <w:rPr>
-                <w:rFonts w:ascii="Carlito" w:hAnsi="Carlito" w:cs="Carlito"/>
+                <w:rFonts w:ascii="Calibri" w:hAnsi="Calibri" w:cs="Calibri"/>
+                <w:sz w:val="28"/>
+                <w:szCs w:val="28"/>
               </w:rPr>
               <w:t>Connectors (local and remote), Skills, Claude in Chrome, Plugins, Computer Use</w:t>
             </w:r>
@@ -1211,12 +1430,16 @@
               <w:jc w:val="both"/>
               <w:cnfStyle w:val="000000100000" w:firstRow="0" w:lastRow="0" w:firstColumn="0" w:lastColumn="0" w:oddVBand="0" w:evenVBand="0" w:oddHBand="1" w:evenHBand="0" w:firstRowFirstColumn="0" w:firstRowLastColumn="0" w:lastRowFirstColumn="0" w:lastRowLastColumn="0"/>
               <w:rPr>
-                <w:rFonts w:ascii="Carlito" w:hAnsi="Carlito" w:cs="Carlito"/>
+                <w:rFonts w:ascii="Calibri" w:hAnsi="Calibri" w:cs="Calibri"/>
+                <w:sz w:val="28"/>
+                <w:szCs w:val="28"/>
               </w:rPr>
             </w:pPr>
             <w:r>
               <w:rPr>
-                <w:rFonts w:ascii="Carlito" w:hAnsi="Carlito" w:cs="Carlito"/>
+                <w:rFonts w:ascii="Calibri" w:hAnsi="Calibri" w:cs="Calibri"/>
+                <w:sz w:val="28"/>
+                <w:szCs w:val="28"/>
               </w:rPr>
               <w:t>Connectors, Skills, Claude in Chrome, Plugins, Hooks</w:t>
             </w:r>
@@ -1228,52 +1451,52 @@
       <w:pPr>
         <w:jc w:val="both"/>
         <w:rPr>
-          <w:rFonts w:ascii="Carlito" w:hAnsi="Carlito" w:cs="Carlito"/>
-          <w:sz w:val="32"/>
-          <w:szCs w:val="32"/>
-        </w:rPr>
-      </w:pPr>
-    </w:p>
-    <w:p>
-      <w:pPr>
-        <w:jc w:val="both"/>
-        <w:rPr>
-          <w:rFonts w:ascii="Carlito" w:hAnsi="Carlito" w:cs="Carlito"/>
-          <w:sz w:val="32"/>
-          <w:szCs w:val="32"/>
-        </w:rPr>
-      </w:pPr>
-      <w:r>
-        <w:rPr>
-          <w:rFonts w:ascii="Carlito" w:hAnsi="Carlito" w:cs="Carlito"/>
-          <w:sz w:val="32"/>
-          <w:szCs w:val="32"/>
+          <w:rFonts w:ascii="Calibri" w:hAnsi="Calibri" w:cs="Calibri"/>
+          <w:sz w:val="36"/>
+          <w:szCs w:val="36"/>
+        </w:rPr>
+      </w:pPr>
+    </w:p>
+    <w:p>
+      <w:pPr>
+        <w:jc w:val="both"/>
+        <w:rPr>
+          <w:rFonts w:ascii="Calibri" w:hAnsi="Calibri" w:cs="Calibri"/>
+          <w:sz w:val="36"/>
+          <w:szCs w:val="36"/>
+        </w:rPr>
+      </w:pPr>
+      <w:r>
+        <w:rPr>
+          <w:rFonts w:ascii="Calibri" w:hAnsi="Calibri" w:cs="Calibri"/>
+          <w:sz w:val="36"/>
+          <w:szCs w:val="36"/>
         </w:rPr>
         <w:t xml:space="preserve"># In </w:t>
       </w:r>
       <w:r>
         <w:rPr>
-          <w:rFonts w:ascii="Carlito" w:hAnsi="Carlito" w:cs="Carlito"/>
+          <w:rFonts w:ascii="Calibri" w:hAnsi="Calibri" w:cs="Calibri"/>
           <w:b/>
           <w:bCs/>
-          <w:sz w:val="32"/>
-          <w:szCs w:val="32"/>
+          <w:sz w:val="36"/>
+          <w:szCs w:val="36"/>
         </w:rPr>
         <w:t>code</w:t>
       </w:r>
       <w:r>
         <w:rPr>
-          <w:rFonts w:ascii="Carlito" w:hAnsi="Carlito" w:cs="Carlito"/>
-          <w:sz w:val="32"/>
-          <w:szCs w:val="32"/>
+          <w:rFonts w:ascii="Calibri" w:hAnsi="Calibri" w:cs="Calibri"/>
+          <w:sz w:val="36"/>
+          <w:szCs w:val="36"/>
         </w:rPr>
         <w:t xml:space="preserve"> mode we can choose where work happens</w:t>
       </w:r>
       <w:r>
         <w:rPr>
-          <w:rFonts w:ascii="Carlito" w:hAnsi="Carlito" w:cs="Carlito"/>
-          <w:sz w:val="32"/>
-          <w:szCs w:val="32"/>
+          <w:rFonts w:ascii="Calibri" w:hAnsi="Calibri" w:cs="Calibri"/>
+          <w:sz w:val="36"/>
+          <w:szCs w:val="36"/>
         </w:rPr>
         <w:t>:</w:t>
       </w:r>
@@ -1287,27 +1510,26 @@
         </w:numPr>
         <w:jc w:val="both"/>
         <w:rPr>
-          <w:rFonts w:ascii="Carlito" w:hAnsi="Carlito" w:cs="Carlito"/>
-          <w:sz w:val="32"/>
-          <w:szCs w:val="32"/>
-        </w:rPr>
-      </w:pPr>
-      <w:r>
-        <w:rPr>
-          <w:rFonts w:ascii="Carlito" w:hAnsi="Carlito" w:cs="Carlito"/>
+          <w:rFonts w:ascii="Calibri" w:hAnsi="Calibri" w:cs="Calibri"/>
+          <w:sz w:val="36"/>
+          <w:szCs w:val="36"/>
+        </w:rPr>
+      </w:pPr>
+      <w:r>
+        <w:rPr>
+          <w:rFonts w:ascii="Calibri" w:hAnsi="Calibri" w:cs="Calibri"/>
           <w:b/>
           <w:bCs/>
-          <w:sz w:val="32"/>
-          <w:szCs w:val="32"/>
-        </w:rPr>
-        <w:lastRenderedPageBreak/>
+          <w:sz w:val="36"/>
+          <w:szCs w:val="36"/>
+        </w:rPr>
         <w:t>Local:</w:t>
       </w:r>
       <w:r>
         <w:rPr>
-          <w:rFonts w:ascii="Carlito" w:hAnsi="Carlito" w:cs="Carlito"/>
-          <w:sz w:val="32"/>
-          <w:szCs w:val="32"/>
+          <w:rFonts w:ascii="Calibri" w:hAnsi="Calibri" w:cs="Calibri"/>
+          <w:sz w:val="36"/>
+          <w:szCs w:val="36"/>
         </w:rPr>
         <w:t xml:space="preserve"> Select a folder on our computer and Claude works directly with those files. Because it runs on our machine, Claude can read our project, access local tools, and run a development server we can preview in our browser.</w:t>
       </w:r>
@@ -1321,26 +1543,26 @@
         </w:numPr>
         <w:jc w:val="both"/>
         <w:rPr>
-          <w:rFonts w:ascii="Carlito" w:hAnsi="Carlito" w:cs="Carlito"/>
-          <w:sz w:val="32"/>
-          <w:szCs w:val="32"/>
-        </w:rPr>
-      </w:pPr>
-      <w:r>
-        <w:rPr>
-          <w:rFonts w:ascii="Carlito" w:hAnsi="Carlito" w:cs="Carlito"/>
+          <w:rFonts w:ascii="Calibri" w:hAnsi="Calibri" w:cs="Calibri"/>
+          <w:sz w:val="36"/>
+          <w:szCs w:val="36"/>
+        </w:rPr>
+      </w:pPr>
+      <w:r>
+        <w:rPr>
+          <w:rFonts w:ascii="Calibri" w:hAnsi="Calibri" w:cs="Calibri"/>
           <w:b/>
           <w:bCs/>
-          <w:sz w:val="32"/>
-          <w:szCs w:val="32"/>
+          <w:sz w:val="36"/>
+          <w:szCs w:val="36"/>
         </w:rPr>
         <w:t>Remote:</w:t>
       </w:r>
       <w:r>
         <w:rPr>
-          <w:rFonts w:ascii="Carlito" w:hAnsi="Carlito" w:cs="Carlito"/>
-          <w:sz w:val="32"/>
-          <w:szCs w:val="32"/>
+          <w:rFonts w:ascii="Calibri" w:hAnsi="Calibri" w:cs="Calibri"/>
+          <w:sz w:val="36"/>
+          <w:szCs w:val="36"/>
         </w:rPr>
         <w:t xml:space="preserve"> We connect a GitHub repository and Claude works in a cloud environment. Sessions continue even if we close the app, so we can start a big refactor and check back later. Good for larger codebases or when we want to keep development off our local machine.</w:t>
       </w:r>
@@ -1349,40 +1571,68 @@
       <w:pPr>
         <w:jc w:val="both"/>
         <w:rPr>
-          <w:rFonts w:ascii="Carlito" w:hAnsi="Carlito" w:cs="Carlito"/>
-          <w:sz w:val="32"/>
-          <w:szCs w:val="32"/>
-        </w:rPr>
-      </w:pPr>
-    </w:p>
-    <w:p>
-      <w:pPr>
-        <w:jc w:val="both"/>
-        <w:rPr>
-          <w:rFonts w:ascii="Carlito" w:hAnsi="Carlito" w:cs="Carlito"/>
-          <w:sz w:val="32"/>
-          <w:szCs w:val="32"/>
-        </w:rPr>
-      </w:pPr>
-    </w:p>
-    <w:p>
-      <w:pPr>
-        <w:jc w:val="both"/>
-        <w:rPr>
-          <w:rFonts w:ascii="Carlito" w:hAnsi="Carlito" w:cs="Carlito"/>
+          <w:rFonts w:ascii="Calibri" w:hAnsi="Calibri" w:cs="Calibri"/>
+          <w:sz w:val="36"/>
+          <w:szCs w:val="36"/>
+        </w:rPr>
+      </w:pPr>
+    </w:p>
+    <w:p>
+      <w:pPr>
+        <w:jc w:val="center"/>
+        <w:rPr>
+          <w:rFonts w:ascii="Calibri" w:hAnsi="Calibri" w:cs="Calibri"/>
+          <w:sz w:val="36"/>
+          <w:szCs w:val="36"/>
+        </w:rPr>
+      </w:pPr>
+      <w:r>
+        <w:rPr>
+          <w:rFonts w:ascii="Calibri" w:hAnsi="Calibri" w:cs="Calibri"/>
+          <w:sz w:val="36"/>
+          <w:szCs w:val="36"/>
+        </w:rPr>
+        <w:t>Break</w:t>
+      </w:r>
+    </w:p>
+    <w:p>
+      <w:pPr>
+        <w:jc w:val="both"/>
+        <w:rPr>
+          <w:rFonts w:ascii="Calibri" w:hAnsi="Calibri" w:cs="Calibri"/>
+          <w:sz w:val="36"/>
+          <w:szCs w:val="36"/>
+        </w:rPr>
+      </w:pPr>
+    </w:p>
+    <w:p>
+      <w:pPr>
+        <w:jc w:val="both"/>
+        <w:rPr>
+          <w:rFonts w:ascii="Calibri" w:hAnsi="Calibri" w:cs="Calibri"/>
+          <w:sz w:val="36"/>
+          <w:szCs w:val="36"/>
+        </w:rPr>
+      </w:pPr>
+    </w:p>
+    <w:p>
+      <w:pPr>
+        <w:jc w:val="both"/>
+        <w:rPr>
+          <w:rFonts w:ascii="Calibri" w:hAnsi="Calibri" w:cs="Calibri"/>
           <w:b/>
           <w:bCs/>
-          <w:sz w:val="32"/>
-          <w:szCs w:val="32"/>
-        </w:rPr>
-      </w:pPr>
-      <w:r>
-        <w:rPr>
-          <w:rFonts w:ascii="Carlito" w:hAnsi="Carlito" w:cs="Carlito"/>
+          <w:sz w:val="36"/>
+          <w:szCs w:val="36"/>
+        </w:rPr>
+      </w:pPr>
+      <w:r>
+        <w:rPr>
+          <w:rFonts w:ascii="Calibri" w:hAnsi="Calibri" w:cs="Calibri"/>
           <w:b/>
           <w:bCs/>
-          <w:sz w:val="32"/>
-          <w:szCs w:val="32"/>
+          <w:sz w:val="36"/>
+          <w:szCs w:val="36"/>
         </w:rPr>
         <w:t>Claude Projects:</w:t>
       </w:r>
@@ -1391,16 +1641,16 @@
       <w:pPr>
         <w:jc w:val="both"/>
         <w:rPr>
-          <w:rFonts w:ascii="Carlito" w:hAnsi="Carlito" w:cs="Carlito"/>
-          <w:sz w:val="32"/>
-          <w:szCs w:val="32"/>
-        </w:rPr>
-      </w:pPr>
-      <w:r>
-        <w:rPr>
-          <w:rFonts w:ascii="Carlito" w:hAnsi="Carlito" w:cs="Carlito"/>
-          <w:sz w:val="32"/>
-          <w:szCs w:val="32"/>
+          <w:rFonts w:ascii="Calibri" w:hAnsi="Calibri" w:cs="Calibri"/>
+          <w:sz w:val="36"/>
+          <w:szCs w:val="36"/>
+        </w:rPr>
+      </w:pPr>
+      <w:r>
+        <w:rPr>
+          <w:rFonts w:ascii="Calibri" w:hAnsi="Calibri" w:cs="Calibri"/>
+          <w:sz w:val="36"/>
+          <w:szCs w:val="36"/>
         </w:rPr>
         <w:t># Projects are ideal for storing knowledge Claude should reference, organizing related chats around a specific topic or work area, and collaborating with team members who need access to the same shared context.</w:t>
       </w:r>
@@ -1409,26 +1659,26 @@
       <w:pPr>
         <w:jc w:val="both"/>
         <w:rPr>
-          <w:rFonts w:ascii="Carlito" w:hAnsi="Carlito" w:cs="Carlito"/>
-          <w:sz w:val="32"/>
-          <w:szCs w:val="32"/>
-        </w:rPr>
-      </w:pPr>
-    </w:p>
-    <w:p>
-      <w:pPr>
-        <w:jc w:val="both"/>
-        <w:rPr>
-          <w:rFonts w:ascii="Carlito" w:hAnsi="Carlito" w:cs="Carlito"/>
-          <w:sz w:val="32"/>
-          <w:szCs w:val="32"/>
-        </w:rPr>
-      </w:pPr>
-      <w:r>
-        <w:rPr>
-          <w:rFonts w:ascii="Carlito" w:hAnsi="Carlito" w:cs="Carlito"/>
-          <w:sz w:val="32"/>
-          <w:szCs w:val="32"/>
+          <w:rFonts w:ascii="Calibri" w:hAnsi="Calibri" w:cs="Calibri"/>
+          <w:sz w:val="36"/>
+          <w:szCs w:val="36"/>
+        </w:rPr>
+      </w:pPr>
+    </w:p>
+    <w:p>
+      <w:pPr>
+        <w:jc w:val="both"/>
+        <w:rPr>
+          <w:rFonts w:ascii="Calibri" w:hAnsi="Calibri" w:cs="Calibri"/>
+          <w:sz w:val="36"/>
+          <w:szCs w:val="36"/>
+        </w:rPr>
+      </w:pPr>
+      <w:r>
+        <w:rPr>
+          <w:rFonts w:ascii="Calibri" w:hAnsi="Calibri" w:cs="Calibri"/>
+          <w:sz w:val="36"/>
+          <w:szCs w:val="36"/>
         </w:rPr>
         <w:t>When to use Projects:</w:t>
       </w:r>
@@ -1437,16 +1687,16 @@
       <w:pPr>
         <w:jc w:val="both"/>
         <w:rPr>
-          <w:rFonts w:ascii="Carlito" w:hAnsi="Carlito" w:cs="Carlito"/>
-          <w:sz w:val="32"/>
-          <w:szCs w:val="32"/>
-        </w:rPr>
-      </w:pPr>
-      <w:r>
-        <w:rPr>
-          <w:rFonts w:ascii="Carlito" w:hAnsi="Carlito" w:cs="Carlito"/>
-          <w:sz w:val="32"/>
-          <w:szCs w:val="32"/>
+          <w:rFonts w:ascii="Calibri" w:hAnsi="Calibri" w:cs="Calibri"/>
+          <w:sz w:val="36"/>
+          <w:szCs w:val="36"/>
+        </w:rPr>
+      </w:pPr>
+      <w:r>
+        <w:rPr>
+          <w:rFonts w:ascii="Calibri" w:hAnsi="Calibri" w:cs="Calibri"/>
+          <w:sz w:val="36"/>
+          <w:szCs w:val="36"/>
         </w:rPr>
         <w:t># Projects are not just a one-off question. Consider creating a project when we have a workflow with:</w:t>
       </w:r>
@@ -1460,16 +1710,16 @@
         </w:numPr>
         <w:jc w:val="both"/>
         <w:rPr>
-          <w:rFonts w:ascii="Carlito" w:hAnsi="Carlito" w:cs="Carlito"/>
-          <w:sz w:val="32"/>
-          <w:szCs w:val="32"/>
-        </w:rPr>
-      </w:pPr>
-      <w:r>
-        <w:rPr>
-          <w:rFonts w:ascii="Carlito" w:hAnsi="Carlito" w:cs="Carlito"/>
-          <w:sz w:val="32"/>
-          <w:szCs w:val="32"/>
+          <w:rFonts w:ascii="Calibri" w:hAnsi="Calibri" w:cs="Calibri"/>
+          <w:sz w:val="36"/>
+          <w:szCs w:val="36"/>
+        </w:rPr>
+      </w:pPr>
+      <w:r>
+        <w:rPr>
+          <w:rFonts w:ascii="Calibri" w:hAnsi="Calibri" w:cs="Calibri"/>
+          <w:sz w:val="36"/>
+          <w:szCs w:val="36"/>
         </w:rPr>
         <w:t>Reference materials we'll use repeatedly (meeting notes, survey results, reports, historical data, etc.)</w:t>
       </w:r>
@@ -1483,16 +1733,16 @@
         </w:numPr>
         <w:jc w:val="both"/>
         <w:rPr>
-          <w:rFonts w:ascii="Carlito" w:hAnsi="Carlito" w:cs="Carlito"/>
-          <w:sz w:val="32"/>
-          <w:szCs w:val="32"/>
-        </w:rPr>
-      </w:pPr>
-      <w:r>
-        <w:rPr>
-          <w:rFonts w:ascii="Carlito" w:hAnsi="Carlito" w:cs="Carlito"/>
-          <w:sz w:val="32"/>
-          <w:szCs w:val="32"/>
+          <w:rFonts w:ascii="Calibri" w:hAnsi="Calibri" w:cs="Calibri"/>
+          <w:sz w:val="36"/>
+          <w:szCs w:val="36"/>
+        </w:rPr>
+      </w:pPr>
+      <w:r>
+        <w:rPr>
+          <w:rFonts w:ascii="Calibri" w:hAnsi="Calibri" w:cs="Calibri"/>
+          <w:sz w:val="36"/>
+          <w:szCs w:val="36"/>
         </w:rPr>
         <w:t>Consistent requirements for how Claude should respond (always use formal language, always cite sources, always follow our template)</w:t>
       </w:r>
@@ -1506,16 +1756,16 @@
         </w:numPr>
         <w:jc w:val="both"/>
         <w:rPr>
-          <w:rFonts w:ascii="Carlito" w:hAnsi="Carlito" w:cs="Carlito"/>
-          <w:sz w:val="32"/>
-          <w:szCs w:val="32"/>
-        </w:rPr>
-      </w:pPr>
-      <w:r>
-        <w:rPr>
-          <w:rFonts w:ascii="Carlito" w:hAnsi="Carlito" w:cs="Carlito"/>
-          <w:sz w:val="32"/>
-          <w:szCs w:val="32"/>
+          <w:rFonts w:ascii="Calibri" w:hAnsi="Calibri" w:cs="Calibri"/>
+          <w:sz w:val="36"/>
+          <w:szCs w:val="36"/>
+        </w:rPr>
+      </w:pPr>
+      <w:r>
+        <w:rPr>
+          <w:rFonts w:ascii="Calibri" w:hAnsi="Calibri" w:cs="Calibri"/>
+          <w:sz w:val="36"/>
+          <w:szCs w:val="36"/>
         </w:rPr>
         <w:t>Team collaboration needs where multiple people should work from the same foundation</w:t>
       </w:r>
@@ -1524,26 +1774,26 @@
       <w:pPr>
         <w:jc w:val="both"/>
         <w:rPr>
-          <w:rFonts w:ascii="Carlito" w:hAnsi="Carlito" w:cs="Carlito"/>
-          <w:sz w:val="32"/>
-          <w:szCs w:val="32"/>
-        </w:rPr>
-      </w:pPr>
-    </w:p>
-    <w:p>
-      <w:pPr>
-        <w:jc w:val="both"/>
-        <w:rPr>
-          <w:rFonts w:ascii="Carlito" w:hAnsi="Carlito" w:cs="Carlito"/>
-          <w:sz w:val="32"/>
-          <w:szCs w:val="32"/>
-        </w:rPr>
-      </w:pPr>
-      <w:r>
-        <w:rPr>
-          <w:rFonts w:ascii="Carlito" w:hAnsi="Carlito" w:cs="Carlito"/>
-          <w:sz w:val="32"/>
-          <w:szCs w:val="32"/>
+          <w:rFonts w:ascii="Calibri" w:hAnsi="Calibri" w:cs="Calibri"/>
+          <w:sz w:val="36"/>
+          <w:szCs w:val="36"/>
+        </w:rPr>
+      </w:pPr>
+    </w:p>
+    <w:p>
+      <w:pPr>
+        <w:jc w:val="both"/>
+        <w:rPr>
+          <w:rFonts w:ascii="Calibri" w:hAnsi="Calibri" w:cs="Calibri"/>
+          <w:sz w:val="36"/>
+          <w:szCs w:val="36"/>
+        </w:rPr>
+      </w:pPr>
+      <w:r>
+        <w:rPr>
+          <w:rFonts w:ascii="Calibri" w:hAnsi="Calibri" w:cs="Calibri"/>
+          <w:sz w:val="36"/>
+          <w:szCs w:val="36"/>
         </w:rPr>
         <w:t>Features of Projects:</w:t>
       </w:r>
@@ -1552,16 +1802,16 @@
       <w:pPr>
         <w:jc w:val="both"/>
         <w:rPr>
-          <w:rFonts w:ascii="Carlito" w:hAnsi="Carlito" w:cs="Carlito"/>
-          <w:sz w:val="32"/>
-          <w:szCs w:val="32"/>
-        </w:rPr>
-      </w:pPr>
-      <w:r>
-        <w:rPr>
-          <w:rFonts w:ascii="Carlito" w:hAnsi="Carlito" w:cs="Carlito"/>
-          <w:sz w:val="32"/>
-          <w:szCs w:val="32"/>
+          <w:rFonts w:ascii="Calibri" w:hAnsi="Calibri" w:cs="Calibri"/>
+          <w:sz w:val="36"/>
+          <w:szCs w:val="36"/>
+        </w:rPr>
+      </w:pPr>
+      <w:r>
+        <w:rPr>
+          <w:rFonts w:ascii="Calibri" w:hAnsi="Calibri" w:cs="Calibri"/>
+          <w:sz w:val="36"/>
+          <w:szCs w:val="36"/>
         </w:rPr>
         <w:t># There are three features:</w:t>
       </w:r>
@@ -1575,26 +1825,27 @@
         </w:numPr>
         <w:jc w:val="both"/>
         <w:rPr>
-          <w:rFonts w:ascii="Carlito" w:hAnsi="Carlito" w:cs="Carlito"/>
-          <w:sz w:val="32"/>
-          <w:szCs w:val="32"/>
-        </w:rPr>
-      </w:pPr>
-      <w:r>
-        <w:rPr>
-          <w:rFonts w:ascii="Carlito" w:hAnsi="Carlito" w:cs="Carlito"/>
+          <w:rFonts w:ascii="Calibri" w:hAnsi="Calibri" w:cs="Calibri"/>
+          <w:sz w:val="36"/>
+          <w:szCs w:val="36"/>
+        </w:rPr>
+      </w:pPr>
+      <w:r>
+        <w:rPr>
+          <w:rFonts w:ascii="Calibri" w:hAnsi="Calibri" w:cs="Calibri"/>
           <w:b/>
           <w:bCs/>
-          <w:sz w:val="32"/>
-          <w:szCs w:val="32"/>
-        </w:rPr>
+          <w:sz w:val="36"/>
+          <w:szCs w:val="36"/>
+        </w:rPr>
+        <w:lastRenderedPageBreak/>
         <w:t xml:space="preserve">Memory: </w:t>
       </w:r>
       <w:r>
         <w:rPr>
-          <w:rFonts w:ascii="Carlito" w:hAnsi="Carlito" w:cs="Carlito"/>
-          <w:sz w:val="32"/>
-          <w:szCs w:val="32"/>
+          <w:rFonts w:ascii="Calibri" w:hAnsi="Calibri" w:cs="Calibri"/>
+          <w:sz w:val="36"/>
+          <w:szCs w:val="36"/>
         </w:rPr>
         <w:t>Auto generated after a few chats and can be edited</w:t>
       </w:r>
@@ -1608,26 +1859,26 @@
         </w:numPr>
         <w:jc w:val="both"/>
         <w:rPr>
-          <w:rFonts w:ascii="Carlito" w:hAnsi="Carlito" w:cs="Carlito"/>
-          <w:sz w:val="32"/>
-          <w:szCs w:val="32"/>
-        </w:rPr>
-      </w:pPr>
-      <w:r>
-        <w:rPr>
-          <w:rFonts w:ascii="Carlito" w:hAnsi="Carlito" w:cs="Carlito"/>
+          <w:rFonts w:ascii="Calibri" w:hAnsi="Calibri" w:cs="Calibri"/>
+          <w:sz w:val="36"/>
+          <w:szCs w:val="36"/>
+        </w:rPr>
+      </w:pPr>
+      <w:r>
+        <w:rPr>
+          <w:rFonts w:ascii="Calibri" w:hAnsi="Calibri" w:cs="Calibri"/>
           <w:b/>
           <w:bCs/>
-          <w:sz w:val="32"/>
-          <w:szCs w:val="32"/>
+          <w:sz w:val="36"/>
+          <w:szCs w:val="36"/>
         </w:rPr>
         <w:t xml:space="preserve">Instructions: </w:t>
       </w:r>
       <w:r>
         <w:rPr>
-          <w:rFonts w:ascii="Carlito" w:hAnsi="Carlito" w:cs="Carlito"/>
-          <w:sz w:val="32"/>
-          <w:szCs w:val="32"/>
+          <w:rFonts w:ascii="Calibri" w:hAnsi="Calibri" w:cs="Calibri"/>
+          <w:sz w:val="36"/>
+          <w:szCs w:val="36"/>
         </w:rPr>
         <w:t>Here we can provide Claude with:</w:t>
       </w:r>
@@ -1641,16 +1892,16 @@
         </w:numPr>
         <w:jc w:val="both"/>
         <w:rPr>
-          <w:rFonts w:ascii="Carlito" w:hAnsi="Carlito" w:cs="Carlito"/>
-          <w:sz w:val="32"/>
-          <w:szCs w:val="32"/>
-        </w:rPr>
-      </w:pPr>
-      <w:r>
-        <w:rPr>
-          <w:rFonts w:ascii="Carlito" w:hAnsi="Carlito" w:cs="Carlito"/>
-          <w:sz w:val="32"/>
-          <w:szCs w:val="32"/>
+          <w:rFonts w:ascii="Calibri" w:hAnsi="Calibri" w:cs="Calibri"/>
+          <w:sz w:val="36"/>
+          <w:szCs w:val="36"/>
+        </w:rPr>
+      </w:pPr>
+      <w:r>
+        <w:rPr>
+          <w:rFonts w:ascii="Calibri" w:hAnsi="Calibri" w:cs="Calibri"/>
+          <w:sz w:val="36"/>
+          <w:szCs w:val="36"/>
         </w:rPr>
         <w:t>Relevant instructions, preferences (like how we need Claude to respond), information.</w:t>
       </w:r>
@@ -1664,16 +1915,16 @@
         </w:numPr>
         <w:jc w:val="both"/>
         <w:rPr>
-          <w:rFonts w:ascii="Carlito" w:hAnsi="Carlito" w:cs="Carlito"/>
-          <w:sz w:val="32"/>
-          <w:szCs w:val="32"/>
-        </w:rPr>
-      </w:pPr>
-      <w:r>
-        <w:rPr>
-          <w:rFonts w:ascii="Carlito" w:hAnsi="Carlito" w:cs="Carlito"/>
-          <w:sz w:val="32"/>
-          <w:szCs w:val="32"/>
+          <w:rFonts w:ascii="Calibri" w:hAnsi="Calibri" w:cs="Calibri"/>
+          <w:sz w:val="36"/>
+          <w:szCs w:val="36"/>
+        </w:rPr>
+      </w:pPr>
+      <w:r>
+        <w:rPr>
+          <w:rFonts w:ascii="Calibri" w:hAnsi="Calibri" w:cs="Calibri"/>
+          <w:sz w:val="36"/>
+          <w:szCs w:val="36"/>
         </w:rPr>
         <w:t>Set tones and behaviors of Claude (like be more formal)</w:t>
       </w:r>
@@ -1687,16 +1938,16 @@
         </w:numPr>
         <w:jc w:val="both"/>
         <w:rPr>
-          <w:rFonts w:ascii="Carlito" w:hAnsi="Carlito" w:cs="Carlito"/>
-          <w:sz w:val="32"/>
-          <w:szCs w:val="32"/>
-        </w:rPr>
-      </w:pPr>
-      <w:r>
-        <w:rPr>
-          <w:rFonts w:ascii="Carlito" w:hAnsi="Carlito" w:cs="Carlito"/>
-          <w:sz w:val="32"/>
-          <w:szCs w:val="32"/>
+          <w:rFonts w:ascii="Calibri" w:hAnsi="Calibri" w:cs="Calibri"/>
+          <w:sz w:val="36"/>
+          <w:szCs w:val="36"/>
+        </w:rPr>
+      </w:pPr>
+      <w:r>
+        <w:rPr>
+          <w:rFonts w:ascii="Calibri" w:hAnsi="Calibri" w:cs="Calibri"/>
+          <w:sz w:val="36"/>
+          <w:szCs w:val="36"/>
         </w:rPr>
         <w:t>Or simply give more context for what we want to achieve in this Project. These will be persisted/available across chats in the Project (So we don’t have to start from scratch every time)</w:t>
       </w:r>
@@ -1710,26 +1961,26 @@
         </w:numPr>
         <w:jc w:val="both"/>
         <w:rPr>
-          <w:rFonts w:ascii="Carlito" w:hAnsi="Carlito" w:cs="Carlito"/>
-          <w:sz w:val="32"/>
-          <w:szCs w:val="32"/>
-        </w:rPr>
-      </w:pPr>
-      <w:r>
-        <w:rPr>
-          <w:rFonts w:ascii="Carlito" w:hAnsi="Carlito" w:cs="Carlito"/>
+          <w:rFonts w:ascii="Calibri" w:hAnsi="Calibri" w:cs="Calibri"/>
+          <w:sz w:val="36"/>
+          <w:szCs w:val="36"/>
+        </w:rPr>
+      </w:pPr>
+      <w:r>
+        <w:rPr>
+          <w:rFonts w:ascii="Calibri" w:hAnsi="Calibri" w:cs="Calibri"/>
           <w:b/>
           <w:bCs/>
-          <w:sz w:val="32"/>
-          <w:szCs w:val="32"/>
+          <w:sz w:val="36"/>
+          <w:szCs w:val="36"/>
         </w:rPr>
         <w:t>Files:</w:t>
       </w:r>
       <w:r>
         <w:rPr>
-          <w:rFonts w:ascii="Carlito" w:hAnsi="Carlito" w:cs="Carlito"/>
-          <w:sz w:val="32"/>
-          <w:szCs w:val="32"/>
+          <w:rFonts w:ascii="Calibri" w:hAnsi="Calibri" w:cs="Calibri"/>
+          <w:sz w:val="36"/>
+          <w:szCs w:val="36"/>
         </w:rPr>
         <w:t xml:space="preserve"> For adding knowledge base in our Project. Anything uploaded in this space will be used across all of our chats within this Project. We can upload files, add text content, add GitHub links and Google Drive. Claude will reference these and analyze for context</w:t>
       </w:r>
@@ -1738,26 +1989,26 @@
       <w:pPr>
         <w:jc w:val="both"/>
         <w:rPr>
-          <w:rFonts w:ascii="Carlito" w:hAnsi="Carlito" w:cs="Carlito"/>
-          <w:sz w:val="32"/>
-          <w:szCs w:val="32"/>
-        </w:rPr>
-      </w:pPr>
-    </w:p>
-    <w:p>
-      <w:pPr>
-        <w:jc w:val="both"/>
-        <w:rPr>
-          <w:rFonts w:ascii="Carlito" w:hAnsi="Carlito" w:cs="Carlito"/>
-          <w:sz w:val="32"/>
-          <w:szCs w:val="32"/>
-        </w:rPr>
-      </w:pPr>
-      <w:r>
-        <w:rPr>
-          <w:rFonts w:ascii="Carlito" w:hAnsi="Carlito" w:cs="Carlito"/>
-          <w:sz w:val="32"/>
-          <w:szCs w:val="32"/>
+          <w:rFonts w:ascii="Calibri" w:hAnsi="Calibri" w:cs="Calibri"/>
+          <w:sz w:val="36"/>
+          <w:szCs w:val="36"/>
+        </w:rPr>
+      </w:pPr>
+    </w:p>
+    <w:p>
+      <w:pPr>
+        <w:jc w:val="both"/>
+        <w:rPr>
+          <w:rFonts w:ascii="Calibri" w:hAnsi="Calibri" w:cs="Calibri"/>
+          <w:sz w:val="36"/>
+          <w:szCs w:val="36"/>
+        </w:rPr>
+      </w:pPr>
+      <w:r>
+        <w:rPr>
+          <w:rFonts w:ascii="Calibri" w:hAnsi="Calibri" w:cs="Calibri"/>
+          <w:sz w:val="36"/>
+          <w:szCs w:val="36"/>
         </w:rPr>
         <w:t>Visibility of Project:</w:t>
       </w:r>
@@ -1766,16 +2017,16 @@
       <w:pPr>
         <w:jc w:val="both"/>
         <w:rPr>
-          <w:rFonts w:ascii="Carlito" w:hAnsi="Carlito" w:cs="Carlito"/>
-          <w:sz w:val="32"/>
-          <w:szCs w:val="32"/>
-        </w:rPr>
-      </w:pPr>
-      <w:r>
-        <w:rPr>
-          <w:rFonts w:ascii="Carlito" w:hAnsi="Carlito" w:cs="Carlito"/>
-          <w:sz w:val="32"/>
-          <w:szCs w:val="32"/>
+          <w:rFonts w:ascii="Calibri" w:hAnsi="Calibri" w:cs="Calibri"/>
+          <w:sz w:val="36"/>
+          <w:szCs w:val="36"/>
+        </w:rPr>
+      </w:pPr>
+      <w:r>
+        <w:rPr>
+          <w:rFonts w:ascii="Calibri" w:hAnsi="Calibri" w:cs="Calibri"/>
+          <w:sz w:val="36"/>
+          <w:szCs w:val="36"/>
         </w:rPr>
         <w:t># We can control the visibility of the Project. Share it between team members and manage who can only view or edit it</w:t>
       </w:r>
@@ -1784,26 +2035,26 @@
       <w:pPr>
         <w:jc w:val="both"/>
         <w:rPr>
-          <w:rFonts w:ascii="Carlito" w:hAnsi="Carlito" w:cs="Carlito"/>
-          <w:sz w:val="32"/>
-          <w:szCs w:val="32"/>
-        </w:rPr>
-      </w:pPr>
-    </w:p>
-    <w:p>
-      <w:pPr>
-        <w:jc w:val="both"/>
-        <w:rPr>
-          <w:rFonts w:ascii="Carlito" w:hAnsi="Carlito" w:cs="Carlito"/>
-          <w:sz w:val="32"/>
-          <w:szCs w:val="32"/>
-        </w:rPr>
-      </w:pPr>
-      <w:r>
-        <w:rPr>
-          <w:rFonts w:ascii="Carlito" w:hAnsi="Carlito" w:cs="Carlito"/>
-          <w:sz w:val="32"/>
-          <w:szCs w:val="32"/>
+          <w:rFonts w:ascii="Calibri" w:hAnsi="Calibri" w:cs="Calibri"/>
+          <w:sz w:val="36"/>
+          <w:szCs w:val="36"/>
+        </w:rPr>
+      </w:pPr>
+    </w:p>
+    <w:p>
+      <w:pPr>
+        <w:jc w:val="both"/>
+        <w:rPr>
+          <w:rFonts w:ascii="Calibri" w:hAnsi="Calibri" w:cs="Calibri"/>
+          <w:sz w:val="36"/>
+          <w:szCs w:val="36"/>
+        </w:rPr>
+      </w:pPr>
+      <w:r>
+        <w:rPr>
+          <w:rFonts w:ascii="Calibri" w:hAnsi="Calibri" w:cs="Calibri"/>
+          <w:sz w:val="36"/>
+          <w:szCs w:val="36"/>
         </w:rPr>
         <w:t>Context Limits in Project:</w:t>
       </w:r>
@@ -1812,16 +2063,16 @@
       <w:pPr>
         <w:jc w:val="both"/>
         <w:rPr>
-          <w:rFonts w:ascii="Carlito" w:hAnsi="Carlito" w:cs="Carlito"/>
-          <w:sz w:val="32"/>
-          <w:szCs w:val="32"/>
-        </w:rPr>
-      </w:pPr>
-      <w:r>
-        <w:rPr>
-          <w:rFonts w:ascii="Carlito" w:hAnsi="Carlito" w:cs="Carlito"/>
-          <w:sz w:val="32"/>
-          <w:szCs w:val="32"/>
+          <w:rFonts w:ascii="Calibri" w:hAnsi="Calibri" w:cs="Calibri"/>
+          <w:sz w:val="36"/>
+          <w:szCs w:val="36"/>
+        </w:rPr>
+      </w:pPr>
+      <w:r>
+        <w:rPr>
+          <w:rFonts w:ascii="Calibri" w:hAnsi="Calibri" w:cs="Calibri"/>
+          <w:sz w:val="36"/>
+          <w:szCs w:val="36"/>
         </w:rPr>
         <w:t># When Project knowledge base approaches context limits, Claude seamlessly enables RAG (Retrieval Augmented Generation) mode to expand capacity by up to 10x</w:t>
       </w:r>
@@ -1830,42 +2081,60 @@
       <w:pPr>
         <w:jc w:val="both"/>
         <w:rPr>
-          <w:rFonts w:ascii="Carlito" w:hAnsi="Carlito" w:cs="Carlito"/>
-          <w:sz w:val="32"/>
-          <w:szCs w:val="32"/>
-        </w:rPr>
-      </w:pPr>
-    </w:p>
-    <w:p>
-      <w:pPr>
-        <w:jc w:val="both"/>
-        <w:rPr>
-          <w:rFonts w:ascii="Carlito" w:hAnsi="Carlito" w:cs="Carlito"/>
-          <w:sz w:val="32"/>
-          <w:szCs w:val="32"/>
-        </w:rPr>
-      </w:pPr>
-    </w:p>
-    <w:p>
-      <w:pPr>
-        <w:jc w:val="both"/>
-        <w:rPr>
-          <w:rFonts w:ascii="Carlito" w:hAnsi="Carlito" w:cs="Carlito"/>
+          <w:rFonts w:ascii="Calibri" w:hAnsi="Calibri" w:cs="Calibri"/>
+          <w:sz w:val="36"/>
+          <w:szCs w:val="36"/>
+        </w:rPr>
+      </w:pPr>
+    </w:p>
+    <w:p>
+      <w:pPr>
+        <w:jc w:val="center"/>
+        <w:rPr>
+          <w:rFonts w:ascii="Calibri" w:hAnsi="Calibri" w:cs="Calibri"/>
+          <w:sz w:val="36"/>
+          <w:szCs w:val="36"/>
+        </w:rPr>
+      </w:pPr>
+      <w:r>
+        <w:rPr>
+          <w:rFonts w:ascii="Calibri" w:hAnsi="Calibri" w:cs="Calibri"/>
+          <w:sz w:val="36"/>
+          <w:szCs w:val="36"/>
+        </w:rPr>
+        <w:lastRenderedPageBreak/>
+        <w:t>Break</w:t>
+      </w:r>
+    </w:p>
+    <w:p>
+      <w:pPr>
+        <w:jc w:val="both"/>
+        <w:rPr>
+          <w:rFonts w:ascii="Calibri" w:hAnsi="Calibri" w:cs="Calibri"/>
+          <w:sz w:val="36"/>
+          <w:szCs w:val="36"/>
+        </w:rPr>
+      </w:pPr>
+    </w:p>
+    <w:p>
+      <w:pPr>
+        <w:jc w:val="both"/>
+        <w:rPr>
+          <w:rFonts w:ascii="Calibri" w:hAnsi="Calibri" w:cs="Calibri"/>
           <w:b/>
           <w:bCs/>
-          <w:sz w:val="32"/>
-          <w:szCs w:val="32"/>
-        </w:rPr>
-      </w:pPr>
-      <w:r>
-        <w:rPr>
-          <w:rFonts w:ascii="Carlito" w:hAnsi="Carlito" w:cs="Carlito"/>
+          <w:sz w:val="36"/>
+          <w:szCs w:val="36"/>
+        </w:rPr>
+      </w:pPr>
+      <w:r>
+        <w:rPr>
+          <w:rFonts w:ascii="Calibri" w:hAnsi="Calibri" w:cs="Calibri"/>
           <w:b/>
           <w:bCs/>
-          <w:sz w:val="32"/>
-          <w:szCs w:val="32"/>
-        </w:rPr>
-        <w:lastRenderedPageBreak/>
+          <w:sz w:val="36"/>
+          <w:szCs w:val="36"/>
+        </w:rPr>
         <w:t>Claude Artifacts:</w:t>
       </w:r>
     </w:p>
@@ -1873,16 +2142,16 @@
       <w:pPr>
         <w:jc w:val="both"/>
         <w:rPr>
-          <w:rFonts w:ascii="Carlito" w:hAnsi="Carlito" w:cs="Carlito"/>
-          <w:sz w:val="32"/>
-          <w:szCs w:val="32"/>
-        </w:rPr>
-      </w:pPr>
-      <w:r>
-        <w:rPr>
-          <w:rFonts w:ascii="Carlito" w:hAnsi="Carlito" w:cs="Carlito"/>
-          <w:sz w:val="32"/>
-          <w:szCs w:val="32"/>
+          <w:rFonts w:ascii="Calibri" w:hAnsi="Calibri" w:cs="Calibri"/>
+          <w:sz w:val="36"/>
+          <w:szCs w:val="36"/>
+        </w:rPr>
+      </w:pPr>
+      <w:r>
+        <w:rPr>
+          <w:rFonts w:ascii="Calibri" w:hAnsi="Calibri" w:cs="Calibri"/>
+          <w:sz w:val="36"/>
+          <w:szCs w:val="36"/>
         </w:rPr>
         <w:t># An Artifact is a live output like:</w:t>
       </w:r>
@@ -1896,16 +2165,16 @@
         </w:numPr>
         <w:jc w:val="both"/>
         <w:rPr>
-          <w:rFonts w:ascii="Carlito" w:hAnsi="Carlito" w:cs="Carlito"/>
-          <w:sz w:val="32"/>
-          <w:szCs w:val="32"/>
-        </w:rPr>
-      </w:pPr>
-      <w:r>
-        <w:rPr>
-          <w:rFonts w:ascii="Carlito" w:hAnsi="Carlito" w:cs="Carlito"/>
-          <w:sz w:val="32"/>
-          <w:szCs w:val="32"/>
+          <w:rFonts w:ascii="Calibri" w:hAnsi="Calibri" w:cs="Calibri"/>
+          <w:sz w:val="36"/>
+          <w:szCs w:val="36"/>
+        </w:rPr>
+      </w:pPr>
+      <w:r>
+        <w:rPr>
+          <w:rFonts w:ascii="Calibri" w:hAnsi="Calibri" w:cs="Calibri"/>
+          <w:sz w:val="36"/>
+          <w:szCs w:val="36"/>
         </w:rPr>
         <w:t>A code we can run</w:t>
       </w:r>
@@ -1919,16 +2188,16 @@
         </w:numPr>
         <w:jc w:val="both"/>
         <w:rPr>
-          <w:rFonts w:ascii="Carlito" w:hAnsi="Carlito" w:cs="Carlito"/>
-          <w:sz w:val="32"/>
-          <w:szCs w:val="32"/>
-        </w:rPr>
-      </w:pPr>
-      <w:r>
-        <w:rPr>
-          <w:rFonts w:ascii="Carlito" w:hAnsi="Carlito" w:cs="Carlito"/>
-          <w:sz w:val="32"/>
-          <w:szCs w:val="32"/>
+          <w:rFonts w:ascii="Calibri" w:hAnsi="Calibri" w:cs="Calibri"/>
+          <w:sz w:val="36"/>
+          <w:szCs w:val="36"/>
+        </w:rPr>
+      </w:pPr>
+      <w:r>
+        <w:rPr>
+          <w:rFonts w:ascii="Calibri" w:hAnsi="Calibri" w:cs="Calibri"/>
+          <w:sz w:val="36"/>
+          <w:szCs w:val="36"/>
         </w:rPr>
         <w:t>A document we can edit</w:t>
       </w:r>
@@ -1942,16 +2211,16 @@
         </w:numPr>
         <w:jc w:val="both"/>
         <w:rPr>
-          <w:rFonts w:ascii="Carlito" w:hAnsi="Carlito" w:cs="Carlito"/>
-          <w:sz w:val="32"/>
-          <w:szCs w:val="32"/>
-        </w:rPr>
-      </w:pPr>
-      <w:r>
-        <w:rPr>
-          <w:rFonts w:ascii="Carlito" w:hAnsi="Carlito" w:cs="Carlito"/>
-          <w:sz w:val="32"/>
-          <w:szCs w:val="32"/>
+          <w:rFonts w:ascii="Calibri" w:hAnsi="Calibri" w:cs="Calibri"/>
+          <w:sz w:val="36"/>
+          <w:szCs w:val="36"/>
+        </w:rPr>
+      </w:pPr>
+      <w:r>
+        <w:rPr>
+          <w:rFonts w:ascii="Calibri" w:hAnsi="Calibri" w:cs="Calibri"/>
+          <w:sz w:val="36"/>
+          <w:szCs w:val="36"/>
         </w:rPr>
         <w:t xml:space="preserve">A diagram that renders right inside our conversation </w:t>
       </w:r>
@@ -1960,34 +2229,34 @@
       <w:pPr>
         <w:jc w:val="both"/>
         <w:rPr>
-          <w:rFonts w:ascii="Carlito" w:hAnsi="Carlito" w:cs="Carlito"/>
-          <w:sz w:val="32"/>
-          <w:szCs w:val="32"/>
-        </w:rPr>
-      </w:pPr>
-      <w:r>
-        <w:rPr>
-          <w:rFonts w:ascii="Carlito" w:hAnsi="Carlito" w:cs="Carlito"/>
-          <w:sz w:val="32"/>
-          <w:szCs w:val="32"/>
+          <w:rFonts w:ascii="Calibri" w:hAnsi="Calibri" w:cs="Calibri"/>
+          <w:sz w:val="36"/>
+          <w:szCs w:val="36"/>
+        </w:rPr>
+      </w:pPr>
+      <w:r>
+        <w:rPr>
+          <w:rFonts w:ascii="Calibri" w:hAnsi="Calibri" w:cs="Calibri"/>
+          <w:sz w:val="36"/>
+          <w:szCs w:val="36"/>
         </w:rPr>
         <w:t xml:space="preserve"># Like need a report or proposal, Claude writes it as a clean formatted document (not buried in a chat) which can be downloaded. Also, Claude can build a working micro-app with UI, inputs and logic (like the </w:t>
       </w:r>
       <w:r>
         <w:rPr>
-          <w:rFonts w:ascii="Carlito" w:hAnsi="Carlito" w:cs="Carlito"/>
+          <w:rFonts w:ascii="Calibri" w:hAnsi="Calibri" w:cs="Calibri"/>
           <w:b/>
           <w:bCs/>
-          <w:sz w:val="32"/>
-          <w:szCs w:val="32"/>
+          <w:sz w:val="36"/>
+          <w:szCs w:val="36"/>
         </w:rPr>
         <w:t xml:space="preserve">AnimatedSize </w:t>
       </w:r>
       <w:r>
         <w:rPr>
-          <w:rFonts w:ascii="Carlito" w:hAnsi="Carlito" w:cs="Carlito"/>
-          <w:sz w:val="32"/>
-          <w:szCs w:val="32"/>
+          <w:rFonts w:ascii="Calibri" w:hAnsi="Calibri" w:cs="Calibri"/>
+          <w:sz w:val="36"/>
+          <w:szCs w:val="36"/>
         </w:rPr>
         <w:t>chats conversation)</w:t>
       </w:r>
@@ -1996,16 +2265,16 @@
       <w:pPr>
         <w:jc w:val="both"/>
         <w:rPr>
-          <w:rFonts w:ascii="Carlito" w:hAnsi="Carlito" w:cs="Carlito"/>
-          <w:sz w:val="32"/>
-          <w:szCs w:val="32"/>
-        </w:rPr>
-      </w:pPr>
-      <w:r>
-        <w:rPr>
-          <w:rFonts w:ascii="Carlito" w:hAnsi="Carlito" w:cs="Carlito"/>
-          <w:sz w:val="32"/>
-          <w:szCs w:val="32"/>
+          <w:rFonts w:ascii="Calibri" w:hAnsi="Calibri" w:cs="Calibri"/>
+          <w:sz w:val="36"/>
+          <w:szCs w:val="36"/>
+        </w:rPr>
+      </w:pPr>
+      <w:r>
+        <w:rPr>
+          <w:rFonts w:ascii="Calibri" w:hAnsi="Calibri" w:cs="Calibri"/>
+          <w:sz w:val="36"/>
+          <w:szCs w:val="36"/>
         </w:rPr>
         <w:t># These are Claude Artifacts. Common examples of artifact content include:</w:t>
       </w:r>
@@ -2019,16 +2288,16 @@
         </w:numPr>
         <w:jc w:val="both"/>
         <w:rPr>
-          <w:rFonts w:ascii="Carlito" w:hAnsi="Carlito" w:cs="Carlito"/>
-          <w:sz w:val="32"/>
-          <w:szCs w:val="32"/>
-        </w:rPr>
-      </w:pPr>
-      <w:r>
-        <w:rPr>
-          <w:rFonts w:ascii="Carlito" w:hAnsi="Carlito" w:cs="Carlito"/>
-          <w:sz w:val="32"/>
-          <w:szCs w:val="32"/>
+          <w:rFonts w:ascii="Calibri" w:hAnsi="Calibri" w:cs="Calibri"/>
+          <w:sz w:val="36"/>
+          <w:szCs w:val="36"/>
+        </w:rPr>
+      </w:pPr>
+      <w:r>
+        <w:rPr>
+          <w:rFonts w:ascii="Calibri" w:hAnsi="Calibri" w:cs="Calibri"/>
+          <w:sz w:val="36"/>
+          <w:szCs w:val="36"/>
         </w:rPr>
         <w:t>Documents (Markdown or plain text)</w:t>
       </w:r>
@@ -2042,16 +2311,16 @@
         </w:numPr>
         <w:jc w:val="both"/>
         <w:rPr>
-          <w:rFonts w:ascii="Carlito" w:hAnsi="Carlito" w:cs="Carlito"/>
-          <w:sz w:val="32"/>
-          <w:szCs w:val="32"/>
-        </w:rPr>
-      </w:pPr>
-      <w:r>
-        <w:rPr>
-          <w:rFonts w:ascii="Carlito" w:hAnsi="Carlito" w:cs="Carlito"/>
-          <w:sz w:val="32"/>
-          <w:szCs w:val="32"/>
+          <w:rFonts w:ascii="Calibri" w:hAnsi="Calibri" w:cs="Calibri"/>
+          <w:sz w:val="36"/>
+          <w:szCs w:val="36"/>
+        </w:rPr>
+      </w:pPr>
+      <w:r>
+        <w:rPr>
+          <w:rFonts w:ascii="Calibri" w:hAnsi="Calibri" w:cs="Calibri"/>
+          <w:sz w:val="36"/>
+          <w:szCs w:val="36"/>
         </w:rPr>
         <w:t>Code snippets</w:t>
       </w:r>
@@ -2065,16 +2334,16 @@
         </w:numPr>
         <w:jc w:val="both"/>
         <w:rPr>
-          <w:rFonts w:ascii="Carlito" w:hAnsi="Carlito" w:cs="Carlito"/>
-          <w:sz w:val="32"/>
-          <w:szCs w:val="32"/>
-        </w:rPr>
-      </w:pPr>
-      <w:r>
-        <w:rPr>
-          <w:rFonts w:ascii="Carlito" w:hAnsi="Carlito" w:cs="Carlito"/>
-          <w:sz w:val="32"/>
-          <w:szCs w:val="32"/>
+          <w:rFonts w:ascii="Calibri" w:hAnsi="Calibri" w:cs="Calibri"/>
+          <w:sz w:val="36"/>
+          <w:szCs w:val="36"/>
+        </w:rPr>
+      </w:pPr>
+      <w:r>
+        <w:rPr>
+          <w:rFonts w:ascii="Calibri" w:hAnsi="Calibri" w:cs="Calibri"/>
+          <w:sz w:val="36"/>
+          <w:szCs w:val="36"/>
         </w:rPr>
         <w:t>Single-page HTML websites</w:t>
       </w:r>
@@ -2088,16 +2357,16 @@
         </w:numPr>
         <w:jc w:val="both"/>
         <w:rPr>
-          <w:rFonts w:ascii="Carlito" w:hAnsi="Carlito" w:cs="Carlito"/>
-          <w:sz w:val="32"/>
-          <w:szCs w:val="32"/>
-        </w:rPr>
-      </w:pPr>
-      <w:r>
-        <w:rPr>
-          <w:rFonts w:ascii="Carlito" w:hAnsi="Carlito" w:cs="Carlito"/>
-          <w:sz w:val="32"/>
-          <w:szCs w:val="32"/>
+          <w:rFonts w:ascii="Calibri" w:hAnsi="Calibri" w:cs="Calibri"/>
+          <w:sz w:val="36"/>
+          <w:szCs w:val="36"/>
+        </w:rPr>
+      </w:pPr>
+      <w:r>
+        <w:rPr>
+          <w:rFonts w:ascii="Calibri" w:hAnsi="Calibri" w:cs="Calibri"/>
+          <w:sz w:val="36"/>
+          <w:szCs w:val="36"/>
         </w:rPr>
         <w:t>SVG images</w:t>
       </w:r>
@@ -2111,16 +2380,16 @@
         </w:numPr>
         <w:jc w:val="both"/>
         <w:rPr>
-          <w:rFonts w:ascii="Carlito" w:hAnsi="Carlito" w:cs="Carlito"/>
-          <w:sz w:val="32"/>
-          <w:szCs w:val="32"/>
-        </w:rPr>
-      </w:pPr>
-      <w:r>
-        <w:rPr>
-          <w:rFonts w:ascii="Carlito" w:hAnsi="Carlito" w:cs="Carlito"/>
-          <w:sz w:val="32"/>
-          <w:szCs w:val="32"/>
+          <w:rFonts w:ascii="Calibri" w:hAnsi="Calibri" w:cs="Calibri"/>
+          <w:sz w:val="36"/>
+          <w:szCs w:val="36"/>
+        </w:rPr>
+      </w:pPr>
+      <w:r>
+        <w:rPr>
+          <w:rFonts w:ascii="Calibri" w:hAnsi="Calibri" w:cs="Calibri"/>
+          <w:sz w:val="36"/>
+          <w:szCs w:val="36"/>
         </w:rPr>
         <w:t>Diagrams and flowcharts</w:t>
       </w:r>
@@ -2134,34 +2403,34 @@
         </w:numPr>
         <w:jc w:val="both"/>
         <w:rPr>
-          <w:rFonts w:ascii="Carlito" w:hAnsi="Carlito" w:cs="Carlito"/>
-          <w:sz w:val="32"/>
-          <w:szCs w:val="32"/>
-        </w:rPr>
-      </w:pPr>
-      <w:r>
-        <w:rPr>
-          <w:rFonts w:ascii="Carlito" w:hAnsi="Carlito" w:cs="Carlito"/>
-          <w:sz w:val="32"/>
-          <w:szCs w:val="32"/>
+          <w:rFonts w:ascii="Calibri" w:hAnsi="Calibri" w:cs="Calibri"/>
+          <w:sz w:val="36"/>
+          <w:szCs w:val="36"/>
+        </w:rPr>
+      </w:pPr>
+      <w:r>
+        <w:rPr>
+          <w:rFonts w:ascii="Calibri" w:hAnsi="Calibri" w:cs="Calibri"/>
+          <w:sz w:val="36"/>
+          <w:szCs w:val="36"/>
         </w:rPr>
         <w:t xml:space="preserve">Interactive React components (Saw during </w:t>
       </w:r>
       <w:r>
         <w:rPr>
-          <w:rFonts w:ascii="Carlito" w:hAnsi="Carlito" w:cs="Carlito"/>
+          <w:rFonts w:ascii="Calibri" w:hAnsi="Calibri" w:cs="Calibri"/>
           <w:b/>
           <w:bCs/>
-          <w:sz w:val="32"/>
-          <w:szCs w:val="32"/>
+          <w:sz w:val="36"/>
+          <w:szCs w:val="36"/>
         </w:rPr>
         <w:t>AnimatedSize</w:t>
       </w:r>
       <w:r>
         <w:rPr>
-          <w:rFonts w:ascii="Carlito" w:hAnsi="Carlito" w:cs="Carlito"/>
-          <w:sz w:val="32"/>
-          <w:szCs w:val="32"/>
+          <w:rFonts w:ascii="Calibri" w:hAnsi="Calibri" w:cs="Calibri"/>
+          <w:sz w:val="36"/>
+          <w:szCs w:val="36"/>
         </w:rPr>
         <w:t>)</w:t>
       </w:r>
@@ -2170,16 +2439,16 @@
       <w:pPr>
         <w:jc w:val="both"/>
         <w:rPr>
-          <w:rFonts w:ascii="Carlito" w:hAnsi="Carlito" w:cs="Carlito"/>
-          <w:sz w:val="32"/>
-          <w:szCs w:val="32"/>
-        </w:rPr>
-      </w:pPr>
-      <w:r>
-        <w:rPr>
-          <w:rFonts w:ascii="Carlito" w:hAnsi="Carlito" w:cs="Carlito"/>
-          <w:sz w:val="32"/>
-          <w:szCs w:val="32"/>
+          <w:rFonts w:ascii="Calibri" w:hAnsi="Calibri" w:cs="Calibri"/>
+          <w:sz w:val="36"/>
+          <w:szCs w:val="36"/>
+        </w:rPr>
+      </w:pPr>
+      <w:r>
+        <w:rPr>
+          <w:rFonts w:ascii="Calibri" w:hAnsi="Calibri" w:cs="Calibri"/>
+          <w:sz w:val="36"/>
+          <w:szCs w:val="36"/>
         </w:rPr>
         <w:t># If Claude doesn't automatically create an artifact when we expect one, we can explicitly ask: "Create this as an artifact" or "Show me this in an artifact."</w:t>
       </w:r>
@@ -2188,30 +2457,58 @@
       <w:pPr>
         <w:jc w:val="both"/>
         <w:rPr>
-          <w:rFonts w:ascii="Carlito" w:hAnsi="Carlito" w:cs="Carlito"/>
-          <w:sz w:val="32"/>
-          <w:szCs w:val="32"/>
-        </w:rPr>
-      </w:pPr>
-    </w:p>
-    <w:p>
-      <w:pPr>
-        <w:jc w:val="both"/>
-        <w:rPr>
-          <w:rFonts w:ascii="Carlito" w:hAnsi="Carlito" w:cs="Carlito"/>
+          <w:rFonts w:ascii="Calibri" w:hAnsi="Calibri" w:cs="Calibri"/>
+          <w:sz w:val="36"/>
+          <w:szCs w:val="36"/>
+        </w:rPr>
+      </w:pPr>
+    </w:p>
+    <w:p>
+      <w:pPr>
+        <w:jc w:val="center"/>
+        <w:rPr>
+          <w:rFonts w:ascii="Calibri" w:hAnsi="Calibri" w:cs="Calibri"/>
+          <w:sz w:val="36"/>
+          <w:szCs w:val="36"/>
+        </w:rPr>
+      </w:pPr>
+      <w:r>
+        <w:rPr>
+          <w:rFonts w:ascii="Calibri" w:hAnsi="Calibri" w:cs="Calibri"/>
+          <w:sz w:val="36"/>
+          <w:szCs w:val="36"/>
+        </w:rPr>
+        <w:t>Break</w:t>
+      </w:r>
+    </w:p>
+    <w:p>
+      <w:pPr>
+        <w:jc w:val="both"/>
+        <w:rPr>
+          <w:rFonts w:ascii="Calibri" w:hAnsi="Calibri" w:cs="Calibri"/>
+          <w:sz w:val="36"/>
+          <w:szCs w:val="36"/>
+        </w:rPr>
+      </w:pPr>
+    </w:p>
+    <w:p>
+      <w:pPr>
+        <w:jc w:val="both"/>
+        <w:rPr>
+          <w:rFonts w:ascii="Calibri" w:hAnsi="Calibri" w:cs="Calibri"/>
           <w:b/>
           <w:bCs/>
-          <w:sz w:val="32"/>
-          <w:szCs w:val="32"/>
-        </w:rPr>
-      </w:pPr>
-      <w:r>
-        <w:rPr>
-          <w:rFonts w:ascii="Carlito" w:hAnsi="Carlito" w:cs="Carlito"/>
+          <w:sz w:val="36"/>
+          <w:szCs w:val="36"/>
+        </w:rPr>
+      </w:pPr>
+      <w:r>
+        <w:rPr>
+          <w:rFonts w:ascii="Calibri" w:hAnsi="Calibri" w:cs="Calibri"/>
           <w:b/>
           <w:bCs/>
-          <w:sz w:val="32"/>
-          <w:szCs w:val="32"/>
+          <w:sz w:val="36"/>
+          <w:szCs w:val="36"/>
         </w:rPr>
         <w:t>Claude Skills:</w:t>
       </w:r>
@@ -2220,24 +2517,24 @@
       <w:pPr>
         <w:jc w:val="both"/>
         <w:rPr>
-          <w:rFonts w:ascii="Carlito" w:hAnsi="Carlito" w:cs="Carlito"/>
-          <w:sz w:val="32"/>
-          <w:szCs w:val="32"/>
-        </w:rPr>
-      </w:pPr>
-      <w:r>
-        <w:rPr>
-          <w:rFonts w:ascii="Carlito" w:hAnsi="Carlito" w:cs="Carlito"/>
-          <w:sz w:val="32"/>
-          <w:szCs w:val="32"/>
+          <w:rFonts w:ascii="Calibri" w:hAnsi="Calibri" w:cs="Calibri"/>
+          <w:sz w:val="36"/>
+          <w:szCs w:val="36"/>
+        </w:rPr>
+      </w:pPr>
+      <w:r>
+        <w:rPr>
+          <w:rFonts w:ascii="Calibri" w:hAnsi="Calibri" w:cs="Calibri"/>
+          <w:sz w:val="36"/>
+          <w:szCs w:val="36"/>
         </w:rPr>
         <w:t xml:space="preserve"># </w:t>
       </w:r>
       <w:r>
         <w:rPr>
-          <w:rFonts w:ascii="Carlito" w:hAnsi="Carlito" w:cs="Carlito"/>
-          <w:sz w:val="32"/>
-          <w:szCs w:val="32"/>
+          <w:rFonts w:ascii="Calibri" w:hAnsi="Calibri" w:cs="Calibri"/>
+          <w:sz w:val="36"/>
+          <w:szCs w:val="36"/>
         </w:rPr>
         <w:t>Custom Skills is only for Pro and Enterprise plans (NOT included in Free)</w:t>
       </w:r>
@@ -2246,43 +2543,34 @@
       <w:pPr>
         <w:jc w:val="both"/>
         <w:rPr>
-          <w:rFonts w:ascii="Carlito" w:hAnsi="Carlito" w:cs="Carlito"/>
-          <w:sz w:val="32"/>
-          <w:szCs w:val="32"/>
-        </w:rPr>
-      </w:pPr>
-      <w:r>
-        <w:rPr>
-          <w:rFonts w:ascii="Carlito" w:hAnsi="Carlito" w:cs="Carlito"/>
-          <w:sz w:val="32"/>
-          <w:szCs w:val="32"/>
-        </w:rPr>
-        <w:t xml:space="preserve"># Skills are folders of instructions, scripts, and resources that Claude loads to improve performance on specialized tasks. Think of them as </w:t>
-      </w:r>
-      <w:r>
-        <w:rPr>
-          <w:rFonts w:ascii="Carlito" w:hAnsi="Carlito" w:cs="Carlito"/>
-          <w:sz w:val="32"/>
-          <w:szCs w:val="32"/>
-        </w:rPr>
-        <w:lastRenderedPageBreak/>
-        <w:t>expertise packages, they teach Claude how to complete specific tasks in a repeatable way.</w:t>
-      </w:r>
-    </w:p>
-    <w:p>
-      <w:pPr>
-        <w:jc w:val="both"/>
-        <w:rPr>
-          <w:rFonts w:ascii="Carlito" w:hAnsi="Carlito" w:cs="Carlito"/>
-          <w:sz w:val="32"/>
-          <w:szCs w:val="32"/>
-        </w:rPr>
-      </w:pPr>
-      <w:r>
-        <w:rPr>
-          <w:rFonts w:ascii="Carlito" w:hAnsi="Carlito" w:cs="Carlito"/>
-          <w:sz w:val="32"/>
-          <w:szCs w:val="32"/>
+          <w:rFonts w:ascii="Calibri" w:hAnsi="Calibri" w:cs="Calibri"/>
+          <w:sz w:val="36"/>
+          <w:szCs w:val="36"/>
+        </w:rPr>
+      </w:pPr>
+      <w:r>
+        <w:rPr>
+          <w:rFonts w:ascii="Calibri" w:hAnsi="Calibri" w:cs="Calibri"/>
+          <w:sz w:val="36"/>
+          <w:szCs w:val="36"/>
+        </w:rPr>
+        <w:t># Skills are folders of instructions, scripts, and resources that Claude loads to improve performance on specialized tasks. Think of them as expertise packages, they teach Claude how to complete specific tasks in a repeatable way.</w:t>
+      </w:r>
+    </w:p>
+    <w:p>
+      <w:pPr>
+        <w:jc w:val="both"/>
+        <w:rPr>
+          <w:rFonts w:ascii="Calibri" w:hAnsi="Calibri" w:cs="Calibri"/>
+          <w:sz w:val="36"/>
+          <w:szCs w:val="36"/>
+        </w:rPr>
+      </w:pPr>
+      <w:r>
+        <w:rPr>
+          <w:rFonts w:ascii="Calibri" w:hAnsi="Calibri" w:cs="Calibri"/>
+          <w:sz w:val="36"/>
+          <w:szCs w:val="36"/>
         </w:rPr>
         <w:t># Claude creates Excel spreadsheets, MS word DOCX using Skills (ANTHROPIC’s). But Skills go far beyond document creation. Custom Skills can codify entire repeatable workflows like a compliance checklist so Claude follows the same rigorous steps every time.</w:t>
       </w:r>
@@ -2291,40 +2579,40 @@
       <w:pPr>
         <w:jc w:val="both"/>
         <w:rPr>
-          <w:rFonts w:ascii="Carlito" w:hAnsi="Carlito" w:cs="Carlito"/>
-          <w:sz w:val="32"/>
-          <w:szCs w:val="32"/>
-        </w:rPr>
-      </w:pPr>
-      <w:r>
-        <w:rPr>
-          <w:rFonts w:ascii="Carlito" w:hAnsi="Carlito" w:cs="Carlito"/>
-          <w:sz w:val="32"/>
-          <w:szCs w:val="32"/>
+          <w:rFonts w:ascii="Calibri" w:hAnsi="Calibri" w:cs="Calibri"/>
+          <w:sz w:val="36"/>
+          <w:szCs w:val="36"/>
+        </w:rPr>
+      </w:pPr>
+      <w:r>
+        <w:rPr>
+          <w:rFonts w:ascii="Calibri" w:hAnsi="Calibri" w:cs="Calibri"/>
+          <w:sz w:val="36"/>
+          <w:szCs w:val="36"/>
         </w:rPr>
         <w:t xml:space="preserve"># </w:t>
       </w:r>
       <w:r>
         <w:rPr>
-          <w:rFonts w:ascii="Carlito" w:hAnsi="Carlito" w:cs="Carlito"/>
-          <w:sz w:val="32"/>
-          <w:szCs w:val="32"/>
+          <w:rFonts w:ascii="Calibri" w:hAnsi="Calibri" w:cs="Calibri"/>
+          <w:sz w:val="36"/>
+          <w:szCs w:val="36"/>
         </w:rPr>
         <w:t>Basically,</w:t>
       </w:r>
       <w:r>
         <w:rPr>
-          <w:rFonts w:ascii="Carlito" w:hAnsi="Carlito" w:cs="Carlito"/>
-          <w:sz w:val="32"/>
-          <w:szCs w:val="32"/>
+          <w:rFonts w:ascii="Calibri" w:hAnsi="Calibri" w:cs="Calibri"/>
+          <w:sz w:val="36"/>
+          <w:szCs w:val="36"/>
         </w:rPr>
         <w:t xml:space="preserve"> we specify steps or rules or procedures for Claude to do a Task which can be repeatedly used instead of </w:t>
       </w:r>
       <w:r>
         <w:rPr>
-          <w:rFonts w:ascii="Carlito" w:hAnsi="Carlito" w:cs="Carlito"/>
-          <w:sz w:val="32"/>
-          <w:szCs w:val="32"/>
+          <w:rFonts w:ascii="Calibri" w:hAnsi="Calibri" w:cs="Calibri"/>
+          <w:sz w:val="36"/>
+          <w:szCs w:val="36"/>
         </w:rPr>
         <w:t>specifying it to Claude again and again</w:t>
       </w:r>
@@ -2333,26 +2621,26 @@
       <w:pPr>
         <w:jc w:val="both"/>
         <w:rPr>
-          <w:rFonts w:ascii="Carlito" w:hAnsi="Carlito" w:cs="Carlito"/>
-          <w:sz w:val="32"/>
-          <w:szCs w:val="32"/>
-        </w:rPr>
-      </w:pPr>
-    </w:p>
-    <w:p>
-      <w:pPr>
-        <w:jc w:val="both"/>
-        <w:rPr>
-          <w:rFonts w:ascii="Carlito" w:hAnsi="Carlito" w:cs="Carlito"/>
-          <w:sz w:val="32"/>
-          <w:szCs w:val="32"/>
-        </w:rPr>
-      </w:pPr>
-      <w:r>
-        <w:rPr>
-          <w:rFonts w:ascii="Carlito" w:hAnsi="Carlito" w:cs="Carlito"/>
-          <w:sz w:val="32"/>
-          <w:szCs w:val="32"/>
+          <w:rFonts w:ascii="Calibri" w:hAnsi="Calibri" w:cs="Calibri"/>
+          <w:sz w:val="36"/>
+          <w:szCs w:val="36"/>
+        </w:rPr>
+      </w:pPr>
+    </w:p>
+    <w:p>
+      <w:pPr>
+        <w:jc w:val="both"/>
+        <w:rPr>
+          <w:rFonts w:ascii="Calibri" w:hAnsi="Calibri" w:cs="Calibri"/>
+          <w:sz w:val="36"/>
+          <w:szCs w:val="36"/>
+        </w:rPr>
+      </w:pPr>
+      <w:r>
+        <w:rPr>
+          <w:rFonts w:ascii="Calibri" w:hAnsi="Calibri" w:cs="Calibri"/>
+          <w:sz w:val="36"/>
+          <w:szCs w:val="36"/>
         </w:rPr>
         <w:t>Types of Skills:</w:t>
       </w:r>
@@ -2361,16 +2649,16 @@
       <w:pPr>
         <w:jc w:val="both"/>
         <w:rPr>
-          <w:rFonts w:ascii="Carlito" w:hAnsi="Carlito" w:cs="Carlito"/>
-          <w:sz w:val="32"/>
-          <w:szCs w:val="32"/>
-        </w:rPr>
-      </w:pPr>
-      <w:r>
-        <w:rPr>
-          <w:rFonts w:ascii="Carlito" w:hAnsi="Carlito" w:cs="Carlito"/>
-          <w:sz w:val="32"/>
-          <w:szCs w:val="32"/>
+          <w:rFonts w:ascii="Calibri" w:hAnsi="Calibri" w:cs="Calibri"/>
+          <w:sz w:val="36"/>
+          <w:szCs w:val="36"/>
+        </w:rPr>
+      </w:pPr>
+      <w:r>
+        <w:rPr>
+          <w:rFonts w:ascii="Calibri" w:hAnsi="Calibri" w:cs="Calibri"/>
+          <w:sz w:val="36"/>
+          <w:szCs w:val="36"/>
         </w:rPr>
         <w:t># There are two categories of Skills:</w:t>
       </w:r>
@@ -2384,28 +2672,37 @@
         </w:numPr>
         <w:jc w:val="both"/>
         <w:rPr>
-          <w:rFonts w:ascii="Carlito" w:hAnsi="Carlito" w:cs="Carlito"/>
-          <w:sz w:val="32"/>
-          <w:szCs w:val="32"/>
-        </w:rPr>
-      </w:pPr>
-      <w:r>
-        <w:rPr>
-          <w:rFonts w:ascii="Carlito" w:hAnsi="Carlito" w:cs="Carlito"/>
+          <w:rFonts w:ascii="Calibri" w:hAnsi="Calibri" w:cs="Calibri"/>
+          <w:sz w:val="36"/>
+          <w:szCs w:val="36"/>
+        </w:rPr>
+      </w:pPr>
+      <w:r>
+        <w:rPr>
+          <w:rFonts w:ascii="Calibri" w:hAnsi="Calibri" w:cs="Calibri"/>
           <w:b/>
           <w:bCs/>
-          <w:sz w:val="32"/>
-          <w:szCs w:val="32"/>
+          <w:sz w:val="36"/>
+          <w:szCs w:val="36"/>
         </w:rPr>
         <w:t>Anthropic Skills:</w:t>
       </w:r>
       <w:r>
         <w:rPr>
-          <w:rFonts w:ascii="Carlito" w:hAnsi="Carlito" w:cs="Carlito"/>
-          <w:sz w:val="32"/>
-          <w:szCs w:val="32"/>
-        </w:rPr>
-        <w:t xml:space="preserve">  They’re created and maintained by Anthropic. These include enhanced document creation capabilities for Excel, Word, PowerPoint, and PDF files. Anthropic Skills are available to all paid (and free) users and Claude invokes them automatically when relevant, don't need to do anything special to use them.</w:t>
+          <w:rFonts w:ascii="Calibri" w:hAnsi="Calibri" w:cs="Calibri"/>
+          <w:sz w:val="36"/>
+          <w:szCs w:val="36"/>
+        </w:rPr>
+        <w:t xml:space="preserve">  They’re created and maintained by Anthropic. These include enhanced document creation capabilities for Excel, Word, PowerPoint, and PDF files. Anthropic Skills are available to all paid (and free) users and </w:t>
+      </w:r>
+      <w:r>
+        <w:rPr>
+          <w:rFonts w:ascii="Calibri" w:hAnsi="Calibri" w:cs="Calibri"/>
+          <w:sz w:val="36"/>
+          <w:szCs w:val="36"/>
+        </w:rPr>
+        <w:lastRenderedPageBreak/>
+        <w:t>Claude invokes them automatically when relevant, don't need to do anything special to use them.</w:t>
       </w:r>
     </w:p>
     <w:p>
@@ -2417,26 +2714,26 @@
         </w:numPr>
         <w:jc w:val="both"/>
         <w:rPr>
-          <w:rFonts w:ascii="Carlito" w:hAnsi="Carlito" w:cs="Carlito"/>
-          <w:sz w:val="32"/>
-          <w:szCs w:val="32"/>
-        </w:rPr>
-      </w:pPr>
-      <w:r>
-        <w:rPr>
-          <w:rFonts w:ascii="Carlito" w:hAnsi="Carlito" w:cs="Carlito"/>
+          <w:rFonts w:ascii="Calibri" w:hAnsi="Calibri" w:cs="Calibri"/>
+          <w:sz w:val="36"/>
+          <w:szCs w:val="36"/>
+        </w:rPr>
+      </w:pPr>
+      <w:r>
+        <w:rPr>
+          <w:rFonts w:ascii="Calibri" w:hAnsi="Calibri" w:cs="Calibri"/>
           <w:b/>
           <w:bCs/>
-          <w:sz w:val="32"/>
-          <w:szCs w:val="32"/>
+          <w:sz w:val="36"/>
+          <w:szCs w:val="36"/>
         </w:rPr>
         <w:t>Custom Skills:</w:t>
       </w:r>
       <w:r>
         <w:rPr>
-          <w:rFonts w:ascii="Carlito" w:hAnsi="Carlito" w:cs="Carlito"/>
-          <w:sz w:val="32"/>
-          <w:szCs w:val="32"/>
+          <w:rFonts w:ascii="Calibri" w:hAnsi="Calibri" w:cs="Calibri"/>
+          <w:sz w:val="36"/>
+          <w:szCs w:val="36"/>
         </w:rPr>
         <w:t xml:space="preserve"> They’re ones created for specialized workflows and domain-specific tasks. For example, create a skill that applies our company's brand guidelines to presentations, structures meeting notes in a specific format, or executes our organization's data analysis workflows.</w:t>
       </w:r>
@@ -2445,26 +2742,26 @@
       <w:pPr>
         <w:jc w:val="both"/>
         <w:rPr>
-          <w:rFonts w:ascii="Carlito" w:hAnsi="Carlito" w:cs="Carlito"/>
-          <w:sz w:val="32"/>
-          <w:szCs w:val="32"/>
-        </w:rPr>
-      </w:pPr>
-    </w:p>
-    <w:p>
-      <w:pPr>
-        <w:jc w:val="both"/>
-        <w:rPr>
-          <w:rFonts w:ascii="Carlito" w:hAnsi="Carlito" w:cs="Carlito"/>
-          <w:sz w:val="32"/>
-          <w:szCs w:val="32"/>
-        </w:rPr>
-      </w:pPr>
-      <w:r>
-        <w:rPr>
-          <w:rFonts w:ascii="Carlito" w:hAnsi="Carlito" w:cs="Carlito"/>
-          <w:sz w:val="32"/>
-          <w:szCs w:val="32"/>
+          <w:rFonts w:ascii="Calibri" w:hAnsi="Calibri" w:cs="Calibri"/>
+          <w:sz w:val="36"/>
+          <w:szCs w:val="36"/>
+        </w:rPr>
+      </w:pPr>
+    </w:p>
+    <w:p>
+      <w:pPr>
+        <w:jc w:val="both"/>
+        <w:rPr>
+          <w:rFonts w:ascii="Calibri" w:hAnsi="Calibri" w:cs="Calibri"/>
+          <w:sz w:val="36"/>
+          <w:szCs w:val="36"/>
+        </w:rPr>
+      </w:pPr>
+      <w:r>
+        <w:rPr>
+          <w:rFonts w:ascii="Calibri" w:hAnsi="Calibri" w:cs="Calibri"/>
+          <w:sz w:val="36"/>
+          <w:szCs w:val="36"/>
         </w:rPr>
         <w:t>Enabling Skills:</w:t>
       </w:r>
@@ -2473,173 +2770,165 @@
       <w:pPr>
         <w:jc w:val="both"/>
         <w:rPr>
-          <w:rFonts w:ascii="Carlito" w:hAnsi="Carlito" w:cs="Carlito"/>
-          <w:sz w:val="32"/>
-          <w:szCs w:val="32"/>
-        </w:rPr>
-      </w:pPr>
-      <w:r>
-        <w:rPr>
-          <w:rFonts w:ascii="Carlito" w:hAnsi="Carlito" w:cs="Carlito"/>
-          <w:sz w:val="32"/>
-          <w:szCs w:val="32"/>
-        </w:rPr>
-        <w:t xml:space="preserve"># Skills are currently available as a feature preview for users on Pro, Max, Team, and Enterprise plans. To use Skills, we'll need to have Code </w:t>
-      </w:r>
-      <w:r>
-        <w:rPr>
-          <w:rFonts w:ascii="Carlito" w:hAnsi="Carlito" w:cs="Carlito"/>
-          <w:sz w:val="32"/>
-          <w:szCs w:val="32"/>
+          <w:rFonts w:ascii="Calibri" w:hAnsi="Calibri" w:cs="Calibri"/>
+          <w:sz w:val="36"/>
+          <w:szCs w:val="36"/>
+        </w:rPr>
+      </w:pPr>
+      <w:r>
+        <w:rPr>
+          <w:rFonts w:ascii="Calibri" w:hAnsi="Calibri" w:cs="Calibri"/>
+          <w:sz w:val="36"/>
+          <w:szCs w:val="36"/>
+        </w:rPr>
+        <w:t># Skills are currently available as a feature preview for users on Pro, Max, Team, and Enterprise plans. To use Skills, we'll need to have Code execution and file creation enabled, since Skills require Claude's secure sandboxed computing environment to function.</w:t>
+      </w:r>
+    </w:p>
+    <w:p>
+      <w:pPr>
+        <w:jc w:val="both"/>
+        <w:rPr>
+          <w:rFonts w:ascii="Calibri" w:hAnsi="Calibri" w:cs="Calibri"/>
+          <w:sz w:val="36"/>
+          <w:szCs w:val="36"/>
+        </w:rPr>
+      </w:pPr>
+      <w:r>
+        <w:rPr>
+          <w:rFonts w:ascii="Calibri" w:hAnsi="Calibri" w:cs="Calibri"/>
+          <w:sz w:val="36"/>
+          <w:szCs w:val="36"/>
+        </w:rPr>
+        <w:t xml:space="preserve"># Go to Settings </w:t>
+      </w:r>
+      <w:r>
+        <w:rPr>
+          <w:rFonts w:ascii="Calibri" w:hAnsi="Calibri" w:cs="Calibri"/>
+          <w:sz w:val="36"/>
+          <w:szCs w:val="36"/>
+        </w:rPr>
+        <w:sym w:font="Wingdings" w:char="F0E0"/>
+      </w:r>
+      <w:r>
+        <w:rPr>
+          <w:rFonts w:ascii="Calibri" w:hAnsi="Calibri" w:cs="Calibri"/>
+          <w:sz w:val="36"/>
+          <w:szCs w:val="36"/>
+        </w:rPr>
+        <w:t xml:space="preserve"> Capabilities </w:t>
+      </w:r>
+      <w:r>
+        <w:rPr>
+          <w:rFonts w:ascii="Calibri" w:hAnsi="Calibri" w:cs="Calibri"/>
+          <w:sz w:val="36"/>
+          <w:szCs w:val="36"/>
+        </w:rPr>
+        <w:sym w:font="Wingdings" w:char="F0E0"/>
+      </w:r>
+      <w:r>
+        <w:rPr>
+          <w:rFonts w:ascii="Calibri" w:hAnsi="Calibri" w:cs="Calibri"/>
+          <w:sz w:val="36"/>
+          <w:szCs w:val="36"/>
+        </w:rPr>
+        <w:t xml:space="preserve"> Code execution and file creation (toggled on). Go to customize then Skills</w:t>
+      </w:r>
+    </w:p>
+    <w:p>
+      <w:pPr>
+        <w:jc w:val="both"/>
+        <w:rPr>
+          <w:rFonts w:ascii="Calibri" w:hAnsi="Calibri" w:cs="Calibri"/>
+          <w:sz w:val="36"/>
+          <w:szCs w:val="36"/>
+        </w:rPr>
+      </w:pPr>
+    </w:p>
+    <w:p>
+      <w:pPr>
+        <w:jc w:val="both"/>
+        <w:rPr>
+          <w:rFonts w:ascii="Calibri" w:hAnsi="Calibri" w:cs="Calibri"/>
+          <w:sz w:val="36"/>
+          <w:szCs w:val="36"/>
+        </w:rPr>
+      </w:pPr>
+      <w:r>
+        <w:rPr>
+          <w:rFonts w:ascii="Calibri" w:hAnsi="Calibri" w:cs="Calibri"/>
+          <w:sz w:val="36"/>
+          <w:szCs w:val="36"/>
+        </w:rPr>
+        <w:t>Skills vs Projects:</w:t>
+      </w:r>
+    </w:p>
+    <w:p>
+      <w:pPr>
+        <w:jc w:val="both"/>
+        <w:rPr>
+          <w:rFonts w:ascii="Calibri" w:hAnsi="Calibri" w:cs="Calibri"/>
+          <w:sz w:val="36"/>
+          <w:szCs w:val="36"/>
+        </w:rPr>
+      </w:pPr>
+      <w:r>
+        <w:rPr>
+          <w:rFonts w:ascii="Calibri" w:hAnsi="Calibri" w:cs="Calibri"/>
+          <w:sz w:val="36"/>
+          <w:szCs w:val="36"/>
+        </w:rPr>
+        <w:t># Projects store knowledge while Skills perform tasks.</w:t>
+      </w:r>
+    </w:p>
+    <w:p>
+      <w:pPr>
+        <w:jc w:val="both"/>
+        <w:rPr>
+          <w:rFonts w:ascii="Calibri" w:hAnsi="Calibri" w:cs="Calibri"/>
+          <w:sz w:val="36"/>
+          <w:szCs w:val="36"/>
+        </w:rPr>
+      </w:pPr>
+      <w:r>
+        <w:rPr>
+          <w:rFonts w:ascii="Calibri" w:hAnsi="Calibri" w:cs="Calibri"/>
+          <w:sz w:val="36"/>
+          <w:szCs w:val="36"/>
+        </w:rPr>
+        <w:t># Projects are knowledge hubs. They hold the reference materials Claude needs to understand our work. When a file is uploaded to a Project, Claude draws on that information across every conversation within that project</w:t>
+      </w:r>
+    </w:p>
+    <w:p>
+      <w:pPr>
+        <w:jc w:val="both"/>
+        <w:rPr>
+          <w:rFonts w:ascii="Calibri" w:hAnsi="Calibri" w:cs="Calibri"/>
+          <w:sz w:val="36"/>
+          <w:szCs w:val="36"/>
+        </w:rPr>
+      </w:pPr>
+      <w:r>
+        <w:rPr>
+          <w:rFonts w:ascii="Calibri" w:hAnsi="Calibri" w:cs="Calibri"/>
+          <w:sz w:val="36"/>
+          <w:szCs w:val="36"/>
         </w:rPr>
         <w:lastRenderedPageBreak/>
-        <w:t>execution and file creation enabled, since Skills require Claude's secure sandboxed computing environment to function.</w:t>
-      </w:r>
-    </w:p>
-    <w:p>
-      <w:pPr>
-        <w:jc w:val="both"/>
-        <w:rPr>
-          <w:rFonts w:ascii="Carlito" w:hAnsi="Carlito" w:cs="Carlito"/>
-          <w:sz w:val="32"/>
-          <w:szCs w:val="32"/>
-        </w:rPr>
-      </w:pPr>
-      <w:r>
-        <w:rPr>
-          <w:rFonts w:ascii="Carlito" w:hAnsi="Carlito" w:cs="Carlito"/>
-          <w:sz w:val="32"/>
-          <w:szCs w:val="32"/>
-        </w:rPr>
-        <w:t xml:space="preserve"># Go to Settings </w:t>
-      </w:r>
-      <w:r>
-        <w:rPr>
-          <w:rFonts w:ascii="Carlito" w:hAnsi="Carlito" w:cs="Carlito"/>
-          <w:sz w:val="32"/>
-          <w:szCs w:val="32"/>
-        </w:rPr>
-        <w:sym w:font="Wingdings" w:char="F0E0"/>
-      </w:r>
-      <w:r>
-        <w:rPr>
-          <w:rFonts w:ascii="Carlito" w:hAnsi="Carlito" w:cs="Carlito"/>
-          <w:sz w:val="32"/>
-          <w:szCs w:val="32"/>
-        </w:rPr>
-        <w:t xml:space="preserve"> Capabilities </w:t>
-      </w:r>
-      <w:r>
-        <w:rPr>
-          <w:rFonts w:ascii="Carlito" w:hAnsi="Carlito" w:cs="Carlito"/>
-          <w:sz w:val="32"/>
-          <w:szCs w:val="32"/>
-        </w:rPr>
-        <w:sym w:font="Wingdings" w:char="F0E0"/>
-      </w:r>
-      <w:r>
-        <w:rPr>
-          <w:rFonts w:ascii="Carlito" w:hAnsi="Carlito" w:cs="Carlito"/>
-          <w:sz w:val="32"/>
-          <w:szCs w:val="32"/>
-        </w:rPr>
-        <w:t xml:space="preserve"> Code execution and file creation (toggled on). Go to customize then Skills</w:t>
-      </w:r>
-    </w:p>
-    <w:p>
-      <w:pPr>
-        <w:jc w:val="both"/>
-        <w:rPr>
-          <w:rFonts w:ascii="Carlito" w:hAnsi="Carlito" w:cs="Carlito"/>
-          <w:sz w:val="32"/>
-          <w:szCs w:val="32"/>
-        </w:rPr>
-      </w:pPr>
-    </w:p>
-    <w:p>
-      <w:pPr>
-        <w:jc w:val="both"/>
-        <w:rPr>
-          <w:rFonts w:ascii="Carlito" w:hAnsi="Carlito" w:cs="Carlito"/>
-          <w:sz w:val="32"/>
-          <w:szCs w:val="32"/>
-        </w:rPr>
-      </w:pPr>
-      <w:r>
-        <w:rPr>
-          <w:rFonts w:ascii="Carlito" w:hAnsi="Carlito" w:cs="Carlito"/>
-          <w:sz w:val="32"/>
-          <w:szCs w:val="32"/>
-        </w:rPr>
-        <w:t>Skills vs Projects:</w:t>
-      </w:r>
-    </w:p>
-    <w:p>
-      <w:pPr>
-        <w:jc w:val="both"/>
-        <w:rPr>
-          <w:rFonts w:ascii="Carlito" w:hAnsi="Carlito" w:cs="Carlito"/>
-          <w:sz w:val="32"/>
-          <w:szCs w:val="32"/>
-        </w:rPr>
-      </w:pPr>
-      <w:r>
-        <w:rPr>
-          <w:rFonts w:ascii="Carlito" w:hAnsi="Carlito" w:cs="Carlito"/>
-          <w:sz w:val="32"/>
-          <w:szCs w:val="32"/>
-        </w:rPr>
-        <w:t># Projects store knowledge while Skills perform tasks.</w:t>
-      </w:r>
-    </w:p>
-    <w:p>
-      <w:pPr>
-        <w:jc w:val="both"/>
-        <w:rPr>
-          <w:rFonts w:ascii="Carlito" w:hAnsi="Carlito" w:cs="Carlito"/>
-          <w:sz w:val="32"/>
-          <w:szCs w:val="32"/>
-        </w:rPr>
-      </w:pPr>
-      <w:r>
-        <w:rPr>
-          <w:rFonts w:ascii="Carlito" w:hAnsi="Carlito" w:cs="Carlito"/>
-          <w:sz w:val="32"/>
-          <w:szCs w:val="32"/>
-        </w:rPr>
-        <w:t># Projects are knowledge hubs. They hold the reference materials Claude needs to understand our work. When a file is uploaded to a Project, Claude draws on that information across every conversation within that project</w:t>
-      </w:r>
-    </w:p>
-    <w:p>
-      <w:pPr>
-        <w:jc w:val="both"/>
-        <w:rPr>
-          <w:rFonts w:ascii="Carlito" w:hAnsi="Carlito" w:cs="Carlito"/>
-          <w:sz w:val="32"/>
-          <w:szCs w:val="32"/>
-        </w:rPr>
-      </w:pPr>
-      <w:r>
-        <w:rPr>
-          <w:rFonts w:ascii="Carlito" w:hAnsi="Carlito" w:cs="Carlito"/>
-          <w:sz w:val="32"/>
-          <w:szCs w:val="32"/>
-        </w:rPr>
         <w:t xml:space="preserve"># Skills are procedural machines (Step-by-step). They encode how Claude should execute a task. The specific steps, order of operations, and methodology we want followed every time. Skills shine when we have repeatable </w:t>
       </w:r>
       <w:r>
         <w:rPr>
-          <w:rFonts w:ascii="Carlito" w:hAnsi="Carlito" w:cs="Carlito"/>
-          <w:sz w:val="32"/>
-          <w:szCs w:val="32"/>
+          <w:rFonts w:ascii="Calibri" w:hAnsi="Calibri" w:cs="Calibri"/>
+          <w:sz w:val="36"/>
+          <w:szCs w:val="36"/>
         </w:rPr>
         <w:t>workflows,</w:t>
       </w:r>
       <w:r>
         <w:rPr>
-          <w:rFonts w:ascii="Carlito" w:hAnsi="Carlito" w:cs="Carlito"/>
-          <w:sz w:val="32"/>
-          <w:szCs w:val="32"/>
+          <w:rFonts w:ascii="Calibri" w:hAnsi="Calibri" w:cs="Calibri"/>
+          <w:sz w:val="36"/>
+          <w:szCs w:val="36"/>
         </w:rPr>
         <w:t xml:space="preserve"> we want Claude to run consistently.</w:t>
       </w:r>
@@ -2648,30 +2937,68 @@
       <w:pPr>
         <w:jc w:val="both"/>
         <w:rPr>
-          <w:rFonts w:ascii="Carlito" w:hAnsi="Carlito" w:cs="Carlito"/>
-          <w:sz w:val="32"/>
-          <w:szCs w:val="32"/>
-        </w:rPr>
-      </w:pPr>
-    </w:p>
-    <w:p>
-      <w:pPr>
-        <w:jc w:val="both"/>
-        <w:rPr>
-          <w:rFonts w:ascii="Carlito" w:hAnsi="Carlito" w:cs="Carlito"/>
+          <w:rFonts w:ascii="Calibri" w:hAnsi="Calibri" w:cs="Calibri"/>
+          <w:sz w:val="36"/>
+          <w:szCs w:val="36"/>
+        </w:rPr>
+      </w:pPr>
+    </w:p>
+    <w:p>
+      <w:pPr>
+        <w:jc w:val="center"/>
+        <w:rPr>
+          <w:rFonts w:ascii="Calibri" w:hAnsi="Calibri" w:cs="Calibri"/>
+          <w:sz w:val="36"/>
+          <w:szCs w:val="36"/>
+        </w:rPr>
+      </w:pPr>
+      <w:r>
+        <w:rPr>
+          <w:rFonts w:ascii="Calibri" w:hAnsi="Calibri" w:cs="Calibri"/>
+          <w:sz w:val="36"/>
+          <w:szCs w:val="36"/>
+        </w:rPr>
+        <w:t>Break</w:t>
+      </w:r>
+    </w:p>
+    <w:p>
+      <w:pPr>
+        <w:jc w:val="both"/>
+        <w:rPr>
+          <w:rFonts w:ascii="Calibri" w:hAnsi="Calibri" w:cs="Calibri"/>
+          <w:sz w:val="36"/>
+          <w:szCs w:val="36"/>
+        </w:rPr>
+      </w:pPr>
+    </w:p>
+    <w:p>
+      <w:pPr>
+        <w:jc w:val="both"/>
+        <w:rPr>
+          <w:rFonts w:ascii="Calibri" w:hAnsi="Calibri" w:cs="Calibri"/>
+          <w:sz w:val="36"/>
+          <w:szCs w:val="36"/>
+        </w:rPr>
+      </w:pPr>
+    </w:p>
+    <w:p>
+      <w:pPr>
+        <w:jc w:val="both"/>
+        <w:rPr>
+          <w:rFonts w:ascii="Calibri" w:hAnsi="Calibri" w:cs="Calibri"/>
           <w:b/>
           <w:bCs/>
-          <w:sz w:val="32"/>
-          <w:szCs w:val="32"/>
-        </w:rPr>
-      </w:pPr>
-      <w:r>
-        <w:rPr>
-          <w:rFonts w:ascii="Carlito" w:hAnsi="Carlito" w:cs="Carlito"/>
+          <w:sz w:val="36"/>
+          <w:szCs w:val="36"/>
+        </w:rPr>
+      </w:pPr>
+      <w:r>
+        <w:rPr>
+          <w:rFonts w:ascii="Calibri" w:hAnsi="Calibri" w:cs="Calibri"/>
           <w:b/>
           <w:bCs/>
-          <w:sz w:val="32"/>
-          <w:szCs w:val="32"/>
+          <w:sz w:val="36"/>
+          <w:szCs w:val="36"/>
         </w:rPr>
         <w:t>Claude Connectors:</w:t>
       </w:r>
@@ -2680,16 +3007,16 @@
       <w:pPr>
         <w:jc w:val="both"/>
         <w:rPr>
-          <w:rFonts w:ascii="Carlito" w:hAnsi="Carlito" w:cs="Carlito"/>
-          <w:sz w:val="32"/>
-          <w:szCs w:val="32"/>
-        </w:rPr>
-      </w:pPr>
-      <w:r>
-        <w:rPr>
-          <w:rFonts w:ascii="Carlito" w:hAnsi="Carlito" w:cs="Carlito"/>
-          <w:sz w:val="32"/>
-          <w:szCs w:val="32"/>
+          <w:rFonts w:ascii="Calibri" w:hAnsi="Calibri" w:cs="Calibri"/>
+          <w:sz w:val="36"/>
+          <w:szCs w:val="36"/>
+        </w:rPr>
+      </w:pPr>
+      <w:r>
+        <w:rPr>
+          <w:rFonts w:ascii="Calibri" w:hAnsi="Calibri" w:cs="Calibri"/>
+          <w:sz w:val="36"/>
+          <w:szCs w:val="36"/>
         </w:rPr>
         <w:t># Connectors gives Claude access to the same tools, data and context that we use every day. Instead of starting every conversation from scratch, Claude can work directly with our actual information.</w:t>
       </w:r>
@@ -2698,16 +3025,16 @@
       <w:pPr>
         <w:jc w:val="both"/>
         <w:rPr>
-          <w:rFonts w:ascii="Carlito" w:hAnsi="Carlito" w:cs="Carlito"/>
-          <w:sz w:val="32"/>
-          <w:szCs w:val="32"/>
-        </w:rPr>
-      </w:pPr>
-      <w:r>
-        <w:rPr>
-          <w:rFonts w:ascii="Carlito" w:hAnsi="Carlito" w:cs="Carlito"/>
-          <w:sz w:val="32"/>
-          <w:szCs w:val="32"/>
+          <w:rFonts w:ascii="Calibri" w:hAnsi="Calibri" w:cs="Calibri"/>
+          <w:sz w:val="36"/>
+          <w:szCs w:val="36"/>
+        </w:rPr>
+      </w:pPr>
+      <w:r>
+        <w:rPr>
+          <w:rFonts w:ascii="Calibri" w:hAnsi="Calibri" w:cs="Calibri"/>
+          <w:sz w:val="36"/>
+          <w:szCs w:val="36"/>
         </w:rPr>
         <w:t># Depending on the connector and permissions we grant, Claude can search our files, retrieve documents, analyze data, create new content, update records, and execute tasks across our connected applications, all from within our conversation.</w:t>
       </w:r>
@@ -2716,26 +3043,26 @@
       <w:pPr>
         <w:jc w:val="both"/>
         <w:rPr>
-          <w:rFonts w:ascii="Carlito" w:hAnsi="Carlito" w:cs="Carlito"/>
-          <w:sz w:val="32"/>
-          <w:szCs w:val="32"/>
-        </w:rPr>
-      </w:pPr>
-    </w:p>
-    <w:p>
-      <w:pPr>
-        <w:jc w:val="both"/>
-        <w:rPr>
-          <w:rFonts w:ascii="Carlito" w:hAnsi="Carlito" w:cs="Carlito"/>
-          <w:sz w:val="32"/>
-          <w:szCs w:val="32"/>
-        </w:rPr>
-      </w:pPr>
-      <w:r>
-        <w:rPr>
-          <w:rFonts w:ascii="Carlito" w:hAnsi="Carlito" w:cs="Carlito"/>
-          <w:sz w:val="32"/>
-          <w:szCs w:val="32"/>
+          <w:rFonts w:ascii="Calibri" w:hAnsi="Calibri" w:cs="Calibri"/>
+          <w:sz w:val="36"/>
+          <w:szCs w:val="36"/>
+        </w:rPr>
+      </w:pPr>
+    </w:p>
+    <w:p>
+      <w:pPr>
+        <w:jc w:val="both"/>
+        <w:rPr>
+          <w:rFonts w:ascii="Calibri" w:hAnsi="Calibri" w:cs="Calibri"/>
+          <w:sz w:val="36"/>
+          <w:szCs w:val="36"/>
+        </w:rPr>
+      </w:pPr>
+      <w:r>
+        <w:rPr>
+          <w:rFonts w:ascii="Calibri" w:hAnsi="Calibri" w:cs="Calibri"/>
+          <w:sz w:val="36"/>
+          <w:szCs w:val="36"/>
         </w:rPr>
         <w:t>MCP (Model Context Protocol) in Connectors:</w:t>
       </w:r>
@@ -2744,45 +3071,53 @@
       <w:pPr>
         <w:jc w:val="both"/>
         <w:rPr>
-          <w:rFonts w:ascii="Carlito" w:hAnsi="Carlito" w:cs="Carlito"/>
-          <w:sz w:val="32"/>
-          <w:szCs w:val="32"/>
-        </w:rPr>
-      </w:pPr>
-      <w:r>
-        <w:rPr>
-          <w:rFonts w:ascii="Carlito" w:hAnsi="Carlito" w:cs="Carlito"/>
-          <w:sz w:val="32"/>
-          <w:szCs w:val="32"/>
+          <w:rFonts w:ascii="Calibri" w:hAnsi="Calibri" w:cs="Calibri"/>
+          <w:sz w:val="36"/>
+          <w:szCs w:val="36"/>
+        </w:rPr>
+      </w:pPr>
+      <w:r>
+        <w:rPr>
+          <w:rFonts w:ascii="Calibri" w:hAnsi="Calibri" w:cs="Calibri"/>
+          <w:sz w:val="36"/>
+          <w:szCs w:val="36"/>
+        </w:rPr>
+        <w:t xml:space="preserve"># The Model Context Protocol (MCP) powers connectors. Think of MCP like USB-C for AI, a universal standard that allows Claude to connect to many different applications through a single, consistent interface. This open standard means </w:t>
+      </w:r>
+      <w:r>
+        <w:rPr>
+          <w:rFonts w:ascii="Calibri" w:hAnsi="Calibri" w:cs="Calibri"/>
+          <w:sz w:val="36"/>
+          <w:szCs w:val="36"/>
         </w:rPr>
         <w:lastRenderedPageBreak/>
-        <w:t># The Model Context Protocol (MCP) powers connectors. Think of MCP like USB-C for AI, a universal standard that allows Claude to connect to many different applications through a single, consistent interface. This open standard means developers can build connectors for any tool, and those connectors work seamlessly with Claude.</w:t>
-      </w:r>
-    </w:p>
-    <w:p>
-      <w:pPr>
-        <w:jc w:val="both"/>
-        <w:rPr>
-          <w:rFonts w:ascii="Carlito" w:hAnsi="Carlito" w:cs="Carlito"/>
-          <w:sz w:val="32"/>
-          <w:szCs w:val="32"/>
-        </w:rPr>
-      </w:pPr>
-    </w:p>
-    <w:p>
-      <w:pPr>
-        <w:jc w:val="both"/>
-        <w:rPr>
-          <w:rFonts w:ascii="Carlito" w:hAnsi="Carlito" w:cs="Carlito"/>
-          <w:sz w:val="32"/>
-          <w:szCs w:val="32"/>
-        </w:rPr>
-      </w:pPr>
-      <w:r>
-        <w:rPr>
-          <w:rFonts w:ascii="Carlito" w:hAnsi="Carlito" w:cs="Carlito"/>
-          <w:sz w:val="32"/>
-          <w:szCs w:val="32"/>
+        <w:t>developers can build connectors for any tool, and those connectors work seamlessly with Claude.</w:t>
+      </w:r>
+    </w:p>
+    <w:p>
+      <w:pPr>
+        <w:jc w:val="both"/>
+        <w:rPr>
+          <w:rFonts w:ascii="Calibri" w:hAnsi="Calibri" w:cs="Calibri"/>
+          <w:sz w:val="36"/>
+          <w:szCs w:val="36"/>
+        </w:rPr>
+      </w:pPr>
+    </w:p>
+    <w:p>
+      <w:pPr>
+        <w:jc w:val="both"/>
+        <w:rPr>
+          <w:rFonts w:ascii="Calibri" w:hAnsi="Calibri" w:cs="Calibri"/>
+          <w:sz w:val="36"/>
+          <w:szCs w:val="36"/>
+        </w:rPr>
+      </w:pPr>
+      <w:r>
+        <w:rPr>
+          <w:rFonts w:ascii="Calibri" w:hAnsi="Calibri" w:cs="Calibri"/>
+          <w:sz w:val="36"/>
+          <w:szCs w:val="36"/>
         </w:rPr>
         <w:t>Types of Connectors:</w:t>
       </w:r>
@@ -2791,16 +3126,16 @@
       <w:pPr>
         <w:jc w:val="both"/>
         <w:rPr>
-          <w:rFonts w:ascii="Carlito" w:hAnsi="Carlito" w:cs="Carlito"/>
-          <w:sz w:val="32"/>
-          <w:szCs w:val="32"/>
-        </w:rPr>
-      </w:pPr>
-      <w:r>
-        <w:rPr>
-          <w:rFonts w:ascii="Carlito" w:hAnsi="Carlito" w:cs="Carlito"/>
-          <w:sz w:val="32"/>
-          <w:szCs w:val="32"/>
+          <w:rFonts w:ascii="Calibri" w:hAnsi="Calibri" w:cs="Calibri"/>
+          <w:sz w:val="36"/>
+          <w:szCs w:val="36"/>
+        </w:rPr>
+      </w:pPr>
+      <w:r>
+        <w:rPr>
+          <w:rFonts w:ascii="Calibri" w:hAnsi="Calibri" w:cs="Calibri"/>
+          <w:sz w:val="36"/>
+          <w:szCs w:val="36"/>
         </w:rPr>
         <w:t># There are two types of connectors:</w:t>
       </w:r>
@@ -2814,26 +3149,26 @@
         </w:numPr>
         <w:jc w:val="both"/>
         <w:rPr>
-          <w:rFonts w:ascii="Carlito" w:hAnsi="Carlito" w:cs="Carlito"/>
-          <w:sz w:val="32"/>
-          <w:szCs w:val="32"/>
-        </w:rPr>
-      </w:pPr>
-      <w:r>
-        <w:rPr>
-          <w:rFonts w:ascii="Carlito" w:hAnsi="Carlito" w:cs="Carlito"/>
+          <w:rFonts w:ascii="Calibri" w:hAnsi="Calibri" w:cs="Calibri"/>
+          <w:sz w:val="36"/>
+          <w:szCs w:val="36"/>
+        </w:rPr>
+      </w:pPr>
+      <w:r>
+        <w:rPr>
+          <w:rFonts w:ascii="Calibri" w:hAnsi="Calibri" w:cs="Calibri"/>
           <w:b/>
           <w:bCs/>
-          <w:sz w:val="32"/>
-          <w:szCs w:val="32"/>
+          <w:sz w:val="36"/>
+          <w:szCs w:val="36"/>
         </w:rPr>
         <w:t xml:space="preserve">Web Connectors: </w:t>
       </w:r>
       <w:r>
         <w:rPr>
-          <w:rFonts w:ascii="Carlito" w:hAnsi="Carlito" w:cs="Carlito"/>
-          <w:sz w:val="32"/>
-          <w:szCs w:val="32"/>
+          <w:rFonts w:ascii="Calibri" w:hAnsi="Calibri" w:cs="Calibri"/>
+          <w:sz w:val="36"/>
+          <w:szCs w:val="36"/>
         </w:rPr>
         <w:t>Cloud services and applications (Gmail, Notion, Slack, Asana, Linear, Stripe and many more)</w:t>
       </w:r>
@@ -2847,26 +3182,26 @@
         </w:numPr>
         <w:jc w:val="both"/>
         <w:rPr>
-          <w:rFonts w:ascii="Carlito" w:hAnsi="Carlito" w:cs="Carlito"/>
-          <w:sz w:val="32"/>
-          <w:szCs w:val="32"/>
-        </w:rPr>
-      </w:pPr>
-      <w:r>
-        <w:rPr>
-          <w:rFonts w:ascii="Carlito" w:hAnsi="Carlito" w:cs="Carlito"/>
+          <w:rFonts w:ascii="Calibri" w:hAnsi="Calibri" w:cs="Calibri"/>
+          <w:sz w:val="36"/>
+          <w:szCs w:val="36"/>
+        </w:rPr>
+      </w:pPr>
+      <w:r>
+        <w:rPr>
+          <w:rFonts w:ascii="Calibri" w:hAnsi="Calibri" w:cs="Calibri"/>
           <w:b/>
           <w:bCs/>
-          <w:sz w:val="32"/>
-          <w:szCs w:val="32"/>
+          <w:sz w:val="36"/>
+          <w:szCs w:val="36"/>
         </w:rPr>
         <w:t>Desktop extensions:</w:t>
       </w:r>
       <w:r>
         <w:rPr>
-          <w:rFonts w:ascii="Carlito" w:hAnsi="Carlito" w:cs="Carlito"/>
-          <w:sz w:val="32"/>
-          <w:szCs w:val="32"/>
+          <w:rFonts w:ascii="Calibri" w:hAnsi="Calibri" w:cs="Calibri"/>
+          <w:sz w:val="36"/>
+          <w:szCs w:val="36"/>
         </w:rPr>
         <w:t xml:space="preserve"> Local tools that run on our computer through the Claude Desktop app</w:t>
       </w:r>
@@ -2875,26 +3210,26 @@
       <w:pPr>
         <w:jc w:val="both"/>
         <w:rPr>
-          <w:rFonts w:ascii="Carlito" w:hAnsi="Carlito" w:cs="Carlito"/>
-          <w:sz w:val="32"/>
-          <w:szCs w:val="32"/>
-        </w:rPr>
-      </w:pPr>
-    </w:p>
-    <w:p>
-      <w:pPr>
-        <w:jc w:val="both"/>
-        <w:rPr>
-          <w:rFonts w:ascii="Carlito" w:hAnsi="Carlito" w:cs="Carlito"/>
-          <w:sz w:val="32"/>
-          <w:szCs w:val="32"/>
-        </w:rPr>
-      </w:pPr>
-      <w:r>
-        <w:rPr>
-          <w:rFonts w:ascii="Carlito" w:hAnsi="Carlito" w:cs="Carlito"/>
-          <w:sz w:val="32"/>
-          <w:szCs w:val="32"/>
+          <w:rFonts w:ascii="Calibri" w:hAnsi="Calibri" w:cs="Calibri"/>
+          <w:sz w:val="36"/>
+          <w:szCs w:val="36"/>
+        </w:rPr>
+      </w:pPr>
+    </w:p>
+    <w:p>
+      <w:pPr>
+        <w:jc w:val="both"/>
+        <w:rPr>
+          <w:rFonts w:ascii="Calibri" w:hAnsi="Calibri" w:cs="Calibri"/>
+          <w:sz w:val="36"/>
+          <w:szCs w:val="36"/>
+        </w:rPr>
+      </w:pPr>
+      <w:r>
+        <w:rPr>
+          <w:rFonts w:ascii="Calibri" w:hAnsi="Calibri" w:cs="Calibri"/>
+          <w:sz w:val="36"/>
+          <w:szCs w:val="36"/>
         </w:rPr>
         <w:t>Setting up a Web Connector:</w:t>
       </w:r>
@@ -2903,16 +3238,16 @@
       <w:pPr>
         <w:jc w:val="both"/>
         <w:rPr>
-          <w:rFonts w:ascii="Carlito" w:hAnsi="Carlito" w:cs="Carlito"/>
-          <w:sz w:val="32"/>
-          <w:szCs w:val="32"/>
-        </w:rPr>
-      </w:pPr>
-      <w:r>
-        <w:rPr>
-          <w:rFonts w:ascii="Carlito" w:hAnsi="Carlito" w:cs="Carlito"/>
-          <w:sz w:val="32"/>
-          <w:szCs w:val="32"/>
+          <w:rFonts w:ascii="Calibri" w:hAnsi="Calibri" w:cs="Calibri"/>
+          <w:sz w:val="36"/>
+          <w:szCs w:val="36"/>
+        </w:rPr>
+      </w:pPr>
+      <w:r>
+        <w:rPr>
+          <w:rFonts w:ascii="Calibri" w:hAnsi="Calibri" w:cs="Calibri"/>
+          <w:sz w:val="36"/>
+          <w:szCs w:val="36"/>
         </w:rPr>
         <w:t># Here's how to connect a cloud service:</w:t>
       </w:r>
@@ -2926,26 +3261,26 @@
         </w:numPr>
         <w:jc w:val="both"/>
         <w:rPr>
-          <w:rFonts w:ascii="Carlito" w:hAnsi="Carlito" w:cs="Carlito"/>
-          <w:sz w:val="32"/>
-          <w:szCs w:val="32"/>
-        </w:rPr>
-      </w:pPr>
-      <w:r>
-        <w:rPr>
-          <w:rFonts w:ascii="Carlito" w:hAnsi="Carlito" w:cs="Carlito"/>
+          <w:rFonts w:ascii="Calibri" w:hAnsi="Calibri" w:cs="Calibri"/>
+          <w:sz w:val="36"/>
+          <w:szCs w:val="36"/>
+        </w:rPr>
+      </w:pPr>
+      <w:r>
+        <w:rPr>
+          <w:rFonts w:ascii="Calibri" w:hAnsi="Calibri" w:cs="Calibri"/>
           <w:b/>
           <w:bCs/>
-          <w:sz w:val="32"/>
-          <w:szCs w:val="32"/>
+          <w:sz w:val="36"/>
+          <w:szCs w:val="36"/>
         </w:rPr>
         <w:t>Find the connector:</w:t>
       </w:r>
       <w:r>
         <w:rPr>
-          <w:rFonts w:ascii="Carlito" w:hAnsi="Carlito" w:cs="Carlito"/>
-          <w:sz w:val="32"/>
-          <w:szCs w:val="32"/>
+          <w:rFonts w:ascii="Calibri" w:hAnsi="Calibri" w:cs="Calibri"/>
+          <w:sz w:val="36"/>
+          <w:szCs w:val="36"/>
         </w:rPr>
         <w:t xml:space="preserve"> Navigate to claude.ai/customize, or click + &gt; Connectors in any chat</w:t>
       </w:r>
@@ -2959,26 +3294,26 @@
         </w:numPr>
         <w:jc w:val="both"/>
         <w:rPr>
-          <w:rFonts w:ascii="Carlito" w:hAnsi="Carlito" w:cs="Carlito"/>
-          <w:sz w:val="32"/>
-          <w:szCs w:val="32"/>
-        </w:rPr>
-      </w:pPr>
-      <w:r>
-        <w:rPr>
-          <w:rFonts w:ascii="Carlito" w:hAnsi="Carlito" w:cs="Carlito"/>
+          <w:rFonts w:ascii="Calibri" w:hAnsi="Calibri" w:cs="Calibri"/>
+          <w:sz w:val="36"/>
+          <w:szCs w:val="36"/>
+        </w:rPr>
+      </w:pPr>
+      <w:r>
+        <w:rPr>
+          <w:rFonts w:ascii="Calibri" w:hAnsi="Calibri" w:cs="Calibri"/>
           <w:b/>
           <w:bCs/>
-          <w:sz w:val="32"/>
-          <w:szCs w:val="32"/>
+          <w:sz w:val="36"/>
+          <w:szCs w:val="36"/>
         </w:rPr>
         <w:t>Click Connect:</w:t>
       </w:r>
       <w:r>
         <w:rPr>
-          <w:rFonts w:ascii="Carlito" w:hAnsi="Carlito" w:cs="Carlito"/>
-          <w:sz w:val="32"/>
-          <w:szCs w:val="32"/>
+          <w:rFonts w:ascii="Calibri" w:hAnsi="Calibri" w:cs="Calibri"/>
+          <w:sz w:val="36"/>
+          <w:szCs w:val="36"/>
         </w:rPr>
         <w:t xml:space="preserve"> Select the connector we want to add</w:t>
       </w:r>
@@ -2992,26 +3327,26 @@
         </w:numPr>
         <w:jc w:val="both"/>
         <w:rPr>
-          <w:rFonts w:ascii="Carlito" w:hAnsi="Carlito" w:cs="Carlito"/>
-          <w:sz w:val="32"/>
-          <w:szCs w:val="32"/>
-        </w:rPr>
-      </w:pPr>
-      <w:r>
-        <w:rPr>
-          <w:rFonts w:ascii="Carlito" w:hAnsi="Carlito" w:cs="Carlito"/>
+          <w:rFonts w:ascii="Calibri" w:hAnsi="Calibri" w:cs="Calibri"/>
+          <w:sz w:val="36"/>
+          <w:szCs w:val="36"/>
+        </w:rPr>
+      </w:pPr>
+      <w:r>
+        <w:rPr>
+          <w:rFonts w:ascii="Calibri" w:hAnsi="Calibri" w:cs="Calibri"/>
           <w:b/>
           <w:bCs/>
-          <w:sz w:val="32"/>
-          <w:szCs w:val="32"/>
+          <w:sz w:val="36"/>
+          <w:szCs w:val="36"/>
         </w:rPr>
         <w:t xml:space="preserve">Authenticate: </w:t>
       </w:r>
       <w:r>
         <w:rPr>
-          <w:rFonts w:ascii="Carlito" w:hAnsi="Carlito" w:cs="Carlito"/>
-          <w:sz w:val="32"/>
-          <w:szCs w:val="32"/>
+          <w:rFonts w:ascii="Calibri" w:hAnsi="Calibri" w:cs="Calibri"/>
+          <w:sz w:val="36"/>
+          <w:szCs w:val="36"/>
         </w:rPr>
         <w:t>We'll be redirected to the service's login page. Sign in with our existing credentials</w:t>
       </w:r>
@@ -3025,26 +3360,26 @@
         </w:numPr>
         <w:jc w:val="both"/>
         <w:rPr>
-          <w:rFonts w:ascii="Carlito" w:hAnsi="Carlito" w:cs="Carlito"/>
-          <w:sz w:val="32"/>
-          <w:szCs w:val="32"/>
-        </w:rPr>
-      </w:pPr>
-      <w:r>
-        <w:rPr>
-          <w:rFonts w:ascii="Carlito" w:hAnsi="Carlito" w:cs="Carlito"/>
+          <w:rFonts w:ascii="Calibri" w:hAnsi="Calibri" w:cs="Calibri"/>
+          <w:sz w:val="36"/>
+          <w:szCs w:val="36"/>
+        </w:rPr>
+      </w:pPr>
+      <w:r>
+        <w:rPr>
+          <w:rFonts w:ascii="Calibri" w:hAnsi="Calibri" w:cs="Calibri"/>
           <w:b/>
           <w:bCs/>
-          <w:sz w:val="32"/>
-          <w:szCs w:val="32"/>
+          <w:sz w:val="36"/>
+          <w:szCs w:val="36"/>
         </w:rPr>
         <w:t>Grant permissions:</w:t>
       </w:r>
       <w:r>
         <w:rPr>
-          <w:rFonts w:ascii="Carlito" w:hAnsi="Carlito" w:cs="Carlito"/>
-          <w:sz w:val="32"/>
-          <w:szCs w:val="32"/>
+          <w:rFonts w:ascii="Calibri" w:hAnsi="Calibri" w:cs="Calibri"/>
+          <w:sz w:val="36"/>
+          <w:szCs w:val="36"/>
         </w:rPr>
         <w:t xml:space="preserve"> Review the specific permissions Claude is requesting, then authorize access</w:t>
       </w:r>
@@ -3058,26 +3393,26 @@
         </w:numPr>
         <w:jc w:val="both"/>
         <w:rPr>
-          <w:rFonts w:ascii="Carlito" w:hAnsi="Carlito" w:cs="Carlito"/>
-          <w:sz w:val="32"/>
-          <w:szCs w:val="32"/>
-        </w:rPr>
-      </w:pPr>
-      <w:r>
-        <w:rPr>
-          <w:rFonts w:ascii="Carlito" w:hAnsi="Carlito" w:cs="Carlito"/>
+          <w:rFonts w:ascii="Calibri" w:hAnsi="Calibri" w:cs="Calibri"/>
+          <w:sz w:val="36"/>
+          <w:szCs w:val="36"/>
+        </w:rPr>
+      </w:pPr>
+      <w:r>
+        <w:rPr>
+          <w:rFonts w:ascii="Calibri" w:hAnsi="Calibri" w:cs="Calibri"/>
           <w:b/>
           <w:bCs/>
-          <w:sz w:val="32"/>
-          <w:szCs w:val="32"/>
+          <w:sz w:val="36"/>
+          <w:szCs w:val="36"/>
         </w:rPr>
         <w:t>Test the connection:</w:t>
       </w:r>
       <w:r>
         <w:rPr>
-          <w:rFonts w:ascii="Carlito" w:hAnsi="Carlito" w:cs="Carlito"/>
-          <w:sz w:val="32"/>
-          <w:szCs w:val="32"/>
+          <w:rFonts w:ascii="Calibri" w:hAnsi="Calibri" w:cs="Calibri"/>
+          <w:sz w:val="36"/>
+          <w:szCs w:val="36"/>
         </w:rPr>
         <w:t xml:space="preserve"> Return to Claude and try a simple request, like "Can you access my [tool name]?"</w:t>
       </w:r>
@@ -3086,16 +3421,16 @@
       <w:pPr>
         <w:jc w:val="both"/>
         <w:rPr>
-          <w:rFonts w:ascii="Carlito" w:hAnsi="Carlito" w:cs="Carlito"/>
-          <w:sz w:val="32"/>
-          <w:szCs w:val="32"/>
-        </w:rPr>
-      </w:pPr>
-      <w:r>
-        <w:rPr>
-          <w:rFonts w:ascii="Carlito" w:hAnsi="Carlito" w:cs="Carlito"/>
-          <w:sz w:val="32"/>
-          <w:szCs w:val="32"/>
+          <w:rFonts w:ascii="Calibri" w:hAnsi="Calibri" w:cs="Calibri"/>
+          <w:sz w:val="36"/>
+          <w:szCs w:val="36"/>
+        </w:rPr>
+      </w:pPr>
+      <w:r>
+        <w:rPr>
+          <w:rFonts w:ascii="Calibri" w:hAnsi="Calibri" w:cs="Calibri"/>
+          <w:sz w:val="36"/>
+          <w:szCs w:val="36"/>
         </w:rPr>
         <w:t># Once connected, Claude can search, read, and in some cases take actions within that service, depending on the permissions we've granted.</w:t>
       </w:r>
@@ -3104,26 +3439,26 @@
       <w:pPr>
         <w:jc w:val="both"/>
         <w:rPr>
-          <w:rFonts w:ascii="Carlito" w:hAnsi="Carlito" w:cs="Carlito"/>
-          <w:sz w:val="32"/>
-          <w:szCs w:val="32"/>
-        </w:rPr>
-      </w:pPr>
-    </w:p>
-    <w:p>
-      <w:pPr>
-        <w:jc w:val="both"/>
-        <w:rPr>
-          <w:rFonts w:ascii="Carlito" w:hAnsi="Carlito" w:cs="Carlito"/>
-          <w:sz w:val="32"/>
-          <w:szCs w:val="32"/>
-        </w:rPr>
-      </w:pPr>
-      <w:r>
-        <w:rPr>
-          <w:rFonts w:ascii="Carlito" w:hAnsi="Carlito" w:cs="Carlito"/>
-          <w:sz w:val="32"/>
-          <w:szCs w:val="32"/>
+          <w:rFonts w:ascii="Calibri" w:hAnsi="Calibri" w:cs="Calibri"/>
+          <w:sz w:val="36"/>
+          <w:szCs w:val="36"/>
+        </w:rPr>
+      </w:pPr>
+    </w:p>
+    <w:p>
+      <w:pPr>
+        <w:jc w:val="both"/>
+        <w:rPr>
+          <w:rFonts w:ascii="Calibri" w:hAnsi="Calibri" w:cs="Calibri"/>
+          <w:sz w:val="36"/>
+          <w:szCs w:val="36"/>
+        </w:rPr>
+      </w:pPr>
+      <w:r>
+        <w:rPr>
+          <w:rFonts w:ascii="Calibri" w:hAnsi="Calibri" w:cs="Calibri"/>
+          <w:sz w:val="36"/>
+          <w:szCs w:val="36"/>
         </w:rPr>
         <w:t>Desktop Extensions:</w:t>
       </w:r>
@@ -3132,16 +3467,16 @@
       <w:pPr>
         <w:jc w:val="both"/>
         <w:rPr>
-          <w:rFonts w:ascii="Carlito" w:hAnsi="Carlito" w:cs="Carlito"/>
-          <w:sz w:val="32"/>
-          <w:szCs w:val="32"/>
-        </w:rPr>
-      </w:pPr>
-      <w:r>
-        <w:rPr>
-          <w:rFonts w:ascii="Carlito" w:hAnsi="Carlito" w:cs="Carlito"/>
-          <w:sz w:val="32"/>
-          <w:szCs w:val="32"/>
+          <w:rFonts w:ascii="Calibri" w:hAnsi="Calibri" w:cs="Calibri"/>
+          <w:sz w:val="36"/>
+          <w:szCs w:val="36"/>
+        </w:rPr>
+      </w:pPr>
+      <w:r>
+        <w:rPr>
+          <w:rFonts w:ascii="Calibri" w:hAnsi="Calibri" w:cs="Calibri"/>
+          <w:sz w:val="36"/>
+          <w:szCs w:val="36"/>
         </w:rPr>
         <w:t># Desktop extensions require the Claude Desktop app. These extensions let Claude interact with local applications, our file system, and native features on macOS or Windows. Some desktop extensions include:</w:t>
       </w:r>
@@ -3155,16 +3490,16 @@
         </w:numPr>
         <w:jc w:val="both"/>
         <w:rPr>
-          <w:rFonts w:ascii="Carlito" w:hAnsi="Carlito" w:cs="Carlito"/>
-          <w:sz w:val="32"/>
-          <w:szCs w:val="32"/>
-        </w:rPr>
-      </w:pPr>
-      <w:r>
-        <w:rPr>
-          <w:rFonts w:ascii="Carlito" w:hAnsi="Carlito" w:cs="Carlito"/>
-          <w:sz w:val="32"/>
-          <w:szCs w:val="32"/>
+          <w:rFonts w:ascii="Calibri" w:hAnsi="Calibri" w:cs="Calibri"/>
+          <w:sz w:val="36"/>
+          <w:szCs w:val="36"/>
+        </w:rPr>
+      </w:pPr>
+      <w:r>
+        <w:rPr>
+          <w:rFonts w:ascii="Calibri" w:hAnsi="Calibri" w:cs="Calibri"/>
+          <w:sz w:val="36"/>
+          <w:szCs w:val="36"/>
         </w:rPr>
         <w:t>Local file access for reading and organizing documents</w:t>
       </w:r>
@@ -3178,16 +3513,16 @@
         </w:numPr>
         <w:jc w:val="both"/>
         <w:rPr>
-          <w:rFonts w:ascii="Carlito" w:hAnsi="Carlito" w:cs="Carlito"/>
-          <w:sz w:val="32"/>
-          <w:szCs w:val="32"/>
-        </w:rPr>
-      </w:pPr>
-      <w:r>
-        <w:rPr>
-          <w:rFonts w:ascii="Carlito" w:hAnsi="Carlito" w:cs="Carlito"/>
-          <w:sz w:val="32"/>
-          <w:szCs w:val="32"/>
+          <w:rFonts w:ascii="Calibri" w:hAnsi="Calibri" w:cs="Calibri"/>
+          <w:sz w:val="36"/>
+          <w:szCs w:val="36"/>
+        </w:rPr>
+      </w:pPr>
+      <w:r>
+        <w:rPr>
+          <w:rFonts w:ascii="Calibri" w:hAnsi="Calibri" w:cs="Calibri"/>
+          <w:sz w:val="36"/>
+          <w:szCs w:val="36"/>
         </w:rPr>
         <w:t>Browser control for automated web tasks</w:t>
       </w:r>
@@ -3201,16 +3536,16 @@
         </w:numPr>
         <w:jc w:val="both"/>
         <w:rPr>
-          <w:rFonts w:ascii="Carlito" w:hAnsi="Carlito" w:cs="Carlito"/>
-          <w:sz w:val="32"/>
-          <w:szCs w:val="32"/>
-        </w:rPr>
-      </w:pPr>
-      <w:r>
-        <w:rPr>
-          <w:rFonts w:ascii="Carlito" w:hAnsi="Carlito" w:cs="Carlito"/>
-          <w:sz w:val="32"/>
-          <w:szCs w:val="32"/>
+          <w:rFonts w:ascii="Calibri" w:hAnsi="Calibri" w:cs="Calibri"/>
+          <w:sz w:val="36"/>
+          <w:szCs w:val="36"/>
+        </w:rPr>
+      </w:pPr>
+      <w:r>
+        <w:rPr>
+          <w:rFonts w:ascii="Calibri" w:hAnsi="Calibri" w:cs="Calibri"/>
+          <w:sz w:val="36"/>
+          <w:szCs w:val="36"/>
         </w:rPr>
         <w:t>Native application integration (like Figma for design work)</w:t>
       </w:r>
@@ -3219,16 +3554,16 @@
       <w:pPr>
         <w:jc w:val="both"/>
         <w:rPr>
-          <w:rFonts w:ascii="Carlito" w:hAnsi="Carlito" w:cs="Carlito"/>
-          <w:sz w:val="32"/>
-          <w:szCs w:val="32"/>
-        </w:rPr>
-      </w:pPr>
-      <w:r>
-        <w:rPr>
-          <w:rFonts w:ascii="Carlito" w:hAnsi="Carlito" w:cs="Carlito"/>
-          <w:sz w:val="32"/>
-          <w:szCs w:val="32"/>
+          <w:rFonts w:ascii="Calibri" w:hAnsi="Calibri" w:cs="Calibri"/>
+          <w:sz w:val="36"/>
+          <w:szCs w:val="36"/>
+        </w:rPr>
+      </w:pPr>
+      <w:r>
+        <w:rPr>
+          <w:rFonts w:ascii="Calibri" w:hAnsi="Calibri" w:cs="Calibri"/>
+          <w:sz w:val="36"/>
+          <w:szCs w:val="36"/>
         </w:rPr>
         <w:t># To install a desktop extension:</w:t>
       </w:r>
@@ -3242,16 +3577,16 @@
         </w:numPr>
         <w:jc w:val="both"/>
         <w:rPr>
-          <w:rFonts w:ascii="Carlito" w:hAnsi="Carlito" w:cs="Carlito"/>
-          <w:sz w:val="32"/>
-          <w:szCs w:val="32"/>
-        </w:rPr>
-      </w:pPr>
-      <w:r>
-        <w:rPr>
-          <w:rFonts w:ascii="Carlito" w:hAnsi="Carlito" w:cs="Carlito"/>
-          <w:sz w:val="32"/>
-          <w:szCs w:val="32"/>
+          <w:rFonts w:ascii="Calibri" w:hAnsi="Calibri" w:cs="Calibri"/>
+          <w:sz w:val="36"/>
+          <w:szCs w:val="36"/>
+        </w:rPr>
+      </w:pPr>
+      <w:r>
+        <w:rPr>
+          <w:rFonts w:ascii="Calibri" w:hAnsi="Calibri" w:cs="Calibri"/>
+          <w:sz w:val="36"/>
+          <w:szCs w:val="36"/>
         </w:rPr>
         <w:t>Download and install the Claude Desktop app</w:t>
       </w:r>
@@ -3265,16 +3600,16 @@
         </w:numPr>
         <w:jc w:val="both"/>
         <w:rPr>
-          <w:rFonts w:ascii="Carlito" w:hAnsi="Carlito" w:cs="Carlito"/>
-          <w:sz w:val="32"/>
-          <w:szCs w:val="32"/>
-        </w:rPr>
-      </w:pPr>
-      <w:r>
-        <w:rPr>
-          <w:rFonts w:ascii="Carlito" w:hAnsi="Carlito" w:cs="Carlito"/>
-          <w:sz w:val="32"/>
-          <w:szCs w:val="32"/>
+          <w:rFonts w:ascii="Calibri" w:hAnsi="Calibri" w:cs="Calibri"/>
+          <w:sz w:val="36"/>
+          <w:szCs w:val="36"/>
+        </w:rPr>
+      </w:pPr>
+      <w:r>
+        <w:rPr>
+          <w:rFonts w:ascii="Calibri" w:hAnsi="Calibri" w:cs="Calibri"/>
+          <w:sz w:val="36"/>
+          <w:szCs w:val="36"/>
         </w:rPr>
         <w:t>Open the app and navigate to Settings &gt; Extensions</w:t>
       </w:r>
@@ -3288,16 +3623,16 @@
         </w:numPr>
         <w:jc w:val="both"/>
         <w:rPr>
-          <w:rFonts w:ascii="Carlito" w:hAnsi="Carlito" w:cs="Carlito"/>
-          <w:sz w:val="32"/>
-          <w:szCs w:val="32"/>
-        </w:rPr>
-      </w:pPr>
-      <w:r>
-        <w:rPr>
-          <w:rFonts w:ascii="Carlito" w:hAnsi="Carlito" w:cs="Carlito"/>
-          <w:sz w:val="32"/>
-          <w:szCs w:val="32"/>
+          <w:rFonts w:ascii="Calibri" w:hAnsi="Calibri" w:cs="Calibri"/>
+          <w:sz w:val="36"/>
+          <w:szCs w:val="36"/>
+        </w:rPr>
+      </w:pPr>
+      <w:r>
+        <w:rPr>
+          <w:rFonts w:ascii="Calibri" w:hAnsi="Calibri" w:cs="Calibri"/>
+          <w:sz w:val="36"/>
+          <w:szCs w:val="36"/>
         </w:rPr>
         <w:t>Browse available extensions and click Install</w:t>
       </w:r>
@@ -3311,16 +3646,16 @@
         </w:numPr>
         <w:jc w:val="both"/>
         <w:rPr>
-          <w:rFonts w:ascii="Carlito" w:hAnsi="Carlito" w:cs="Carlito"/>
-          <w:sz w:val="32"/>
-          <w:szCs w:val="32"/>
-        </w:rPr>
-      </w:pPr>
-      <w:r>
-        <w:rPr>
-          <w:rFonts w:ascii="Carlito" w:hAnsi="Carlito" w:cs="Carlito"/>
-          <w:sz w:val="32"/>
-          <w:szCs w:val="32"/>
+          <w:rFonts w:ascii="Calibri" w:hAnsi="Calibri" w:cs="Calibri"/>
+          <w:sz w:val="36"/>
+          <w:szCs w:val="36"/>
+        </w:rPr>
+      </w:pPr>
+      <w:r>
+        <w:rPr>
+          <w:rFonts w:ascii="Calibri" w:hAnsi="Calibri" w:cs="Calibri"/>
+          <w:sz w:val="36"/>
+          <w:szCs w:val="36"/>
         </w:rPr>
         <w:t>Follow any additional setup steps specific to that extension</w:t>
       </w:r>
@@ -3329,26 +3664,26 @@
       <w:pPr>
         <w:jc w:val="both"/>
         <w:rPr>
-          <w:rFonts w:ascii="Carlito" w:hAnsi="Carlito" w:cs="Carlito"/>
-          <w:sz w:val="32"/>
-          <w:szCs w:val="32"/>
-        </w:rPr>
-      </w:pPr>
-    </w:p>
-    <w:p>
-      <w:pPr>
-        <w:jc w:val="both"/>
-        <w:rPr>
-          <w:rFonts w:ascii="Carlito" w:hAnsi="Carlito" w:cs="Carlito"/>
-          <w:sz w:val="32"/>
-          <w:szCs w:val="32"/>
-        </w:rPr>
-      </w:pPr>
-      <w:r>
-        <w:rPr>
-          <w:rFonts w:ascii="Carlito" w:hAnsi="Carlito" w:cs="Carlito"/>
-          <w:sz w:val="32"/>
-          <w:szCs w:val="32"/>
+          <w:rFonts w:ascii="Calibri" w:hAnsi="Calibri" w:cs="Calibri"/>
+          <w:sz w:val="36"/>
+          <w:szCs w:val="36"/>
+        </w:rPr>
+      </w:pPr>
+    </w:p>
+    <w:p>
+      <w:pPr>
+        <w:jc w:val="both"/>
+        <w:rPr>
+          <w:rFonts w:ascii="Calibri" w:hAnsi="Calibri" w:cs="Calibri"/>
+          <w:sz w:val="36"/>
+          <w:szCs w:val="36"/>
+        </w:rPr>
+      </w:pPr>
+      <w:r>
+        <w:rPr>
+          <w:rFonts w:ascii="Calibri" w:hAnsi="Calibri" w:cs="Calibri"/>
+          <w:sz w:val="36"/>
+          <w:szCs w:val="36"/>
         </w:rPr>
         <w:t>Usage Examples:</w:t>
       </w:r>
@@ -3357,16 +3692,16 @@
       <w:pPr>
         <w:jc w:val="both"/>
         <w:rPr>
-          <w:rFonts w:ascii="Carlito" w:hAnsi="Carlito" w:cs="Carlito"/>
-          <w:sz w:val="32"/>
-          <w:szCs w:val="32"/>
-        </w:rPr>
-      </w:pPr>
-      <w:r>
-        <w:rPr>
-          <w:rFonts w:ascii="Carlito" w:hAnsi="Carlito" w:cs="Carlito"/>
-          <w:sz w:val="32"/>
-          <w:szCs w:val="32"/>
+          <w:rFonts w:ascii="Calibri" w:hAnsi="Calibri" w:cs="Calibri"/>
+          <w:sz w:val="36"/>
+          <w:szCs w:val="36"/>
+        </w:rPr>
+      </w:pPr>
+      <w:r>
+        <w:rPr>
+          <w:rFonts w:ascii="Calibri" w:hAnsi="Calibri" w:cs="Calibri"/>
+          <w:sz w:val="36"/>
+          <w:szCs w:val="36"/>
         </w:rPr>
         <w:t># Project management (Asana, Linear, Jira):</w:t>
       </w:r>
@@ -3380,16 +3715,16 @@
         </w:numPr>
         <w:jc w:val="both"/>
         <w:rPr>
-          <w:rFonts w:ascii="Carlito" w:hAnsi="Carlito" w:cs="Carlito"/>
-          <w:sz w:val="32"/>
-          <w:szCs w:val="32"/>
-        </w:rPr>
-      </w:pPr>
-      <w:r>
-        <w:rPr>
-          <w:rFonts w:ascii="Carlito" w:hAnsi="Carlito" w:cs="Carlito"/>
-          <w:sz w:val="32"/>
-          <w:szCs w:val="32"/>
+          <w:rFonts w:ascii="Calibri" w:hAnsi="Calibri" w:cs="Calibri"/>
+          <w:sz w:val="36"/>
+          <w:szCs w:val="36"/>
+        </w:rPr>
+      </w:pPr>
+      <w:r>
+        <w:rPr>
+          <w:rFonts w:ascii="Calibri" w:hAnsi="Calibri" w:cs="Calibri"/>
+          <w:sz w:val="36"/>
+          <w:szCs w:val="36"/>
         </w:rPr>
         <w:t>"What are my highest priority tasks due this week?"</w:t>
       </w:r>
@@ -3403,16 +3738,16 @@
         </w:numPr>
         <w:jc w:val="both"/>
         <w:rPr>
-          <w:rFonts w:ascii="Carlito" w:hAnsi="Carlito" w:cs="Carlito"/>
-          <w:sz w:val="32"/>
-          <w:szCs w:val="32"/>
-        </w:rPr>
-      </w:pPr>
-      <w:r>
-        <w:rPr>
-          <w:rFonts w:ascii="Carlito" w:hAnsi="Carlito" w:cs="Carlito"/>
-          <w:sz w:val="32"/>
-          <w:szCs w:val="32"/>
+          <w:rFonts w:ascii="Calibri" w:hAnsi="Calibri" w:cs="Calibri"/>
+          <w:sz w:val="36"/>
+          <w:szCs w:val="36"/>
+        </w:rPr>
+      </w:pPr>
+      <w:r>
+        <w:rPr>
+          <w:rFonts w:ascii="Calibri" w:hAnsi="Calibri" w:cs="Calibri"/>
+          <w:sz w:val="36"/>
+          <w:szCs w:val="36"/>
         </w:rPr>
         <w:t>"Create a new task for reviewing the Q4 budget proposal"</w:t>
       </w:r>
@@ -3421,16 +3756,16 @@
       <w:pPr>
         <w:jc w:val="both"/>
         <w:rPr>
-          <w:rFonts w:ascii="Carlito" w:hAnsi="Carlito" w:cs="Carlito"/>
-          <w:sz w:val="32"/>
-          <w:szCs w:val="32"/>
-        </w:rPr>
-      </w:pPr>
-      <w:r>
-        <w:rPr>
-          <w:rFonts w:ascii="Carlito" w:hAnsi="Carlito" w:cs="Carlito"/>
-          <w:sz w:val="32"/>
-          <w:szCs w:val="32"/>
+          <w:rFonts w:ascii="Calibri" w:hAnsi="Calibri" w:cs="Calibri"/>
+          <w:sz w:val="36"/>
+          <w:szCs w:val="36"/>
+        </w:rPr>
+      </w:pPr>
+      <w:r>
+        <w:rPr>
+          <w:rFonts w:ascii="Calibri" w:hAnsi="Calibri" w:cs="Calibri"/>
+          <w:sz w:val="36"/>
+          <w:szCs w:val="36"/>
         </w:rPr>
         <w:t># Communication (Slack, Gmail):</w:t>
       </w:r>
@@ -3444,16 +3779,16 @@
         </w:numPr>
         <w:jc w:val="both"/>
         <w:rPr>
-          <w:rFonts w:ascii="Carlito" w:hAnsi="Carlito" w:cs="Carlito"/>
-          <w:sz w:val="32"/>
-          <w:szCs w:val="32"/>
-        </w:rPr>
-      </w:pPr>
-      <w:r>
-        <w:rPr>
-          <w:rFonts w:ascii="Carlito" w:hAnsi="Carlito" w:cs="Carlito"/>
-          <w:sz w:val="32"/>
-          <w:szCs w:val="32"/>
+          <w:rFonts w:ascii="Calibri" w:hAnsi="Calibri" w:cs="Calibri"/>
+          <w:sz w:val="36"/>
+          <w:szCs w:val="36"/>
+        </w:rPr>
+      </w:pPr>
+      <w:r>
+        <w:rPr>
+          <w:rFonts w:ascii="Calibri" w:hAnsi="Calibri" w:cs="Calibri"/>
+          <w:sz w:val="36"/>
+          <w:szCs w:val="36"/>
         </w:rPr>
         <w:t>"Find the email thread where we discussed the vendor contract"</w:t>
       </w:r>
@@ -3467,17 +3802,18 @@
         </w:numPr>
         <w:jc w:val="both"/>
         <w:rPr>
-          <w:rFonts w:ascii="Carlito" w:hAnsi="Carlito" w:cs="Carlito"/>
-          <w:sz w:val="32"/>
-          <w:szCs w:val="32"/>
-        </w:rPr>
-      </w:pPr>
-      <w:r>
-        <w:rPr>
-          <w:rFonts w:ascii="Carlito" w:hAnsi="Carlito" w:cs="Carlito"/>
-          <w:sz w:val="32"/>
-          <w:szCs w:val="32"/>
-        </w:rPr>
+          <w:rFonts w:ascii="Calibri" w:hAnsi="Calibri" w:cs="Calibri"/>
+          <w:sz w:val="36"/>
+          <w:szCs w:val="36"/>
+        </w:rPr>
+      </w:pPr>
+      <w:r>
+        <w:rPr>
+          <w:rFonts w:ascii="Calibri" w:hAnsi="Calibri" w:cs="Calibri"/>
+          <w:sz w:val="36"/>
+          <w:szCs w:val="36"/>
+        </w:rPr>
+        <w:lastRenderedPageBreak/>
         <w:t>"Draft a reply to the latest message in the #marketing channel"</w:t>
       </w:r>
     </w:p>
@@ -3485,16 +3821,16 @@
       <w:pPr>
         <w:jc w:val="both"/>
         <w:rPr>
-          <w:rFonts w:ascii="Carlito" w:hAnsi="Carlito" w:cs="Carlito"/>
-          <w:sz w:val="32"/>
-          <w:szCs w:val="32"/>
-        </w:rPr>
-      </w:pPr>
-      <w:r>
-        <w:rPr>
-          <w:rFonts w:ascii="Carlito" w:hAnsi="Carlito" w:cs="Carlito"/>
-          <w:sz w:val="32"/>
-          <w:szCs w:val="32"/>
+          <w:rFonts w:ascii="Calibri" w:hAnsi="Calibri" w:cs="Calibri"/>
+          <w:sz w:val="36"/>
+          <w:szCs w:val="36"/>
+        </w:rPr>
+      </w:pPr>
+      <w:r>
+        <w:rPr>
+          <w:rFonts w:ascii="Calibri" w:hAnsi="Calibri" w:cs="Calibri"/>
+          <w:sz w:val="36"/>
+          <w:szCs w:val="36"/>
         </w:rPr>
         <w:t># Documentation (Notion, Google Drive, Confluence)</w:t>
       </w:r>
@@ -3508,16 +3844,16 @@
         </w:numPr>
         <w:jc w:val="both"/>
         <w:rPr>
-          <w:rFonts w:ascii="Carlito" w:hAnsi="Carlito" w:cs="Carlito"/>
-          <w:sz w:val="32"/>
-          <w:szCs w:val="32"/>
-        </w:rPr>
-      </w:pPr>
-      <w:r>
-        <w:rPr>
-          <w:rFonts w:ascii="Carlito" w:hAnsi="Carlito" w:cs="Carlito"/>
-          <w:sz w:val="32"/>
-          <w:szCs w:val="32"/>
+          <w:rFonts w:ascii="Calibri" w:hAnsi="Calibri" w:cs="Calibri"/>
+          <w:sz w:val="36"/>
+          <w:szCs w:val="36"/>
+        </w:rPr>
+      </w:pPr>
+      <w:r>
+        <w:rPr>
+          <w:rFonts w:ascii="Calibri" w:hAnsi="Calibri" w:cs="Calibri"/>
+          <w:sz w:val="36"/>
+          <w:szCs w:val="36"/>
         </w:rPr>
         <w:t>"Search our documentation for our brand voice guidelines"</w:t>
       </w:r>
@@ -3531,16 +3867,16 @@
         </w:numPr>
         <w:jc w:val="both"/>
         <w:rPr>
-          <w:rFonts w:ascii="Carlito" w:hAnsi="Carlito" w:cs="Carlito"/>
-          <w:sz w:val="32"/>
-          <w:szCs w:val="32"/>
-        </w:rPr>
-      </w:pPr>
-      <w:r>
-        <w:rPr>
-          <w:rFonts w:ascii="Carlito" w:hAnsi="Carlito" w:cs="Carlito"/>
-          <w:sz w:val="32"/>
-          <w:szCs w:val="32"/>
+          <w:rFonts w:ascii="Calibri" w:hAnsi="Calibri" w:cs="Calibri"/>
+          <w:sz w:val="36"/>
+          <w:szCs w:val="36"/>
+        </w:rPr>
+      </w:pPr>
+      <w:r>
+        <w:rPr>
+          <w:rFonts w:ascii="Calibri" w:hAnsi="Calibri" w:cs="Calibri"/>
+          <w:sz w:val="36"/>
+          <w:szCs w:val="36"/>
         </w:rPr>
         <w:t>"Summarize the meeting notes from last week's product review"</w:t>
       </w:r>
@@ -3549,18 +3885,17 @@
       <w:pPr>
         <w:jc w:val="both"/>
         <w:rPr>
-          <w:rFonts w:ascii="Carlito" w:hAnsi="Carlito" w:cs="Carlito"/>
-          <w:sz w:val="32"/>
-          <w:szCs w:val="32"/>
-        </w:rPr>
-      </w:pPr>
-      <w:r>
-        <w:rPr>
-          <w:rFonts w:ascii="Carlito" w:hAnsi="Carlito" w:cs="Carlito"/>
-          <w:sz w:val="32"/>
-          <w:szCs w:val="32"/>
-        </w:rPr>
-        <w:lastRenderedPageBreak/>
+          <w:rFonts w:ascii="Calibri" w:hAnsi="Calibri" w:cs="Calibri"/>
+          <w:sz w:val="36"/>
+          <w:szCs w:val="36"/>
+        </w:rPr>
+      </w:pPr>
+      <w:r>
+        <w:rPr>
+          <w:rFonts w:ascii="Calibri" w:hAnsi="Calibri" w:cs="Calibri"/>
+          <w:sz w:val="36"/>
+          <w:szCs w:val="36"/>
+        </w:rPr>
         <w:t># Business tools (Stripe, PayPal, Salesforce):</w:t>
       </w:r>
     </w:p>
@@ -3573,16 +3908,16 @@
         </w:numPr>
         <w:jc w:val="both"/>
         <w:rPr>
-          <w:rFonts w:ascii="Carlito" w:hAnsi="Carlito" w:cs="Carlito"/>
-          <w:sz w:val="32"/>
-          <w:szCs w:val="32"/>
-        </w:rPr>
-      </w:pPr>
-      <w:r>
-        <w:rPr>
-          <w:rFonts w:ascii="Carlito" w:hAnsi="Carlito" w:cs="Carlito"/>
-          <w:sz w:val="32"/>
-          <w:szCs w:val="32"/>
+          <w:rFonts w:ascii="Calibri" w:hAnsi="Calibri" w:cs="Calibri"/>
+          <w:sz w:val="36"/>
+          <w:szCs w:val="36"/>
+        </w:rPr>
+      </w:pPr>
+      <w:r>
+        <w:rPr>
+          <w:rFonts w:ascii="Calibri" w:hAnsi="Calibri" w:cs="Calibri"/>
+          <w:sz w:val="36"/>
+          <w:szCs w:val="36"/>
         </w:rPr>
         <w:t>"Show me revenue trends for the past quarter"</w:t>
       </w:r>
@@ -3596,16 +3931,16 @@
         </w:numPr>
         <w:jc w:val="both"/>
         <w:rPr>
-          <w:rFonts w:ascii="Carlito" w:hAnsi="Carlito" w:cs="Carlito"/>
-          <w:sz w:val="32"/>
-          <w:szCs w:val="32"/>
-        </w:rPr>
-      </w:pPr>
-      <w:r>
-        <w:rPr>
-          <w:rFonts w:ascii="Carlito" w:hAnsi="Carlito" w:cs="Carlito"/>
-          <w:sz w:val="32"/>
-          <w:szCs w:val="32"/>
+          <w:rFonts w:ascii="Calibri" w:hAnsi="Calibri" w:cs="Calibri"/>
+          <w:sz w:val="36"/>
+          <w:szCs w:val="36"/>
+        </w:rPr>
+      </w:pPr>
+      <w:r>
+        <w:rPr>
+          <w:rFonts w:ascii="Calibri" w:hAnsi="Calibri" w:cs="Calibri"/>
+          <w:sz w:val="36"/>
+          <w:szCs w:val="36"/>
         </w:rPr>
         <w:t>"List recent transactions over $1,000"</w:t>
       </w:r>
@@ -3614,30 +3949,58 @@
       <w:pPr>
         <w:jc w:val="both"/>
         <w:rPr>
-          <w:rFonts w:ascii="Carlito" w:hAnsi="Carlito" w:cs="Carlito"/>
-          <w:sz w:val="32"/>
-          <w:szCs w:val="32"/>
-        </w:rPr>
-      </w:pPr>
-    </w:p>
-    <w:p>
-      <w:pPr>
-        <w:jc w:val="both"/>
-        <w:rPr>
-          <w:rFonts w:ascii="Carlito" w:hAnsi="Carlito" w:cs="Carlito"/>
+          <w:rFonts w:ascii="Calibri" w:hAnsi="Calibri" w:cs="Calibri"/>
+          <w:sz w:val="36"/>
+          <w:szCs w:val="36"/>
+        </w:rPr>
+      </w:pPr>
+    </w:p>
+    <w:p>
+      <w:pPr>
+        <w:jc w:val="center"/>
+        <w:rPr>
+          <w:rFonts w:ascii="Calibri" w:hAnsi="Calibri" w:cs="Calibri"/>
+          <w:sz w:val="36"/>
+          <w:szCs w:val="36"/>
+        </w:rPr>
+      </w:pPr>
+      <w:r>
+        <w:rPr>
+          <w:rFonts w:ascii="Calibri" w:hAnsi="Calibri" w:cs="Calibri"/>
+          <w:sz w:val="36"/>
+          <w:szCs w:val="36"/>
+        </w:rPr>
+        <w:t>Break</w:t>
+      </w:r>
+    </w:p>
+    <w:p>
+      <w:pPr>
+        <w:jc w:val="both"/>
+        <w:rPr>
+          <w:rFonts w:ascii="Calibri" w:hAnsi="Calibri" w:cs="Calibri"/>
+          <w:sz w:val="36"/>
+          <w:szCs w:val="36"/>
+        </w:rPr>
+      </w:pPr>
+    </w:p>
+    <w:p>
+      <w:pPr>
+        <w:jc w:val="both"/>
+        <w:rPr>
+          <w:rFonts w:ascii="Calibri" w:hAnsi="Calibri" w:cs="Calibri"/>
           <w:b/>
           <w:bCs/>
-          <w:sz w:val="32"/>
-          <w:szCs w:val="32"/>
-        </w:rPr>
-      </w:pPr>
-      <w:r>
-        <w:rPr>
-          <w:rFonts w:ascii="Carlito" w:hAnsi="Carlito" w:cs="Carlito"/>
+          <w:sz w:val="36"/>
+          <w:szCs w:val="36"/>
+        </w:rPr>
+      </w:pPr>
+      <w:r>
+        <w:rPr>
+          <w:rFonts w:ascii="Calibri" w:hAnsi="Calibri" w:cs="Calibri"/>
           <w:b/>
           <w:bCs/>
-          <w:sz w:val="32"/>
-          <w:szCs w:val="32"/>
+          <w:sz w:val="36"/>
+          <w:szCs w:val="36"/>
         </w:rPr>
         <w:t>Claude Enterprise Search:</w:t>
       </w:r>
@@ -3646,34 +4009,34 @@
       <w:pPr>
         <w:jc w:val="both"/>
         <w:rPr>
-          <w:rFonts w:ascii="Carlito" w:hAnsi="Carlito" w:cs="Carlito"/>
-          <w:sz w:val="32"/>
-          <w:szCs w:val="32"/>
-        </w:rPr>
-      </w:pPr>
-      <w:r>
-        <w:rPr>
-          <w:rFonts w:ascii="Carlito" w:hAnsi="Carlito" w:cs="Carlito"/>
-          <w:sz w:val="32"/>
-          <w:szCs w:val="32"/>
+          <w:rFonts w:ascii="Calibri" w:hAnsi="Calibri" w:cs="Calibri"/>
+          <w:sz w:val="36"/>
+          <w:szCs w:val="36"/>
+        </w:rPr>
+      </w:pPr>
+      <w:r>
+        <w:rPr>
+          <w:rFonts w:ascii="Calibri" w:hAnsi="Calibri" w:cs="Calibri"/>
+          <w:sz w:val="36"/>
+          <w:szCs w:val="36"/>
         </w:rPr>
         <w:t xml:space="preserve"># Enterprise Search adds a dedicated </w:t>
       </w:r>
       <w:r>
         <w:rPr>
-          <w:rFonts w:ascii="Carlito" w:hAnsi="Carlito" w:cs="Carlito"/>
+          <w:rFonts w:ascii="Calibri" w:hAnsi="Calibri" w:cs="Calibri"/>
           <w:b/>
           <w:bCs/>
-          <w:sz w:val="32"/>
-          <w:szCs w:val="32"/>
+          <w:sz w:val="36"/>
+          <w:szCs w:val="36"/>
         </w:rPr>
         <w:t xml:space="preserve">"Ask {Our Org Name}" </w:t>
       </w:r>
       <w:r>
         <w:rPr>
-          <w:rFonts w:ascii="Carlito" w:hAnsi="Carlito" w:cs="Carlito"/>
-          <w:sz w:val="32"/>
-          <w:szCs w:val="32"/>
+          <w:rFonts w:ascii="Calibri" w:hAnsi="Calibri" w:cs="Calibri"/>
+          <w:sz w:val="36"/>
+          <w:szCs w:val="36"/>
         </w:rPr>
         <w:t>option to our sidebar. This is designed specifically for finding and synthesizing knowledge buried across our company's tools and data sources.</w:t>
       </w:r>
@@ -3682,16 +4045,16 @@
       <w:pPr>
         <w:jc w:val="both"/>
         <w:rPr>
-          <w:rFonts w:ascii="Carlito" w:hAnsi="Carlito" w:cs="Carlito"/>
-          <w:sz w:val="32"/>
-          <w:szCs w:val="32"/>
-        </w:rPr>
-      </w:pPr>
-      <w:r>
-        <w:rPr>
-          <w:rFonts w:ascii="Carlito" w:hAnsi="Carlito" w:cs="Carlito"/>
-          <w:sz w:val="32"/>
-          <w:szCs w:val="32"/>
+          <w:rFonts w:ascii="Calibri" w:hAnsi="Calibri" w:cs="Calibri"/>
+          <w:sz w:val="36"/>
+          <w:szCs w:val="36"/>
+        </w:rPr>
+      </w:pPr>
+      <w:r>
+        <w:rPr>
+          <w:rFonts w:ascii="Calibri" w:hAnsi="Calibri" w:cs="Calibri"/>
+          <w:sz w:val="36"/>
+          <w:szCs w:val="36"/>
         </w:rPr>
         <w:t># Enterprise Search is a pre-built Project for our entire organization. Our company's knowledge base is already loaded, so we can jump right in to get context-aware responses to our questions.</w:t>
       </w:r>
@@ -3700,17 +4063,18 @@
       <w:pPr>
         <w:jc w:val="both"/>
         <w:rPr>
-          <w:rFonts w:ascii="Carlito" w:hAnsi="Carlito" w:cs="Carlito"/>
-          <w:sz w:val="32"/>
-          <w:szCs w:val="32"/>
-        </w:rPr>
-      </w:pPr>
-      <w:r>
-        <w:rPr>
-          <w:rFonts w:ascii="Carlito" w:hAnsi="Carlito" w:cs="Carlito"/>
-          <w:sz w:val="32"/>
-          <w:szCs w:val="32"/>
-        </w:rPr>
+          <w:rFonts w:ascii="Calibri" w:hAnsi="Calibri" w:cs="Calibri"/>
+          <w:sz w:val="36"/>
+          <w:szCs w:val="36"/>
+        </w:rPr>
+      </w:pPr>
+      <w:r>
+        <w:rPr>
+          <w:rFonts w:ascii="Calibri" w:hAnsi="Calibri" w:cs="Calibri"/>
+          <w:sz w:val="36"/>
+          <w:szCs w:val="36"/>
+        </w:rPr>
+        <w:lastRenderedPageBreak/>
         <w:t># Unlike regular chats with connectors enabled, Enterprise Search is specifically designed for information gathering, using custom instructions configured by the Anthropic team.</w:t>
       </w:r>
     </w:p>
@@ -3718,26 +4082,26 @@
       <w:pPr>
         <w:jc w:val="both"/>
         <w:rPr>
-          <w:rFonts w:ascii="Carlito" w:hAnsi="Carlito" w:cs="Carlito"/>
-          <w:sz w:val="32"/>
-          <w:szCs w:val="32"/>
-        </w:rPr>
-      </w:pPr>
-    </w:p>
-    <w:p>
-      <w:pPr>
-        <w:jc w:val="both"/>
-        <w:rPr>
-          <w:rFonts w:ascii="Carlito" w:hAnsi="Carlito" w:cs="Carlito"/>
-          <w:sz w:val="32"/>
-          <w:szCs w:val="32"/>
-        </w:rPr>
-      </w:pPr>
-      <w:r>
-        <w:rPr>
-          <w:rFonts w:ascii="Carlito" w:hAnsi="Carlito" w:cs="Carlito"/>
-          <w:sz w:val="32"/>
-          <w:szCs w:val="32"/>
+          <w:rFonts w:ascii="Calibri" w:hAnsi="Calibri" w:cs="Calibri"/>
+          <w:sz w:val="36"/>
+          <w:szCs w:val="36"/>
+        </w:rPr>
+      </w:pPr>
+    </w:p>
+    <w:p>
+      <w:pPr>
+        <w:jc w:val="both"/>
+        <w:rPr>
+          <w:rFonts w:ascii="Calibri" w:hAnsi="Calibri" w:cs="Calibri"/>
+          <w:sz w:val="36"/>
+          <w:szCs w:val="36"/>
+        </w:rPr>
+      </w:pPr>
+      <w:r>
+        <w:rPr>
+          <w:rFonts w:ascii="Calibri" w:hAnsi="Calibri" w:cs="Calibri"/>
+          <w:sz w:val="36"/>
+          <w:szCs w:val="36"/>
         </w:rPr>
         <w:t>Usage Examples:</w:t>
       </w:r>
@@ -3746,16 +4110,16 @@
       <w:pPr>
         <w:jc w:val="both"/>
         <w:rPr>
-          <w:rFonts w:ascii="Carlito" w:hAnsi="Carlito" w:cs="Carlito"/>
-          <w:sz w:val="32"/>
-          <w:szCs w:val="32"/>
-        </w:rPr>
-      </w:pPr>
-      <w:r>
-        <w:rPr>
-          <w:rFonts w:ascii="Carlito" w:hAnsi="Carlito" w:cs="Carlito"/>
-          <w:sz w:val="32"/>
-          <w:szCs w:val="32"/>
+          <w:rFonts w:ascii="Calibri" w:hAnsi="Calibri" w:cs="Calibri"/>
+          <w:sz w:val="36"/>
+          <w:szCs w:val="36"/>
+        </w:rPr>
+      </w:pPr>
+      <w:r>
+        <w:rPr>
+          <w:rFonts w:ascii="Calibri" w:hAnsi="Calibri" w:cs="Calibri"/>
+          <w:sz w:val="36"/>
+          <w:szCs w:val="36"/>
         </w:rPr>
         <w:t># Getting up to speed:</w:t>
       </w:r>
@@ -3769,16 +4133,16 @@
         </w:numPr>
         <w:jc w:val="both"/>
         <w:rPr>
-          <w:rFonts w:ascii="Carlito" w:hAnsi="Carlito" w:cs="Carlito"/>
-          <w:sz w:val="32"/>
-          <w:szCs w:val="32"/>
-        </w:rPr>
-      </w:pPr>
-      <w:r>
-        <w:rPr>
-          <w:rFonts w:ascii="Carlito" w:hAnsi="Carlito" w:cs="Carlito"/>
-          <w:sz w:val="32"/>
-          <w:szCs w:val="32"/>
+          <w:rFonts w:ascii="Calibri" w:hAnsi="Calibri" w:cs="Calibri"/>
+          <w:sz w:val="36"/>
+          <w:szCs w:val="36"/>
+        </w:rPr>
+      </w:pPr>
+      <w:r>
+        <w:rPr>
+          <w:rFonts w:ascii="Calibri" w:hAnsi="Calibri" w:cs="Calibri"/>
+          <w:sz w:val="36"/>
+          <w:szCs w:val="36"/>
         </w:rPr>
         <w:t>"What happened yesterday while I was out?"</w:t>
       </w:r>
@@ -3792,16 +4156,16 @@
         </w:numPr>
         <w:jc w:val="both"/>
         <w:rPr>
-          <w:rFonts w:ascii="Carlito" w:hAnsi="Carlito" w:cs="Carlito"/>
-          <w:sz w:val="32"/>
-          <w:szCs w:val="32"/>
-        </w:rPr>
-      </w:pPr>
-      <w:r>
-        <w:rPr>
-          <w:rFonts w:ascii="Carlito" w:hAnsi="Carlito" w:cs="Carlito"/>
-          <w:sz w:val="32"/>
-          <w:szCs w:val="32"/>
+          <w:rFonts w:ascii="Calibri" w:hAnsi="Calibri" w:cs="Calibri"/>
+          <w:sz w:val="36"/>
+          <w:szCs w:val="36"/>
+        </w:rPr>
+      </w:pPr>
+      <w:r>
+        <w:rPr>
+          <w:rFonts w:ascii="Calibri" w:hAnsi="Calibri" w:cs="Calibri"/>
+          <w:sz w:val="36"/>
+          <w:szCs w:val="36"/>
         </w:rPr>
         <w:t>"Summarize key updates across the business from the last week"</w:t>
       </w:r>
@@ -3810,16 +4174,16 @@
       <w:pPr>
         <w:jc w:val="both"/>
         <w:rPr>
-          <w:rFonts w:ascii="Carlito" w:hAnsi="Carlito" w:cs="Carlito"/>
-          <w:sz w:val="32"/>
-          <w:szCs w:val="32"/>
-        </w:rPr>
-      </w:pPr>
-      <w:r>
-        <w:rPr>
-          <w:rFonts w:ascii="Carlito" w:hAnsi="Carlito" w:cs="Carlito"/>
-          <w:sz w:val="32"/>
-          <w:szCs w:val="32"/>
+          <w:rFonts w:ascii="Calibri" w:hAnsi="Calibri" w:cs="Calibri"/>
+          <w:sz w:val="36"/>
+          <w:szCs w:val="36"/>
+        </w:rPr>
+      </w:pPr>
+      <w:r>
+        <w:rPr>
+          <w:rFonts w:ascii="Calibri" w:hAnsi="Calibri" w:cs="Calibri"/>
+          <w:sz w:val="36"/>
+          <w:szCs w:val="36"/>
         </w:rPr>
         <w:t># Policy and process questions</w:t>
       </w:r>
@@ -3833,16 +4197,16 @@
         </w:numPr>
         <w:jc w:val="both"/>
         <w:rPr>
-          <w:rFonts w:ascii="Carlito" w:hAnsi="Carlito" w:cs="Carlito"/>
-          <w:sz w:val="32"/>
-          <w:szCs w:val="32"/>
-        </w:rPr>
-      </w:pPr>
-      <w:r>
-        <w:rPr>
-          <w:rFonts w:ascii="Carlito" w:hAnsi="Carlito" w:cs="Carlito"/>
-          <w:sz w:val="32"/>
-          <w:szCs w:val="32"/>
+          <w:rFonts w:ascii="Calibri" w:hAnsi="Calibri" w:cs="Calibri"/>
+          <w:sz w:val="36"/>
+          <w:szCs w:val="36"/>
+        </w:rPr>
+      </w:pPr>
+      <w:r>
+        <w:rPr>
+          <w:rFonts w:ascii="Calibri" w:hAnsi="Calibri" w:cs="Calibri"/>
+          <w:sz w:val="36"/>
+          <w:szCs w:val="36"/>
         </w:rPr>
         <w:t>"What is our company's remote work policy?"</w:t>
       </w:r>
@@ -3856,16 +4220,16 @@
         </w:numPr>
         <w:jc w:val="both"/>
         <w:rPr>
-          <w:rFonts w:ascii="Carlito" w:hAnsi="Carlito" w:cs="Carlito"/>
-          <w:sz w:val="32"/>
-          <w:szCs w:val="32"/>
-        </w:rPr>
-      </w:pPr>
-      <w:r>
-        <w:rPr>
-          <w:rFonts w:ascii="Carlito" w:hAnsi="Carlito" w:cs="Carlito"/>
-          <w:sz w:val="32"/>
-          <w:szCs w:val="32"/>
+          <w:rFonts w:ascii="Calibri" w:hAnsi="Calibri" w:cs="Calibri"/>
+          <w:sz w:val="36"/>
+          <w:szCs w:val="36"/>
+        </w:rPr>
+      </w:pPr>
+      <w:r>
+        <w:rPr>
+          <w:rFonts w:ascii="Calibri" w:hAnsi="Calibri" w:cs="Calibri"/>
+          <w:sz w:val="36"/>
+          <w:szCs w:val="36"/>
         </w:rPr>
         <w:t>"How do I submit an expense report?"</w:t>
       </w:r>
@@ -3874,16 +4238,16 @@
       <w:pPr>
         <w:jc w:val="both"/>
         <w:rPr>
-          <w:rFonts w:ascii="Carlito" w:hAnsi="Carlito" w:cs="Carlito"/>
-          <w:sz w:val="32"/>
-          <w:szCs w:val="32"/>
-        </w:rPr>
-      </w:pPr>
-      <w:r>
-        <w:rPr>
-          <w:rFonts w:ascii="Carlito" w:hAnsi="Carlito" w:cs="Carlito"/>
-          <w:sz w:val="32"/>
-          <w:szCs w:val="32"/>
+          <w:rFonts w:ascii="Calibri" w:hAnsi="Calibri" w:cs="Calibri"/>
+          <w:sz w:val="36"/>
+          <w:szCs w:val="36"/>
+        </w:rPr>
+      </w:pPr>
+      <w:r>
+        <w:rPr>
+          <w:rFonts w:ascii="Calibri" w:hAnsi="Calibri" w:cs="Calibri"/>
+          <w:sz w:val="36"/>
+          <w:szCs w:val="36"/>
         </w:rPr>
         <w:t># Performance and project tracking</w:t>
       </w:r>
@@ -3897,16 +4261,16 @@
         </w:numPr>
         <w:jc w:val="both"/>
         <w:rPr>
-          <w:rFonts w:ascii="Carlito" w:hAnsi="Carlito" w:cs="Carlito"/>
-          <w:sz w:val="32"/>
-          <w:szCs w:val="32"/>
-        </w:rPr>
-      </w:pPr>
-      <w:r>
-        <w:rPr>
-          <w:rFonts w:ascii="Carlito" w:hAnsi="Carlito" w:cs="Carlito"/>
-          <w:sz w:val="32"/>
-          <w:szCs w:val="32"/>
+          <w:rFonts w:ascii="Calibri" w:hAnsi="Calibri" w:cs="Calibri"/>
+          <w:sz w:val="36"/>
+          <w:szCs w:val="36"/>
+        </w:rPr>
+      </w:pPr>
+      <w:r>
+        <w:rPr>
+          <w:rFonts w:ascii="Calibri" w:hAnsi="Calibri" w:cs="Calibri"/>
+          <w:sz w:val="36"/>
+          <w:szCs w:val="36"/>
         </w:rPr>
         <w:t>"Find discussions and documents related to the marketing campaign"</w:t>
       </w:r>
@@ -3920,18 +4284,17 @@
         </w:numPr>
         <w:jc w:val="both"/>
         <w:rPr>
-          <w:rFonts w:ascii="Carlito" w:hAnsi="Carlito" w:cs="Carlito"/>
-          <w:sz w:val="32"/>
-          <w:szCs w:val="32"/>
-        </w:rPr>
-      </w:pPr>
-      <w:r>
-        <w:rPr>
-          <w:rFonts w:ascii="Carlito" w:hAnsi="Carlito" w:cs="Carlito"/>
-          <w:sz w:val="32"/>
-          <w:szCs w:val="32"/>
-        </w:rPr>
-        <w:lastRenderedPageBreak/>
+          <w:rFonts w:ascii="Calibri" w:hAnsi="Calibri" w:cs="Calibri"/>
+          <w:sz w:val="36"/>
+          <w:szCs w:val="36"/>
+        </w:rPr>
+      </w:pPr>
+      <w:r>
+        <w:rPr>
+          <w:rFonts w:ascii="Calibri" w:hAnsi="Calibri" w:cs="Calibri"/>
+          <w:sz w:val="36"/>
+          <w:szCs w:val="36"/>
+        </w:rPr>
         <w:t>"What were the key decisions from last week's leadership meetings?"</w:t>
       </w:r>
     </w:p>
@@ -3939,89 +4302,89 @@
       <w:pPr>
         <w:jc w:val="both"/>
         <w:rPr>
-          <w:rFonts w:ascii="Carlito" w:hAnsi="Carlito" w:cs="Carlito"/>
-          <w:sz w:val="32"/>
-          <w:szCs w:val="32"/>
-        </w:rPr>
-      </w:pPr>
-    </w:p>
-    <w:p>
-      <w:pPr>
-        <w:jc w:val="both"/>
-        <w:rPr>
-          <w:rFonts w:ascii="Carlito" w:hAnsi="Carlito" w:cs="Carlito"/>
-          <w:sz w:val="32"/>
-          <w:szCs w:val="32"/>
-        </w:rPr>
-      </w:pPr>
-    </w:p>
-    <w:p>
-      <w:pPr>
-        <w:jc w:val="both"/>
-        <w:rPr>
-          <w:rFonts w:ascii="Carlito" w:hAnsi="Carlito" w:cs="Carlito"/>
-          <w:sz w:val="32"/>
-          <w:szCs w:val="32"/>
-        </w:rPr>
-      </w:pPr>
-    </w:p>
-    <w:p>
-      <w:pPr>
-        <w:jc w:val="both"/>
-        <w:rPr>
-          <w:rFonts w:ascii="Carlito" w:hAnsi="Carlito" w:cs="Carlito"/>
-          <w:sz w:val="32"/>
-          <w:szCs w:val="32"/>
-        </w:rPr>
-      </w:pPr>
-    </w:p>
-    <w:p>
-      <w:pPr>
-        <w:jc w:val="both"/>
-        <w:rPr>
-          <w:rFonts w:ascii="Carlito" w:hAnsi="Carlito" w:cs="Carlito"/>
-          <w:sz w:val="32"/>
-          <w:szCs w:val="32"/>
-        </w:rPr>
-      </w:pPr>
-    </w:p>
-    <w:p>
-      <w:pPr>
-        <w:jc w:val="both"/>
-        <w:rPr>
-          <w:rFonts w:ascii="Carlito" w:hAnsi="Carlito" w:cs="Carlito"/>
-          <w:sz w:val="32"/>
-          <w:szCs w:val="32"/>
-        </w:rPr>
-      </w:pPr>
-    </w:p>
-    <w:p>
-      <w:pPr>
-        <w:jc w:val="both"/>
-        <w:rPr>
-          <w:rFonts w:ascii="Carlito" w:hAnsi="Carlito" w:cs="Carlito"/>
-          <w:sz w:val="32"/>
-          <w:szCs w:val="32"/>
-        </w:rPr>
-      </w:pPr>
-    </w:p>
-    <w:p>
-      <w:pPr>
-        <w:jc w:val="both"/>
-        <w:rPr>
-          <w:rFonts w:ascii="Carlito" w:hAnsi="Carlito" w:cs="Carlito"/>
-          <w:sz w:val="32"/>
-          <w:szCs w:val="32"/>
-        </w:rPr>
-      </w:pPr>
-    </w:p>
-    <w:p>
-      <w:pPr>
-        <w:jc w:val="both"/>
-        <w:rPr>
-          <w:rFonts w:ascii="Carlito" w:hAnsi="Carlito" w:cs="Carlito"/>
-          <w:sz w:val="32"/>
-          <w:szCs w:val="32"/>
+          <w:rFonts w:ascii="Calibri" w:hAnsi="Calibri" w:cs="Calibri"/>
+          <w:sz w:val="36"/>
+          <w:szCs w:val="36"/>
+        </w:rPr>
+      </w:pPr>
+    </w:p>
+    <w:p>
+      <w:pPr>
+        <w:jc w:val="both"/>
+        <w:rPr>
+          <w:rFonts w:ascii="Calibri" w:hAnsi="Calibri" w:cs="Calibri"/>
+          <w:sz w:val="36"/>
+          <w:szCs w:val="36"/>
+        </w:rPr>
+      </w:pPr>
+    </w:p>
+    <w:p>
+      <w:pPr>
+        <w:jc w:val="both"/>
+        <w:rPr>
+          <w:rFonts w:ascii="Calibri" w:hAnsi="Calibri" w:cs="Calibri"/>
+          <w:sz w:val="36"/>
+          <w:szCs w:val="36"/>
+        </w:rPr>
+      </w:pPr>
+    </w:p>
+    <w:p>
+      <w:pPr>
+        <w:jc w:val="both"/>
+        <w:rPr>
+          <w:rFonts w:ascii="Calibri" w:hAnsi="Calibri" w:cs="Calibri"/>
+          <w:sz w:val="36"/>
+          <w:szCs w:val="36"/>
+        </w:rPr>
+      </w:pPr>
+    </w:p>
+    <w:p>
+      <w:pPr>
+        <w:jc w:val="both"/>
+        <w:rPr>
+          <w:rFonts w:ascii="Calibri" w:hAnsi="Calibri" w:cs="Calibri"/>
+          <w:sz w:val="36"/>
+          <w:szCs w:val="36"/>
+        </w:rPr>
+      </w:pPr>
+    </w:p>
+    <w:p>
+      <w:pPr>
+        <w:jc w:val="both"/>
+        <w:rPr>
+          <w:rFonts w:ascii="Calibri" w:hAnsi="Calibri" w:cs="Calibri"/>
+          <w:sz w:val="36"/>
+          <w:szCs w:val="36"/>
+        </w:rPr>
+      </w:pPr>
+    </w:p>
+    <w:p>
+      <w:pPr>
+        <w:jc w:val="both"/>
+        <w:rPr>
+          <w:rFonts w:ascii="Calibri" w:hAnsi="Calibri" w:cs="Calibri"/>
+          <w:sz w:val="36"/>
+          <w:szCs w:val="36"/>
+        </w:rPr>
+      </w:pPr>
+    </w:p>
+    <w:p>
+      <w:pPr>
+        <w:jc w:val="both"/>
+        <w:rPr>
+          <w:rFonts w:ascii="Calibri" w:hAnsi="Calibri" w:cs="Calibri"/>
+          <w:sz w:val="36"/>
+          <w:szCs w:val="36"/>
+        </w:rPr>
+      </w:pPr>
+    </w:p>
+    <w:p>
+      <w:pPr>
+        <w:jc w:val="both"/>
+        <w:rPr>
+          <w:rFonts w:ascii="Calibri" w:hAnsi="Calibri" w:cs="Calibri"/>
+          <w:sz w:val="36"/>
+          <w:szCs w:val="36"/>
         </w:rPr>
       </w:pPr>
     </w:p>
